--- a/soa-toolchain/SOA_Words_MasterList.docx
+++ b/soa-toolchain/SOA_Words_MasterList.docx
@@ -41,7 +41,7 @@
           <w:color w:val="666666"/>
           <w:sz w:val="19"/>
         </w:rPr>
-        <w:t>163 modules · 148 linked to Advice Request Builder ticks · 15 standing rules · last synced 2026-07-07</w:t>
+        <w:t>164 modules · 148 linked to Advice Request Builder ticks · 16 standing rules · last synced 2026-07-07</w:t>
       </w:r>
     </w:p>
     <w:p>
@@ -55,7 +55,7 @@
           <w:color w:val="666666"/>
           <w:sz w:val="19"/>
         </w:rPr>
-        <w:t>Latest change: 2026-07-07 enrichment: expanded the Account-Based Pension 'draw an income' module (Area 5) with a how-long / in-perpetuity outcomesLine plus fuller why (tax-free over 60, Reserves/sequencing risk) and risks (mandatory minimum drawdowns, sequencing/longevity risk, estimates-only). Trigger, builderTick, builderArea, triggerPhrases and figures unchanged. TTR withdrawal figure auto-fills in the generator engine (retDraw fields), not the word bank.</w:t>
+        <w:t>Latest change: 2026-07-08 MERGE: combined the other-chat edits (area-0 TTR review-meeting goal, builder v200 TTR/ABP auto-scope + tolerant super-area resolver) with the Account-Based Pension 'draw an income' enrichment (how-long/in-perpetuity outcome + why/risks). 164 modules.</w:t>
       </w:r>
     </w:p>
     <w:p>
@@ -594,14 +594,6 @@
     </w:p>
     <w:p>
       <w:pPr>
-        <w:pStyle w:val="Heading1"/>
-      </w:pPr>
-      <w:r>
-        <w:t>1 · Debt Management</w:t>
-      </w:r>
-    </w:p>
-    <w:p>
-      <w:pPr>
         <w:spacing w:after="20"/>
       </w:pPr>
       <w:r>
@@ -611,7 +603,7 @@
           <w:color w:val="0C2E3F"/>
           <w:sz w:val="23"/>
         </w:rPr>
-        <w:t>Establish or utilise an offset account</w:t>
+        <w:t>TTR goal — commence a TTR to supplement income (auto-added: existing client, retirement SOA)</w:t>
       </w:r>
     </w:p>
     <w:p>
@@ -625,7 +617,7 @@
           <w:color w:val="666666"/>
           <w:sz w:val="18"/>
         </w:rPr>
-        <w:t>Builder-linked   ·   Mode: Tailored</w:t>
+        <w:t>Standing rule   ·   Mode: Always-on (conditional)   ·   Scope gate: SOA = retirement AND existing client AND a TTR strategy is triggered from the advice request</w:t>
       </w:r>
     </w:p>
     <w:p>
@@ -639,7 +631,7 @@
           <w:color w:val="666666"/>
           <w:sz w:val="18"/>
         </w:rPr>
-        <w:t>Trigger phrases: offset account, utilise offset, establish offset</w:t>
+        <w:t>Trigger phrases: transition to retirement, ttr, supplement your income, commence a transition to retirement account</w:t>
       </w:r>
     </w:p>
     <w:p>
@@ -665,156 +657,21 @@
           <w:b w:val="0"/>
           <w:i w:val="0"/>
         </w:rPr>
-        <w:t>We recommend you [establish / utilise] an offset account against your home loan and hold your cash and surplus within it.</w:t>
-      </w:r>
-    </w:p>
-    <w:p>
-      <w:pPr>
-        <w:spacing w:after="20"/>
-      </w:pPr>
-      <w:r>
-        <w:rPr>
-          <w:b/>
-          <w:i w:val="0"/>
-          <w:sz w:val="20"/>
-        </w:rPr>
-        <w:t>Why this benefits you</w:t>
-      </w:r>
-    </w:p>
-    <w:p>
-      <w:pPr>
-        <w:pStyle w:val="ListBullet"/>
-        <w:spacing w:after="20"/>
-      </w:pPr>
-      <w:r>
-        <w:rPr>
-          <w:b w:val="0"/>
-          <w:i w:val="0"/>
-        </w:rPr>
-        <w:t>An offset account will allow you to reduce your current interest payments but still provide you the flexibility to withdraw these funds for your liquidity needs.</w:t>
-      </w:r>
-    </w:p>
-    <w:p>
-      <w:pPr>
-        <w:pStyle w:val="ListBullet"/>
-        <w:spacing w:after="20"/>
-      </w:pPr>
-      <w:r>
-        <w:rPr>
-          <w:b w:val="0"/>
-          <w:i w:val="0"/>
-        </w:rPr>
-        <w:t>The offset account use will provide estimated interest savings of $XXX over the life of the loan compared to repayment over the regular term.</w:t>
-      </w:r>
-    </w:p>
-    <w:p>
-      <w:pPr>
-        <w:spacing w:after="20"/>
-      </w:pPr>
-      <w:r>
-        <w:rPr>
-          <w:b/>
-          <w:i w:val="0"/>
-          <w:sz w:val="20"/>
-        </w:rPr>
-        <w:t>Risks</w:t>
-      </w:r>
-    </w:p>
-    <w:p>
-      <w:pPr>
-        <w:pStyle w:val="ListBullet"/>
-        <w:spacing w:after="20"/>
-      </w:pPr>
-      <w:r>
-        <w:rPr>
-          <w:b w:val="0"/>
-          <w:i w:val="0"/>
-        </w:rPr>
-        <w:t>The effectiveness of an offset account depends on maintaining a sufficient cash balance. Withdrawing funds from the offset will increase the interest payable on your loan.</w:t>
-      </w:r>
-    </w:p>
-    <w:p>
-      <w:pPr>
-        <w:pStyle w:val="ListBullet"/>
-        <w:spacing w:after="20"/>
-      </w:pPr>
-      <w:r>
-        <w:rPr>
-          <w:b w:val="0"/>
-          <w:i w:val="0"/>
-        </w:rPr>
-        <w:t>Holding funds in an offset account may result in lower investment returns than investing those funds in growth assets over the long term.</w:t>
-      </w:r>
-    </w:p>
-    <w:p>
-      <w:pPr>
-        <w:spacing w:after="20"/>
-      </w:pPr>
-      <w:r>
-        <w:rPr>
-          <w:b/>
-          <w:i w:val="0"/>
-          <w:sz w:val="20"/>
-        </w:rPr>
-        <w:t>Alternatives considered</w:t>
-      </w:r>
-    </w:p>
-    <w:p>
-      <w:pPr>
-        <w:pStyle w:val="ListBullet"/>
-        <w:spacing w:after="20"/>
-      </w:pPr>
-      <w:r>
-        <w:rPr>
-          <w:b w:val="0"/>
-          <w:i w:val="0"/>
-        </w:rPr>
-        <w:t>Direct your surplus cashflow to a high interest savings account or a term deposit account. I discounted this strategy as you will yield a high effective after tax return by directing your surplus to your offset account (estimated to be approximately X.XX% based on your current home loan interest rate). This also allows you to reduce your bad debt at a faster rate.</w:t>
-      </w:r>
-    </w:p>
-    <w:p>
-      <w:pPr>
-        <w:pStyle w:val="ListBullet"/>
-        <w:spacing w:after="20"/>
-      </w:pPr>
-      <w:r>
-        <w:rPr>
-          <w:b w:val="0"/>
-          <w:i w:val="0"/>
-        </w:rPr>
-        <w:t>We considered making additional home loan repayments instead of utilising your existing offset account, however we discounted this strategy as your offset account will provide you with flexible access to your funds, should you need to draw upon these at any point.</w:t>
-      </w:r>
-    </w:p>
-    <w:p>
-      <w:pPr>
-        <w:spacing w:after="20"/>
-      </w:pPr>
-      <w:r>
-        <w:rPr>
-          <w:b/>
-          <w:i w:val="0"/>
-          <w:sz w:val="20"/>
-        </w:rPr>
-        <w:t>Outcome</w:t>
-      </w:r>
-    </w:p>
-    <w:p>
-      <w:pPr>
-        <w:pStyle w:val="ListBullet"/>
-        <w:spacing w:after="20"/>
-      </w:pPr>
-      <w:r>
-        <w:rPr>
-          <w:b w:val="0"/>
-          <w:i w:val="0"/>
-        </w:rPr>
-        <w:t>Directing your surplus income towards your existing home loan offset will save you an estimated $XX in interest costs and reduce the repayment period on your loan from XX to XX years.</w:t>
+        <w:t>During your recent review meeting, you advised that you would like to commence a Transition to Retirement account to help supplement your income. You are seeking our advice on the most appropriate way to proceed with this request.</w:t>
       </w:r>
     </w:p>
     <w:p>
       <w:pPr>
         <w:spacing w:after="80"/>
       </w:pPr>
+    </w:p>
+    <w:p>
+      <w:pPr>
+        <w:pStyle w:val="Heading1"/>
+      </w:pPr>
+      <w:r>
+        <w:t>1 · Debt Management</w:t>
+      </w:r>
     </w:p>
     <w:p>
       <w:pPr>
@@ -827,7 +684,7 @@
           <w:color w:val="0C2E3F"/>
           <w:sz w:val="23"/>
         </w:rPr>
-        <w:t>Direct surplus income to offset</w:t>
+        <w:t>Establish or utilise an offset account</w:t>
       </w:r>
     </w:p>
     <w:p>
@@ -841,7 +698,7 @@
           <w:color w:val="666666"/>
           <w:sz w:val="18"/>
         </w:rPr>
-        <w:t>Builder-linked   ·   Mode: Always-on   ·   Figures: $ amount</w:t>
+        <w:t>Builder-linked   ·   Mode: Tailored</w:t>
       </w:r>
     </w:p>
     <w:p>
@@ -855,7 +712,7 @@
           <w:color w:val="666666"/>
           <w:sz w:val="18"/>
         </w:rPr>
-        <w:t>Trigger phrases: surplus to offset, direct surplus income</w:t>
+        <w:t>Trigger phrases: offset account, utilise offset, establish offset</w:t>
       </w:r>
     </w:p>
     <w:p>
@@ -881,7 +738,150 @@
           <w:b w:val="0"/>
           <w:i w:val="0"/>
         </w:rPr>
-        <w:t>We recommend you direct your surplus income of $___ to your home loan offset account.</w:t>
+        <w:t>We recommend you [establish / utilise] an offset account against your home loan and hold your cash and surplus within it.</w:t>
+      </w:r>
+    </w:p>
+    <w:p>
+      <w:pPr>
+        <w:spacing w:after="20"/>
+      </w:pPr>
+      <w:r>
+        <w:rPr>
+          <w:b/>
+          <w:i w:val="0"/>
+          <w:sz w:val="20"/>
+        </w:rPr>
+        <w:t>Why this benefits you</w:t>
+      </w:r>
+    </w:p>
+    <w:p>
+      <w:pPr>
+        <w:pStyle w:val="ListBullet"/>
+        <w:spacing w:after="20"/>
+      </w:pPr>
+      <w:r>
+        <w:rPr>
+          <w:b w:val="0"/>
+          <w:i w:val="0"/>
+        </w:rPr>
+        <w:t>An offset account will allow you to reduce your current interest payments but still provide you the flexibility to withdraw these funds for your liquidity needs.</w:t>
+      </w:r>
+    </w:p>
+    <w:p>
+      <w:pPr>
+        <w:pStyle w:val="ListBullet"/>
+        <w:spacing w:after="20"/>
+      </w:pPr>
+      <w:r>
+        <w:rPr>
+          <w:b w:val="0"/>
+          <w:i w:val="0"/>
+        </w:rPr>
+        <w:t>The offset account use will provide estimated interest savings of $XXX over the life of the loan compared to repayment over the regular term.</w:t>
+      </w:r>
+    </w:p>
+    <w:p>
+      <w:pPr>
+        <w:spacing w:after="20"/>
+      </w:pPr>
+      <w:r>
+        <w:rPr>
+          <w:b/>
+          <w:i w:val="0"/>
+          <w:sz w:val="20"/>
+        </w:rPr>
+        <w:t>Risks</w:t>
+      </w:r>
+    </w:p>
+    <w:p>
+      <w:pPr>
+        <w:pStyle w:val="ListBullet"/>
+        <w:spacing w:after="20"/>
+      </w:pPr>
+      <w:r>
+        <w:rPr>
+          <w:b w:val="0"/>
+          <w:i w:val="0"/>
+        </w:rPr>
+        <w:t>The effectiveness of an offset account depends on maintaining a sufficient cash balance. Withdrawing funds from the offset will increase the interest payable on your loan.</w:t>
+      </w:r>
+    </w:p>
+    <w:p>
+      <w:pPr>
+        <w:pStyle w:val="ListBullet"/>
+        <w:spacing w:after="20"/>
+      </w:pPr>
+      <w:r>
+        <w:rPr>
+          <w:b w:val="0"/>
+          <w:i w:val="0"/>
+        </w:rPr>
+        <w:t>Holding funds in an offset account may result in lower investment returns than investing those funds in growth assets over the long term.</w:t>
+      </w:r>
+    </w:p>
+    <w:p>
+      <w:pPr>
+        <w:spacing w:after="20"/>
+      </w:pPr>
+      <w:r>
+        <w:rPr>
+          <w:b/>
+          <w:i w:val="0"/>
+          <w:sz w:val="20"/>
+        </w:rPr>
+        <w:t>Alternatives considered</w:t>
+      </w:r>
+    </w:p>
+    <w:p>
+      <w:pPr>
+        <w:pStyle w:val="ListBullet"/>
+        <w:spacing w:after="20"/>
+      </w:pPr>
+      <w:r>
+        <w:rPr>
+          <w:b w:val="0"/>
+          <w:i w:val="0"/>
+        </w:rPr>
+        <w:t>Direct your surplus cashflow to a high interest savings account or a term deposit account. I discounted this strategy as you will yield a high effective after tax return by directing your surplus to your offset account (estimated to be approximately X.XX% based on your current home loan interest rate). This also allows you to reduce your bad debt at a faster rate.</w:t>
+      </w:r>
+    </w:p>
+    <w:p>
+      <w:pPr>
+        <w:pStyle w:val="ListBullet"/>
+        <w:spacing w:after="20"/>
+      </w:pPr>
+      <w:r>
+        <w:rPr>
+          <w:b w:val="0"/>
+          <w:i w:val="0"/>
+        </w:rPr>
+        <w:t>We considered making additional home loan repayments instead of utilising your existing offset account, however we discounted this strategy as your offset account will provide you with flexible access to your funds, should you need to draw upon these at any point.</w:t>
+      </w:r>
+    </w:p>
+    <w:p>
+      <w:pPr>
+        <w:spacing w:after="20"/>
+      </w:pPr>
+      <w:r>
+        <w:rPr>
+          <w:b/>
+          <w:i w:val="0"/>
+          <w:sz w:val="20"/>
+        </w:rPr>
+        <w:t>Outcome</w:t>
+      </w:r>
+    </w:p>
+    <w:p>
+      <w:pPr>
+        <w:pStyle w:val="ListBullet"/>
+        <w:spacing w:after="20"/>
+      </w:pPr>
+      <w:r>
+        <w:rPr>
+          <w:b w:val="0"/>
+          <w:i w:val="0"/>
+        </w:rPr>
+        <w:t>Directing your surplus income towards your existing home loan offset will save you an estimated $XX in interest costs and reduce the repayment period on your loan from XX to XX years.</w:t>
       </w:r>
     </w:p>
     <w:p>
@@ -900,7 +900,7 @@
           <w:color w:val="0C2E3F"/>
           <w:sz w:val="23"/>
         </w:rPr>
-        <w:t>Direct tax savings to offset</w:t>
+        <w:t>Direct surplus income to offset</w:t>
       </w:r>
     </w:p>
     <w:p>
@@ -928,7 +928,7 @@
           <w:color w:val="666666"/>
           <w:sz w:val="18"/>
         </w:rPr>
-        <w:t>Trigger phrases: tax savings to offset, direct tax savings</w:t>
+        <w:t>Trigger phrases: surplus to offset, direct surplus income</w:t>
       </w:r>
     </w:p>
     <w:p>
@@ -954,7 +954,7 @@
           <w:b w:val="0"/>
           <w:i w:val="0"/>
         </w:rPr>
-        <w:t>We recommend you direct your tax savings of $___ to your home loan offset account.</w:t>
+        <w:t>We recommend you direct your surplus income of $___ to your home loan offset account.</w:t>
       </w:r>
     </w:p>
     <w:p>
@@ -973,7 +973,7 @@
           <w:color w:val="0C2E3F"/>
           <w:sz w:val="23"/>
         </w:rPr>
-        <w:t>Use cash / sale proceeds to reduce the home loan</w:t>
+        <w:t>Direct tax savings to offset</w:t>
       </w:r>
     </w:p>
     <w:p>
@@ -987,7 +987,7 @@
           <w:color w:val="666666"/>
           <w:sz w:val="18"/>
         </w:rPr>
-        <w:t>Builder-linked   ·   Mode: Tailored   ·   Figures: {amt}</w:t>
+        <w:t>Builder-linked   ·   Mode: Always-on   ·   Figures: $ amount</w:t>
       </w:r>
     </w:p>
     <w:p>
@@ -1001,7 +1001,7 @@
           <w:color w:val="666666"/>
           <w:sz w:val="18"/>
         </w:rPr>
-        <w:t>Trigger phrases: pay down home loan, reduce home loan, clear mortgage, sale proceeds to reduce, use $X to reduce</w:t>
+        <w:t>Trigger phrases: tax savings to offset, direct tax savings</w:t>
       </w:r>
     </w:p>
     <w:p>
@@ -1027,111 +1027,7 @@
           <w:b w:val="0"/>
           <w:i w:val="0"/>
         </w:rPr>
-        <w:t>We recommend using {amt} from your existing cash or sale proceeds to reduce your home loan.</w:t>
-      </w:r>
-    </w:p>
-    <w:p>
-      <w:pPr>
-        <w:spacing w:after="20"/>
-      </w:pPr>
-      <w:r>
-        <w:rPr>
-          <w:b/>
-          <w:i w:val="0"/>
-          <w:sz w:val="20"/>
-        </w:rPr>
-        <w:t>Why this benefits you</w:t>
-      </w:r>
-    </w:p>
-    <w:p>
-      <w:pPr>
-        <w:pStyle w:val="ListBullet"/>
-        <w:spacing w:after="20"/>
-      </w:pPr>
-      <w:r>
-        <w:rPr>
-          <w:b w:val="0"/>
-          <w:i w:val="0"/>
-        </w:rPr>
-        <w:t>Reducing non‑deductible (bad) debt improves your cashflow and releases equity for future investment.</w:t>
-      </w:r>
-    </w:p>
-    <w:p>
-      <w:pPr>
-        <w:spacing w:after="20"/>
-      </w:pPr>
-      <w:r>
-        <w:rPr>
-          <w:b/>
-          <w:i w:val="0"/>
-          <w:sz w:val="20"/>
-        </w:rPr>
-        <w:t>Risks</w:t>
-      </w:r>
-    </w:p>
-    <w:p>
-      <w:pPr>
-        <w:pStyle w:val="ListBullet"/>
-        <w:spacing w:after="20"/>
-      </w:pPr>
-      <w:r>
-        <w:rPr>
-          <w:b w:val="0"/>
-          <w:i w:val="0"/>
-        </w:rPr>
-        <w:t>Applying cash to debt reduction may reduce your available liquidity and emergency funds. It may also limit your ability to access these funds without further borrowing.</w:t>
-      </w:r>
-    </w:p>
-    <w:p>
-      <w:pPr>
-        <w:spacing w:after="20"/>
-      </w:pPr>
-      <w:r>
-        <w:rPr>
-          <w:b/>
-          <w:i w:val="0"/>
-          <w:sz w:val="20"/>
-        </w:rPr>
-        <w:t>Alternatives considered</w:t>
-      </w:r>
-    </w:p>
-    <w:p>
-      <w:pPr>
-        <w:pStyle w:val="ListBullet"/>
-        <w:spacing w:after="20"/>
-      </w:pPr>
-      <w:r>
-        <w:rPr>
-          <w:b w:val="0"/>
-          <w:i w:val="0"/>
-        </w:rPr>
-        <w:t>We considered retaining your available cash rather than reducing your home loan. This was not recommended as reducing your home loan improves your cash flow, reduces interest costs and/or provides greater flexibility to implement your investment strategy.</w:t>
-      </w:r>
-    </w:p>
-    <w:p>
-      <w:pPr>
-        <w:spacing w:after="20"/>
-      </w:pPr>
-      <w:r>
-        <w:rPr>
-          <w:b/>
-          <w:i w:val="0"/>
-          <w:sz w:val="20"/>
-        </w:rPr>
-        <w:t>Outcome</w:t>
-      </w:r>
-    </w:p>
-    <w:p>
-      <w:pPr>
-        <w:pStyle w:val="ListBullet"/>
-        <w:spacing w:after="20"/>
-      </w:pPr>
-      <w:r>
-        <w:rPr>
-          <w:b w:val="0"/>
-          <w:i w:val="0"/>
-        </w:rPr>
-        <w:t>Paying down your home loan will release available equity for investment opportunities while reducing your minimum loan repayments, improving your ongoing cashflow.</w:t>
+        <w:t>We recommend you direct your tax savings of $___ to your home loan offset account.</w:t>
       </w:r>
     </w:p>
     <w:p>
@@ -1150,7 +1046,7 @@
           <w:color w:val="0C2E3F"/>
           <w:sz w:val="23"/>
         </w:rPr>
-        <w:t>Retain an emergency cash buffer in the offset</w:t>
+        <w:t>Use cash / sale proceeds to reduce the home loan</w:t>
       </w:r>
     </w:p>
     <w:p>
@@ -1178,7 +1074,7 @@
           <w:color w:val="666666"/>
           <w:sz w:val="18"/>
         </w:rPr>
-        <w:t>Trigger phrases: emergency buffer, cash buffer, retain $X in offset</w:t>
+        <w:t>Trigger phrases: pay down home loan, reduce home loan, clear mortgage, sale proceeds to reduce, use $X to reduce</w:t>
       </w:r>
     </w:p>
     <w:p>
@@ -1204,7 +1100,7 @@
           <w:b w:val="0"/>
           <w:i w:val="0"/>
         </w:rPr>
-        <w:t>We recommend retaining {amt} in your offset account as an emergency cash buffer.</w:t>
+        <w:t>We recommend using {amt} from your existing cash or sale proceeds to reduce your home loan.</w:t>
       </w:r>
     </w:p>
     <w:p>
@@ -1230,7 +1126,7 @@
           <w:b w:val="0"/>
           <w:i w:val="0"/>
         </w:rPr>
-        <w:t>Maintains accessible funds for emergencies while still reducing home loan interest.</w:t>
+        <w:t>Reducing non‑deductible (bad) debt improves your cashflow and releases equity for future investment.</w:t>
       </w:r>
     </w:p>
     <w:p>
@@ -1256,7 +1152,33 @@
           <w:b w:val="0"/>
           <w:i w:val="0"/>
         </w:rPr>
-        <w:t>Holding funds in an offset account may result in lower investment returns than investing those funds in growth assets over the long term.</w:t>
+        <w:t>Applying cash to debt reduction may reduce your available liquidity and emergency funds. It may also limit your ability to access these funds without further borrowing.</w:t>
+      </w:r>
+    </w:p>
+    <w:p>
+      <w:pPr>
+        <w:spacing w:after="20"/>
+      </w:pPr>
+      <w:r>
+        <w:rPr>
+          <w:b/>
+          <w:i w:val="0"/>
+          <w:sz w:val="20"/>
+        </w:rPr>
+        <w:t>Alternatives considered</w:t>
+      </w:r>
+    </w:p>
+    <w:p>
+      <w:pPr>
+        <w:pStyle w:val="ListBullet"/>
+        <w:spacing w:after="20"/>
+      </w:pPr>
+      <w:r>
+        <w:rPr>
+          <w:b w:val="0"/>
+          <w:i w:val="0"/>
+        </w:rPr>
+        <w:t>We considered retaining your available cash rather than reducing your home loan. This was not recommended as reducing your home loan improves your cash flow, reduces interest costs and/or provides greater flexibility to implement your investment strategy.</w:t>
       </w:r>
     </w:p>
     <w:p>
@@ -1282,7 +1204,7 @@
           <w:b w:val="0"/>
           <w:i w:val="0"/>
         </w:rPr>
-        <w:t>Retaining cash in your home loan offset account provides a readily accessible emergency reserve while continuing to reduce the interest payable on your home loan.</w:t>
+        <w:t>Paying down your home loan will release available equity for investment opportunities while reducing your minimum loan repayments, improving your ongoing cashflow.</w:t>
       </w:r>
     </w:p>
     <w:p>
@@ -1301,7 +1223,7 @@
           <w:color w:val="0C2E3F"/>
           <w:sz w:val="23"/>
         </w:rPr>
-        <w:t>Consolidate car loan into home loan</w:t>
+        <w:t>Retain an emergency cash buffer in the offset</w:t>
       </w:r>
     </w:p>
     <w:p>
@@ -1315,7 +1237,7 @@
           <w:color w:val="666666"/>
           <w:sz w:val="18"/>
         </w:rPr>
-        <w:t>Builder-linked   ·   Mode: Tailored</w:t>
+        <w:t>Builder-linked   ·   Mode: Tailored   ·   Figures: {amt}</w:t>
       </w:r>
     </w:p>
     <w:p>
@@ -1329,7 +1251,7 @@
           <w:color w:val="666666"/>
           <w:sz w:val="18"/>
         </w:rPr>
-        <w:t>Trigger phrases: consolidate car loan, car loan into home loan, roll car loan into mortgage</w:t>
+        <w:t>Trigger phrases: emergency buffer, cash buffer, retain $X in offset</w:t>
       </w:r>
     </w:p>
     <w:p>
@@ -1355,7 +1277,7 @@
           <w:b w:val="0"/>
           <w:i w:val="0"/>
         </w:rPr>
-        <w:t>We recommend consolidating your existing car loan into your home loan.</w:t>
+        <w:t>We recommend retaining {amt} in your offset account as an emergency cash buffer.</w:t>
       </w:r>
     </w:p>
     <w:p>
@@ -1381,7 +1303,7 @@
           <w:b w:val="0"/>
           <w:i w:val="0"/>
         </w:rPr>
-        <w:t>Replaces higher‑interest short‑term debt with lower‑interest home loan debt and simplifies your lending.</w:t>
+        <w:t>Maintains accessible funds for emergencies while still reducing home loan interest.</w:t>
       </w:r>
     </w:p>
     <w:p>
@@ -1407,33 +1329,7 @@
           <w:b w:val="0"/>
           <w:i w:val="0"/>
         </w:rPr>
-        <w:t>While this may reduce your interest rate and repayments, extending short-term debt over a longer home loan term could result in paying more total interest if additional repayments are not made.</w:t>
-      </w:r>
-    </w:p>
-    <w:p>
-      <w:pPr>
-        <w:spacing w:after="20"/>
-      </w:pPr>
-      <w:r>
-        <w:rPr>
-          <w:b/>
-          <w:i w:val="0"/>
-          <w:sz w:val="20"/>
-        </w:rPr>
-        <w:t>Alternatives considered</w:t>
-      </w:r>
-    </w:p>
-    <w:p>
-      <w:pPr>
-        <w:pStyle w:val="ListBullet"/>
-        <w:spacing w:after="20"/>
-      </w:pPr>
-      <w:r>
-        <w:rPr>
-          <w:b w:val="0"/>
-          <w:i w:val="0"/>
-        </w:rPr>
-        <w:t>We considered retaining your existing car loan. This was not recommended as consolidating your debt reduces interest costs and simplifies your lending arrangements.</w:t>
+        <w:t>Holding funds in an offset account may result in lower investment returns than investing those funds in growth assets over the long term.</w:t>
       </w:r>
     </w:p>
     <w:p>
@@ -1459,7 +1355,7 @@
           <w:b w:val="0"/>
           <w:i w:val="0"/>
         </w:rPr>
-        <w:t>Consolidating your car loan into your home loan will reduce your overall borrowing costs by replacing higher-interest debt with lower-interest home loan debt, while simplifying the management of your debts.</w:t>
+        <w:t>Retaining cash in your home loan offset account provides a readily accessible emergency reserve while continuing to reduce the interest payable on your home loan.</w:t>
       </w:r>
     </w:p>
     <w:p>
@@ -1478,7 +1374,7 @@
           <w:color w:val="0C2E3F"/>
           <w:sz w:val="23"/>
         </w:rPr>
-        <w:t>Consolidate other debt (personal loan / credit card)</w:t>
+        <w:t>Consolidate car loan into home loan</w:t>
       </w:r>
     </w:p>
     <w:p>
@@ -1492,7 +1388,7 @@
           <w:color w:val="666666"/>
           <w:sz w:val="18"/>
         </w:rPr>
-        <w:t>Builder-linked   ·   Mode: Tailored   ·   Figures: {amt}</w:t>
+        <w:t>Builder-linked   ·   Mode: Tailored</w:t>
       </w:r>
     </w:p>
     <w:p>
@@ -1506,7 +1402,7 @@
           <w:color w:val="666666"/>
           <w:sz w:val="18"/>
         </w:rPr>
-        <w:t>Trigger phrases: consolidate personal loan, consolidate credit card, consolidate debt into home loan</w:t>
+        <w:t>Trigger phrases: consolidate car loan, car loan into home loan, roll car loan into mortgage</w:t>
       </w:r>
     </w:p>
     <w:p>
@@ -1532,7 +1428,7 @@
           <w:b w:val="0"/>
           <w:i w:val="0"/>
         </w:rPr>
-        <w:t>We recommend you clear your credit card / personal loan balance using funds from your home loan offset account, and close the facility to prevent re-accumulation.</w:t>
+        <w:t>We recommend consolidating your existing car loan into your home loan.</w:t>
       </w:r>
     </w:p>
     <w:p>
@@ -1558,20 +1454,7 @@
           <w:b w:val="0"/>
           <w:i w:val="0"/>
         </w:rPr>
-        <w:t>Credit cards and personal loans typically carry far higher interest than your home loan; clearing them removes that high-cost interest.</w:t>
-      </w:r>
-    </w:p>
-    <w:p>
-      <w:pPr>
-        <w:pStyle w:val="ListBullet"/>
-        <w:spacing w:after="20"/>
-      </w:pPr>
-      <w:r>
-        <w:rPr>
-          <w:b w:val="0"/>
-          <w:i w:val="0"/>
-        </w:rPr>
-        <w:t>Closing the facility removes the temptation to re-borrow.</w:t>
+        <w:t>Replaces higher‑interest short‑term debt with lower‑interest home loan debt and simplifies your lending.</w:t>
       </w:r>
     </w:p>
     <w:p>
@@ -1597,7 +1480,7 @@
           <w:b w:val="0"/>
           <w:i w:val="0"/>
         </w:rPr>
-        <w:t>If the facility is not closed, the balance can re-accumulate; closing a card may briefly affect your credit score.</w:t>
+        <w:t>While this may reduce your interest rate and repayments, extending short-term debt over a longer home loan term could result in paying more total interest if additional repayments are not made.</w:t>
       </w:r>
     </w:p>
     <w:p>
@@ -1623,7 +1506,7 @@
           <w:b w:val="0"/>
           <w:i w:val="0"/>
         </w:rPr>
-        <w:t>Maintain minimum repayments on the existing facility — discounted as it leaves high-interest debt in place.</w:t>
+        <w:t>We considered retaining your existing car loan. This was not recommended as consolidating your debt reduces interest costs and simplifies your lending arrangements.</w:t>
       </w:r>
     </w:p>
     <w:p>
@@ -1649,7 +1532,7 @@
           <w:b w:val="0"/>
           <w:i w:val="0"/>
         </w:rPr>
-        <w:t>High-interest consumer debt is repaid using lower-cost funds, and the facility is closed to stop it building up again.</w:t>
+        <w:t>Consolidating your car loan into your home loan will reduce your overall borrowing costs by replacing higher-interest debt with lower-interest home loan debt, while simplifying the management of your debts.</w:t>
       </w:r>
     </w:p>
     <w:p>
@@ -1668,7 +1551,7 @@
           <w:color w:val="0C2E3F"/>
           <w:sz w:val="23"/>
         </w:rPr>
-        <w:t>Refinance investment property loan from P&amp;I to interest only</w:t>
+        <w:t>Consolidate other debt (personal loan / credit card)</w:t>
       </w:r>
     </w:p>
     <w:p>
@@ -1682,7 +1565,7 @@
           <w:color w:val="666666"/>
           <w:sz w:val="18"/>
         </w:rPr>
-        <w:t>Builder-linked   ·   Mode: Tailored</w:t>
+        <w:t>Builder-linked   ·   Mode: Tailored   ·   Figures: {amt}</w:t>
       </w:r>
     </w:p>
     <w:p>
@@ -1696,7 +1579,7 @@
           <w:color w:val="666666"/>
           <w:sz w:val="18"/>
         </w:rPr>
-        <w:t>Trigger phrases: investment property interest only, refinance IP to interest only, P&amp;I to IO</w:t>
+        <w:t>Trigger phrases: consolidate personal loan, consolidate credit card, consolidate debt into home loan</w:t>
       </w:r>
     </w:p>
     <w:p>
@@ -1722,7 +1605,7 @@
           <w:b w:val="0"/>
           <w:i w:val="0"/>
         </w:rPr>
-        <w:t>We recommend refinancing your investment property loan from principal and interest to interest only repayments.</w:t>
+        <w:t>We recommend you clear your credit card / personal loan balance using funds from your home loan offset account, and close the facility to prevent re-accumulation.</w:t>
       </w:r>
     </w:p>
     <w:p>
@@ -1748,7 +1631,20 @@
           <w:b w:val="0"/>
           <w:i w:val="0"/>
         </w:rPr>
-        <w:t>Improves short‑term cashflow and frees surplus for other wealth‑creation opportunities.</w:t>
+        <w:t>Credit cards and personal loans typically carry far higher interest than your home loan; clearing them removes that high-cost interest.</w:t>
+      </w:r>
+    </w:p>
+    <w:p>
+      <w:pPr>
+        <w:pStyle w:val="ListBullet"/>
+        <w:spacing w:after="20"/>
+      </w:pPr>
+      <w:r>
+        <w:rPr>
+          <w:b w:val="0"/>
+          <w:i w:val="0"/>
+        </w:rPr>
+        <w:t>Closing the facility removes the temptation to re-borrow.</w:t>
       </w:r>
     </w:p>
     <w:p>
@@ -1774,7 +1670,7 @@
           <w:b w:val="0"/>
           <w:i w:val="0"/>
         </w:rPr>
-        <w:t>Interest only repayments do not reduce the loan principal, meaning the outstanding balance will remain unchanged and total interest paid over the life of the loan may be higher.</w:t>
+        <w:t>If the facility is not closed, the balance can re-accumulate; closing a card may briefly affect your credit score.</w:t>
       </w:r>
     </w:p>
     <w:p>
@@ -1800,7 +1696,7 @@
           <w:b w:val="0"/>
           <w:i w:val="0"/>
         </w:rPr>
-        <w:t>We considered retaining principal and interest repayments. This was not recommended as interest-only repayments improve short-term cash flow, allowing surplus funds to be directed towards other wealth creation opportunities.</w:t>
+        <w:t>Maintain minimum repayments on the existing facility — discounted as it leaves high-interest debt in place.</w:t>
       </w:r>
     </w:p>
     <w:p>
@@ -1826,7 +1722,7 @@
           <w:b w:val="0"/>
           <w:i w:val="0"/>
         </w:rPr>
-        <w:t>Switching your investment property loan from principal and interest to interest-only repayments will improve your short-term cash flow. Following the debt restructure, surplus funds can be redirected towards other wealth creation opportunities.</w:t>
+        <w:t>High-interest consumer debt is repaid using lower-cost funds, and the facility is closed to stop it building up again.</w:t>
       </w:r>
     </w:p>
     <w:p>
@@ -1845,7 +1741,7 @@
           <w:color w:val="0C2E3F"/>
           <w:sz w:val="23"/>
         </w:rPr>
-        <w:t>Refinance to draw on available equity (GEARING)</w:t>
+        <w:t>Refinance investment property loan from P&amp;I to interest only</w:t>
       </w:r>
     </w:p>
     <w:p>
@@ -1859,7 +1755,7 @@
           <w:color w:val="666666"/>
           <w:sz w:val="18"/>
         </w:rPr>
-        <w:t>Builder-linked   ·   Mode: Tailored   ·   Scope gate: Only if a gearing strategy is scoped   ·   Figures: {limit}</w:t>
+        <w:t>Builder-linked   ·   Mode: Tailored</w:t>
       </w:r>
     </w:p>
     <w:p>
@@ -1873,7 +1769,7 @@
           <w:color w:val="666666"/>
           <w:sz w:val="18"/>
         </w:rPr>
-        <w:t>Trigger phrases: draw on equity, release equity, refinance to draw equity, equity release</w:t>
+        <w:t>Trigger phrases: investment property interest only, refinance IP to interest only, P&amp;I to IO</w:t>
       </w:r>
     </w:p>
     <w:p>
@@ -1899,7 +1795,7 @@
           <w:b w:val="0"/>
           <w:i w:val="0"/>
         </w:rPr>
-        <w:t>We recommend you refinance your existing home and/or investment property loan to draw on your available equity.</w:t>
+        <w:t>We recommend refinancing your investment property loan from principal and interest to interest only repayments.</w:t>
       </w:r>
     </w:p>
     <w:p>
@@ -1925,20 +1821,7 @@
           <w:b w:val="0"/>
           <w:i w:val="0"/>
         </w:rPr>
-        <w:t>Refinance of your existing loan structure to use available equity will allow you to begin investing more now as opposed to waiting until the loan is fully repaid.</w:t>
-      </w:r>
-    </w:p>
-    <w:p>
-      <w:pPr>
-        <w:pStyle w:val="ListBullet"/>
-        <w:spacing w:after="20"/>
-      </w:pPr>
-      <w:r>
-        <w:rPr>
-          <w:b w:val="0"/>
-          <w:i w:val="0"/>
-        </w:rPr>
-        <w:t>Replaces “bad” (non tax deductible) debt with “good” (tax deductible) investment debt.</w:t>
+        <w:t>Improves short‑term cashflow and frees surplus for other wealth‑creation opportunities.</w:t>
       </w:r>
     </w:p>
     <w:p>
@@ -1956,6 +1839,19 @@
     </w:p>
     <w:p>
       <w:pPr>
+        <w:pStyle w:val="ListBullet"/>
+        <w:spacing w:after="20"/>
+      </w:pPr>
+      <w:r>
+        <w:rPr>
+          <w:b w:val="0"/>
+          <w:i w:val="0"/>
+        </w:rPr>
+        <w:t>Interest only repayments do not reduce the loan principal, meaning the outstanding balance will remain unchanged and total interest paid over the life of the loan may be higher.</w:t>
+      </w:r>
+    </w:p>
+    <w:p>
+      <w:pPr>
         <w:spacing w:after="20"/>
       </w:pPr>
       <w:r>
@@ -1977,7 +1873,7 @@
           <w:b w:val="0"/>
           <w:i w:val="0"/>
         </w:rPr>
-        <w:t>(uses the gearing alternatives — see Investment Plan)</w:t>
+        <w:t>We considered retaining principal and interest repayments. This was not recommended as interest-only repayments improve short-term cash flow, allowing surplus funds to be directed towards other wealth creation opportunities.</w:t>
       </w:r>
     </w:p>
     <w:p>
@@ -2003,7 +1899,7 @@
           <w:b w:val="0"/>
           <w:i w:val="0"/>
         </w:rPr>
-        <w:t>Your home loan will be split into tax deductible and non-deductible components, increasing your tax efficiency.</w:t>
+        <w:t>Switching your investment property loan from principal and interest to interest-only repayments will improve your short-term cash flow. Following the debt restructure, surplus funds can be redirected towards other wealth creation opportunities.</w:t>
       </w:r>
     </w:p>
     <w:p>
@@ -2022,7 +1918,7 @@
           <w:color w:val="0C2E3F"/>
           <w:sz w:val="23"/>
         </w:rPr>
-        <w:t>Use equity to fund the 20% deposit for an investment property purchase (GEARING)</w:t>
+        <w:t>Refinance to draw on available equity (GEARING)</w:t>
       </w:r>
     </w:p>
     <w:p>
@@ -2036,7 +1932,7 @@
           <w:color w:val="666666"/>
           <w:sz w:val="18"/>
         </w:rPr>
-        <w:t>Builder-linked   ·   Mode: Tailored   ·   Scope gate: Only if an IP purchase funded by equity is scoped   ·   Figures: {limit}</w:t>
+        <w:t>Builder-linked   ·   Mode: Tailored   ·   Scope gate: Only if a gearing strategy is scoped   ·   Figures: {limit}</w:t>
       </w:r>
     </w:p>
     <w:p>
@@ -2050,7 +1946,7 @@
           <w:color w:val="666666"/>
           <w:sz w:val="18"/>
         </w:rPr>
-        <w:t>Trigger phrases: investment property purchase, 20% deposit, use equity for deposit</w:t>
+        <w:t>Trigger phrases: draw on equity, release equity, refinance to draw equity, equity release</w:t>
       </w:r>
     </w:p>
     <w:p>
@@ -2076,7 +1972,7 @@
           <w:b w:val="0"/>
           <w:i w:val="0"/>
         </w:rPr>
-        <w:t>We recommend you use the equity to fund the 20% deposit (plus costs) for an investment property purchase.</w:t>
+        <w:t>We recommend you refinance your existing home and/or investment property loan to draw on your available equity.</w:t>
       </w:r>
     </w:p>
     <w:p>
@@ -2102,7 +1998,20 @@
           <w:b w:val="0"/>
           <w:i w:val="0"/>
         </w:rPr>
-        <w:t>Allows you to acquire a growth asset now using available equity rather than waiting to accumulate a cash deposit.</w:t>
+        <w:t>Refinance of your existing loan structure to use available equity will allow you to begin investing more now as opposed to waiting until the loan is fully repaid.</w:t>
+      </w:r>
+    </w:p>
+    <w:p>
+      <w:pPr>
+        <w:pStyle w:val="ListBullet"/>
+        <w:spacing w:after="20"/>
+      </w:pPr>
+      <w:r>
+        <w:rPr>
+          <w:b w:val="0"/>
+          <w:i w:val="0"/>
+        </w:rPr>
+        <w:t>Replaces “bad” (non tax deductible) debt with “good” (tax deductible) investment debt.</w:t>
       </w:r>
     </w:p>
     <w:p>
@@ -2128,6 +2037,32 @@
           <w:i w:val="0"/>
           <w:sz w:val="20"/>
         </w:rPr>
+        <w:t>Alternatives considered</w:t>
+      </w:r>
+    </w:p>
+    <w:p>
+      <w:pPr>
+        <w:pStyle w:val="ListBullet"/>
+        <w:spacing w:after="20"/>
+      </w:pPr>
+      <w:r>
+        <w:rPr>
+          <w:b w:val="0"/>
+          <w:i w:val="0"/>
+        </w:rPr>
+        <w:t>(uses the gearing alternatives — see Investment Plan)</w:t>
+      </w:r>
+    </w:p>
+    <w:p>
+      <w:pPr>
+        <w:spacing w:after="20"/>
+      </w:pPr>
+      <w:r>
+        <w:rPr>
+          <w:b/>
+          <w:i w:val="0"/>
+          <w:sz w:val="20"/>
+        </w:rPr>
         <w:t>Outcome</w:t>
       </w:r>
     </w:p>
@@ -2141,7 +2076,7 @@
           <w:b w:val="0"/>
           <w:i w:val="0"/>
         </w:rPr>
-        <w:t>(outcome carried by the Investment Property section)</w:t>
+        <w:t>Your home loan will be split into tax deductible and non-deductible components, increasing your tax efficiency.</w:t>
       </w:r>
     </w:p>
     <w:p>
@@ -2160,7 +2095,7 @@
           <w:color w:val="0C2E3F"/>
           <w:sz w:val="23"/>
         </w:rPr>
-        <w:t>Establish a Term Loan / debt recycling (GEARING)</w:t>
+        <w:t>Use equity to fund the 20% deposit for an investment property purchase (GEARING)</w:t>
       </w:r>
     </w:p>
     <w:p>
@@ -2174,7 +2109,7 @@
           <w:color w:val="666666"/>
           <w:sz w:val="18"/>
         </w:rPr>
-        <w:t>Builder-linked   ·   Mode: Tailored   ·   Scope gate: Only if a gearing strategy is scoped   ·   Figures: {limit},{drawdown12},{repayMo}</w:t>
+        <w:t>Builder-linked   ·   Mode: Tailored   ·   Scope gate: Only if an IP purchase funded by equity is scoped   ·   Figures: {limit}</w:t>
       </w:r>
     </w:p>
     <w:p>
@@ -2188,7 +2123,7 @@
           <w:color w:val="666666"/>
           <w:sz w:val="18"/>
         </w:rPr>
-        <w:t>Trigger phrases: term loan, debt recycling, instalment gearing, borrow to invest</w:t>
+        <w:t>Trigger phrases: investment property purchase, 20% deposit, use equity for deposit</w:t>
       </w:r>
     </w:p>
     <w:p>
@@ -2214,20 +2149,7 @@
           <w:b w:val="0"/>
           <w:i w:val="0"/>
         </w:rPr>
-        <w:t>We recommend you establish a Term Loan for investment purposes using your existing home or investment property loan as equity.</w:t>
-      </w:r>
-    </w:p>
-    <w:p>
-      <w:pPr>
-        <w:pStyle w:val="ListBullet"/>
-        <w:spacing w:after="20"/>
-      </w:pPr>
-      <w:r>
-        <w:rPr>
-          <w:b w:val="0"/>
-          <w:i w:val="0"/>
-        </w:rPr>
-        <w:t>We recommend you utilise the offset account against your home mortgage.</w:t>
+        <w:t>We recommend you use the equity to fund the 20% deposit (plus costs) for an investment property purchase.</w:t>
       </w:r>
     </w:p>
     <w:p>
@@ -2253,72 +2175,7 @@
           <w:b w:val="0"/>
           <w:i w:val="0"/>
         </w:rPr>
-        <w:t>Many people wait until their home loan is repaid before starting to invest. A strategy that lets you invest now and continue to pay off your home loan reasonably quickly is called debt recycling. It involves three key steps: use your home equity as security for a separate investment loan; use any tax savings (and surplus cash flow) to reduce your outstanding home loan balance; re‑borrow from your investment loan the amount you have paid off your home loan to purchase additional investments.</w:t>
-      </w:r>
-    </w:p>
-    <w:p>
-      <w:pPr>
-        <w:pStyle w:val="ListBullet"/>
-        <w:spacing w:after="20"/>
-      </w:pPr>
-      <w:r>
-        <w:rPr>
-          <w:b w:val="0"/>
-          <w:i w:val="0"/>
-        </w:rPr>
-        <w:t>Refinance of your existing loan structure to use available equity will allow you to begin investing more now as opposed to waiting until the loan is fully repaid.</w:t>
-      </w:r>
-    </w:p>
-    <w:p>
-      <w:pPr>
-        <w:pStyle w:val="ListBullet"/>
-        <w:spacing w:after="20"/>
-      </w:pPr>
-      <w:r>
-        <w:rPr>
-          <w:b w:val="0"/>
-          <w:i w:val="0"/>
-        </w:rPr>
-        <w:t>Replaces “bad” (non tax deductible) debt with “good” (tax deductible) investment debt.</w:t>
-      </w:r>
-    </w:p>
-    <w:p>
-      <w:pPr>
-        <w:pStyle w:val="ListBullet"/>
-        <w:spacing w:after="20"/>
-      </w:pPr>
-      <w:r>
-        <w:rPr>
-          <w:b w:val="0"/>
-          <w:i w:val="0"/>
-        </w:rPr>
-        <w:t>Allows for your home loan to be repaid in approximately XX years instead of XX years.</w:t>
-      </w:r>
-    </w:p>
-    <w:p>
-      <w:pPr>
-        <w:pStyle w:val="ListBullet"/>
-        <w:spacing w:after="20"/>
-      </w:pPr>
-      <w:r>
-        <w:rPr>
-          <w:b w:val="0"/>
-          <w:i w:val="0"/>
-        </w:rPr>
-        <w:t>Allows you to utilise your Term Loan to invest in assets sooner than would have otherwise been possible.</w:t>
-      </w:r>
-    </w:p>
-    <w:p>
-      <w:pPr>
-        <w:pStyle w:val="ListBullet"/>
-        <w:spacing w:after="20"/>
-      </w:pPr>
-      <w:r>
-        <w:rPr>
-          <w:b w:val="0"/>
-          <w:i w:val="0"/>
-        </w:rPr>
-        <w:t>Additional Benefits: Interest on investment debt provides ongoing tax deductions, reducing the amount of interest you pay. Debt recycling helps to establish an investment portfolio sooner and allows a portfolio to realise long term growth.</w:t>
+        <w:t>Allows you to acquire a growth asset now using available equity rather than waiting to accumulate a cash deposit.</w:t>
       </w:r>
     </w:p>
     <w:p>
@@ -2336,136 +2193,6 @@
     </w:p>
     <w:p>
       <w:pPr>
-        <w:pStyle w:val="ListBullet"/>
-        <w:spacing w:after="20"/>
-      </w:pPr>
-      <w:r>
-        <w:rPr>
-          <w:b w:val="0"/>
-          <w:i w:val="0"/>
-        </w:rPr>
-        <w:t>You remain liable for the principal borrowed, irrespective of the performance of your investment portfolio;</w:t>
-      </w:r>
-    </w:p>
-    <w:p>
-      <w:pPr>
-        <w:pStyle w:val="ListBullet"/>
-        <w:spacing w:after="20"/>
-      </w:pPr>
-      <w:r>
-        <w:rPr>
-          <w:b w:val="0"/>
-          <w:i w:val="0"/>
-        </w:rPr>
-        <w:t>There is the risk of the lender having recourse to the home used as security, and therefore the risk of losing the home;</w:t>
-      </w:r>
-    </w:p>
-    <w:p>
-      <w:pPr>
-        <w:pStyle w:val="ListBullet"/>
-        <w:spacing w:after="20"/>
-      </w:pPr>
-      <w:r>
-        <w:rPr>
-          <w:b w:val="0"/>
-          <w:i w:val="0"/>
-        </w:rPr>
-        <w:t>If interest rates increase your interest payments will increase accordingly, requiring additional cash. Gearing increases the risk attached to a portfolio, as gearing will magnify both gains and losses;</w:t>
-      </w:r>
-    </w:p>
-    <w:p>
-      <w:pPr>
-        <w:pStyle w:val="ListBullet"/>
-        <w:spacing w:after="20"/>
-      </w:pPr>
-      <w:r>
-        <w:rPr>
-          <w:b w:val="0"/>
-          <w:i w:val="0"/>
-        </w:rPr>
-        <w:t>Gearing is inappropriate for people without satisfactory cash flow/income to meet borrowing costs;</w:t>
-      </w:r>
-    </w:p>
-    <w:p>
-      <w:pPr>
-        <w:pStyle w:val="ListBullet"/>
-        <w:spacing w:after="20"/>
-      </w:pPr>
-      <w:r>
-        <w:rPr>
-          <w:b w:val="0"/>
-          <w:i w:val="0"/>
-        </w:rPr>
-        <w:t>While gearing enhances your potential for bigger gains, it can also expose you to a greater risk in a falling market;</w:t>
-      </w:r>
-    </w:p>
-    <w:p>
-      <w:pPr>
-        <w:pStyle w:val="ListBullet"/>
-        <w:spacing w:after="20"/>
-      </w:pPr>
-      <w:r>
-        <w:rPr>
-          <w:b w:val="0"/>
-          <w:i w:val="0"/>
-        </w:rPr>
-        <w:t>Assets purchased with borrowed funds may actually fall in value. This means that although you might receive extra tax deductions over time, you might actually lose funds;</w:t>
-      </w:r>
-    </w:p>
-    <w:p>
-      <w:pPr>
-        <w:pStyle w:val="ListBullet"/>
-        <w:spacing w:after="20"/>
-      </w:pPr>
-      <w:r>
-        <w:rPr>
-          <w:b w:val="0"/>
-          <w:i w:val="0"/>
-        </w:rPr>
-        <w:t>Due to the high risk nature of a gearing strategy, I recommend that you review the suitability of your leveraged portfolio on at least an annual basis;</w:t>
-      </w:r>
-    </w:p>
-    <w:p>
-      <w:pPr>
-        <w:pStyle w:val="ListBullet"/>
-        <w:spacing w:after="20"/>
-      </w:pPr>
-      <w:r>
-        <w:rPr>
-          <w:b w:val="0"/>
-          <w:i w:val="0"/>
-        </w:rPr>
-        <w:t>A gearing strategy requires a long term investment horizon. Investment returns can be volatile, and in order to withstand short term fluctuations, I recommend a minimum 5 year investment time horizon;</w:t>
-      </w:r>
-    </w:p>
-    <w:p>
-      <w:pPr>
-        <w:spacing w:after="20"/>
-      </w:pPr>
-      <w:r>
-        <w:rPr>
-          <w:b/>
-          <w:i w:val="0"/>
-          <w:sz w:val="20"/>
-        </w:rPr>
-        <w:t>Alternatives considered</w:t>
-      </w:r>
-    </w:p>
-    <w:p>
-      <w:pPr>
-        <w:pStyle w:val="ListBullet"/>
-        <w:spacing w:after="20"/>
-      </w:pPr>
-      <w:r>
-        <w:rPr>
-          <w:b w:val="0"/>
-          <w:i w:val="0"/>
-        </w:rPr>
-        <w:t>We considered restructuring all of your lending to interest only loans and making additional salary sacrifice contributions to super for the difference you were paying on your home loan principal. I have discounted this strategy because home ownership is a higher priority for you than growing your superannuation at this time and you wish to take advantage of a debt recycling strategy to reduce your “bad” non tax deductible debt within your existing loan account and pay your home off as soon as possible.</w:t>
-      </w:r>
-    </w:p>
-    <w:p>
-      <w:pPr>
         <w:spacing w:after="20"/>
       </w:pPr>
       <w:r>
@@ -2487,7 +2214,7 @@
           <w:b w:val="0"/>
           <w:i w:val="0"/>
         </w:rPr>
-        <w:t>A debt recycling strategy essentially converts your non tax deductible (home loan) debt into tax deductible investment debt over a period of time.</w:t>
+        <w:t>(outcome carried by the Investment Property section)</w:t>
       </w:r>
     </w:p>
     <w:p>
@@ -2506,7 +2233,7 @@
           <w:color w:val="0C2E3F"/>
           <w:sz w:val="23"/>
         </w:rPr>
-        <w:t>Use inheritance / windfall to pay down the home loan</w:t>
+        <w:t>Establish a Term Loan / debt recycling (GEARING)</w:t>
       </w:r>
     </w:p>
     <w:p>
@@ -2520,7 +2247,7 @@
           <w:color w:val="666666"/>
           <w:sz w:val="18"/>
         </w:rPr>
-        <w:t>Builder-linked   ·   Mode: Tailored   ·   Figures: {amt}</w:t>
+        <w:t>Builder-linked   ·   Mode: Tailored   ·   Scope gate: Only if a gearing strategy is scoped   ·   Figures: {limit},{drawdown12},{repayMo}</w:t>
       </w:r>
     </w:p>
     <w:p>
@@ -2534,7 +2261,7 @@
           <w:color w:val="666666"/>
           <w:sz w:val="18"/>
         </w:rPr>
-        <w:t>Trigger phrases: inheritance to pay down, use inheritance to reduce loan, windfall to mortgage</w:t>
+        <w:t>Trigger phrases: term loan, debt recycling, instalment gearing, borrow to invest</w:t>
       </w:r>
     </w:p>
     <w:p>
@@ -2560,7 +2287,20 @@
           <w:b w:val="0"/>
           <w:i w:val="0"/>
         </w:rPr>
-        <w:t>We recommend you use $XXX of your anticipated inheritance to pay down your home loan [after your fixed rate has expired], and retain $XXX of your inheritance in your offset account to cover [expected home renovations / an emergency buffer].</w:t>
+        <w:t>We recommend you establish a Term Loan for investment purposes using your existing home or investment property loan as equity.</w:t>
+      </w:r>
+    </w:p>
+    <w:p>
+      <w:pPr>
+        <w:pStyle w:val="ListBullet"/>
+        <w:spacing w:after="20"/>
+      </w:pPr>
+      <w:r>
+        <w:rPr>
+          <w:b w:val="0"/>
+          <w:i w:val="0"/>
+        </w:rPr>
+        <w:t>We recommend you utilise the offset account against your home mortgage.</w:t>
       </w:r>
     </w:p>
     <w:p>
@@ -2586,20 +2326,72 @@
           <w:b w:val="0"/>
           <w:i w:val="0"/>
         </w:rPr>
-        <w:t>Reduces bad (non-deductible) debt, improving cashflow and bringing forward the date your home loan is repaid.</w:t>
-      </w:r>
-    </w:p>
-    <w:p>
-      <w:pPr>
-        <w:pStyle w:val="ListBullet"/>
-        <w:spacing w:after="20"/>
-      </w:pPr>
-      <w:r>
-        <w:rPr>
-          <w:b w:val="0"/>
-          <w:i w:val="0"/>
-        </w:rPr>
-        <w:t>Retaining a portion in the offset keeps funds accessible for planned costs (e.g. renovations) while still reducing home loan interest.</w:t>
+        <w:t>Many people wait until their home loan is repaid before starting to invest. A strategy that lets you invest now and continue to pay off your home loan reasonably quickly is called debt recycling. It involves three key steps: use your home equity as security for a separate investment loan; use any tax savings (and surplus cash flow) to reduce your outstanding home loan balance; re‑borrow from your investment loan the amount you have paid off your home loan to purchase additional investments.</w:t>
+      </w:r>
+    </w:p>
+    <w:p>
+      <w:pPr>
+        <w:pStyle w:val="ListBullet"/>
+        <w:spacing w:after="20"/>
+      </w:pPr>
+      <w:r>
+        <w:rPr>
+          <w:b w:val="0"/>
+          <w:i w:val="0"/>
+        </w:rPr>
+        <w:t>Refinance of your existing loan structure to use available equity will allow you to begin investing more now as opposed to waiting until the loan is fully repaid.</w:t>
+      </w:r>
+    </w:p>
+    <w:p>
+      <w:pPr>
+        <w:pStyle w:val="ListBullet"/>
+        <w:spacing w:after="20"/>
+      </w:pPr>
+      <w:r>
+        <w:rPr>
+          <w:b w:val="0"/>
+          <w:i w:val="0"/>
+        </w:rPr>
+        <w:t>Replaces “bad” (non tax deductible) debt with “good” (tax deductible) investment debt.</w:t>
+      </w:r>
+    </w:p>
+    <w:p>
+      <w:pPr>
+        <w:pStyle w:val="ListBullet"/>
+        <w:spacing w:after="20"/>
+      </w:pPr>
+      <w:r>
+        <w:rPr>
+          <w:b w:val="0"/>
+          <w:i w:val="0"/>
+        </w:rPr>
+        <w:t>Allows for your home loan to be repaid in approximately XX years instead of XX years.</w:t>
+      </w:r>
+    </w:p>
+    <w:p>
+      <w:pPr>
+        <w:pStyle w:val="ListBullet"/>
+        <w:spacing w:after="20"/>
+      </w:pPr>
+      <w:r>
+        <w:rPr>
+          <w:b w:val="0"/>
+          <w:i w:val="0"/>
+        </w:rPr>
+        <w:t>Allows you to utilise your Term Loan to invest in assets sooner than would have otherwise been possible.</w:t>
+      </w:r>
+    </w:p>
+    <w:p>
+      <w:pPr>
+        <w:pStyle w:val="ListBullet"/>
+        <w:spacing w:after="20"/>
+      </w:pPr>
+      <w:r>
+        <w:rPr>
+          <w:b w:val="0"/>
+          <w:i w:val="0"/>
+        </w:rPr>
+        <w:t>Additional Benefits: Interest on investment debt provides ongoing tax deductions, reducing the amount of interest you pay. Debt recycling helps to establish an investment portfolio sooner and allows a portfolio to realise long term growth.</w:t>
       </w:r>
     </w:p>
     <w:p>
@@ -2625,20 +2417,98 @@
           <w:b w:val="0"/>
           <w:i w:val="0"/>
         </w:rPr>
-        <w:t>Applying funds to debt reduces your available liquidity; retaining an appropriate offset buffer mitigates this.</w:t>
-      </w:r>
-    </w:p>
-    <w:p>
-      <w:pPr>
-        <w:pStyle w:val="ListBullet"/>
-        <w:spacing w:after="20"/>
-      </w:pPr>
-      <w:r>
-        <w:rPr>
-          <w:b w:val="0"/>
-          <w:i w:val="0"/>
-        </w:rPr>
-        <w:t>If a fixed rate applies, break costs may arise from paying down before the fixed term expires — time the repayment for after the fixed rate expires.</w:t>
+        <w:t>You remain liable for the principal borrowed, irrespective of the performance of your investment portfolio;</w:t>
+      </w:r>
+    </w:p>
+    <w:p>
+      <w:pPr>
+        <w:pStyle w:val="ListBullet"/>
+        <w:spacing w:after="20"/>
+      </w:pPr>
+      <w:r>
+        <w:rPr>
+          <w:b w:val="0"/>
+          <w:i w:val="0"/>
+        </w:rPr>
+        <w:t>There is the risk of the lender having recourse to the home used as security, and therefore the risk of losing the home;</w:t>
+      </w:r>
+    </w:p>
+    <w:p>
+      <w:pPr>
+        <w:pStyle w:val="ListBullet"/>
+        <w:spacing w:after="20"/>
+      </w:pPr>
+      <w:r>
+        <w:rPr>
+          <w:b w:val="0"/>
+          <w:i w:val="0"/>
+        </w:rPr>
+        <w:t>If interest rates increase your interest payments will increase accordingly, requiring additional cash. Gearing increases the risk attached to a portfolio, as gearing will magnify both gains and losses;</w:t>
+      </w:r>
+    </w:p>
+    <w:p>
+      <w:pPr>
+        <w:pStyle w:val="ListBullet"/>
+        <w:spacing w:after="20"/>
+      </w:pPr>
+      <w:r>
+        <w:rPr>
+          <w:b w:val="0"/>
+          <w:i w:val="0"/>
+        </w:rPr>
+        <w:t>Gearing is inappropriate for people without satisfactory cash flow/income to meet borrowing costs;</w:t>
+      </w:r>
+    </w:p>
+    <w:p>
+      <w:pPr>
+        <w:pStyle w:val="ListBullet"/>
+        <w:spacing w:after="20"/>
+      </w:pPr>
+      <w:r>
+        <w:rPr>
+          <w:b w:val="0"/>
+          <w:i w:val="0"/>
+        </w:rPr>
+        <w:t>While gearing enhances your potential for bigger gains, it can also expose you to a greater risk in a falling market;</w:t>
+      </w:r>
+    </w:p>
+    <w:p>
+      <w:pPr>
+        <w:pStyle w:val="ListBullet"/>
+        <w:spacing w:after="20"/>
+      </w:pPr>
+      <w:r>
+        <w:rPr>
+          <w:b w:val="0"/>
+          <w:i w:val="0"/>
+        </w:rPr>
+        <w:t>Assets purchased with borrowed funds may actually fall in value. This means that although you might receive extra tax deductions over time, you might actually lose funds;</w:t>
+      </w:r>
+    </w:p>
+    <w:p>
+      <w:pPr>
+        <w:pStyle w:val="ListBullet"/>
+        <w:spacing w:after="20"/>
+      </w:pPr>
+      <w:r>
+        <w:rPr>
+          <w:b w:val="0"/>
+          <w:i w:val="0"/>
+        </w:rPr>
+        <w:t>Due to the high risk nature of a gearing strategy, I recommend that you review the suitability of your leveraged portfolio on at least an annual basis;</w:t>
+      </w:r>
+    </w:p>
+    <w:p>
+      <w:pPr>
+        <w:pStyle w:val="ListBullet"/>
+        <w:spacing w:after="20"/>
+      </w:pPr>
+      <w:r>
+        <w:rPr>
+          <w:b w:val="0"/>
+          <w:i w:val="0"/>
+        </w:rPr>
+        <w:t>A gearing strategy requires a long term investment horizon. Investment returns can be volatile, and in order to withstand short term fluctuations, I recommend a minimum 5 year investment time horizon;</w:t>
       </w:r>
     </w:p>
     <w:p>
@@ -2664,7 +2534,7 @@
           <w:b w:val="0"/>
           <w:i w:val="0"/>
         </w:rPr>
-        <w:t>Invest the inheritance instead of reducing the home loan — discounted where reducing non-deductible debt provides a certain, tax-effective return equal to your home loan rate.</w:t>
+        <w:t>We considered restructuring all of your lending to interest only loans and making additional salary sacrifice contributions to super for the difference you were paying on your home loan principal. I have discounted this strategy because home ownership is a higher priority for you than growing your superannuation at this time and you wish to take advantage of a debt recycling strategy to reduce your “bad” non tax deductible debt within your existing loan account and pay your home off as soon as possible.</w:t>
       </w:r>
     </w:p>
     <w:p>
@@ -2690,7 +2560,7 @@
           <w:b w:val="0"/>
           <w:i w:val="0"/>
         </w:rPr>
-        <w:t>Applying your inheritance to your home loan reduces non-deductible debt and interest cost, while retaining a portion in offset keeps funds accessible for planned expenses.</w:t>
+        <w:t>A debt recycling strategy essentially converts your non tax deductible (home loan) debt into tax deductible investment debt over a period of time.</w:t>
       </w:r>
     </w:p>
     <w:p>
@@ -2709,7 +2579,7 @@
           <w:color w:val="0C2E3F"/>
           <w:sz w:val="23"/>
         </w:rPr>
-        <w:t>Switch investment property loan(s) from principal &amp; interest to interest only</w:t>
+        <w:t>Use inheritance / windfall to pay down the home loan</w:t>
       </w:r>
     </w:p>
     <w:p>
@@ -2723,7 +2593,7 @@
           <w:color w:val="666666"/>
           <w:sz w:val="18"/>
         </w:rPr>
-        <w:t>Builder-linked   ·   Mode: Tailored</w:t>
+        <w:t>Builder-linked   ·   Mode: Tailored   ·   Figures: {amt}</w:t>
       </w:r>
     </w:p>
     <w:p>
@@ -2737,7 +2607,7 @@
           <w:color w:val="666666"/>
           <w:sz w:val="18"/>
         </w:rPr>
-        <w:t>Trigger phrases: switch home loan to interest only, home loan interest only, P&amp;I to interest only home</w:t>
+        <w:t>Trigger phrases: inheritance to pay down, use inheritance to reduce loan, windfall to mortgage</w:t>
       </w:r>
     </w:p>
     <w:p>
@@ -2763,7 +2633,7 @@
           <w:b w:val="0"/>
           <w:i w:val="0"/>
         </w:rPr>
-        <w:t>We recommend you switch your investment property loan(s) from principal &amp; interest to interest only to improve cashflow and maintain tax-deductible debt.</w:t>
+        <w:t>We recommend you use $XXX of your anticipated inheritance to pay down your home loan [after your fixed rate has expired], and retain $XXX of your inheritance in your offset account to cover [expected home renovations / an emergency buffer].</w:t>
       </w:r>
     </w:p>
     <w:p>
@@ -2789,7 +2659,20 @@
           <w:b w:val="0"/>
           <w:i w:val="0"/>
         </w:rPr>
-        <w:t>Improves short-term cashflow, freeing surplus for other wealth-creation opportunities or to hold in offset.</w:t>
+        <w:t>Reduces bad (non-deductible) debt, improving cashflow and bringing forward the date your home loan is repaid.</w:t>
+      </w:r>
+    </w:p>
+    <w:p>
+      <w:pPr>
+        <w:pStyle w:val="ListBullet"/>
+        <w:spacing w:after="20"/>
+      </w:pPr>
+      <w:r>
+        <w:rPr>
+          <w:b w:val="0"/>
+          <w:i w:val="0"/>
+        </w:rPr>
+        <w:t>Retaining a portion in the offset keeps funds accessible for planned costs (e.g. renovations) while still reducing home loan interest.</w:t>
       </w:r>
     </w:p>
     <w:p>
@@ -2815,20 +2698,20 @@
           <w:b w:val="0"/>
           <w:i w:val="0"/>
         </w:rPr>
-        <w:t>Interest only repayments do not reduce the loan principal, so the outstanding balance remains unchanged and total interest paid over the life of the loan may be higher.</w:t>
-      </w:r>
-    </w:p>
-    <w:p>
-      <w:pPr>
-        <w:pStyle w:val="ListBullet"/>
-        <w:spacing w:after="20"/>
-      </w:pPr>
-      <w:r>
-        <w:rPr>
-          <w:b w:val="0"/>
-          <w:i w:val="0"/>
-        </w:rPr>
-        <w:t>Interest on your home loan is not tax deductible, so interest-only on non-deductible debt should be used with a clear plan to reduce the principal.</w:t>
+        <w:t>Applying funds to debt reduces your available liquidity; retaining an appropriate offset buffer mitigates this.</w:t>
+      </w:r>
+    </w:p>
+    <w:p>
+      <w:pPr>
+        <w:pStyle w:val="ListBullet"/>
+        <w:spacing w:after="20"/>
+      </w:pPr>
+      <w:r>
+        <w:rPr>
+          <w:b w:val="0"/>
+          <w:i w:val="0"/>
+        </w:rPr>
+        <w:t>If a fixed rate applies, break costs may arise from paying down before the fixed term expires — time the repayment for after the fixed rate expires.</w:t>
       </w:r>
     </w:p>
     <w:p>
@@ -2854,7 +2737,7 @@
           <w:b w:val="0"/>
           <w:i w:val="0"/>
         </w:rPr>
-        <w:t>Retain principal and interest repayments — discounted where the cashflow freed up is better directed to your investment strategy or offset.</w:t>
+        <w:t>Invest the inheritance instead of reducing the home loan — discounted where reducing non-deductible debt provides a certain, tax-effective return equal to your home loan rate.</w:t>
       </w:r>
     </w:p>
     <w:p>
@@ -2880,7 +2763,7 @@
           <w:b w:val="0"/>
           <w:i w:val="0"/>
         </w:rPr>
-        <w:t>Switching to interest-only repayments improves your short-term cash flow, freeing surplus to direct towards your investment strategy or offset.</w:t>
+        <w:t>Applying your inheritance to your home loan reduces non-deductible debt and interest cost, while retaining a portion in offset keeps funds accessible for planned expenses.</w:t>
       </w:r>
     </w:p>
     <w:p>
@@ -2899,7 +2782,7 @@
           <w:color w:val="0C2E3F"/>
           <w:sz w:val="23"/>
         </w:rPr>
-        <w:t>Custom debt management strategy (free text)</w:t>
+        <w:t>Switch investment property loan(s) from principal &amp; interest to interest only</w:t>
       </w:r>
     </w:p>
     <w:p>
@@ -2913,7 +2796,7 @@
           <w:color w:val="666666"/>
           <w:sz w:val="18"/>
         </w:rPr>
-        <w:t>Builder-linked   ·   Mode: Custom (free text)</w:t>
+        <w:t>Builder-linked   ·   Mode: Tailored</w:t>
       </w:r>
     </w:p>
     <w:p>
@@ -2927,7 +2810,7 @@
           <w:color w:val="666666"/>
           <w:sz w:val="18"/>
         </w:rPr>
-        <w:t>Trigger phrases: custom debt</w:t>
+        <w:t>Trigger phrases: switch home loan to interest only, home loan interest only, P&amp;I to interest only home</w:t>
       </w:r>
     </w:p>
     <w:p>
@@ -2953,7 +2836,124 @@
           <w:b w:val="0"/>
           <w:i w:val="0"/>
         </w:rPr>
-        <w:t>[Free-type the debt recommendation; it pulls through verbatim.]</w:t>
+        <w:t>We recommend you switch your investment property loan(s) from principal &amp; interest to interest only to improve cashflow and maintain tax-deductible debt.</w:t>
+      </w:r>
+    </w:p>
+    <w:p>
+      <w:pPr>
+        <w:spacing w:after="20"/>
+      </w:pPr>
+      <w:r>
+        <w:rPr>
+          <w:b/>
+          <w:i w:val="0"/>
+          <w:sz w:val="20"/>
+        </w:rPr>
+        <w:t>Why this benefits you</w:t>
+      </w:r>
+    </w:p>
+    <w:p>
+      <w:pPr>
+        <w:pStyle w:val="ListBullet"/>
+        <w:spacing w:after="20"/>
+      </w:pPr>
+      <w:r>
+        <w:rPr>
+          <w:b w:val="0"/>
+          <w:i w:val="0"/>
+        </w:rPr>
+        <w:t>Improves short-term cashflow, freeing surplus for other wealth-creation opportunities or to hold in offset.</w:t>
+      </w:r>
+    </w:p>
+    <w:p>
+      <w:pPr>
+        <w:spacing w:after="20"/>
+      </w:pPr>
+      <w:r>
+        <w:rPr>
+          <w:b/>
+          <w:i w:val="0"/>
+          <w:sz w:val="20"/>
+        </w:rPr>
+        <w:t>Risks</w:t>
+      </w:r>
+    </w:p>
+    <w:p>
+      <w:pPr>
+        <w:pStyle w:val="ListBullet"/>
+        <w:spacing w:after="20"/>
+      </w:pPr>
+      <w:r>
+        <w:rPr>
+          <w:b w:val="0"/>
+          <w:i w:val="0"/>
+        </w:rPr>
+        <w:t>Interest only repayments do not reduce the loan principal, so the outstanding balance remains unchanged and total interest paid over the life of the loan may be higher.</w:t>
+      </w:r>
+    </w:p>
+    <w:p>
+      <w:pPr>
+        <w:pStyle w:val="ListBullet"/>
+        <w:spacing w:after="20"/>
+      </w:pPr>
+      <w:r>
+        <w:rPr>
+          <w:b w:val="0"/>
+          <w:i w:val="0"/>
+        </w:rPr>
+        <w:t>Interest on your home loan is not tax deductible, so interest-only on non-deductible debt should be used with a clear plan to reduce the principal.</w:t>
+      </w:r>
+    </w:p>
+    <w:p>
+      <w:pPr>
+        <w:spacing w:after="20"/>
+      </w:pPr>
+      <w:r>
+        <w:rPr>
+          <w:b/>
+          <w:i w:val="0"/>
+          <w:sz w:val="20"/>
+        </w:rPr>
+        <w:t>Alternatives considered</w:t>
+      </w:r>
+    </w:p>
+    <w:p>
+      <w:pPr>
+        <w:pStyle w:val="ListBullet"/>
+        <w:spacing w:after="20"/>
+      </w:pPr>
+      <w:r>
+        <w:rPr>
+          <w:b w:val="0"/>
+          <w:i w:val="0"/>
+        </w:rPr>
+        <w:t>Retain principal and interest repayments — discounted where the cashflow freed up is better directed to your investment strategy or offset.</w:t>
+      </w:r>
+    </w:p>
+    <w:p>
+      <w:pPr>
+        <w:spacing w:after="20"/>
+      </w:pPr>
+      <w:r>
+        <w:rPr>
+          <w:b/>
+          <w:i w:val="0"/>
+          <w:sz w:val="20"/>
+        </w:rPr>
+        <w:t>Outcome</w:t>
+      </w:r>
+    </w:p>
+    <w:p>
+      <w:pPr>
+        <w:pStyle w:val="ListBullet"/>
+        <w:spacing w:after="20"/>
+      </w:pPr>
+      <w:r>
+        <w:rPr>
+          <w:b w:val="0"/>
+          <w:i w:val="0"/>
+        </w:rPr>
+        <w:t>Switching to interest-only repayments improves your short-term cash flow, freeing surplus to direct towards your investment strategy or offset.</w:t>
       </w:r>
     </w:p>
     <w:p>
@@ -2972,7 +2972,7 @@
           <w:color w:val="0C2E3F"/>
           <w:sz w:val="23"/>
         </w:rPr>
-        <w:t>Sell current home and purchase a new home (PPR — set aside funds)</w:t>
+        <w:t>Custom debt management strategy (free text)</w:t>
       </w:r>
     </w:p>
     <w:p>
@@ -2986,7 +2986,7 @@
           <w:color w:val="666666"/>
           <w:sz w:val="18"/>
         </w:rPr>
-        <w:t>Builder-linked   ·   Mode: Tailored   ·   Figures: {saleProceeds},{newValue}</w:t>
+        <w:t>Builder-linked   ·   Mode: Custom (free text)</w:t>
       </w:r>
     </w:p>
     <w:p>
@@ -3000,7 +3000,7 @@
           <w:color w:val="666666"/>
           <w:sz w:val="18"/>
         </w:rPr>
-        <w:t>Trigger phrases: sell home and upgrade, upgrade home, sell and buy new home, new home, made an offer, equity loan for deposit, home upgrade, sell current home and upgrade</w:t>
+        <w:t>Trigger phrases: custom debt</w:t>
       </w:r>
     </w:p>
     <w:p>
@@ -3026,85 +3026,7 @@
           <w:b w:val="0"/>
           <w:i w:val="0"/>
         </w:rPr>
-        <w:t>You intend to sell your current home. As this is your principal residence we do not provide advice on it; we recommend you set aside $___ to fund the purchase of your new home.</w:t>
-      </w:r>
-    </w:p>
-    <w:p>
-      <w:pPr>
-        <w:spacing w:after="20"/>
-      </w:pPr>
-      <w:r>
-        <w:rPr>
-          <w:b/>
-          <w:i w:val="0"/>
-          <w:sz w:val="20"/>
-        </w:rPr>
-        <w:t>Why this benefits you</w:t>
-      </w:r>
-    </w:p>
-    <w:p>
-      <w:pPr>
-        <w:pStyle w:val="ListBullet"/>
-        <w:spacing w:after="20"/>
-      </w:pPr>
-      <w:r>
-        <w:rPr>
-          <w:b w:val="0"/>
-          <w:i w:val="0"/>
-        </w:rPr>
-        <w:t>Setting aside the required funds ensures the purchase of your next home is covered from sale proceeds and available cash.</w:t>
-      </w:r>
-    </w:p>
-    <w:p>
-      <w:pPr>
-        <w:spacing w:after="20"/>
-      </w:pPr>
-      <w:r>
-        <w:rPr>
-          <w:b/>
-          <w:i w:val="0"/>
-          <w:sz w:val="20"/>
-        </w:rPr>
-        <w:t>Risks</w:t>
-      </w:r>
-    </w:p>
-    <w:p>
-      <w:pPr>
-        <w:pStyle w:val="ListBullet"/>
-        <w:spacing w:after="20"/>
-      </w:pPr>
-      <w:r>
-        <w:rPr>
-          <w:b w:val="0"/>
-          <w:i w:val="0"/>
-        </w:rPr>
-        <w:t>Sale price and timing are uncertain; transaction costs (agent, legal, stamp duty) apply.</w:t>
-      </w:r>
-    </w:p>
-    <w:p>
-      <w:pPr>
-        <w:spacing w:after="20"/>
-      </w:pPr>
-      <w:r>
-        <w:rPr>
-          <w:b/>
-          <w:i w:val="0"/>
-          <w:sz w:val="20"/>
-        </w:rPr>
-        <w:t>Outcome</w:t>
-      </w:r>
-    </w:p>
-    <w:p>
-      <w:pPr>
-        <w:pStyle w:val="ListBullet"/>
-        <w:spacing w:after="20"/>
-      </w:pPr>
-      <w:r>
-        <w:rPr>
-          <w:b w:val="0"/>
-          <w:i w:val="0"/>
-        </w:rPr>
-        <w:t>Your move to the new home is funded with an equity-drawdown deposit now, then tidied up with the sale proceeds, and your debt and cashflow are restructured around the upgraded home.</w:t>
+        <w:t>[Free-type the debt recommendation; it pulls through verbatim.]</w:t>
       </w:r>
     </w:p>
     <w:p>
@@ -3123,7 +3045,7 @@
           <w:color w:val="0C2E3F"/>
           <w:sz w:val="23"/>
         </w:rPr>
-        <w:t>Refinance property loan(s) from P&amp;I to interest only</w:t>
+        <w:t>Sell current home and purchase a new home (PPR — set aside funds)</w:t>
       </w:r>
     </w:p>
     <w:p>
@@ -3137,7 +3059,7 @@
           <w:color w:val="666666"/>
           <w:sz w:val="18"/>
         </w:rPr>
-        <w:t>Builder-linked   ·   Mode: Tailored   ·   Scope gate: Only if a gearing strategy is scoped</w:t>
+        <w:t>Builder-linked   ·   Mode: Tailored   ·   Figures: {saleProceeds},{newValue}</w:t>
       </w:r>
     </w:p>
     <w:p>
@@ -3151,7 +3073,7 @@
           <w:color w:val="666666"/>
           <w:sz w:val="18"/>
         </w:rPr>
-        <w:t>Trigger phrases: p&amp;i to interest only, interest only repayments, refinance property loan</w:t>
+        <w:t>Trigger phrases: sell home and upgrade, upgrade home, sell and buy new home, new home, made an offer, equity loan for deposit, home upgrade, sell current home and upgrade</w:t>
       </w:r>
     </w:p>
     <w:p>
@@ -3177,7 +3099,7 @@
           <w:b w:val="0"/>
           <w:i w:val="0"/>
         </w:rPr>
-        <w:t>We recommend refinancing your property loan(s) from principal and interest to interest only repayments.</w:t>
+        <w:t>You intend to sell your current home. As this is your principal residence we do not provide advice on it; we recommend you set aside $___ to fund the purchase of your new home.</w:t>
       </w:r>
     </w:p>
     <w:p>
@@ -3203,7 +3125,7 @@
           <w:b w:val="0"/>
           <w:i w:val="0"/>
         </w:rPr>
-        <w:t>Switching to interest-only repayments improves your short-term cashflow, allowing surplus funds to be redirected towards other wealth creation opportunities recommended in this plan.</w:t>
+        <w:t>Setting aside the required funds ensures the purchase of your next home is covered from sale proceeds and available cash.</w:t>
       </w:r>
     </w:p>
     <w:p>
@@ -3229,46 +3151,7 @@
           <w:b w:val="0"/>
           <w:i w:val="0"/>
         </w:rPr>
-        <w:t>Interest-only repayments do not reduce the loan principal, so the outstanding balance remains unchanged and the total interest paid over the life of the loan may be higher.</w:t>
-      </w:r>
-    </w:p>
-    <w:p>
-      <w:pPr>
-        <w:pStyle w:val="ListBullet"/>
-        <w:spacing w:after="20"/>
-      </w:pPr>
-      <w:r>
-        <w:rPr>
-          <w:b w:val="0"/>
-          <w:i w:val="0"/>
-        </w:rPr>
-        <w:t>At the end of the interest-only period the loan may revert to principal and interest at a higher repayment, which will need to be factored into your cashflow.</w:t>
-      </w:r>
-    </w:p>
-    <w:p>
-      <w:pPr>
-        <w:spacing w:after="20"/>
-      </w:pPr>
-      <w:r>
-        <w:rPr>
-          <w:b/>
-          <w:i w:val="0"/>
-          <w:sz w:val="20"/>
-        </w:rPr>
-        <w:t>Alternatives considered</w:t>
-      </w:r>
-    </w:p>
-    <w:p>
-      <w:pPr>
-        <w:pStyle w:val="ListBullet"/>
-        <w:spacing w:after="20"/>
-      </w:pPr>
-      <w:r>
-        <w:rPr>
-          <w:b w:val="0"/>
-          <w:i w:val="0"/>
-        </w:rPr>
-        <w:t>We considered retaining principal and interest repayments. This was not recommended as interest-only repayments improve short-term cashflow, allowing surplus funds to be directed towards other wealth creation opportunities.</w:t>
+        <w:t>Sale price and timing are uncertain; transaction costs (agent, legal, stamp duty) apply.</w:t>
       </w:r>
     </w:p>
     <w:p>
@@ -3294,7 +3177,7 @@
           <w:b w:val="0"/>
           <w:i w:val="0"/>
         </w:rPr>
-        <w:t>Switching your property loan(s) to interest-only repayments will improve your short-term cashflow, with surplus funds redirected towards the recommended strategies.</w:t>
+        <w:t>Your move to the new home is funded with an equity-drawdown deposit now, then tidied up with the sale proceeds, and your debt and cashflow are restructured around the upgraded home.</w:t>
       </w:r>
     </w:p>
     <w:p>
@@ -3313,7 +3196,7 @@
           <w:color w:val="0C2E3F"/>
           <w:sz w:val="23"/>
         </w:rPr>
-        <w:t>Set aside funds for upcoming home sale &amp; purchase (PPR — no property advice)</w:t>
+        <w:t>Refinance property loan(s) from P&amp;I to interest only</w:t>
       </w:r>
     </w:p>
     <w:p>
@@ -3341,7 +3224,7 @@
           <w:color w:val="666666"/>
           <w:sz w:val="18"/>
         </w:rPr>
-        <w:t>Trigger phrases: set aside funds, home sale and purchase, upcoming home purchase, ppr</w:t>
+        <w:t>Trigger phrases: p&amp;i to interest only, interest only repayments, refinance property loan</w:t>
       </w:r>
     </w:p>
     <w:p>
@@ -3367,7 +3250,7 @@
           <w:b w:val="0"/>
           <w:i w:val="0"/>
         </w:rPr>
-        <w:t>You intend to sell your current home and purchase a new home. As we cannot provide advice on the purchase of your home, our advice is limited to setting aside funds of $___ (and factoring in your anticipated home debt) for this purpose.</w:t>
+        <w:t>We recommend refinancing your property loan(s) from principal and interest to interest only repayments.</w:t>
       </w:r>
     </w:p>
     <w:p>
@@ -3393,7 +3276,7 @@
           <w:b w:val="0"/>
           <w:i w:val="0"/>
         </w:rPr>
-        <w:t>Setting aside these funds ensures your upcoming home purchase is provided for before surplus capital is committed to the recommended investment strategies.</w:t>
+        <w:t>Switching to interest-only repayments improves your short-term cashflow, allowing surplus funds to be redirected towards other wealth creation opportunities recommended in this plan.</w:t>
       </w:r>
     </w:p>
     <w:p>
@@ -3419,20 +3302,20 @@
           <w:b w:val="0"/>
           <w:i w:val="0"/>
         </w:rPr>
-        <w:t>Property prices and transaction costs may differ from the amounts allowed for, which may require the set-aside amount to be revisited.</w:t>
-      </w:r>
-    </w:p>
-    <w:p>
-      <w:pPr>
-        <w:pStyle w:val="ListBullet"/>
-        <w:spacing w:after="20"/>
-      </w:pPr>
-      <w:r>
-        <w:rPr>
-          <w:b w:val="0"/>
-          <w:i w:val="0"/>
-        </w:rPr>
-        <w:t>Funds set aside for the purchase are not invested and will not participate in market returns in the interim.</w:t>
+        <w:t>Interest-only repayments do not reduce the loan principal, so the outstanding balance remains unchanged and the total interest paid over the life of the loan may be higher.</w:t>
+      </w:r>
+    </w:p>
+    <w:p>
+      <w:pPr>
+        <w:pStyle w:val="ListBullet"/>
+        <w:spacing w:after="20"/>
+      </w:pPr>
+      <w:r>
+        <w:rPr>
+          <w:b w:val="0"/>
+          <w:i w:val="0"/>
+        </w:rPr>
+        <w:t>At the end of the interest-only period the loan may revert to principal and interest at a higher repayment, which will need to be factored into your cashflow.</w:t>
       </w:r>
     </w:p>
     <w:p>
@@ -3458,7 +3341,7 @@
           <w:b w:val="0"/>
           <w:i w:val="0"/>
         </w:rPr>
-        <w:t>We considered investing these funds in the interim. This was not recommended given the short timeframe to your planned purchase — market volatility could reduce the amount available when it is needed.</w:t>
+        <w:t>We considered retaining principal and interest repayments. This was not recommended as interest-only repayments improve short-term cashflow, allowing surplus funds to be directed towards other wealth creation opportunities.</w:t>
       </w:r>
     </w:p>
     <w:p>
@@ -3484,21 +3367,13 @@
           <w:b w:val="0"/>
           <w:i w:val="0"/>
         </w:rPr>
-        <w:t>Funds for your upcoming home sale and purchase are set aside so the recommended strategies do not compromise your housing plans.</w:t>
+        <w:t>Switching your property loan(s) to interest-only repayments will improve your short-term cashflow, with surplus funds redirected towards the recommended strategies.</w:t>
       </w:r>
     </w:p>
     <w:p>
       <w:pPr>
         <w:spacing w:after="80"/>
       </w:pPr>
-    </w:p>
-    <w:p>
-      <w:pPr>
-        <w:pStyle w:val="Heading1"/>
-      </w:pPr>
-      <w:r>
-        <w:t>2 · Investment Property</w:t>
-      </w:r>
     </w:p>
     <w:p>
       <w:pPr>
@@ -3511,7 +3386,7 @@
           <w:color w:val="0C2E3F"/>
           <w:sz w:val="23"/>
         </w:rPr>
-        <w:t>Purchase an investment property using equity</w:t>
+        <w:t>Set aside funds for upcoming home sale &amp; purchase (PPR — no property advice)</w:t>
       </w:r>
     </w:p>
     <w:p>
@@ -3525,7 +3400,7 @@
           <w:color w:val="666666"/>
           <w:sz w:val="18"/>
         </w:rPr>
-        <w:t>Builder-linked   ·   Mode: Tailored   ·   Scope gate: Property block scoped   ·   Figures: {propValue},{deposit}</w:t>
+        <w:t>Builder-linked   ·   Mode: Tailored   ·   Scope gate: Only if a gearing strategy is scoped</w:t>
       </w:r>
     </w:p>
     <w:p>
@@ -3539,7 +3414,7 @@
           <w:color w:val="666666"/>
           <w:sz w:val="18"/>
         </w:rPr>
-        <w:t>Trigger phrases: purchase investment property, buy investment property, IP purchase using equity</w:t>
+        <w:t>Trigger phrases: set aside funds, home sale and purchase, upcoming home purchase, ppr</w:t>
       </w:r>
     </w:p>
     <w:p>
@@ -3565,59 +3440,7 @@
           <w:b w:val="0"/>
           <w:i w:val="0"/>
         </w:rPr>
-        <w:t>We recommend you purchase an investment property (in the name of [owner]) to the value of approximately $XXX (plus costs).</w:t>
-      </w:r>
-    </w:p>
-    <w:p>
-      <w:pPr>
-        <w:pStyle w:val="ListBullet"/>
-        <w:spacing w:after="20"/>
-      </w:pPr>
-      <w:r>
-        <w:rPr>
-          <w:b w:val="0"/>
-          <w:i w:val="0"/>
-        </w:rPr>
-        <w:t>We recommend you plan to have future rent increases salary sacrificed into superannuation or allocated to your instalment gearing plan. This recommendation may be changed to direct rent increases to an additional property, salary sacrificed into superannuation or used to fund the everyday lifestyle of yourself and your family.</w:t>
-      </w:r>
-    </w:p>
-    <w:p>
-      <w:pPr>
-        <w:pStyle w:val="ListBullet"/>
-        <w:spacing w:after="20"/>
-      </w:pPr>
-      <w:r>
-        <w:rPr>
-          <w:b w:val="0"/>
-          <w:i w:val="0"/>
-        </w:rPr>
-        <w:t>We recommend you arrange for all property costs and property loan repayments to come out of the ICA.</w:t>
-      </w:r>
-    </w:p>
-    <w:p>
-      <w:pPr>
-        <w:pStyle w:val="ListBullet"/>
-        <w:spacing w:after="20"/>
-      </w:pPr>
-      <w:r>
-        <w:rPr>
-          <w:b w:val="0"/>
-          <w:i w:val="0"/>
-        </w:rPr>
-        <w:t>We recommend you arrange for the rental income to be paid into the ICA.</w:t>
-      </w:r>
-    </w:p>
-    <w:p>
-      <w:pPr>
-        <w:pStyle w:val="ListBullet"/>
-        <w:spacing w:after="20"/>
-      </w:pPr>
-      <w:r>
-        <w:rPr>
-          <w:b w:val="0"/>
-          <w:i w:val="0"/>
-        </w:rPr>
-        <w:t>We recommend the loan for the investment property should be Interest Only (as per lending recommendations).</w:t>
+        <w:t>You intend to sell your current home and purchase a new home. As we cannot provide advice on the purchase of your home, our advice is limited to setting aside funds of $___ (and factoring in your anticipated home debt) for this purpose.</w:t>
       </w:r>
     </w:p>
     <w:p>
@@ -3643,20 +3466,7 @@
           <w:b w:val="0"/>
           <w:i w:val="0"/>
         </w:rPr>
-        <w:t>Builds a long-term growth investment outside of the super environment and share market providing long term diversification for your investment portfolio.</w:t>
-      </w:r>
-    </w:p>
-    <w:p>
-      <w:pPr>
-        <w:pStyle w:val="ListBullet"/>
-        <w:spacing w:after="20"/>
-      </w:pPr>
-      <w:r>
-        <w:rPr>
-          <w:b w:val="0"/>
-          <w:i w:val="0"/>
-        </w:rPr>
-        <w:t>Additional Benefits: As a growth asset, an investment property provides a combination of long-term investment income and capital growth, as well as ongoing tax deductions. Property can be less volatile than shares and/or other investments.</w:t>
+        <w:t>Setting aside these funds ensures your upcoming home purchase is provided for before surplus capital is committed to the recommended investment strategies.</w:t>
       </w:r>
     </w:p>
     <w:p>
@@ -3682,46 +3492,20 @@
           <w:b w:val="0"/>
           <w:i w:val="0"/>
         </w:rPr>
-        <w:t>There is the risk of the lender having recourse to the home used as security, and therefore the risk of losing the home;</w:t>
-      </w:r>
-    </w:p>
-    <w:p>
-      <w:pPr>
-        <w:pStyle w:val="ListBullet"/>
-        <w:spacing w:after="20"/>
-      </w:pPr>
-      <w:r>
-        <w:rPr>
-          <w:b w:val="0"/>
-          <w:i w:val="0"/>
-        </w:rPr>
-        <w:t>If interest rates increase your interest payments will increase accordingly. Gearing increases the risk attached to a property, as gearing will magnify both gains and losses;</w:t>
-      </w:r>
-    </w:p>
-    <w:p>
-      <w:pPr>
-        <w:pStyle w:val="ListBullet"/>
-        <w:spacing w:after="20"/>
-      </w:pPr>
-      <w:r>
-        <w:rPr>
-          <w:b w:val="0"/>
-          <w:i w:val="0"/>
-        </w:rPr>
-        <w:t>The return on the investment (rent) may decrease or temporarily cease, which may place some strain on your cash flow;</w:t>
-      </w:r>
-    </w:p>
-    <w:p>
-      <w:pPr>
-        <w:pStyle w:val="ListBullet"/>
-        <w:spacing w:after="20"/>
-      </w:pPr>
-      <w:r>
-        <w:rPr>
-          <w:b w:val="0"/>
-          <w:i w:val="0"/>
-        </w:rPr>
-        <w:t>A gearing strategy requires a long term investment horizon. I recommend a minimum 5 year investment time horizon;</w:t>
+        <w:t>Property prices and transaction costs may differ from the amounts allowed for, which may require the set-aside amount to be revisited.</w:t>
+      </w:r>
+    </w:p>
+    <w:p>
+      <w:pPr>
+        <w:pStyle w:val="ListBullet"/>
+        <w:spacing w:after="20"/>
+      </w:pPr>
+      <w:r>
+        <w:rPr>
+          <w:b w:val="0"/>
+          <w:i w:val="0"/>
+        </w:rPr>
+        <w:t>Funds set aside for the purchase are not invested and will not participate in market returns in the interim.</w:t>
       </w:r>
     </w:p>
     <w:p>
@@ -3747,46 +3531,7 @@
           <w:b w:val="0"/>
           <w:i w:val="0"/>
         </w:rPr>
-        <w:t>Direct additional funds to your proposed investment fund instead of purchasing an investment property. I have discounted this strategy, as the purchase of an investment property provides diversification away from shares, and you have the potential to receive ongoing rental income and associated deductions.</w:t>
-      </w:r>
-    </w:p>
-    <w:p>
-      <w:pPr>
-        <w:pStyle w:val="ListBullet"/>
-        <w:spacing w:after="20"/>
-      </w:pPr>
-      <w:r>
-        <w:rPr>
-          <w:b w:val="0"/>
-          <w:i w:val="0"/>
-        </w:rPr>
-        <w:t>Direct additional funds to Australian shares instead of purchasing an investment property. I have discounted this strategy as shares may require a high level of ongoing monitoring in relation to their value and dividend levels. In addition, your managed fund investment has an allocation to Australian shares so allocating additional funds to this asset class may concentrate your portfolio excessively within the one asset class.</w:t>
-      </w:r>
-    </w:p>
-    <w:p>
-      <w:pPr>
-        <w:pStyle w:val="ListBullet"/>
-        <w:spacing w:after="20"/>
-      </w:pPr>
-      <w:r>
-        <w:rPr>
-          <w:b w:val="0"/>
-          <w:i w:val="0"/>
-        </w:rPr>
-        <w:t>Direct additional funds to your superannuation account instead of purchasing an investment property. I have discounted this strategy, as funds in superannuation are not generally accessible unless specific conditions of release are met. Therefore, we suggest you build assets outside of super that can be accessible in the future prior to accessing your superannuation. In addition, diversifying your investments outside of the superannuation environment reduces legislative change risks associated with superannuation.</w:t>
-      </w:r>
-    </w:p>
-    <w:p>
-      <w:pPr>
-        <w:pStyle w:val="ListBullet"/>
-        <w:spacing w:after="20"/>
-      </w:pPr>
-      <w:r>
-        <w:rPr>
-          <w:b w:val="0"/>
-          <w:i w:val="0"/>
-        </w:rPr>
-        <w:t>While we do not give specific advice on which property to purchase, we provide purchase criteria and can assist you to locate an appropriately licenced real estate agent / buyer's advocate. Alternatively, you may wish to source the property yourself.</w:t>
+        <w:t>We considered investing these funds in the interim. This was not recommended given the short timeframe to your planned purchase — market volatility could reduce the amount available when it is needed.</w:t>
       </w:r>
     </w:p>
     <w:p>
@@ -3812,13 +3557,21 @@
           <w:b w:val="0"/>
           <w:i w:val="0"/>
         </w:rPr>
-        <w:t>Our projections indicate this strategy may generate additional wealth of approximately $XXX over the term (estimated at XX years).</w:t>
+        <w:t>Funds for your upcoming home sale and purchase are set aside so the recommended strategies do not compromise your housing plans.</w:t>
       </w:r>
     </w:p>
     <w:p>
       <w:pPr>
         <w:spacing w:after="80"/>
       </w:pPr>
+    </w:p>
+    <w:p>
+      <w:pPr>
+        <w:pStyle w:val="Heading1"/>
+      </w:pPr>
+      <w:r>
+        <w:t>2 · Investment Property</w:t>
+      </w:r>
     </w:p>
     <w:p>
       <w:pPr>
@@ -3831,7 +3584,7 @@
           <w:color w:val="0C2E3F"/>
           <w:sz w:val="23"/>
         </w:rPr>
-        <w:t>Purchase an investment property using cash / savings</w:t>
+        <w:t>Purchase an investment property using equity</w:t>
       </w:r>
     </w:p>
     <w:p>
@@ -3845,7 +3598,7 @@
           <w:color w:val="666666"/>
           <w:sz w:val="18"/>
         </w:rPr>
-        <w:t>Builder-linked   ·   Mode: Tailored   ·   Scope gate: Property block scoped   ·   Figures: {propValue}</w:t>
+        <w:t>Builder-linked   ·   Mode: Tailored   ·   Scope gate: Property block scoped   ·   Figures: {propValue},{deposit}</w:t>
       </w:r>
     </w:p>
     <w:p>
@@ -3859,7 +3612,7 @@
           <w:color w:val="666666"/>
           <w:sz w:val="18"/>
         </w:rPr>
-        <w:t>Trigger phrases: purchase property using cash, buy IP with savings</w:t>
+        <w:t>Trigger phrases: purchase investment property, buy investment property, IP purchase using equity</w:t>
       </w:r>
     </w:p>
     <w:p>
@@ -3885,7 +3638,59 @@
           <w:b w:val="0"/>
           <w:i w:val="0"/>
         </w:rPr>
-        <w:t>We recommend you purchase an investment property to the value of approximately $XXX (plus costs), funded from your available cash/savings.</w:t>
+        <w:t>We recommend you purchase an investment property (in the name of [owner]) to the value of approximately $XXX (plus costs).</w:t>
+      </w:r>
+    </w:p>
+    <w:p>
+      <w:pPr>
+        <w:pStyle w:val="ListBullet"/>
+        <w:spacing w:after="20"/>
+      </w:pPr>
+      <w:r>
+        <w:rPr>
+          <w:b w:val="0"/>
+          <w:i w:val="0"/>
+        </w:rPr>
+        <w:t>We recommend you plan to have future rent increases salary sacrificed into superannuation or allocated to your instalment gearing plan. This recommendation may be changed to direct rent increases to an additional property, salary sacrificed into superannuation or used to fund the everyday lifestyle of yourself and your family.</w:t>
+      </w:r>
+    </w:p>
+    <w:p>
+      <w:pPr>
+        <w:pStyle w:val="ListBullet"/>
+        <w:spacing w:after="20"/>
+      </w:pPr>
+      <w:r>
+        <w:rPr>
+          <w:b w:val="0"/>
+          <w:i w:val="0"/>
+        </w:rPr>
+        <w:t>We recommend you arrange for all property costs and property loan repayments to come out of the ICA.</w:t>
+      </w:r>
+    </w:p>
+    <w:p>
+      <w:pPr>
+        <w:pStyle w:val="ListBullet"/>
+        <w:spacing w:after="20"/>
+      </w:pPr>
+      <w:r>
+        <w:rPr>
+          <w:b w:val="0"/>
+          <w:i w:val="0"/>
+        </w:rPr>
+        <w:t>We recommend you arrange for the rental income to be paid into the ICA.</w:t>
+      </w:r>
+    </w:p>
+    <w:p>
+      <w:pPr>
+        <w:pStyle w:val="ListBullet"/>
+        <w:spacing w:after="20"/>
+      </w:pPr>
+      <w:r>
+        <w:rPr>
+          <w:b w:val="0"/>
+          <w:i w:val="0"/>
+        </w:rPr>
+        <w:t>We recommend the loan for the investment property should be Interest Only (as per lending recommendations).</w:t>
       </w:r>
     </w:p>
     <w:p>
@@ -3911,7 +3716,20 @@
           <w:b w:val="0"/>
           <w:i w:val="0"/>
         </w:rPr>
-        <w:t>Builds a long‑term growth investment outside super, diversifying your portfolio, without taking on additional borrowings.</w:t>
+        <w:t>Builds a long-term growth investment outside of the super environment and share market providing long term diversification for your investment portfolio.</w:t>
+      </w:r>
+    </w:p>
+    <w:p>
+      <w:pPr>
+        <w:pStyle w:val="ListBullet"/>
+        <w:spacing w:after="20"/>
+      </w:pPr>
+      <w:r>
+        <w:rPr>
+          <w:b w:val="0"/>
+          <w:i w:val="0"/>
+        </w:rPr>
+        <w:t>Additional Benefits: As a growth asset, an investment property provides a combination of long-term investment income and capital growth, as well as ongoing tax deductions. Property can be less volatile than shares and/or other investments.</w:t>
       </w:r>
     </w:p>
     <w:p>
@@ -3937,20 +3755,46 @@
           <w:b w:val="0"/>
           <w:i w:val="0"/>
         </w:rPr>
-        <w:t>Property is an illiquid asset; you may be unable to access funds quickly if needed.</w:t>
-      </w:r>
-    </w:p>
-    <w:p>
-      <w:pPr>
-        <w:pStyle w:val="ListBullet"/>
-        <w:spacing w:after="20"/>
-      </w:pPr>
-      <w:r>
-        <w:rPr>
-          <w:b w:val="0"/>
-          <w:i w:val="0"/>
-        </w:rPr>
-        <w:t>The return on the investment (rent) may decrease or temporarily cease.</w:t>
+        <w:t>There is the risk of the lender having recourse to the home used as security, and therefore the risk of losing the home;</w:t>
+      </w:r>
+    </w:p>
+    <w:p>
+      <w:pPr>
+        <w:pStyle w:val="ListBullet"/>
+        <w:spacing w:after="20"/>
+      </w:pPr>
+      <w:r>
+        <w:rPr>
+          <w:b w:val="0"/>
+          <w:i w:val="0"/>
+        </w:rPr>
+        <w:t>If interest rates increase your interest payments will increase accordingly. Gearing increases the risk attached to a property, as gearing will magnify both gains and losses;</w:t>
+      </w:r>
+    </w:p>
+    <w:p>
+      <w:pPr>
+        <w:pStyle w:val="ListBullet"/>
+        <w:spacing w:after="20"/>
+      </w:pPr>
+      <w:r>
+        <w:rPr>
+          <w:b w:val="0"/>
+          <w:i w:val="0"/>
+        </w:rPr>
+        <w:t>The return on the investment (rent) may decrease or temporarily cease, which may place some strain on your cash flow;</w:t>
+      </w:r>
+    </w:p>
+    <w:p>
+      <w:pPr>
+        <w:pStyle w:val="ListBullet"/>
+        <w:spacing w:after="20"/>
+      </w:pPr>
+      <w:r>
+        <w:rPr>
+          <w:b w:val="0"/>
+          <w:i w:val="0"/>
+        </w:rPr>
+        <w:t>A gearing strategy requires a long term investment horizon. I recommend a minimum 5 year investment time horizon;</w:t>
       </w:r>
     </w:p>
     <w:p>
@@ -3976,7 +3820,46 @@
           <w:b w:val="0"/>
           <w:i w:val="0"/>
         </w:rPr>
-        <w:t>Direct the funds to your investment portfolio or superannuation instead — discounted for the reasons noted in the Investment Plan alternatives.</w:t>
+        <w:t>Direct additional funds to your proposed investment fund instead of purchasing an investment property. I have discounted this strategy, as the purchase of an investment property provides diversification away from shares, and you have the potential to receive ongoing rental income and associated deductions.</w:t>
+      </w:r>
+    </w:p>
+    <w:p>
+      <w:pPr>
+        <w:pStyle w:val="ListBullet"/>
+        <w:spacing w:after="20"/>
+      </w:pPr>
+      <w:r>
+        <w:rPr>
+          <w:b w:val="0"/>
+          <w:i w:val="0"/>
+        </w:rPr>
+        <w:t>Direct additional funds to Australian shares instead of purchasing an investment property. I have discounted this strategy as shares may require a high level of ongoing monitoring in relation to their value and dividend levels. In addition, your managed fund investment has an allocation to Australian shares so allocating additional funds to this asset class may concentrate your portfolio excessively within the one asset class.</w:t>
+      </w:r>
+    </w:p>
+    <w:p>
+      <w:pPr>
+        <w:pStyle w:val="ListBullet"/>
+        <w:spacing w:after="20"/>
+      </w:pPr>
+      <w:r>
+        <w:rPr>
+          <w:b w:val="0"/>
+          <w:i w:val="0"/>
+        </w:rPr>
+        <w:t>Direct additional funds to your superannuation account instead of purchasing an investment property. I have discounted this strategy, as funds in superannuation are not generally accessible unless specific conditions of release are met. Therefore, we suggest you build assets outside of super that can be accessible in the future prior to accessing your superannuation. In addition, diversifying your investments outside of the superannuation environment reduces legislative change risks associated with superannuation.</w:t>
+      </w:r>
+    </w:p>
+    <w:p>
+      <w:pPr>
+        <w:pStyle w:val="ListBullet"/>
+        <w:spacing w:after="20"/>
+      </w:pPr>
+      <w:r>
+        <w:rPr>
+          <w:b w:val="0"/>
+          <w:i w:val="0"/>
+        </w:rPr>
+        <w:t>While we do not give specific advice on which property to purchase, we provide purchase criteria and can assist you to locate an appropriately licenced real estate agent / buyer's advocate. Alternatively, you may wish to source the property yourself.</w:t>
       </w:r>
     </w:p>
     <w:p>
@@ -4002,7 +3885,7 @@
           <w:b w:val="0"/>
           <w:i w:val="0"/>
         </w:rPr>
-        <w:t>Our projections indicate this strategy may generate additional wealth of approximately $XXX over the term.</w:t>
+        <w:t>Our projections indicate this strategy may generate additional wealth of approximately $XXX over the term (estimated at XX years).</w:t>
       </w:r>
     </w:p>
     <w:p>
@@ -4021,7 +3904,7 @@
           <w:color w:val="0C2E3F"/>
           <w:sz w:val="23"/>
         </w:rPr>
-        <w:t>Sell current property and use proceeds to buy a new property</w:t>
+        <w:t>Purchase an investment property using cash / savings</w:t>
       </w:r>
     </w:p>
     <w:p>
@@ -4035,7 +3918,7 @@
           <w:color w:val="666666"/>
           <w:sz w:val="18"/>
         </w:rPr>
-        <w:t>Builder-linked   ·   Mode: Tailored   ·   Scope gate: Property block scoped   ·   Figures: {saleProceeds},{newValue}</w:t>
+        <w:t>Builder-linked   ·   Mode: Tailored   ·   Scope gate: Property block scoped   ·   Figures: {propValue}</w:t>
       </w:r>
     </w:p>
     <w:p>
@@ -4049,7 +3932,7 @@
           <w:color w:val="666666"/>
           <w:sz w:val="18"/>
         </w:rPr>
-        <w:t>Trigger phrases: sell property and buy, sell and purchase new property, use sale proceeds to buy</w:t>
+        <w:t>Trigger phrases: purchase property using cash, buy IP with savings</w:t>
       </w:r>
     </w:p>
     <w:p>
@@ -4075,7 +3958,7 @@
           <w:b w:val="0"/>
           <w:i w:val="0"/>
         </w:rPr>
-        <w:t>We recommend you sell your existing property at [address] for an estimated $XXX and use the net proceeds to purchase a new property to the value of approximately $XXX (plus costs).</w:t>
+        <w:t>We recommend you purchase an investment property to the value of approximately $XXX (plus costs), funded from your available cash/savings.</w:t>
       </w:r>
     </w:p>
     <w:p>
@@ -4101,20 +3984,7 @@
           <w:b w:val="0"/>
           <w:i w:val="0"/>
         </w:rPr>
-        <w:t>Allows you to reposition into a more suitable property/location aligned to your goals.</w:t>
-      </w:r>
-    </w:p>
-    <w:p>
-      <w:pPr>
-        <w:pStyle w:val="ListBullet"/>
-        <w:spacing w:after="20"/>
-      </w:pPr>
-      <w:r>
-        <w:rPr>
-          <w:b w:val="0"/>
-          <w:i w:val="0"/>
-        </w:rPr>
-        <w:t>Net sale proceeds reduce the borrowings required for the new purchase.</w:t>
+        <w:t>Builds a long‑term growth investment outside super, diversifying your portfolio, without taking on additional borrowings.</w:t>
       </w:r>
     </w:p>
     <w:p>
@@ -4140,20 +4010,20 @@
           <w:b w:val="0"/>
           <w:i w:val="0"/>
         </w:rPr>
-        <w:t>Selling will trigger transaction costs (agent fees, legals) and may crystallise capital gains tax.</w:t>
-      </w:r>
-    </w:p>
-    <w:p>
-      <w:pPr>
-        <w:pStyle w:val="ListBullet"/>
-        <w:spacing w:after="20"/>
-      </w:pPr>
-      <w:r>
-        <w:rPr>
-          <w:b w:val="0"/>
-          <w:i w:val="0"/>
-        </w:rPr>
-        <w:t>Timing risk between sale and purchase; you may require bridging finance.</w:t>
+        <w:t>Property is an illiquid asset; you may be unable to access funds quickly if needed.</w:t>
+      </w:r>
+    </w:p>
+    <w:p>
+      <w:pPr>
+        <w:pStyle w:val="ListBullet"/>
+        <w:spacing w:after="20"/>
+      </w:pPr>
+      <w:r>
+        <w:rPr>
+          <w:b w:val="0"/>
+          <w:i w:val="0"/>
+        </w:rPr>
+        <w:t>The return on the investment (rent) may decrease or temporarily cease.</w:t>
       </w:r>
     </w:p>
     <w:p>
@@ -4179,7 +4049,7 @@
           <w:b w:val="0"/>
           <w:i w:val="0"/>
         </w:rPr>
-        <w:t>Retain the existing property and borrow separately for the new purchase — discounted where servicing two loans is not appropriate for your cashflow.</w:t>
+        <w:t>Direct the funds to your investment portfolio or superannuation instead — discounted for the reasons noted in the Investment Plan alternatives.</w:t>
       </w:r>
     </w:p>
     <w:p>
@@ -4205,7 +4075,7 @@
           <w:b w:val="0"/>
           <w:i w:val="0"/>
         </w:rPr>
-        <w:t>Realising your existing property allows you to reposition into a property better aligned with your goals while managing your overall borrowings.</w:t>
+        <w:t>Our projections indicate this strategy may generate additional wealth of approximately $XXX over the term.</w:t>
       </w:r>
     </w:p>
     <w:p>
@@ -4224,7 +4094,7 @@
           <w:color w:val="0C2E3F"/>
           <w:sz w:val="23"/>
         </w:rPr>
-        <w:t>Convert current home into an investment property</w:t>
+        <w:t>Sell current property and use proceeds to buy a new property</w:t>
       </w:r>
     </w:p>
     <w:p>
@@ -4238,7 +4108,7 @@
           <w:color w:val="666666"/>
           <w:sz w:val="18"/>
         </w:rPr>
-        <w:t>Builder-linked   ·   Mode: Tailored</w:t>
+        <w:t>Builder-linked   ·   Mode: Tailored   ·   Scope gate: Property block scoped   ·   Figures: {saleProceeds},{newValue}</w:t>
       </w:r>
     </w:p>
     <w:p>
@@ -4252,7 +4122,7 @@
           <w:color w:val="666666"/>
           <w:sz w:val="18"/>
         </w:rPr>
-        <w:t>Trigger phrases: convert home to investment property, rent out current home, home becomes investment</w:t>
+        <w:t>Trigger phrases: sell property and buy, sell and purchase new property, use sale proceeds to buy</w:t>
       </w:r>
     </w:p>
     <w:p>
@@ -4278,7 +4148,7 @@
           <w:b w:val="0"/>
           <w:i w:val="0"/>
         </w:rPr>
-        <w:t>We recommend you retain your existing home and convert it into an investment property, renting it at an estimated $XXX per week.</w:t>
+        <w:t>We recommend you sell your existing property at [address] for an estimated $XXX and use the net proceeds to purchase a new property to the value of approximately $XXX (plus costs).</w:t>
       </w:r>
     </w:p>
     <w:p>
@@ -4304,20 +4174,20 @@
           <w:b w:val="0"/>
           <w:i w:val="0"/>
         </w:rPr>
-        <w:t>Retains a growth asset you know well and creates rental income.</w:t>
-      </w:r>
-    </w:p>
-    <w:p>
-      <w:pPr>
-        <w:pStyle w:val="ListBullet"/>
-        <w:spacing w:after="20"/>
-      </w:pPr>
-      <w:r>
-        <w:rPr>
-          <w:b w:val="0"/>
-          <w:i w:val="0"/>
-        </w:rPr>
-        <w:t>Interest on the loan (to the extent it relates to the income‑producing use) may become tax deductible.</w:t>
+        <w:t>Allows you to reposition into a more suitable property/location aligned to your goals.</w:t>
+      </w:r>
+    </w:p>
+    <w:p>
+      <w:pPr>
+        <w:pStyle w:val="ListBullet"/>
+        <w:spacing w:after="20"/>
+      </w:pPr>
+      <w:r>
+        <w:rPr>
+          <w:b w:val="0"/>
+          <w:i w:val="0"/>
+        </w:rPr>
+        <w:t>Net sale proceeds reduce the borrowings required for the new purchase.</w:t>
       </w:r>
     </w:p>
     <w:p>
@@ -4343,33 +4213,20 @@
           <w:b w:val="0"/>
           <w:i w:val="0"/>
         </w:rPr>
-        <w:t>The deductibility of interest depends on the use of the borrowed funds, not the security — obtain advice from your accountant.</w:t>
-      </w:r>
-    </w:p>
-    <w:p>
-      <w:pPr>
-        <w:pStyle w:val="ListBullet"/>
-        <w:spacing w:after="20"/>
-      </w:pPr>
-      <w:r>
-        <w:rPr>
-          <w:b w:val="0"/>
-          <w:i w:val="0"/>
-        </w:rPr>
-        <w:t>As a former home, capital gains tax may apply on a future sale (subject to the 6‑year absence rule).</w:t>
-      </w:r>
-    </w:p>
-    <w:p>
-      <w:pPr>
-        <w:pStyle w:val="ListBullet"/>
-        <w:spacing w:after="20"/>
-      </w:pPr>
-      <w:r>
-        <w:rPr>
-          <w:b w:val="0"/>
-          <w:i w:val="0"/>
-        </w:rPr>
-        <w:t>Rental income may decrease or temporarily cease.</w:t>
+        <w:t>Selling will trigger transaction costs (agent fees, legals) and may crystallise capital gains tax.</w:t>
+      </w:r>
+    </w:p>
+    <w:p>
+      <w:pPr>
+        <w:pStyle w:val="ListBullet"/>
+        <w:spacing w:after="20"/>
+      </w:pPr>
+      <w:r>
+        <w:rPr>
+          <w:b w:val="0"/>
+          <w:i w:val="0"/>
+        </w:rPr>
+        <w:t>Timing risk between sale and purchase; you may require bridging finance.</w:t>
       </w:r>
     </w:p>
     <w:p>
@@ -4395,7 +4252,7 @@
           <w:b w:val="0"/>
           <w:i w:val="0"/>
         </w:rPr>
-        <w:t>Sell the existing home and invest the proceeds — discounted where retaining the property better meets your long‑term goals.</w:t>
+        <w:t>Retain the existing property and borrow separately for the new purchase — discounted where servicing two loans is not appropriate for your cashflow.</w:t>
       </w:r>
     </w:p>
     <w:p>
@@ -4421,7 +4278,7 @@
           <w:b w:val="0"/>
           <w:i w:val="0"/>
         </w:rPr>
-        <w:t>Converting your home to an investment property retains a growth asset and creates a new source of rental income and tax deductions.</w:t>
+        <w:t>Realising your existing property allows you to reposition into a property better aligned with your goals while managing your overall borrowings.</w:t>
       </w:r>
     </w:p>
     <w:p>
@@ -4440,7 +4297,7 @@
           <w:color w:val="0C2E3F"/>
           <w:sz w:val="23"/>
         </w:rPr>
-        <w:t>Retain an existing investment property</w:t>
+        <w:t>Convert current home into an investment property</w:t>
       </w:r>
     </w:p>
     <w:p>
@@ -4468,7 +4325,7 @@
           <w:color w:val="666666"/>
           <w:sz w:val="18"/>
         </w:rPr>
-        <w:t>Trigger phrases: retain investment property, keep the investment property, hold the property</w:t>
+        <w:t>Trigger phrases: convert home to investment property, rent out current home, home becomes investment</w:t>
       </w:r>
     </w:p>
     <w:p>
@@ -4494,7 +4351,7 @@
           <w:b w:val="0"/>
           <w:i w:val="0"/>
         </w:rPr>
-        <w:t>We recommend you retain your existing investment property for now. Where a sale is intended, we recommend timing it to occur after your fund has commenced pension phase to minimise capital gains tax, and directing the proceeds to fund your retirement income.</w:t>
+        <w:t>We recommend you retain your existing home and convert it into an investment property, renting it at an estimated $XXX per week.</w:t>
       </w:r>
     </w:p>
     <w:p>
@@ -4520,7 +4377,20 @@
           <w:b w:val="0"/>
           <w:i w:val="0"/>
         </w:rPr>
-        <w:t>Retaining the property preserves the asset and rental income; timing any eventual sale to the pension phase reduces the CGT payable on the gain.</w:t>
+        <w:t>Retains a growth asset you know well and creates rental income.</w:t>
+      </w:r>
+    </w:p>
+    <w:p>
+      <w:pPr>
+        <w:pStyle w:val="ListBullet"/>
+        <w:spacing w:after="20"/>
+      </w:pPr>
+      <w:r>
+        <w:rPr>
+          <w:b w:val="0"/>
+          <w:i w:val="0"/>
+        </w:rPr>
+        <w:t>Interest on the loan (to the extent it relates to the income‑producing use) may become tax deductible.</w:t>
       </w:r>
     </w:p>
     <w:p>
@@ -4546,7 +4416,33 @@
           <w:b w:val="0"/>
           <w:i w:val="0"/>
         </w:rPr>
-        <w:t>Property is illiquid and concentrated; market timing on any sale is uncertain; confirm the tax treatment with your accountant.</w:t>
+        <w:t>The deductibility of interest depends on the use of the borrowed funds, not the security — obtain advice from your accountant.</w:t>
+      </w:r>
+    </w:p>
+    <w:p>
+      <w:pPr>
+        <w:pStyle w:val="ListBullet"/>
+        <w:spacing w:after="20"/>
+      </w:pPr>
+      <w:r>
+        <w:rPr>
+          <w:b w:val="0"/>
+          <w:i w:val="0"/>
+        </w:rPr>
+        <w:t>As a former home, capital gains tax may apply on a future sale (subject to the 6‑year absence rule).</w:t>
+      </w:r>
+    </w:p>
+    <w:p>
+      <w:pPr>
+        <w:pStyle w:val="ListBullet"/>
+        <w:spacing w:after="20"/>
+      </w:pPr>
+      <w:r>
+        <w:rPr>
+          <w:b w:val="0"/>
+          <w:i w:val="0"/>
+        </w:rPr>
+        <w:t>Rental income may decrease or temporarily cease.</w:t>
       </w:r>
     </w:p>
     <w:p>
@@ -4572,7 +4468,7 @@
           <w:b w:val="0"/>
           <w:i w:val="0"/>
         </w:rPr>
-        <w:t>Sell the property now — discounted where deferring the sale to pension phase materially reduces CGT.</w:t>
+        <w:t>Sell the existing home and invest the proceeds — discounted where retaining the property better meets your long‑term goals.</w:t>
       </w:r>
     </w:p>
     <w:p>
@@ -4598,7 +4494,7 @@
           <w:b w:val="0"/>
           <w:i w:val="0"/>
         </w:rPr>
-        <w:t>The property is retained and, if sold, the sale is timed for the pension phase to reduce or remove CGT, with proceeds funding your income.</w:t>
+        <w:t>Converting your home to an investment property retains a growth asset and creates a new source of rental income and tax deductions.</w:t>
       </w:r>
     </w:p>
     <w:p>
@@ -4617,7 +4513,7 @@
           <w:color w:val="0C2E3F"/>
           <w:sz w:val="23"/>
         </w:rPr>
-        <w:t>Sell an existing investment property</w:t>
+        <w:t>Retain an existing investment property</w:t>
       </w:r>
     </w:p>
     <w:p>
@@ -4631,7 +4527,7 @@
           <w:color w:val="666666"/>
           <w:sz w:val="18"/>
         </w:rPr>
-        <w:t>Builder-linked   ·   Mode: Tailored   ·   Figures: {saleProceeds}</w:t>
+        <w:t>Builder-linked   ·   Mode: Tailored</w:t>
       </w:r>
     </w:p>
     <w:p>
@@ -4645,7 +4541,7 @@
           <w:color w:val="666666"/>
           <w:sz w:val="18"/>
         </w:rPr>
-        <w:t>Trigger phrases: sell investment property, dispose of IP</w:t>
+        <w:t>Trigger phrases: retain investment property, keep the investment property, hold the property</w:t>
       </w:r>
     </w:p>
     <w:p>
@@ -4671,7 +4567,7 @@
           <w:b w:val="0"/>
           <w:i w:val="0"/>
         </w:rPr>
-        <w:t>We recommend you sell your existing investment property at [address] for an estimated $XXX and redeploy the net proceeds as set out in this advice.</w:t>
+        <w:t>We recommend you retain your existing investment property for now. Where a sale is intended, we recommend timing it to occur after your fund has commenced pension phase to minimise capital gains tax, and directing the proceeds to fund your retirement income.</w:t>
       </w:r>
     </w:p>
     <w:p>
@@ -4697,20 +4593,7 @@
           <w:b w:val="0"/>
           <w:i w:val="0"/>
         </w:rPr>
-        <w:t>Frees capital for a more diversified/liquid strategy aligned to your goals.</w:t>
-      </w:r>
-    </w:p>
-    <w:p>
-      <w:pPr>
-        <w:pStyle w:val="ListBullet"/>
-        <w:spacing w:after="20"/>
-      </w:pPr>
-      <w:r>
-        <w:rPr>
-          <w:b w:val="0"/>
-          <w:i w:val="0"/>
-        </w:rPr>
-        <w:t>Reduces concentration and gearing risk.</w:t>
+        <w:t>Retaining the property preserves the asset and rental income; timing any eventual sale to the pension phase reduces the CGT payable on the gain.</w:t>
       </w:r>
     </w:p>
     <w:p>
@@ -4736,20 +4619,7 @@
           <w:b w:val="0"/>
           <w:i w:val="0"/>
         </w:rPr>
-        <w:t>The sale will trigger transaction costs and may crystallise capital gains tax — consult your accountant.</w:t>
-      </w:r>
-    </w:p>
-    <w:p>
-      <w:pPr>
-        <w:pStyle w:val="ListBullet"/>
-        <w:spacing w:after="20"/>
-      </w:pPr>
-      <w:r>
-        <w:rPr>
-          <w:b w:val="0"/>
-          <w:i w:val="0"/>
-        </w:rPr>
-        <w:t>You forgo future rental income and any further capital growth on the property.</w:t>
+        <w:t>Property is illiquid and concentrated; market timing on any sale is uncertain; confirm the tax treatment with your accountant.</w:t>
       </w:r>
     </w:p>
     <w:p>
@@ -4775,7 +4645,7 @@
           <w:b w:val="0"/>
           <w:i w:val="0"/>
         </w:rPr>
-        <w:t>Retain the property — discounted where it no longer suits your goals or cashflow.</w:t>
+        <w:t>Sell the property now — discounted where deferring the sale to pension phase materially reduces CGT.</w:t>
       </w:r>
     </w:p>
     <w:p>
@@ -4801,7 +4671,7 @@
           <w:b w:val="0"/>
           <w:i w:val="0"/>
         </w:rPr>
-        <w:t>Realising the property frees capital to redeploy into a more suitable, diversified and liquid strategy.</w:t>
+        <w:t>The property is retained and, if sold, the sale is timed for the pension phase to reduce or remove CGT, with proceeds funding your income.</w:t>
       </w:r>
     </w:p>
     <w:p>
@@ -4820,7 +4690,7 @@
           <w:color w:val="0C2E3F"/>
           <w:sz w:val="23"/>
         </w:rPr>
-        <w:t>Downsizer (sell home, downsize, contribute proceeds)</w:t>
+        <w:t>Sell an existing investment property</w:t>
       </w:r>
     </w:p>
     <w:p>
@@ -4834,7 +4704,7 @@
           <w:color w:val="666666"/>
           <w:sz w:val="18"/>
         </w:rPr>
-        <w:t>Builder-linked   ·   Mode: Tailored   ·   Scope gate: Age 55+ eligibility   ·   Figures: {saleProceeds},{dsAmount}</w:t>
+        <w:t>Builder-linked   ·   Mode: Tailored   ·   Figures: {saleProceeds}</w:t>
       </w:r>
     </w:p>
     <w:p>
@@ -4848,7 +4718,7 @@
           <w:color w:val="666666"/>
           <w:sz w:val="18"/>
         </w:rPr>
-        <w:t>Trigger phrases: downsize, sell home and downsize, sell the home, downsizing</w:t>
+        <w:t>Trigger phrases: sell investment property, dispose of IP</w:t>
       </w:r>
     </w:p>
     <w:p>
@@ -4874,7 +4744,7 @@
           <w:b w:val="0"/>
           <w:i w:val="0"/>
         </w:rPr>
-        <w:t>You have advised you have sold (or intend to sell) your home and would like to use the proceeds to assist in funding your retirement. We recommend you downsize and direct the proceeds to superannuation via the downsizer contribution.</w:t>
+        <w:t>We recommend you sell your existing investment property at [address] for an estimated $XXX and redeploy the net proceeds as set out in this advice.</w:t>
       </w:r>
     </w:p>
     <w:p>
@@ -4900,7 +4770,20 @@
           <w:b w:val="0"/>
           <w:i w:val="0"/>
         </w:rPr>
-        <w:t>Downsizing releases equity tied up in your home and, via the downsizer contribution, moves it into the tax-effective super environment to fund a retirement income stream.</w:t>
+        <w:t>Frees capital for a more diversified/liquid strategy aligned to your goals.</w:t>
+      </w:r>
+    </w:p>
+    <w:p>
+      <w:pPr>
+        <w:pStyle w:val="ListBullet"/>
+        <w:spacing w:after="20"/>
+      </w:pPr>
+      <w:r>
+        <w:rPr>
+          <w:b w:val="0"/>
+          <w:i w:val="0"/>
+        </w:rPr>
+        <w:t>Reduces concentration and gearing risk.</w:t>
       </w:r>
     </w:p>
     <w:p>
@@ -4926,7 +4809,20 @@
           <w:b w:val="0"/>
           <w:i w:val="0"/>
         </w:rPr>
-        <w:t>Selling and buying incurs transaction costs (agent, legal, stamp duty); proceeds in super are preserved; the home sale and any new purchase must be timed carefully.</w:t>
+        <w:t>The sale will trigger transaction costs and may crystallise capital gains tax — consult your accountant.</w:t>
+      </w:r>
+    </w:p>
+    <w:p>
+      <w:pPr>
+        <w:pStyle w:val="ListBullet"/>
+        <w:spacing w:after="20"/>
+      </w:pPr>
+      <w:r>
+        <w:rPr>
+          <w:b w:val="0"/>
+          <w:i w:val="0"/>
+        </w:rPr>
+        <w:t>You forgo future rental income and any further capital growth on the property.</w:t>
       </w:r>
     </w:p>
     <w:p>
@@ -4952,7 +4848,7 @@
           <w:b w:val="0"/>
           <w:i w:val="0"/>
         </w:rPr>
-        <w:t>Retain the home and draw on other assets — discounted where releasing home equity is needed to fund retirement.</w:t>
+        <w:t>Retain the property — discounted where it no longer suits your goals or cashflow.</w:t>
       </w:r>
     </w:p>
     <w:p>
@@ -4978,21 +4874,13 @@
           <w:b w:val="0"/>
           <w:i w:val="0"/>
         </w:rPr>
-        <w:t>Selling and downsizing frees up capital from your home which is redirected into super to fund retirement, without affecting your existing Centrelink entitlements where confirmed.</w:t>
+        <w:t>Realising the property frees capital to redeploy into a more suitable, diversified and liquid strategy.</w:t>
       </w:r>
     </w:p>
     <w:p>
       <w:pPr>
         <w:spacing w:after="80"/>
       </w:pPr>
-    </w:p>
-    <w:p>
-      <w:pPr>
-        <w:pStyle w:val="Heading1"/>
-      </w:pPr>
-      <w:r>
-        <w:t>3 · Investment Bond</w:t>
-      </w:r>
     </w:p>
     <w:p>
       <w:pPr>
@@ -5005,7 +4893,7 @@
           <w:color w:val="0C2E3F"/>
           <w:sz w:val="23"/>
         </w:rPr>
-        <w:t>Establish an investment bond</w:t>
+        <w:t>Downsizer (sell home, downsize, contribute proceeds)</w:t>
       </w:r>
     </w:p>
     <w:p>
@@ -5019,7 +4907,7 @@
           <w:color w:val="666666"/>
           <w:sz w:val="18"/>
         </w:rPr>
-        <w:t>Builder-linked   ·   Mode: Tailored   ·   Scope gate: Investment bond scoped (commonly for children's education / high-income earners)   ·   Figures: initial $___ + ongoing $___ pm</w:t>
+        <w:t>Builder-linked   ·   Mode: Tailored   ·   Scope gate: Age 55+ eligibility   ·   Figures: {saleProceeds},{dsAmount}</w:t>
       </w:r>
     </w:p>
     <w:p>
@@ -5033,7 +4921,7 @@
           <w:color w:val="666666"/>
           <w:sz w:val="18"/>
         </w:rPr>
-        <w:t>Trigger phrases: investment bond, insurance bond, education bond, establish investment bond, new investment bond</w:t>
+        <w:t>Trigger phrases: downsize, sell home and downsize, sell the home, downsizing</w:t>
       </w:r>
     </w:p>
     <w:p>
@@ -5059,33 +4947,7 @@
           <w:b w:val="0"/>
           <w:i w:val="0"/>
         </w:rPr>
-        <w:t>We recommend you establish [a new investment bond / two new investment bonds for each of your children] through the Generation Life – Life Builder Investment Bond platform and invest in line with your risk profile.</w:t>
-      </w:r>
-    </w:p>
-    <w:p>
-      <w:pPr>
-        <w:pStyle w:val="ListBullet"/>
-        <w:spacing w:after="20"/>
-      </w:pPr>
-      <w:r>
-        <w:rPr>
-          <w:b w:val="0"/>
-          <w:i w:val="0"/>
-        </w:rPr>
-        <w:t>You will be able to nominate [child/beneficiary] as the beneficiary of this account.</w:t>
-      </w:r>
-    </w:p>
-    <w:p>
-      <w:pPr>
-        <w:pStyle w:val="ListBullet"/>
-        <w:spacing w:after="20"/>
-      </w:pPr>
-      <w:r>
-        <w:rPr>
-          <w:b w:val="0"/>
-          <w:i w:val="0"/>
-        </w:rPr>
-        <w:t>We recommend you invest the funds into the following investment options: [e.g. Vanguard Growth Portfolio – 100%].</w:t>
+        <w:t>You have advised you have sold (or intend to sell) your home and would like to use the proceeds to assist in funding your retirement. We recommend you downsize and direct the proceeds to superannuation via the downsizer contribution.</w:t>
       </w:r>
     </w:p>
     <w:p>
@@ -5111,33 +4973,7 @@
           <w:b w:val="0"/>
           <w:i w:val="0"/>
         </w:rPr>
-        <w:t>Earnings within the bond are taxed at a maximum of 30% (not your marginal rate), and there is no tax payable on future withdrawals subject to the 10-year rule.</w:t>
-      </w:r>
-    </w:p>
-    <w:p>
-      <w:pPr>
-        <w:pStyle w:val="ListBullet"/>
-        <w:spacing w:after="20"/>
-      </w:pPr>
-      <w:r>
-        <w:rPr>
-          <w:b w:val="0"/>
-          <w:i w:val="0"/>
-        </w:rPr>
-        <w:t>You can nominate your child / beneficiary on the account, making it a tax-effective vehicle to accumulate for their future (e.g. education).</w:t>
-      </w:r>
-    </w:p>
-    <w:p>
-      <w:pPr>
-        <w:pStyle w:val="ListBullet"/>
-        <w:spacing w:after="20"/>
-      </w:pPr>
-      <w:r>
-        <w:rPr>
-          <w:b w:val="0"/>
-          <w:i w:val="0"/>
-        </w:rPr>
-        <w:t>The recommended index funds aim to track particular market indices — a passive, cost-effective way to gain broad, diversified market exposure, reducing overall risk.</w:t>
+        <w:t>Downsizing releases equity tied up in your home and, via the downsizer contribution, moves it into the tax-effective super environment to fund a retirement income stream.</w:t>
       </w:r>
     </w:p>
     <w:p>
@@ -5163,46 +4999,7 @@
           <w:b w:val="0"/>
           <w:i w:val="0"/>
         </w:rPr>
-        <w:t>If you withdraw part or all of your investment bond prior to the 10th year, some of the profits will be assessable to you, although you will receive a 30% tax offset equal to the assessable amount.</w:t>
-      </w:r>
-    </w:p>
-    <w:p>
-      <w:pPr>
-        <w:pStyle w:val="ListBullet"/>
-        <w:spacing w:after="20"/>
-      </w:pPr>
-      <w:r>
-        <w:rPr>
-          <w:b w:val="0"/>
-          <w:i w:val="0"/>
-        </w:rPr>
-        <w:t>If you contribute more than 125% of the previous year's contributions, the 10-year period will restart (this applies where, for example, you make no contribution in a year and then later look to make further contributions).</w:t>
-      </w:r>
-    </w:p>
-    <w:p>
-      <w:pPr>
-        <w:pStyle w:val="ListBullet"/>
-        <w:spacing w:after="20"/>
-      </w:pPr>
-      <w:r>
-        <w:rPr>
-          <w:b w:val="0"/>
-          <w:i w:val="0"/>
-        </w:rPr>
-        <w:t>You may pay a buy/sell spread and switching fees; there are fees and costs associated with using an investment bond.</w:t>
-      </w:r>
-    </w:p>
-    <w:p>
-      <w:pPr>
-        <w:pStyle w:val="ListBullet"/>
-        <w:spacing w:after="20"/>
-      </w:pPr>
-      <w:r>
-        <w:rPr>
-          <w:b w:val="0"/>
-          <w:i w:val="0"/>
-        </w:rPr>
-        <w:t>Investment bonds involve some investment risk and do not guarantee your returns; values may fall. By investing instead of holding cash you lose capital stability and access to the government deposit guarantee up to $250,000.</w:t>
+        <w:t>Selling and buying incurs transaction costs (agent, legal, stamp duty); proceeds in super are preserved; the home sale and any new purchase must be timed carefully.</w:t>
       </w:r>
     </w:p>
     <w:p>
@@ -5228,33 +5025,7 @@
           <w:b w:val="0"/>
           <w:i w:val="0"/>
         </w:rPr>
-        <w:t>Hold the funds in cash (a cash management trust or savings account) for your children — discounted as, over the medium to long term, a managed investment provides greater opportunity for capital growth than holding cash.</w:t>
-      </w:r>
-    </w:p>
-    <w:p>
-      <w:pPr>
-        <w:pStyle w:val="ListBullet"/>
-        <w:spacing w:after="20"/>
-      </w:pPr>
-      <w:r>
-        <w:rPr>
-          <w:b w:val="0"/>
-          <w:i w:val="0"/>
-        </w:rPr>
-        <w:t>Invest via an ordinary investment platform for your children — discounted as you would not receive the same tax benefits (earnings taxed at a maximum of 30% and no tax payable on future withdrawals, subject to the 10-year rule).</w:t>
-      </w:r>
-    </w:p>
-    <w:p>
-      <w:pPr>
-        <w:pStyle w:val="ListBullet"/>
-        <w:spacing w:after="20"/>
-      </w:pPr>
-      <w:r>
-        <w:rPr>
-          <w:b w:val="0"/>
-          <w:i w:val="0"/>
-        </w:rPr>
-        <w:t>We completed a price comparison between Generation Life, Australian Unity and Centuria investment bonds. Generation Life was the most cost-effective platform.</w:t>
+        <w:t>Retain the home and draw on other assets — discounted where releasing home equity is needed to fund retirement.</w:t>
       </w:r>
     </w:p>
     <w:p>
@@ -5280,13 +5051,21 @@
           <w:b w:val="0"/>
           <w:i w:val="0"/>
         </w:rPr>
-        <w:t>An investment bond provides a tax-effective, long-term structure (earnings taxed within the bond at a maximum of 30%, with no tax payable on withdrawals subject to the 10-year rule), ideal for accumulating for your children's future.</w:t>
+        <w:t>Selling and downsizing frees up capital from your home which is redirected into super to fund retirement, without affecting your existing Centrelink entitlements where confirmed.</w:t>
       </w:r>
     </w:p>
     <w:p>
       <w:pPr>
         <w:spacing w:after="80"/>
       </w:pPr>
+    </w:p>
+    <w:p>
+      <w:pPr>
+        <w:pStyle w:val="Heading1"/>
+      </w:pPr>
+      <w:r>
+        <w:t>3 · Investment Bond</w:t>
+      </w:r>
     </w:p>
     <w:p>
       <w:pPr>
@@ -5299,7 +5078,7 @@
           <w:color w:val="0C2E3F"/>
           <w:sz w:val="23"/>
         </w:rPr>
-        <w:t>Retain existing investment bond</w:t>
+        <w:t>Establish an investment bond</w:t>
       </w:r>
     </w:p>
     <w:p>
@@ -5313,7 +5092,7 @@
           <w:color w:val="666666"/>
           <w:sz w:val="18"/>
         </w:rPr>
-        <w:t>Builder-linked   ·   Mode: Tailored</w:t>
+        <w:t>Builder-linked   ·   Mode: Tailored   ·   Scope gate: Investment bond scoped (commonly for children's education / high-income earners)   ·   Figures: initial $___ + ongoing $___ pm</w:t>
       </w:r>
     </w:p>
     <w:p>
@@ -5327,7 +5106,7 @@
           <w:color w:val="666666"/>
           <w:sz w:val="18"/>
         </w:rPr>
-        <w:t>Trigger phrases: retain investment bond, keep existing bond</w:t>
+        <w:t>Trigger phrases: investment bond, insurance bond, education bond, establish investment bond, new investment bond</w:t>
       </w:r>
     </w:p>
     <w:p>
@@ -5353,7 +5132,228 @@
           <w:b w:val="0"/>
           <w:i w:val="0"/>
         </w:rPr>
-        <w:t>We recommend you retain your existing investment bond.</w:t>
+        <w:t>We recommend you establish [a new investment bond / two new investment bonds for each of your children] through the Generation Life – Life Builder Investment Bond platform and invest in line with your risk profile.</w:t>
+      </w:r>
+    </w:p>
+    <w:p>
+      <w:pPr>
+        <w:pStyle w:val="ListBullet"/>
+        <w:spacing w:after="20"/>
+      </w:pPr>
+      <w:r>
+        <w:rPr>
+          <w:b w:val="0"/>
+          <w:i w:val="0"/>
+        </w:rPr>
+        <w:t>You will be able to nominate [child/beneficiary] as the beneficiary of this account.</w:t>
+      </w:r>
+    </w:p>
+    <w:p>
+      <w:pPr>
+        <w:pStyle w:val="ListBullet"/>
+        <w:spacing w:after="20"/>
+      </w:pPr>
+      <w:r>
+        <w:rPr>
+          <w:b w:val="0"/>
+          <w:i w:val="0"/>
+        </w:rPr>
+        <w:t>We recommend you invest the funds into the following investment options: [e.g. Vanguard Growth Portfolio – 100%].</w:t>
+      </w:r>
+    </w:p>
+    <w:p>
+      <w:pPr>
+        <w:spacing w:after="20"/>
+      </w:pPr>
+      <w:r>
+        <w:rPr>
+          <w:b/>
+          <w:i w:val="0"/>
+          <w:sz w:val="20"/>
+        </w:rPr>
+        <w:t>Why this benefits you</w:t>
+      </w:r>
+    </w:p>
+    <w:p>
+      <w:pPr>
+        <w:pStyle w:val="ListBullet"/>
+        <w:spacing w:after="20"/>
+      </w:pPr>
+      <w:r>
+        <w:rPr>
+          <w:b w:val="0"/>
+          <w:i w:val="0"/>
+        </w:rPr>
+        <w:t>Earnings within the bond are taxed at a maximum of 30% (not your marginal rate), and there is no tax payable on future withdrawals subject to the 10-year rule.</w:t>
+      </w:r>
+    </w:p>
+    <w:p>
+      <w:pPr>
+        <w:pStyle w:val="ListBullet"/>
+        <w:spacing w:after="20"/>
+      </w:pPr>
+      <w:r>
+        <w:rPr>
+          <w:b w:val="0"/>
+          <w:i w:val="0"/>
+        </w:rPr>
+        <w:t>You can nominate your child / beneficiary on the account, making it a tax-effective vehicle to accumulate for their future (e.g. education).</w:t>
+      </w:r>
+    </w:p>
+    <w:p>
+      <w:pPr>
+        <w:pStyle w:val="ListBullet"/>
+        <w:spacing w:after="20"/>
+      </w:pPr>
+      <w:r>
+        <w:rPr>
+          <w:b w:val="0"/>
+          <w:i w:val="0"/>
+        </w:rPr>
+        <w:t>The recommended index funds aim to track particular market indices — a passive, cost-effective way to gain broad, diversified market exposure, reducing overall risk.</w:t>
+      </w:r>
+    </w:p>
+    <w:p>
+      <w:pPr>
+        <w:spacing w:after="20"/>
+      </w:pPr>
+      <w:r>
+        <w:rPr>
+          <w:b/>
+          <w:i w:val="0"/>
+          <w:sz w:val="20"/>
+        </w:rPr>
+        <w:t>Risks</w:t>
+      </w:r>
+    </w:p>
+    <w:p>
+      <w:pPr>
+        <w:pStyle w:val="ListBullet"/>
+        <w:spacing w:after="20"/>
+      </w:pPr>
+      <w:r>
+        <w:rPr>
+          <w:b w:val="0"/>
+          <w:i w:val="0"/>
+        </w:rPr>
+        <w:t>If you withdraw part or all of your investment bond prior to the 10th year, some of the profits will be assessable to you, although you will receive a 30% tax offset equal to the assessable amount.</w:t>
+      </w:r>
+    </w:p>
+    <w:p>
+      <w:pPr>
+        <w:pStyle w:val="ListBullet"/>
+        <w:spacing w:after="20"/>
+      </w:pPr>
+      <w:r>
+        <w:rPr>
+          <w:b w:val="0"/>
+          <w:i w:val="0"/>
+        </w:rPr>
+        <w:t>If you contribute more than 125% of the previous year's contributions, the 10-year period will restart (this applies where, for example, you make no contribution in a year and then later look to make further contributions).</w:t>
+      </w:r>
+    </w:p>
+    <w:p>
+      <w:pPr>
+        <w:pStyle w:val="ListBullet"/>
+        <w:spacing w:after="20"/>
+      </w:pPr>
+      <w:r>
+        <w:rPr>
+          <w:b w:val="0"/>
+          <w:i w:val="0"/>
+        </w:rPr>
+        <w:t>You may pay a buy/sell spread and switching fees; there are fees and costs associated with using an investment bond.</w:t>
+      </w:r>
+    </w:p>
+    <w:p>
+      <w:pPr>
+        <w:pStyle w:val="ListBullet"/>
+        <w:spacing w:after="20"/>
+      </w:pPr>
+      <w:r>
+        <w:rPr>
+          <w:b w:val="0"/>
+          <w:i w:val="0"/>
+        </w:rPr>
+        <w:t>Investment bonds involve some investment risk and do not guarantee your returns; values may fall. By investing instead of holding cash you lose capital stability and access to the government deposit guarantee up to $250,000.</w:t>
+      </w:r>
+    </w:p>
+    <w:p>
+      <w:pPr>
+        <w:spacing w:after="20"/>
+      </w:pPr>
+      <w:r>
+        <w:rPr>
+          <w:b/>
+          <w:i w:val="0"/>
+          <w:sz w:val="20"/>
+        </w:rPr>
+        <w:t>Alternatives considered</w:t>
+      </w:r>
+    </w:p>
+    <w:p>
+      <w:pPr>
+        <w:pStyle w:val="ListBullet"/>
+        <w:spacing w:after="20"/>
+      </w:pPr>
+      <w:r>
+        <w:rPr>
+          <w:b w:val="0"/>
+          <w:i w:val="0"/>
+        </w:rPr>
+        <w:t>Hold the funds in cash (a cash management trust or savings account) for your children — discounted as, over the medium to long term, a managed investment provides greater opportunity for capital growth than holding cash.</w:t>
+      </w:r>
+    </w:p>
+    <w:p>
+      <w:pPr>
+        <w:pStyle w:val="ListBullet"/>
+        <w:spacing w:after="20"/>
+      </w:pPr>
+      <w:r>
+        <w:rPr>
+          <w:b w:val="0"/>
+          <w:i w:val="0"/>
+        </w:rPr>
+        <w:t>Invest via an ordinary investment platform for your children — discounted as you would not receive the same tax benefits (earnings taxed at a maximum of 30% and no tax payable on future withdrawals, subject to the 10-year rule).</w:t>
+      </w:r>
+    </w:p>
+    <w:p>
+      <w:pPr>
+        <w:pStyle w:val="ListBullet"/>
+        <w:spacing w:after="20"/>
+      </w:pPr>
+      <w:r>
+        <w:rPr>
+          <w:b w:val="0"/>
+          <w:i w:val="0"/>
+        </w:rPr>
+        <w:t>We completed a price comparison between Generation Life, Australian Unity and Centuria investment bonds. Generation Life was the most cost-effective platform.</w:t>
+      </w:r>
+    </w:p>
+    <w:p>
+      <w:pPr>
+        <w:spacing w:after="20"/>
+      </w:pPr>
+      <w:r>
+        <w:rPr>
+          <w:b/>
+          <w:i w:val="0"/>
+          <w:sz w:val="20"/>
+        </w:rPr>
+        <w:t>Outcome</w:t>
+      </w:r>
+    </w:p>
+    <w:p>
+      <w:pPr>
+        <w:pStyle w:val="ListBullet"/>
+        <w:spacing w:after="20"/>
+      </w:pPr>
+      <w:r>
+        <w:rPr>
+          <w:b w:val="0"/>
+          <w:i w:val="0"/>
+        </w:rPr>
+        <w:t>An investment bond provides a tax-effective, long-term structure (earnings taxed within the bond at a maximum of 30%, with no tax payable on withdrawals subject to the 10-year rule), ideal for accumulating for your children's future.</w:t>
       </w:r>
     </w:p>
     <w:p>
@@ -5372,7 +5372,7 @@
           <w:color w:val="0C2E3F"/>
           <w:sz w:val="23"/>
         </w:rPr>
-        <w:t>Sell down existing investment bond</w:t>
+        <w:t>Retain existing investment bond</w:t>
       </w:r>
     </w:p>
     <w:p>
@@ -5386,7 +5386,7 @@
           <w:color w:val="666666"/>
           <w:sz w:val="18"/>
         </w:rPr>
-        <w:t>Builder-linked   ·   Mode: Tailored   ·   Figures: $ amount</w:t>
+        <w:t>Builder-linked   ·   Mode: Tailored</w:t>
       </w:r>
     </w:p>
     <w:p>
@@ -5400,7 +5400,7 @@
           <w:color w:val="666666"/>
           <w:sz w:val="18"/>
         </w:rPr>
-        <w:t>Trigger phrases: sell investment bond, selldown bond, withdraw from bond</w:t>
+        <w:t>Trigger phrases: retain investment bond, keep existing bond</w:t>
       </w:r>
     </w:p>
     <w:p>
@@ -5426,33 +5426,7 @@
           <w:b w:val="0"/>
           <w:i w:val="0"/>
         </w:rPr>
-        <w:t>We recommend you sell down (withdraw from) your existing investment bond.</w:t>
-      </w:r>
-    </w:p>
-    <w:p>
-      <w:pPr>
-        <w:spacing w:after="20"/>
-      </w:pPr>
-      <w:r>
-        <w:rPr>
-          <w:b/>
-          <w:i w:val="0"/>
-          <w:sz w:val="20"/>
-        </w:rPr>
-        <w:t>Risks</w:t>
-      </w:r>
-    </w:p>
-    <w:p>
-      <w:pPr>
-        <w:pStyle w:val="ListBullet"/>
-        <w:spacing w:after="20"/>
-      </w:pPr>
-      <w:r>
-        <w:rPr>
-          <w:b w:val="0"/>
-          <w:i w:val="0"/>
-        </w:rPr>
-        <w:t>Withdrawing within the 10-year period may have tax implications (30% offset); the 125% rule may apply.</w:t>
+        <w:t>We recommend you retain your existing investment bond.</w:t>
       </w:r>
     </w:p>
     <w:p>
@@ -5471,7 +5445,7 @@
           <w:color w:val="0C2E3F"/>
           <w:sz w:val="23"/>
         </w:rPr>
-        <w:t>CGT implications — investment bond (free text)</w:t>
+        <w:t>Sell down existing investment bond</w:t>
       </w:r>
     </w:p>
     <w:p>
@@ -5485,7 +5459,7 @@
           <w:color w:val="666666"/>
           <w:sz w:val="18"/>
         </w:rPr>
-        <w:t>Builder-linked   ·   Mode: Custom (free text)</w:t>
+        <w:t>Builder-linked   ·   Mode: Tailored   ·   Figures: $ amount</w:t>
       </w:r>
     </w:p>
     <w:p>
@@ -5499,7 +5473,7 @@
           <w:color w:val="666666"/>
           <w:sz w:val="18"/>
         </w:rPr>
-        <w:t>Trigger phrases: bond cgt, investment bond tax</w:t>
+        <w:t>Trigger phrases: sell investment bond, selldown bond, withdraw from bond</w:t>
       </w:r>
     </w:p>
     <w:p>
@@ -5525,21 +5499,39 @@
           <w:b w:val="0"/>
           <w:i w:val="0"/>
         </w:rPr>
-        <w:t>[Free-type the CGT / tax implications of the bond — 10-year rule, 125% rule, 30% offset on early withdrawal.]</w:t>
+        <w:t>We recommend you sell down (withdraw from) your existing investment bond.</w:t>
+      </w:r>
+    </w:p>
+    <w:p>
+      <w:pPr>
+        <w:spacing w:after="20"/>
+      </w:pPr>
+      <w:r>
+        <w:rPr>
+          <w:b/>
+          <w:i w:val="0"/>
+          <w:sz w:val="20"/>
+        </w:rPr>
+        <w:t>Risks</w:t>
+      </w:r>
+    </w:p>
+    <w:p>
+      <w:pPr>
+        <w:pStyle w:val="ListBullet"/>
+        <w:spacing w:after="20"/>
+      </w:pPr>
+      <w:r>
+        <w:rPr>
+          <w:b w:val="0"/>
+          <w:i w:val="0"/>
+        </w:rPr>
+        <w:t>Withdrawing within the 10-year period may have tax implications (30% offset); the 125% rule may apply.</w:t>
       </w:r>
     </w:p>
     <w:p>
       <w:pPr>
         <w:spacing w:after="80"/>
       </w:pPr>
-    </w:p>
-    <w:p>
-      <w:pPr>
-        <w:pStyle w:val="Heading1"/>
-      </w:pPr>
-      <w:r>
-        <w:t>4 · Investment Plan</w:t>
-      </w:r>
     </w:p>
     <w:p>
       <w:pPr>
@@ -5552,7 +5544,7 @@
           <w:color w:val="0C2E3F"/>
           <w:sz w:val="23"/>
         </w:rPr>
-        <w:t>Lump-sum investment</w:t>
+        <w:t>CGT implications — investment bond (free text)</w:t>
       </w:r>
     </w:p>
     <w:p>
@@ -5566,7 +5558,7 @@
           <w:color w:val="666666"/>
           <w:sz w:val="18"/>
         </w:rPr>
-        <w:t>Builder-linked   ·   Mode: Tailored   ·   Scope gate: Investment plan scoped   ·   Figures: {lump}</w:t>
+        <w:t>Builder-linked   ·   Mode: Custom (free text)</w:t>
       </w:r>
     </w:p>
     <w:p>
@@ -5580,7 +5572,7 @@
           <w:color w:val="666666"/>
           <w:sz w:val="18"/>
         </w:rPr>
-        <w:t>Trigger phrases: lump sum investment, invest lump sum, invest savings</w:t>
+        <w:t>Trigger phrases: bond cgt, investment bond tax</w:t>
       </w:r>
     </w:p>
     <w:p>
@@ -5606,156 +5598,21 @@
           <w:b w:val="0"/>
           <w:i w:val="0"/>
         </w:rPr>
-        <w:t>We recommend you invest a lump sum of $XXX into a new investment account and invest in line with your risk profile.</w:t>
-      </w:r>
-    </w:p>
-    <w:p>
-      <w:pPr>
-        <w:spacing w:after="20"/>
-      </w:pPr>
-      <w:r>
-        <w:rPr>
-          <w:b/>
-          <w:i w:val="0"/>
-          <w:sz w:val="20"/>
-        </w:rPr>
-        <w:t>Why this benefits you</w:t>
-      </w:r>
-    </w:p>
-    <w:p>
-      <w:pPr>
-        <w:pStyle w:val="ListBullet"/>
-        <w:spacing w:after="20"/>
-      </w:pPr>
-      <w:r>
-        <w:rPr>
-          <w:b w:val="0"/>
-          <w:i w:val="0"/>
-        </w:rPr>
-        <w:t>Puts surplus capital to work in a diversified, professionally managed portfolio you can access outside super.</w:t>
-      </w:r>
-    </w:p>
-    <w:p>
-      <w:pPr>
-        <w:pStyle w:val="ListBullet"/>
-        <w:spacing w:after="20"/>
-      </w:pPr>
-      <w:r>
-        <w:rPr>
-          <w:b w:val="0"/>
-          <w:i w:val="0"/>
-        </w:rPr>
-        <w:t>Reinvesting distributions accelerates growth through compounding.</w:t>
-      </w:r>
-    </w:p>
-    <w:p>
-      <w:pPr>
-        <w:spacing w:after="20"/>
-      </w:pPr>
-      <w:r>
-        <w:rPr>
-          <w:b/>
-          <w:i w:val="0"/>
-          <w:sz w:val="20"/>
-        </w:rPr>
-        <w:t>Risks</w:t>
-      </w:r>
-    </w:p>
-    <w:p>
-      <w:pPr>
-        <w:pStyle w:val="ListBullet"/>
-        <w:spacing w:after="20"/>
-      </w:pPr>
-      <w:r>
-        <w:rPr>
-          <w:b w:val="0"/>
-          <w:i w:val="0"/>
-        </w:rPr>
-        <w:t>Investment funds involve some investment risk and do not guarantee your returns; values may fall.</w:t>
-      </w:r>
-    </w:p>
-    <w:p>
-      <w:pPr>
-        <w:pStyle w:val="ListBullet"/>
-        <w:spacing w:after="20"/>
-      </w:pPr>
-      <w:r>
-        <w:rPr>
-          <w:b w:val="0"/>
-          <w:i w:val="0"/>
-        </w:rPr>
-        <w:t>By investing instead of holding cash you lose capital stability and the deposit guarantee up to $250,000.</w:t>
-      </w:r>
-    </w:p>
-    <w:p>
-      <w:pPr>
-        <w:spacing w:after="20"/>
-      </w:pPr>
-      <w:r>
-        <w:rPr>
-          <w:b/>
-          <w:i w:val="0"/>
-          <w:sz w:val="20"/>
-        </w:rPr>
-        <w:t>Alternatives considered</w:t>
-      </w:r>
-    </w:p>
-    <w:p>
-      <w:pPr>
-        <w:pStyle w:val="ListBullet"/>
-        <w:spacing w:after="20"/>
-      </w:pPr>
-      <w:r>
-        <w:rPr>
-          <w:b w:val="0"/>
-          <w:i w:val="0"/>
-        </w:rPr>
-        <w:t>Hold the funds in cash/term deposit — discounted as it yields a lower long‑term return and does not meet your wealth‑creation goal.</w:t>
-      </w:r>
-    </w:p>
-    <w:p>
-      <w:pPr>
-        <w:pStyle w:val="ListBullet"/>
-        <w:spacing w:after="20"/>
-      </w:pPr>
-      <w:r>
-        <w:rPr>
-          <w:b w:val="0"/>
-          <w:i w:val="0"/>
-        </w:rPr>
-        <w:t>Contribute to superannuation instead — discounted as super is not accessible until a condition of release is met.</w:t>
-      </w:r>
-    </w:p>
-    <w:p>
-      <w:pPr>
-        <w:spacing w:after="20"/>
-      </w:pPr>
-      <w:r>
-        <w:rPr>
-          <w:b/>
-          <w:i w:val="0"/>
-          <w:sz w:val="20"/>
-        </w:rPr>
-        <w:t>Outcome</w:t>
-      </w:r>
-    </w:p>
-    <w:p>
-      <w:pPr>
-        <w:pStyle w:val="ListBullet"/>
-        <w:spacing w:after="20"/>
-      </w:pPr>
-      <w:r>
-        <w:rPr>
-          <w:b w:val="0"/>
-          <w:i w:val="0"/>
-        </w:rPr>
-        <w:t>Our projections indicate this strategy may generate additional wealth of $XXX over the term.</w:t>
+        <w:t>[Free-type the CGT / tax implications of the bond — 10-year rule, 125% rule, 30% offset on early withdrawal.]</w:t>
       </w:r>
     </w:p>
     <w:p>
       <w:pPr>
         <w:spacing w:after="80"/>
       </w:pPr>
+    </w:p>
+    <w:p>
+      <w:pPr>
+        <w:pStyle w:val="Heading1"/>
+      </w:pPr>
+      <w:r>
+        <w:t>4 · Investment Plan</w:t>
+      </w:r>
     </w:p>
     <w:p>
       <w:pPr>
@@ -5768,7 +5625,7 @@
           <w:color w:val="0C2E3F"/>
           <w:sz w:val="23"/>
         </w:rPr>
-        <w:t>In-specie transfer — retain existing holdings in the new platform (no sale)</w:t>
+        <w:t>Lump-sum investment</w:t>
       </w:r>
     </w:p>
     <w:p>
@@ -5782,7 +5639,7 @@
           <w:color w:val="666666"/>
           <w:sz w:val="18"/>
         </w:rPr>
-        <w:t>Builder-linked   ·   Mode: Tailored   ·   Scope gate: Existing portfolio present   ·   Figures: {cgt}</w:t>
+        <w:t>Builder-linked   ·   Mode: Tailored   ·   Scope gate: Investment plan scoped   ·   Figures: {lump}</w:t>
       </w:r>
     </w:p>
     <w:p>
@@ -5796,7 +5653,7 @@
           <w:color w:val="666666"/>
           <w:sz w:val="18"/>
         </w:rPr>
-        <w:t>Trigger phrases: in specie transfer, inspecie, transfer existing shares, transfer portfolio in specie</w:t>
+        <w:t>Trigger phrases: lump sum investment, invest lump sum, invest savings</w:t>
       </w:r>
     </w:p>
     <w:p>
@@ -5822,7 +5679,7 @@
           <w:b w:val="0"/>
           <w:i w:val="0"/>
         </w:rPr>
-        <w:t>We recommend you in-specie transfer your existing portfolio into the new account and retain the holdings (no sale), avoiding CGT and transaction costs.</w:t>
+        <w:t>We recommend you invest a lump sum of $XXX into a new investment account and invest in line with your risk profile.</w:t>
       </w:r>
     </w:p>
     <w:p>
@@ -5848,20 +5705,20 @@
           <w:b w:val="0"/>
           <w:i w:val="0"/>
         </w:rPr>
-        <w:t>Retains your existing holdings while bringing them under the recommended professionally managed portfolio.</w:t>
-      </w:r>
-    </w:p>
-    <w:p>
-      <w:pPr>
-        <w:pStyle w:val="ListBullet"/>
-        <w:spacing w:after="20"/>
-      </w:pPr>
-      <w:r>
-        <w:rPr>
-          <w:b w:val="0"/>
-          <w:i w:val="0"/>
-        </w:rPr>
-        <w:t>Internal netting with the CARE portfolio reduces transaction costs and potential capital gains tax.</w:t>
+        <w:t>Puts surplus capital to work in a diversified, professionally managed portfolio you can access outside super.</w:t>
+      </w:r>
+    </w:p>
+    <w:p>
+      <w:pPr>
+        <w:pStyle w:val="ListBullet"/>
+        <w:spacing w:after="20"/>
+      </w:pPr>
+      <w:r>
+        <w:rPr>
+          <w:b w:val="0"/>
+          <w:i w:val="0"/>
+        </w:rPr>
+        <w:t>Reinvesting distributions accelerates growth through compounding.</w:t>
       </w:r>
     </w:p>
     <w:p>
@@ -5887,7 +5744,20 @@
           <w:b w:val="0"/>
           <w:i w:val="0"/>
         </w:rPr>
-        <w:t>As part of the rebalance into the CARE portfolio, the remaining assets that cannot be internally netted may need to be sold down, which may crystallise an estimated capital gain of $XXX and an estimated tax liability of approximately $XXX. Please consult an accountant to confirm the tax implications and ensure sufficient cash reserves are available.</w:t>
+        <w:t>Investment funds involve some investment risk and do not guarantee your returns; values may fall.</w:t>
+      </w:r>
+    </w:p>
+    <w:p>
+      <w:pPr>
+        <w:pStyle w:val="ListBullet"/>
+        <w:spacing w:after="20"/>
+      </w:pPr>
+      <w:r>
+        <w:rPr>
+          <w:b w:val="0"/>
+          <w:i w:val="0"/>
+        </w:rPr>
+        <w:t>By investing instead of holding cash you lose capital stability and the deposit guarantee up to $250,000.</w:t>
       </w:r>
     </w:p>
     <w:p>
@@ -5913,7 +5783,20 @@
           <w:b w:val="0"/>
           <w:i w:val="0"/>
         </w:rPr>
-        <w:t>Sell the entire portfolio and re‑invest the cash — discounted as the in‑specie transfer with internal netting reduces transaction costs and CGT.</w:t>
+        <w:t>Hold the funds in cash/term deposit — discounted as it yields a lower long‑term return and does not meet your wealth‑creation goal.</w:t>
+      </w:r>
+    </w:p>
+    <w:p>
+      <w:pPr>
+        <w:pStyle w:val="ListBullet"/>
+        <w:spacing w:after="20"/>
+      </w:pPr>
+      <w:r>
+        <w:rPr>
+          <w:b w:val="0"/>
+          <w:i w:val="0"/>
+        </w:rPr>
+        <w:t>Contribute to superannuation instead — discounted as super is not accessible until a condition of release is met.</w:t>
       </w:r>
     </w:p>
     <w:p>
@@ -5939,7 +5822,7 @@
           <w:b w:val="0"/>
           <w:i w:val="0"/>
         </w:rPr>
-        <w:t>Transferring your holdings in‑specie retains your investments while bringing them under professional management, with internal netting used to reduce transaction costs and CGT.</w:t>
+        <w:t>Our projections indicate this strategy may generate additional wealth of $XXX over the term.</w:t>
       </w:r>
     </w:p>
     <w:p>
@@ -5958,7 +5841,7 @@
           <w:color w:val="0C2E3F"/>
           <w:sz w:val="23"/>
         </w:rPr>
-        <w:t>Use inheritance / windfall to invest</w:t>
+        <w:t>In-specie transfer — retain existing holdings in the new platform (no sale)</w:t>
       </w:r>
     </w:p>
     <w:p>
@@ -5972,7 +5855,7 @@
           <w:color w:val="666666"/>
           <w:sz w:val="18"/>
         </w:rPr>
-        <w:t>Builder-linked   ·   Mode: Tailored   ·   Scope gate: Investment plan scoped   ·   Figures: {amt}</w:t>
+        <w:t>Builder-linked   ·   Mode: Tailored   ·   Scope gate: Existing portfolio present   ·   Figures: {cgt}</w:t>
       </w:r>
     </w:p>
     <w:p>
@@ -5986,7 +5869,7 @@
           <w:color w:val="666666"/>
           <w:sz w:val="18"/>
         </w:rPr>
-        <w:t>Trigger phrases: inheritance to invest, invest inheritance, windfall to invest</w:t>
+        <w:t>Trigger phrases: in specie transfer, inspecie, transfer existing shares, transfer portfolio in specie</w:t>
       </w:r>
     </w:p>
     <w:p>
@@ -6012,7 +5895,7 @@
           <w:b w:val="0"/>
           <w:i w:val="0"/>
         </w:rPr>
-        <w:t>We recommend you invest your inheritance of {amt} into a new investment account, invested in line with your risk profile, and elect to reinvest distributions.</w:t>
+        <w:t>We recommend you in-specie transfer your existing portfolio into the new account and retain the holdings (no sale), avoiding CGT and transaction costs.</w:t>
       </w:r>
     </w:p>
     <w:p>
@@ -6038,7 +5921,20 @@
           <w:b w:val="0"/>
           <w:i w:val="0"/>
         </w:rPr>
-        <w:t>Puts a windfall to work toward your long‑term goals in a diversified, accessible portfolio.</w:t>
+        <w:t>Retains your existing holdings while bringing them under the recommended professionally managed portfolio.</w:t>
+      </w:r>
+    </w:p>
+    <w:p>
+      <w:pPr>
+        <w:pStyle w:val="ListBullet"/>
+        <w:spacing w:after="20"/>
+      </w:pPr>
+      <w:r>
+        <w:rPr>
+          <w:b w:val="0"/>
+          <w:i w:val="0"/>
+        </w:rPr>
+        <w:t>Internal netting with the CARE portfolio reduces transaction costs and potential capital gains tax.</w:t>
       </w:r>
     </w:p>
     <w:p>
@@ -6064,7 +5960,7 @@
           <w:b w:val="0"/>
           <w:i w:val="0"/>
         </w:rPr>
-        <w:t>Investment funds involve investment risk; values may fall. You lose capital stability vs holding cash.</w:t>
+        <w:t>As part of the rebalance into the CARE portfolio, the remaining assets that cannot be internally netted may need to be sold down, which may crystallise an estimated capital gain of $XXX and an estimated tax liability of approximately $XXX. Please consult an accountant to confirm the tax implications and ensure sufficient cash reserves are available.</w:t>
       </w:r>
     </w:p>
     <w:p>
@@ -6090,7 +5986,7 @@
           <w:b w:val="0"/>
           <w:i w:val="0"/>
         </w:rPr>
-        <w:t>Use the inheritance to reduce non‑deductible debt instead — see Debt. Discounted where building investment assets better meets the goal.</w:t>
+        <w:t>Sell the entire portfolio and re‑invest the cash — discounted as the in‑specie transfer with internal netting reduces transaction costs and CGT.</w:t>
       </w:r>
     </w:p>
     <w:p>
@@ -6116,7 +6012,7 @@
           <w:b w:val="0"/>
           <w:i w:val="0"/>
         </w:rPr>
-        <w:t>Investing your inheritance puts the capital to work in a diversified, professionally managed portfolio aligned to your goals.</w:t>
+        <w:t>Transferring your holdings in‑specie retains your investments while bringing them under professional management, with internal netting used to reduce transaction costs and CGT.</w:t>
       </w:r>
     </w:p>
     <w:p>
@@ -6135,7 +6031,7 @@
           <w:color w:val="0C2E3F"/>
           <w:sz w:val="23"/>
         </w:rPr>
-        <w:t>Sell down existing investment / asset</w:t>
+        <w:t>Use inheritance / windfall to invest</w:t>
       </w:r>
     </w:p>
     <w:p>
@@ -6149,7 +6045,7 @@
           <w:color w:val="666666"/>
           <w:sz w:val="18"/>
         </w:rPr>
-        <w:t>Builder-linked   ·   Mode: Tailored   ·   Figures: {cgt}</w:t>
+        <w:t>Builder-linked   ·   Mode: Tailored   ·   Scope gate: Investment plan scoped   ·   Figures: {amt}</w:t>
       </w:r>
     </w:p>
     <w:p>
@@ -6163,7 +6059,7 @@
           <w:color w:val="666666"/>
           <w:sz w:val="18"/>
         </w:rPr>
-        <w:t>Trigger phrases: sell down investment, sell existing investment account, sell your shares</w:t>
+        <w:t>Trigger phrases: inheritance to invest, invest inheritance, windfall to invest</w:t>
       </w:r>
     </w:p>
     <w:p>
@@ -6189,7 +6085,7 @@
           <w:b w:val="0"/>
           <w:i w:val="0"/>
         </w:rPr>
-        <w:t>We recommend you sell down your existing [Hub24 Investment Account / share portfolio].</w:t>
+        <w:t>We recommend you invest your inheritance of {amt} into a new investment account, invested in line with your risk profile, and elect to reinvest distributions.</w:t>
       </w:r>
     </w:p>
     <w:p>
@@ -6215,7 +6111,7 @@
           <w:b w:val="0"/>
           <w:i w:val="0"/>
         </w:rPr>
-        <w:t>Consolidates assets into a more streamlined structure across superannuation and cash holdings, reducing ongoing administration and management costs.</w:t>
+        <w:t>Puts a windfall to work toward your long‑term goals in a diversified, accessible portfolio.</w:t>
       </w:r>
     </w:p>
     <w:p>
@@ -6241,20 +6137,7 @@
           <w:b w:val="0"/>
           <w:i w:val="0"/>
         </w:rPr>
-        <w:t>As a result of the sell down, you will crystallise a capital gain of approximately $XXX and capital gains tax of approximately $XXX. Please consult with your accountant to understand your tax liability prior to implementing this advice.</w:t>
-      </w:r>
-    </w:p>
-    <w:p>
-      <w:pPr>
-        <w:pStyle w:val="ListBullet"/>
-        <w:spacing w:after="20"/>
-      </w:pPr>
-      <w:r>
-        <w:rPr>
-          <w:b w:val="0"/>
-          <w:i w:val="0"/>
-        </w:rPr>
-        <w:t>There is a risk of being temporarily out of market between selling your existing investments and reinvesting, which could result in missed market returns during this period.</w:t>
+        <w:t>Investment funds involve investment risk; values may fall. You lose capital stability vs holding cash.</w:t>
       </w:r>
     </w:p>
     <w:p>
@@ -6280,7 +6163,7 @@
           <w:b w:val="0"/>
           <w:i w:val="0"/>
         </w:rPr>
-        <w:t>Retain the existing arrangement — discounted where consolidating simplifies administration and improves the overall structure.</w:t>
+        <w:t>Use the inheritance to reduce non‑deductible debt instead — see Debt. Discounted where building investment assets better meets the goal.</w:t>
       </w:r>
     </w:p>
     <w:p>
@@ -6306,7 +6189,7 @@
           <w:b w:val="0"/>
           <w:i w:val="0"/>
         </w:rPr>
-        <w:t>Selling down your existing portfolio consolidates your assets into a more streamlined structure, reducing administration and management complexity and costs; after the sell-down you will no longer be liable to pay tax on future investment earnings on those assets.</w:t>
+        <w:t>Investing your inheritance puts the capital to work in a diversified, professionally managed portfolio aligned to your goals.</w:t>
       </w:r>
     </w:p>
     <w:p>
@@ -6325,7 +6208,7 @@
           <w:color w:val="0C2E3F"/>
           <w:sz w:val="23"/>
         </w:rPr>
-        <w:t>Vanguard index option (instead of CARE managed portfolios)</w:t>
+        <w:t>Sell down existing investment / asset</w:t>
       </w:r>
     </w:p>
     <w:p>
@@ -6339,7 +6222,7 @@
           <w:color w:val="666666"/>
           <w:sz w:val="18"/>
         </w:rPr>
-        <w:t>Builder-linked   ·   Mode: Tailored   ·   Scope gate: Investment approach = Vanguard/index</w:t>
+        <w:t>Builder-linked   ·   Mode: Tailored   ·   Figures: {cgt}</w:t>
       </w:r>
     </w:p>
     <w:p>
@@ -6353,7 +6236,7 @@
           <w:color w:val="666666"/>
           <w:sz w:val="18"/>
         </w:rPr>
-        <w:t>Trigger phrases: vanguard, index fund, passive approach, vanguard diversified, switch from CARE to index</w:t>
+        <w:t>Trigger phrases: sell down investment, sell existing investment account, sell your shares</w:t>
       </w:r>
     </w:p>
     <w:p>
@@ -6379,7 +6262,7 @@
           <w:b w:val="0"/>
           <w:i w:val="0"/>
         </w:rPr>
-        <w:t>We recommend you establish a new [Hub24] investment account and transfer your existing CARE investment holdings to the Vanguard [Diversified Balanced] Portfolio. Investments common to both portfolios will be transferred via in-specie; assets not available within the Vanguard portfolio will be sold and the proceeds reinvested into the recommended portfolio.</w:t>
+        <w:t>We recommend you sell down your existing [Hub24 Investment Account / share portfolio].</w:t>
       </w:r>
     </w:p>
     <w:p>
@@ -6405,33 +6288,7 @@
           <w:b w:val="0"/>
           <w:i w:val="0"/>
         </w:rPr>
-        <w:t>The recommended index funds aim to track the performance of particular market indices. Index funds are a passive, cost-effective way to gain exposure to the market and provide broad diversification, reducing your overall risk.</w:t>
-      </w:r>
-    </w:p>
-    <w:p>
-      <w:pPr>
-        <w:pStyle w:val="ListBullet"/>
-        <w:spacing w:after="20"/>
-      </w:pPr>
-      <w:r>
-        <w:rPr>
-          <w:b w:val="0"/>
-          <w:i w:val="0"/>
-        </w:rPr>
-        <w:t>Vanguard index funds reduce the tracking-error risk of a portfolio by holding most index securities very close to their index weights, providing truly diversified market exposure at a lower investment cost than your managed fund.</w:t>
-      </w:r>
-    </w:p>
-    <w:p>
-      <w:pPr>
-        <w:pStyle w:val="ListBullet"/>
-        <w:spacing w:after="20"/>
-      </w:pPr>
-      <w:r>
-        <w:rPr>
-          <w:b w:val="0"/>
-          <w:i w:val="0"/>
-        </w:rPr>
-        <w:t>An index management approach minimises portfolio turnover so investors can take advantage of available capital gains tax concessions.</w:t>
+        <w:t>Consolidates assets into a more streamlined structure across superannuation and cash holdings, reducing ongoing administration and management costs.</w:t>
       </w:r>
     </w:p>
     <w:p>
@@ -6457,20 +6314,20 @@
           <w:b w:val="0"/>
           <w:i w:val="0"/>
         </w:rPr>
-        <w:t>A passive index approach does not seek to outperform the market and will move with it, including in falling markets.</w:t>
-      </w:r>
-    </w:p>
-    <w:p>
-      <w:pPr>
-        <w:pStyle w:val="ListBullet"/>
-        <w:spacing w:after="20"/>
-      </w:pPr>
-      <w:r>
-        <w:rPr>
-          <w:b w:val="0"/>
-          <w:i w:val="0"/>
-        </w:rPr>
-        <w:t>Index funds carry the normal market and investment risks; values may fall.</w:t>
+        <w:t>As a result of the sell down, you will crystallise a capital gain of approximately $XXX and capital gains tax of approximately $XXX. Please consult with your accountant to understand your tax liability prior to implementing this advice.</w:t>
+      </w:r>
+    </w:p>
+    <w:p>
+      <w:pPr>
+        <w:pStyle w:val="ListBullet"/>
+        <w:spacing w:after="20"/>
+      </w:pPr>
+      <w:r>
+        <w:rPr>
+          <w:b w:val="0"/>
+          <w:i w:val="0"/>
+        </w:rPr>
+        <w:t>There is a risk of being temporarily out of market between selling your existing investments and reinvesting, which could result in missed market returns during this period.</w:t>
       </w:r>
     </w:p>
     <w:p>
@@ -6496,20 +6353,7 @@
           <w:b w:val="0"/>
           <w:i w:val="0"/>
         </w:rPr>
-        <w:t>While the recommended Vanguard [High Growth] Index Fund has higher ongoing management fees than the iShares Enhanced Strategic Growth Fund, the iShares manager has yet to demonstrate an ability to consistently add value, and the iShares fund would expose your portfolio to fund-manager risk whereas the Vanguard index fund does not.</w:t>
-      </w:r>
-    </w:p>
-    <w:p>
-      <w:pPr>
-        <w:pStyle w:val="ListBullet"/>
-        <w:spacing w:after="20"/>
-      </w:pPr>
-      <w:r>
-        <w:rPr>
-          <w:b w:val="0"/>
-          <w:i w:val="0"/>
-        </w:rPr>
-        <w:t>Retain the CARE actively managed portfolio — discounted where the client prefers a lower-cost passive index approach.</w:t>
+        <w:t>Retain the existing arrangement — discounted where consolidating simplifies administration and improves the overall structure.</w:t>
       </w:r>
     </w:p>
     <w:p>
@@ -6535,7 +6379,7 @@
           <w:b w:val="0"/>
           <w:i w:val="0"/>
         </w:rPr>
-        <w:t>A passive index approach gives broad, low-cost diversified market exposure, minimising turnover so you can take advantage of available capital gains tax concessions.</w:t>
+        <w:t>Selling down your existing portfolio consolidates your assets into a more streamlined structure, reducing administration and management complexity and costs; after the sell-down you will no longer be liable to pay tax on future investment earnings on those assets.</w:t>
       </w:r>
     </w:p>
     <w:p>
@@ -6554,7 +6398,7 @@
           <w:color w:val="0C2E3F"/>
           <w:sz w:val="23"/>
         </w:rPr>
-        <w:t>Money on the move — tactical dollar-cost averaging acceleration</w:t>
+        <w:t>Vanguard index option (instead of CARE managed portfolios)</w:t>
       </w:r>
     </w:p>
     <w:p>
@@ -6568,7 +6412,7 @@
           <w:color w:val="666666"/>
           <w:sz w:val="18"/>
         </w:rPr>
-        <w:t>Builder-linked   ·   Mode: Tailored (overlay on regular investment)   ·   Scope gate: Regular investment / DCA scoped   ·   Figures: 1 month of DCA brought forward per 5% market drop</w:t>
+        <w:t>Builder-linked   ·   Mode: Tailored   ·   Scope gate: Investment approach = Vanguard/index</w:t>
       </w:r>
     </w:p>
     <w:p>
@@ -6582,7 +6426,7 @@
           <w:color w:val="666666"/>
           <w:sz w:val="18"/>
         </w:rPr>
-        <w:t>Trigger phrases: money on the move, accelerate dca, bring forward dollar cost averaging, tactical dca</w:t>
+        <w:t>Trigger phrases: vanguard, index fund, passive approach, vanguard diversified, switch from CARE to index</w:t>
       </w:r>
     </w:p>
     <w:p>
@@ -6608,7 +6452,7 @@
           <w:b w:val="0"/>
           <w:i w:val="0"/>
         </w:rPr>
-        <w:t>As per the money-on-the-move framework, for every 5% drop in the market we may bring forward one month's dollar-cost averaging to ensure your funds are invested as efficiently as possible.</w:t>
+        <w:t>We recommend you establish a new [Hub24] investment account and transfer your existing CARE investment holdings to the Vanguard [Diversified Balanced] Portfolio. Investments common to both portfolios will be transferred via in-specie; assets not available within the Vanguard portfolio will be sold and the proceeds reinvested into the recommended portfolio.</w:t>
       </w:r>
     </w:p>
     <w:p>
@@ -6634,7 +6478,33 @@
           <w:b w:val="0"/>
           <w:i w:val="0"/>
         </w:rPr>
-        <w:t>Bringing forward scheduled investments during market falls allows you to invest at lower prices, improving long-term efficiency of the dollar-cost-averaging approach.</w:t>
+        <w:t>The recommended index funds aim to track the performance of particular market indices. Index funds are a passive, cost-effective way to gain exposure to the market and provide broad diversification, reducing your overall risk.</w:t>
+      </w:r>
+    </w:p>
+    <w:p>
+      <w:pPr>
+        <w:pStyle w:val="ListBullet"/>
+        <w:spacing w:after="20"/>
+      </w:pPr>
+      <w:r>
+        <w:rPr>
+          <w:b w:val="0"/>
+          <w:i w:val="0"/>
+        </w:rPr>
+        <w:t>Vanguard index funds reduce the tracking-error risk of a portfolio by holding most index securities very close to their index weights, providing truly diversified market exposure at a lower investment cost than your managed fund.</w:t>
+      </w:r>
+    </w:p>
+    <w:p>
+      <w:pPr>
+        <w:pStyle w:val="ListBullet"/>
+        <w:spacing w:after="20"/>
+      </w:pPr>
+      <w:r>
+        <w:rPr>
+          <w:b w:val="0"/>
+          <w:i w:val="0"/>
+        </w:rPr>
+        <w:t>An index management approach minimises portfolio turnover so investors can take advantage of available capital gains tax concessions.</w:t>
       </w:r>
     </w:p>
     <w:p>
@@ -6660,20 +6530,20 @@
           <w:b w:val="0"/>
           <w:i w:val="0"/>
         </w:rPr>
-        <w:t>Markets may fall further after funds are deployed; accelerating investment increases short-term exposure to further declines.</w:t>
-      </w:r>
-    </w:p>
-    <w:p>
-      <w:pPr>
-        <w:pStyle w:val="ListBullet"/>
-        <w:spacing w:after="20"/>
-      </w:pPr>
-      <w:r>
-        <w:rPr>
-          <w:b w:val="0"/>
-          <w:i w:val="0"/>
-        </w:rPr>
-        <w:t>The framework is a guideline applied at our discretion, not a guarantee of improved returns.</w:t>
+        <w:t>A passive index approach does not seek to outperform the market and will move with it, including in falling markets.</w:t>
+      </w:r>
+    </w:p>
+    <w:p>
+      <w:pPr>
+        <w:pStyle w:val="ListBullet"/>
+        <w:spacing w:after="20"/>
+      </w:pPr>
+      <w:r>
+        <w:rPr>
+          <w:b w:val="0"/>
+          <w:i w:val="0"/>
+        </w:rPr>
+        <w:t>Index funds carry the normal market and investment risks; values may fall.</w:t>
       </w:r>
     </w:p>
     <w:p>
@@ -6699,7 +6569,20 @@
           <w:b w:val="0"/>
           <w:i w:val="0"/>
         </w:rPr>
-        <w:t>Maintain a fixed dollar-cost-averaging schedule regardless of market movements — discounted as it forgoes the opportunity to invest at lower prices during falls.</w:t>
+        <w:t>While the recommended Vanguard [High Growth] Index Fund has higher ongoing management fees than the iShares Enhanced Strategic Growth Fund, the iShares manager has yet to demonstrate an ability to consistently add value, and the iShares fund would expose your portfolio to fund-manager risk whereas the Vanguard index fund does not.</w:t>
+      </w:r>
+    </w:p>
+    <w:p>
+      <w:pPr>
+        <w:pStyle w:val="ListBullet"/>
+        <w:spacing w:after="20"/>
+      </w:pPr>
+      <w:r>
+        <w:rPr>
+          <w:b w:val="0"/>
+          <w:i w:val="0"/>
+        </w:rPr>
+        <w:t>Retain the CARE actively managed portfolio — discounted where the client prefers a lower-cost passive index approach.</w:t>
       </w:r>
     </w:p>
     <w:p>
@@ -6725,7 +6608,7 @@
           <w:b w:val="0"/>
           <w:i w:val="0"/>
         </w:rPr>
-        <w:t>Capital is deployed faster during market falls, improving the average entry price across your dollar-cost-averaging program.</w:t>
+        <w:t>A passive index approach gives broad, low-cost diversified market exposure, minimising turnover so you can take advantage of available capital gains tax concessions.</w:t>
       </w:r>
     </w:p>
     <w:p>
@@ -6744,7 +6627,7 @@
           <w:color w:val="0C2E3F"/>
           <w:sz w:val="23"/>
         </w:rPr>
-        <w:t>Establish a new investment account</w:t>
+        <w:t>Money on the move — tactical dollar-cost averaging acceleration</w:t>
       </w:r>
     </w:p>
     <w:p>
@@ -6758,7 +6641,7 @@
           <w:color w:val="666666"/>
           <w:sz w:val="18"/>
         </w:rPr>
-        <w:t>Builder-linked   ·   Mode: Tailored   ·   Scope gate: Couple establishing a non-super investment account together</w:t>
+        <w:t>Builder-linked   ·   Mode: Tailored (overlay on regular investment)   ·   Scope gate: Regular investment / DCA scoped   ·   Figures: 1 month of DCA brought forward per 5% market drop</w:t>
       </w:r>
     </w:p>
     <w:p>
@@ -6772,7 +6655,7 @@
           <w:color w:val="666666"/>
           <w:sz w:val="18"/>
         </w:rPr>
-        <w:t>Trigger phrases: joint investment account, held jointly, joint account, new investment account, establish investment account</w:t>
+        <w:t>Trigger phrases: money on the move, accelerate dca, bring forward dollar cost averaging, tactical dca</w:t>
       </w:r>
     </w:p>
     <w:p>
@@ -6798,20 +6681,7 @@
           <w:b w:val="0"/>
           <w:i w:val="0"/>
         </w:rPr>
-        <w:t>We recommend you establish a new investment account and invest in line with your risk profile.</w:t>
-      </w:r>
-    </w:p>
-    <w:p>
-      <w:pPr>
-        <w:pStyle w:val="ListBullet"/>
-        <w:spacing w:after="20"/>
-      </w:pPr>
-      <w:r>
-        <w:rPr>
-          <w:b w:val="0"/>
-          <w:i w:val="0"/>
-        </w:rPr>
-        <w:t>We recommend that the distributions from your investment be reinvested.</w:t>
+        <w:t>As per the money-on-the-move framework, for every 5% drop in the market we may bring forward one month's dollar-cost averaging to ensure your funds are invested as efficiently as possible.</w:t>
       </w:r>
     </w:p>
     <w:p>
@@ -6837,7 +6707,7 @@
           <w:b w:val="0"/>
           <w:i w:val="0"/>
         </w:rPr>
-        <w:t>In Line with Your Goals: Builds a long-term growth investment outside of the super environment to achieve your goal of building wealth you will have access to prior to reaching superannuation preservation age. You will benefit from dollar cost averaging is the term given to the ability to drip feed funds into the market over time. This strategy aims to smooth out market volatility and reduce your downside risk. The CARE portfolio will provide Professional Active Management on a day-to-day basis to provide the potential for greater returns and wealth preservation throughout retirement. Our projections indicate this strategy may generate additional wealth of $XX over the term (estimated at XX years). You can access all or part of your funds if you need to do so. Additional Benefits: Investing in an investment fund means you can access a wider range of investments than you would be able to do if you invested directly. This ensures you have a diversified portfolio. By reinvesting the distributions from your investment portfolio, you will accelerate growth potential and receive the benefits from compounding. Note: You will still have to pay tax on any investment profits and declare these in your tax return and pay for it from your cashflow.</w:t>
+        <w:t>Bringing forward scheduled investments during market falls allows you to invest at lower prices, improving long-term efficiency of the dollar-cost-averaging approach.</w:t>
       </w:r>
     </w:p>
     <w:p>
@@ -6863,33 +6733,20 @@
           <w:b w:val="0"/>
           <w:i w:val="0"/>
         </w:rPr>
-        <w:t>Our advice requires an ongoing commitment of $XX per week for the duration of our planned investment period. You therefore need to ensure that you have the ongoing regular income to support this cost.</w:t>
-      </w:r>
-    </w:p>
-    <w:p>
-      <w:pPr>
-        <w:pStyle w:val="ListBullet"/>
-        <w:spacing w:after="20"/>
-      </w:pPr>
-      <w:r>
-        <w:rPr>
-          <w:b w:val="0"/>
-          <w:i w:val="0"/>
-        </w:rPr>
-        <w:t>Investment funds involve some investment risk and do not guarantee your returns. The value of your investments might not increase as you would like and their value may even fall at times. Changes in financial markets might change the value of your investment from day to day.</w:t>
-      </w:r>
-    </w:p>
-    <w:p>
-      <w:pPr>
-        <w:pStyle w:val="ListBullet"/>
-        <w:spacing w:after="20"/>
-      </w:pPr>
-      <w:r>
-        <w:rPr>
-          <w:b w:val="0"/>
-          <w:i w:val="0"/>
-        </w:rPr>
-        <w:t>By investing your cash into an investment fund instead of a bank account you lose capital stability and a known rate of return. You also lose access to the government guarantee on deposits up to $250,000.</w:t>
+        <w:t>Markets may fall further after funds are deployed; accelerating investment increases short-term exposure to further declines.</w:t>
+      </w:r>
+    </w:p>
+    <w:p>
+      <w:pPr>
+        <w:pStyle w:val="ListBullet"/>
+        <w:spacing w:after="20"/>
+      </w:pPr>
+      <w:r>
+        <w:rPr>
+          <w:b w:val="0"/>
+          <w:i w:val="0"/>
+        </w:rPr>
+        <w:t>The framework is a guideline applied at our discretion, not a guarantee of improved returns.</w:t>
       </w:r>
     </w:p>
     <w:p>
@@ -6915,20 +6772,7 @@
           <w:b w:val="0"/>
           <w:i w:val="0"/>
         </w:rPr>
-        <w:t>Invest in direct shares rather than the recommended investment fund. We have discounted this strategy, as this would require you to make decisions about which shares to buy and concentrate your investment holdings. This requires a lot more day to day management than the recommended strategy and maintains a much higher risk.</w:t>
-      </w:r>
-    </w:p>
-    <w:p>
-      <w:pPr>
-        <w:pStyle w:val="ListBullet"/>
-        <w:spacing w:after="20"/>
-      </w:pPr>
-      <w:r>
-        <w:rPr>
-          <w:b w:val="0"/>
-          <w:i w:val="0"/>
-        </w:rPr>
-        <w:t>We considered making salary sacrifice / non-concessional / further contributions to superannuation rather than investing in the recommended investment fund. I have discounted this strategy as funds in superannuation are not generally accessible unless specific conditions of release are met. Therefore, we suggest you build assets outside of super that can be assessable in the future. Additionally, the investment fund investment provides you with diversification, liquidity outside of superannuation and the flexibility of the strategy. The superannuation environment only allows gearing in specific and limited circumstances.</w:t>
+        <w:t>Maintain a fixed dollar-cost-averaging schedule regardless of market movements — discounted as it forgoes the opportunity to invest at lower prices during falls.</w:t>
       </w:r>
     </w:p>
     <w:p>
@@ -6954,7 +6798,7 @@
           <w:b w:val="0"/>
           <w:i w:val="0"/>
         </w:rPr>
-        <w:t>A single jointly-held portfolio simplifies administration and estate transfer between you.</w:t>
+        <w:t>Capital is deployed faster during market falls, improving the average entry price across your dollar-cost-averaging program.</w:t>
       </w:r>
     </w:p>
     <w:p>
@@ -6973,7 +6817,7 @@
           <w:color w:val="0C2E3F"/>
           <w:sz w:val="23"/>
         </w:rPr>
-        <w:t>Reserves &amp; cash buffer for tactical liquidity (avoid forced selling)</w:t>
+        <w:t>Establish a new investment account</w:t>
       </w:r>
     </w:p>
     <w:p>
@@ -6987,7 +6831,7 @@
           <w:color w:val="666666"/>
           <w:sz w:val="18"/>
         </w:rPr>
-        <w:t>Builder-linked   ·   Mode: Tailored   ·   Scope gate: Investment / pension portfolio where a cash/reserves sleeve is held</w:t>
+        <w:t>Builder-linked   ·   Mode: Tailored   ·   Scope gate: Couple establishing a non-super investment account together</w:t>
       </w:r>
     </w:p>
     <w:p>
@@ -7001,7 +6845,7 @@
           <w:color w:val="666666"/>
           <w:sz w:val="18"/>
         </w:rPr>
-        <w:t>Trigger phrases: reserves, cash buffer, liquidity buffer, reserves and cash</w:t>
+        <w:t>Trigger phrases: joint investment account, held jointly, joint account, new investment account, establish investment account</w:t>
       </w:r>
     </w:p>
     <w:p>
@@ -7027,7 +6871,20 @@
           <w:b w:val="0"/>
           <w:i w:val="0"/>
         </w:rPr>
-        <w:t>We recommend you set aside funds in Reserves &amp; Cash to provide you with liquidity and low volatility, so you shouldn't have to sell growth assets through necessity or bad decisions during downturns.</w:t>
+        <w:t>We recommend you establish a new investment account and invest in line with your risk profile.</w:t>
+      </w:r>
+    </w:p>
+    <w:p>
+      <w:pPr>
+        <w:pStyle w:val="ListBullet"/>
+        <w:spacing w:after="20"/>
+      </w:pPr>
+      <w:r>
+        <w:rPr>
+          <w:b w:val="0"/>
+          <w:i w:val="0"/>
+        </w:rPr>
+        <w:t>We recommend that the distributions from your investment be reinvested.</w:t>
       </w:r>
     </w:p>
     <w:p>
@@ -7053,33 +6910,7 @@
           <w:b w:val="0"/>
           <w:i w:val="0"/>
         </w:rPr>
-        <w:t>Holding a low-volatility reserve protects you from forced sales at market troughs and preserves your growth assets to recover.</w:t>
-      </w:r>
-    </w:p>
-    <w:p>
-      <w:pPr>
-        <w:pStyle w:val="ListBullet"/>
-        <w:spacing w:after="20"/>
-      </w:pPr>
-      <w:r>
-        <w:rPr>
-          <w:b w:val="0"/>
-          <w:i w:val="0"/>
-        </w:rPr>
-        <w:t>You rebalance by topping up reserves from growth assets as part of your annual review.</w:t>
-      </w:r>
-    </w:p>
-    <w:p>
-      <w:pPr>
-        <w:pStyle w:val="ListBullet"/>
-        <w:spacing w:after="20"/>
-      </w:pPr>
-      <w:r>
-        <w:rPr>
-          <w:b w:val="0"/>
-          <w:i w:val="0"/>
-        </w:rPr>
-        <w:t>The reserve can be phased to your circumstances — e.g. hold a reduced reserve (1.5 years instead of the usual 2.5 years of pension requirements) where known cash inflows such as upcoming property sales are due, then restore it, reviewed each year.</w:t>
+        <w:t>In Line with Your Goals: Builds a long-term growth investment outside of the super environment to achieve your goal of building wealth you will have access to prior to reaching superannuation preservation age. You will benefit from dollar cost averaging is the term given to the ability to drip feed funds into the market over time. This strategy aims to smooth out market volatility and reduce your downside risk. The CARE portfolio will provide Professional Active Management on a day-to-day basis to provide the potential for greater returns and wealth preservation throughout retirement. Our projections indicate this strategy may generate additional wealth of $XX over the term (estimated at XX years). You can access all or part of your funds if you need to do so. Additional Benefits: Investing in an investment fund means you can access a wider range of investments than you would be able to do if you invested directly. This ensures you have a diversified portfolio. By reinvesting the distributions from your investment portfolio, you will accelerate growth potential and receive the benefits from compounding. Note: You will still have to pay tax on any investment profits and declare these in your tax return and pay for it from your cashflow.</w:t>
       </w:r>
     </w:p>
     <w:p>
@@ -7105,7 +6936,33 @@
           <w:b w:val="0"/>
           <w:i w:val="0"/>
         </w:rPr>
-        <w:t>Holding reserves creates a return drag during strong markets; the allocation must be rebalanced to stay aligned with your risk profile.</w:t>
+        <w:t>Our advice requires an ongoing commitment of $XX per week for the duration of our planned investment period. You therefore need to ensure that you have the ongoing regular income to support this cost.</w:t>
+      </w:r>
+    </w:p>
+    <w:p>
+      <w:pPr>
+        <w:pStyle w:val="ListBullet"/>
+        <w:spacing w:after="20"/>
+      </w:pPr>
+      <w:r>
+        <w:rPr>
+          <w:b w:val="0"/>
+          <w:i w:val="0"/>
+        </w:rPr>
+        <w:t>Investment funds involve some investment risk and do not guarantee your returns. The value of your investments might not increase as you would like and their value may even fall at times. Changes in financial markets might change the value of your investment from day to day.</w:t>
+      </w:r>
+    </w:p>
+    <w:p>
+      <w:pPr>
+        <w:pStyle w:val="ListBullet"/>
+        <w:spacing w:after="20"/>
+      </w:pPr>
+      <w:r>
+        <w:rPr>
+          <w:b w:val="0"/>
+          <w:i w:val="0"/>
+        </w:rPr>
+        <w:t>By investing your cash into an investment fund instead of a bank account you lose capital stability and a known rate of return. You also lose access to the government guarantee on deposits up to $250,000.</w:t>
       </w:r>
     </w:p>
     <w:p>
@@ -7131,7 +6988,20 @@
           <w:b w:val="0"/>
           <w:i w:val="0"/>
         </w:rPr>
-        <w:t>Remain fully invested for higher expected return — discounted as it exposes you to forced selling in downturns.</w:t>
+        <w:t>Invest in direct shares rather than the recommended investment fund. We have discounted this strategy, as this would require you to make decisions about which shares to buy and concentrate your investment holdings. This requires a lot more day to day management than the recommended strategy and maintains a much higher risk.</w:t>
+      </w:r>
+    </w:p>
+    <w:p>
+      <w:pPr>
+        <w:pStyle w:val="ListBullet"/>
+        <w:spacing w:after="20"/>
+      </w:pPr>
+      <w:r>
+        <w:rPr>
+          <w:b w:val="0"/>
+          <w:i w:val="0"/>
+        </w:rPr>
+        <w:t>We considered making salary sacrifice / non-concessional / further contributions to superannuation rather than investing in the recommended investment fund. I have discounted this strategy as funds in superannuation are not generally accessible unless specific conditions of release are met. Therefore, we suggest you build assets outside of super that can be assessable in the future. Additionally, the investment fund investment provides you with diversification, liquidity outside of superannuation and the flexibility of the strategy. The superannuation environment only allows gearing in specific and limited circumstances.</w:t>
       </w:r>
     </w:p>
     <w:p>
@@ -7157,7 +7027,7 @@
           <w:b w:val="0"/>
           <w:i w:val="0"/>
         </w:rPr>
-        <w:t>A reserves sleeve funds your needs through market falls, so growth assets are not sold at the wrong time.</w:t>
+        <w:t>A single jointly-held portfolio simplifies administration and estate transfer between you.</w:t>
       </w:r>
     </w:p>
     <w:p>
@@ -7176,7 +7046,7 @@
           <w:color w:val="0C2E3F"/>
           <w:sz w:val="23"/>
         </w:rPr>
-        <w:t>Regular investment from cashflow (initial + ongoing)</w:t>
+        <w:t>Reserves &amp; cash buffer for tactical liquidity (avoid forced selling)</w:t>
       </w:r>
     </w:p>
     <w:p>
@@ -7190,7 +7060,7 @@
           <w:color w:val="666666"/>
           <w:sz w:val="18"/>
         </w:rPr>
-        <w:t>Builder-linked   ·   Mode: Tailored   ·   Figures: initial $___ + ongoing $___ pm</w:t>
+        <w:t>Builder-linked   ·   Mode: Tailored   ·   Scope gate: Investment / pension portfolio where a cash/reserves sleeve is held</w:t>
       </w:r>
     </w:p>
     <w:p>
@@ -7204,7 +7074,7 @@
           <w:color w:val="666666"/>
           <w:sz w:val="18"/>
         </w:rPr>
-        <w:t>Trigger phrases: regular investment from cashflow, invest from cashflow</w:t>
+        <w:t>Trigger phrases: reserves, cash buffer, liquidity buffer, reserves and cash</w:t>
       </w:r>
     </w:p>
     <w:p>
@@ -7230,7 +7100,137 @@
           <w:b w:val="0"/>
           <w:i w:val="0"/>
         </w:rPr>
-        <w:t>We recommend you establish a new investment account and invest from your cashflow — $___ initial and $___ per month ongoing — in line with your risk profile.</w:t>
+        <w:t>We recommend you set aside funds in Reserves &amp; Cash to provide you with liquidity and low volatility, so you shouldn't have to sell growth assets through necessity or bad decisions during downturns.</w:t>
+      </w:r>
+    </w:p>
+    <w:p>
+      <w:pPr>
+        <w:spacing w:after="20"/>
+      </w:pPr>
+      <w:r>
+        <w:rPr>
+          <w:b/>
+          <w:i w:val="0"/>
+          <w:sz w:val="20"/>
+        </w:rPr>
+        <w:t>Why this benefits you</w:t>
+      </w:r>
+    </w:p>
+    <w:p>
+      <w:pPr>
+        <w:pStyle w:val="ListBullet"/>
+        <w:spacing w:after="20"/>
+      </w:pPr>
+      <w:r>
+        <w:rPr>
+          <w:b w:val="0"/>
+          <w:i w:val="0"/>
+        </w:rPr>
+        <w:t>Holding a low-volatility reserve protects you from forced sales at market troughs and preserves your growth assets to recover.</w:t>
+      </w:r>
+    </w:p>
+    <w:p>
+      <w:pPr>
+        <w:pStyle w:val="ListBullet"/>
+        <w:spacing w:after="20"/>
+      </w:pPr>
+      <w:r>
+        <w:rPr>
+          <w:b w:val="0"/>
+          <w:i w:val="0"/>
+        </w:rPr>
+        <w:t>You rebalance by topping up reserves from growth assets as part of your annual review.</w:t>
+      </w:r>
+    </w:p>
+    <w:p>
+      <w:pPr>
+        <w:pStyle w:val="ListBullet"/>
+        <w:spacing w:after="20"/>
+      </w:pPr>
+      <w:r>
+        <w:rPr>
+          <w:b w:val="0"/>
+          <w:i w:val="0"/>
+        </w:rPr>
+        <w:t>The reserve can be phased to your circumstances — e.g. hold a reduced reserve (1.5 years instead of the usual 2.5 years of pension requirements) where known cash inflows such as upcoming property sales are due, then restore it, reviewed each year.</w:t>
+      </w:r>
+    </w:p>
+    <w:p>
+      <w:pPr>
+        <w:spacing w:after="20"/>
+      </w:pPr>
+      <w:r>
+        <w:rPr>
+          <w:b/>
+          <w:i w:val="0"/>
+          <w:sz w:val="20"/>
+        </w:rPr>
+        <w:t>Risks</w:t>
+      </w:r>
+    </w:p>
+    <w:p>
+      <w:pPr>
+        <w:pStyle w:val="ListBullet"/>
+        <w:spacing w:after="20"/>
+      </w:pPr>
+      <w:r>
+        <w:rPr>
+          <w:b w:val="0"/>
+          <w:i w:val="0"/>
+        </w:rPr>
+        <w:t>Holding reserves creates a return drag during strong markets; the allocation must be rebalanced to stay aligned with your risk profile.</w:t>
+      </w:r>
+    </w:p>
+    <w:p>
+      <w:pPr>
+        <w:spacing w:after="20"/>
+      </w:pPr>
+      <w:r>
+        <w:rPr>
+          <w:b/>
+          <w:i w:val="0"/>
+          <w:sz w:val="20"/>
+        </w:rPr>
+        <w:t>Alternatives considered</w:t>
+      </w:r>
+    </w:p>
+    <w:p>
+      <w:pPr>
+        <w:pStyle w:val="ListBullet"/>
+        <w:spacing w:after="20"/>
+      </w:pPr>
+      <w:r>
+        <w:rPr>
+          <w:b w:val="0"/>
+          <w:i w:val="0"/>
+        </w:rPr>
+        <w:t>Remain fully invested for higher expected return — discounted as it exposes you to forced selling in downturns.</w:t>
+      </w:r>
+    </w:p>
+    <w:p>
+      <w:pPr>
+        <w:spacing w:after="20"/>
+      </w:pPr>
+      <w:r>
+        <w:rPr>
+          <w:b/>
+          <w:i w:val="0"/>
+          <w:sz w:val="20"/>
+        </w:rPr>
+        <w:t>Outcome</w:t>
+      </w:r>
+    </w:p>
+    <w:p>
+      <w:pPr>
+        <w:pStyle w:val="ListBullet"/>
+        <w:spacing w:after="20"/>
+      </w:pPr>
+      <w:r>
+        <w:rPr>
+          <w:b w:val="0"/>
+          <w:i w:val="0"/>
+        </w:rPr>
+        <w:t>A reserves sleeve funds your needs through market falls, so growth assets are not sold at the wrong time.</w:t>
       </w:r>
     </w:p>
     <w:p>
@@ -7249,7 +7249,7 @@
           <w:color w:val="0C2E3F"/>
           <w:sz w:val="23"/>
         </w:rPr>
-        <w:t>Regular investment from a Term Loan (initial + ongoing)</w:t>
+        <w:t>Regular investment from cashflow (initial + ongoing)</w:t>
       </w:r>
     </w:p>
     <w:p>
@@ -7277,7 +7277,7 @@
           <w:color w:val="666666"/>
           <w:sz w:val="18"/>
         </w:rPr>
-        <w:t>Trigger phrases: invest from term loan, term loan investment</w:t>
+        <w:t>Trigger phrases: regular investment from cashflow, invest from cashflow</w:t>
       </w:r>
     </w:p>
     <w:p>
@@ -7303,7 +7303,7 @@
           <w:b w:val="0"/>
           <w:i w:val="0"/>
         </w:rPr>
-        <w:t>We recommend you establish a new investment account and invest from your Term Loan — $___ initial and $___ per month ongoing — in line with your risk profile.</w:t>
+        <w:t>We recommend you establish a new investment account and invest from your cashflow — $___ initial and $___ per month ongoing — in line with your risk profile.</w:t>
       </w:r>
     </w:p>
     <w:p>
@@ -7322,7 +7322,7 @@
           <w:color w:val="0C2E3F"/>
           <w:sz w:val="23"/>
         </w:rPr>
-        <w:t>Draw an income from the investment (income needs / top up pension / financial freedom)</w:t>
+        <w:t>Regular investment from a Term Loan (initial + ongoing)</w:t>
       </w:r>
     </w:p>
     <w:p>
@@ -7336,7 +7336,7 @@
           <w:color w:val="666666"/>
           <w:sz w:val="18"/>
         </w:rPr>
-        <w:t>Builder-linked   ·   Mode: Tailored   ·   Figures: $___ pa / pm</w:t>
+        <w:t>Builder-linked   ·   Mode: Tailored   ·   Figures: initial $___ + ongoing $___ pm</w:t>
       </w:r>
     </w:p>
     <w:p>
@@ -7350,7 +7350,7 @@
           <w:color w:val="666666"/>
           <w:sz w:val="18"/>
         </w:rPr>
-        <w:t>Trigger phrases: draw income from investment, drawdown investment, top up pension from investment</w:t>
+        <w:t>Trigger phrases: invest from term loan, term loan investment</w:t>
       </w:r>
     </w:p>
     <w:p>
@@ -7376,7 +7376,7 @@
           <w:b w:val="0"/>
           <w:i w:val="0"/>
         </w:rPr>
-        <w:t>We recommend you draw an income of $___ from your investment account to help meet your income needs / top up your pension / fund your financial-freedom goal.</w:t>
+        <w:t>We recommend you establish a new investment account and invest from your Term Loan — $___ initial and $___ per month ongoing — in line with your risk profile.</w:t>
       </w:r>
     </w:p>
     <w:p>
@@ -7395,7 +7395,7 @@
           <w:color w:val="0C2E3F"/>
           <w:sz w:val="23"/>
         </w:rPr>
-        <w:t>Rebalance existing holdings into the recommended portfolio</w:t>
+        <w:t>Draw an income from the investment (income needs / top up pension / financial freedom)</w:t>
       </w:r>
     </w:p>
     <w:p>
@@ -7409,7 +7409,7 @@
           <w:color w:val="666666"/>
           <w:sz w:val="18"/>
         </w:rPr>
-        <w:t>Builder-linked   ·   Mode: Tailored</w:t>
+        <w:t>Builder-linked   ·   Mode: Tailored   ·   Figures: $___ pa / pm</w:t>
       </w:r>
     </w:p>
     <w:p>
@@ -7423,7 +7423,7 @@
           <w:color w:val="666666"/>
           <w:sz w:val="18"/>
         </w:rPr>
-        <w:t>Trigger phrases: rebalance into care, rebalance existing holdings, switch into recommended portfolio</w:t>
+        <w:t>Trigger phrases: draw income from investment, drawdown investment, top up pension from investment</w:t>
       </w:r>
     </w:p>
     <w:p>
@@ -7449,59 +7449,7 @@
           <w:b w:val="0"/>
           <w:i w:val="0"/>
         </w:rPr>
-        <w:t>We recommend you rebalance your existing holdings into the recommended portfolio in line with your risk profile.</w:t>
-      </w:r>
-    </w:p>
-    <w:p>
-      <w:pPr>
-        <w:spacing w:after="20"/>
-      </w:pPr>
-      <w:r>
-        <w:rPr>
-          <w:b/>
-          <w:i w:val="0"/>
-          <w:sz w:val="20"/>
-        </w:rPr>
-        <w:t>Why this benefits you</w:t>
-      </w:r>
-    </w:p>
-    <w:p>
-      <w:pPr>
-        <w:pStyle w:val="ListBullet"/>
-        <w:spacing w:after="20"/>
-      </w:pPr>
-      <w:r>
-        <w:rPr>
-          <w:b w:val="0"/>
-          <w:i w:val="0"/>
-        </w:rPr>
-        <w:t>Aligns your existing assets to the recommended strategy and risk profile.</w:t>
-      </w:r>
-    </w:p>
-    <w:p>
-      <w:pPr>
-        <w:spacing w:after="20"/>
-      </w:pPr>
-      <w:r>
-        <w:rPr>
-          <w:b/>
-          <w:i w:val="0"/>
-          <w:sz w:val="20"/>
-        </w:rPr>
-        <w:t>Risks</w:t>
-      </w:r>
-    </w:p>
-    <w:p>
-      <w:pPr>
-        <w:pStyle w:val="ListBullet"/>
-        <w:spacing w:after="20"/>
-      </w:pPr>
-      <w:r>
-        <w:rPr>
-          <w:b w:val="0"/>
-          <w:i w:val="0"/>
-        </w:rPr>
-        <w:t>Selling existing holdings to rebalance may crystallise CGT and incur transaction costs.</w:t>
+        <w:t>We recommend you draw an income of $___ from your investment account to help meet your income needs / top up your pension / fund your financial-freedom goal.</w:t>
       </w:r>
     </w:p>
     <w:p>
@@ -7520,7 +7468,7 @@
           <w:color w:val="0C2E3F"/>
           <w:sz w:val="23"/>
         </w:rPr>
-        <w:t>CGT wording / implications following a sell-down or CGT event (free text)</w:t>
+        <w:t>Rebalance existing holdings into the recommended portfolio</w:t>
       </w:r>
     </w:p>
     <w:p>
@@ -7534,7 +7482,7 @@
           <w:color w:val="666666"/>
           <w:sz w:val="18"/>
         </w:rPr>
-        <w:t>Builder-linked   ·   Mode: Custom (free text)</w:t>
+        <w:t>Builder-linked   ·   Mode: Tailored</w:t>
       </w:r>
     </w:p>
     <w:p>
@@ -7548,7 +7496,7 @@
           <w:color w:val="666666"/>
           <w:sz w:val="18"/>
         </w:rPr>
-        <w:t>Trigger phrases: cgt, capital gains, selldown cgt</w:t>
+        <w:t>Trigger phrases: rebalance into care, rebalance existing holdings, switch into recommended portfolio</w:t>
       </w:r>
     </w:p>
     <w:p>
@@ -7574,7 +7522,59 @@
           <w:b w:val="0"/>
           <w:i w:val="0"/>
         </w:rPr>
-        <w:t>[Free-type the CGT implications of the sell-down / CGT event — estimated gain, discount, tax, consult accountant.]</w:t>
+        <w:t>We recommend you rebalance your existing holdings into the recommended portfolio in line with your risk profile.</w:t>
+      </w:r>
+    </w:p>
+    <w:p>
+      <w:pPr>
+        <w:spacing w:after="20"/>
+      </w:pPr>
+      <w:r>
+        <w:rPr>
+          <w:b/>
+          <w:i w:val="0"/>
+          <w:sz w:val="20"/>
+        </w:rPr>
+        <w:t>Why this benefits you</w:t>
+      </w:r>
+    </w:p>
+    <w:p>
+      <w:pPr>
+        <w:pStyle w:val="ListBullet"/>
+        <w:spacing w:after="20"/>
+      </w:pPr>
+      <w:r>
+        <w:rPr>
+          <w:b w:val="0"/>
+          <w:i w:val="0"/>
+        </w:rPr>
+        <w:t>Aligns your existing assets to the recommended strategy and risk profile.</w:t>
+      </w:r>
+    </w:p>
+    <w:p>
+      <w:pPr>
+        <w:spacing w:after="20"/>
+      </w:pPr>
+      <w:r>
+        <w:rPr>
+          <w:b/>
+          <w:i w:val="0"/>
+          <w:sz w:val="20"/>
+        </w:rPr>
+        <w:t>Risks</w:t>
+      </w:r>
+    </w:p>
+    <w:p>
+      <w:pPr>
+        <w:pStyle w:val="ListBullet"/>
+        <w:spacing w:after="20"/>
+      </w:pPr>
+      <w:r>
+        <w:rPr>
+          <w:b w:val="0"/>
+          <w:i w:val="0"/>
+        </w:rPr>
+        <w:t>Selling existing holdings to rebalance may crystallise CGT and incur transaction costs.</w:t>
       </w:r>
     </w:p>
     <w:p>
@@ -7593,7 +7593,7 @@
           <w:color w:val="0C2E3F"/>
           <w:sz w:val="23"/>
         </w:rPr>
-        <w:t>Retain existing investment option and/or platform</w:t>
+        <w:t>CGT wording / implications following a sell-down or CGT event (free text)</w:t>
       </w:r>
     </w:p>
     <w:p>
@@ -7607,7 +7607,7 @@
           <w:color w:val="666666"/>
           <w:sz w:val="18"/>
         </w:rPr>
-        <w:t>Builder-linked   ·   Mode: Tailored</w:t>
+        <w:t>Builder-linked   ·   Mode: Custom (free text)</w:t>
       </w:r>
     </w:p>
     <w:p>
@@ -7621,7 +7621,7 @@
           <w:color w:val="666666"/>
           <w:sz w:val="18"/>
         </w:rPr>
-        <w:t>Trigger phrases: retain existing investment, retain platform, keep existing investment option</w:t>
+        <w:t>Trigger phrases: cgt, capital gains, selldown cgt</w:t>
       </w:r>
     </w:p>
     <w:p>
@@ -7647,59 +7647,7 @@
           <w:b w:val="0"/>
           <w:i w:val="0"/>
         </w:rPr>
-        <w:t>We recommend you retain your existing investment option and/or platform and invest in line with your risk profile.</w:t>
-      </w:r>
-    </w:p>
-    <w:p>
-      <w:pPr>
-        <w:spacing w:after="20"/>
-      </w:pPr>
-      <w:r>
-        <w:rPr>
-          <w:b/>
-          <w:i w:val="0"/>
-          <w:sz w:val="20"/>
-        </w:rPr>
-        <w:t>Why this benefits you</w:t>
-      </w:r>
-    </w:p>
-    <w:p>
-      <w:pPr>
-        <w:pStyle w:val="ListBullet"/>
-        <w:spacing w:after="20"/>
-      </w:pPr>
-      <w:r>
-        <w:rPr>
-          <w:b w:val="0"/>
-          <w:i w:val="0"/>
-        </w:rPr>
-        <w:t>Avoids capital gains and transaction costs of switching where the existing platform/option remains suitable.</w:t>
-      </w:r>
-    </w:p>
-    <w:p>
-      <w:pPr>
-        <w:spacing w:after="20"/>
-      </w:pPr>
-      <w:r>
-        <w:rPr>
-          <w:b/>
-          <w:i w:val="0"/>
-          <w:sz w:val="20"/>
-        </w:rPr>
-        <w:t>Risks</w:t>
-      </w:r>
-    </w:p>
-    <w:p>
-      <w:pPr>
-        <w:pStyle w:val="ListBullet"/>
-        <w:spacing w:after="20"/>
-      </w:pPr>
-      <w:r>
-        <w:rPr>
-          <w:b w:val="0"/>
-          <w:i w:val="0"/>
-        </w:rPr>
-        <w:t>The existing platform may cost more than alternatives; reviewed at each ongoing review.</w:t>
+        <w:t>[Free-type the CGT implications of the sell-down / CGT event — estimated gain, discount, tax, consult accountant.]</w:t>
       </w:r>
     </w:p>
     <w:p>
@@ -7718,7 +7666,7 @@
           <w:color w:val="0C2E3F"/>
           <w:sz w:val="23"/>
         </w:rPr>
-        <w:t>Money on the move (MOTM) framework</w:t>
+        <w:t>Retain existing investment option and/or platform</w:t>
       </w:r>
     </w:p>
     <w:p>
@@ -7732,7 +7680,7 @@
           <w:color w:val="666666"/>
           <w:sz w:val="18"/>
         </w:rPr>
-        <w:t>Builder-linked   ·   Mode: Tailored   ·   Scope gate: Investment plan scoped</w:t>
+        <w:t>Builder-linked   ·   Mode: Tailored</w:t>
       </w:r>
     </w:p>
     <w:p>
@@ -7746,7 +7694,7 @@
           <w:color w:val="666666"/>
           <w:sz w:val="18"/>
         </w:rPr>
-        <w:t>Trigger phrases: money on the move, motm, bring forward dca</w:t>
+        <w:t>Trigger phrases: retain existing investment, retain platform, keep existing investment option</w:t>
       </w:r>
     </w:p>
     <w:p>
@@ -7772,7 +7720,7 @@
           <w:b w:val="0"/>
           <w:i w:val="0"/>
         </w:rPr>
-        <w:t>As per the Money on the Move framework, for every 5% drop in the market we may bring forward 1 month's Dollar Cost Averaging to ensure your funds are invested as efficiently as possible. The above initial and ongoing DCA investment amounts will also be subject to change based on current market valuations and our Money on the Move framework to ensure your funds are invested as effectively as possible.</w:t>
+        <w:t>We recommend you retain your existing investment option and/or platform and invest in line with your risk profile.</w:t>
       </w:r>
     </w:p>
     <w:p>
@@ -7798,7 +7746,7 @@
           <w:b w:val="0"/>
           <w:i w:val="0"/>
         </w:rPr>
-        <w:t>The Money on the Move framework accelerates your dollar cost averaging when markets fall, allowing you to take advantage of lower entry prices while maintaining the discipline of a staged investment approach.</w:t>
+        <w:t>Avoids capital gains and transaction costs of switching where the existing platform/option remains suitable.</w:t>
       </w:r>
     </w:p>
     <w:p>
@@ -7824,72 +7772,7 @@
           <w:b w:val="0"/>
           <w:i w:val="0"/>
         </w:rPr>
-        <w:t>Accelerating investment into falling markets means more of your capital is exposed if markets continue to decline before recovering.</w:t>
-      </w:r>
-    </w:p>
-    <w:p>
-      <w:pPr>
-        <w:pStyle w:val="ListBullet"/>
-        <w:spacing w:after="20"/>
-      </w:pPr>
-      <w:r>
-        <w:rPr>
-          <w:b w:val="0"/>
-          <w:i w:val="0"/>
-        </w:rPr>
-        <w:t>Market timing adjustments are made at the manager's discretion and outcomes may differ from a fixed dollar-cost-averaging schedule.</w:t>
-      </w:r>
-    </w:p>
-    <w:p>
-      <w:pPr>
-        <w:spacing w:after="20"/>
-      </w:pPr>
-      <w:r>
-        <w:rPr>
-          <w:b/>
-          <w:i w:val="0"/>
-          <w:sz w:val="20"/>
-        </w:rPr>
-        <w:t>Alternatives considered</w:t>
-      </w:r>
-    </w:p>
-    <w:p>
-      <w:pPr>
-        <w:pStyle w:val="ListBullet"/>
-        <w:spacing w:after="20"/>
-      </w:pPr>
-      <w:r>
-        <w:rPr>
-          <w:b w:val="0"/>
-          <w:i w:val="0"/>
-        </w:rPr>
-        <w:t>We considered a fixed dollar-cost-averaging schedule without the Money on the Move overlay. This was not recommended as it does not take advantage of lower entry prices when markets fall.</w:t>
-      </w:r>
-    </w:p>
-    <w:p>
-      <w:pPr>
-        <w:spacing w:after="20"/>
-      </w:pPr>
-      <w:r>
-        <w:rPr>
-          <w:b/>
-          <w:i w:val="0"/>
-          <w:sz w:val="20"/>
-        </w:rPr>
-        <w:t>Outcome</w:t>
-      </w:r>
-    </w:p>
-    <w:p>
-      <w:pPr>
-        <w:pStyle w:val="ListBullet"/>
-        <w:spacing w:after="20"/>
-      </w:pPr>
-      <w:r>
-        <w:rPr>
-          <w:b w:val="0"/>
-          <w:i w:val="0"/>
-        </w:rPr>
-        <w:t>Your funds will be invested efficiently, with dollar cost averaging accelerated when markets fall to take advantage of lower entry prices.</w:t>
+        <w:t>The existing platform may cost more than alternatives; reviewed at each ongoing review.</w:t>
       </w:r>
     </w:p>
     <w:p>
@@ -7908,7 +7791,7 @@
           <w:color w:val="0C2E3F"/>
           <w:sz w:val="23"/>
         </w:rPr>
-        <w:t>Add a reserves portfolio</w:t>
+        <w:t>Money on the move (MOTM) framework</w:t>
       </w:r>
     </w:p>
     <w:p>
@@ -7936,7 +7819,7 @@
           <w:color w:val="666666"/>
           <w:sz w:val="18"/>
         </w:rPr>
-        <w:t>Trigger phrases: reserves portfolio, add reserves, liquidity reserve</w:t>
+        <w:t>Trigger phrases: money on the move, motm, bring forward dca</w:t>
       </w:r>
     </w:p>
     <w:p>
@@ -7962,7 +7845,7 @@
           <w:b w:val="0"/>
           <w:i w:val="0"/>
         </w:rPr>
-        <w:t>We recommend the inclusion of the Reserves Portfolio to provide a source of liquidity to fund pension payments and short-term income needs. This may assist in reducing the need to draw on growth assets during periods of market volatility, thereby helping to manage sequencing risk.</w:t>
+        <w:t>As per the Money on the Move framework, for every 5% drop in the market we may bring forward 1 month's Dollar Cost Averaging to ensure your funds are invested as efficiently as possible. The above initial and ongoing DCA investment amounts will also be subject to change based on current market valuations and our Money on the Move framework to ensure your funds are invested as effectively as possible.</w:t>
       </w:r>
     </w:p>
     <w:p>
@@ -7988,20 +7871,7 @@
           <w:b w:val="0"/>
           <w:i w:val="0"/>
         </w:rPr>
-        <w:t>The Reserves Portfolio provides a dedicated source of liquidity so that pension payments and short-term income needs can be met without selling growth assets at depressed prices.</w:t>
-      </w:r>
-    </w:p>
-    <w:p>
-      <w:pPr>
-        <w:pStyle w:val="ListBullet"/>
-        <w:spacing w:after="20"/>
-      </w:pPr>
-      <w:r>
-        <w:rPr>
-          <w:b w:val="0"/>
-          <w:i w:val="0"/>
-        </w:rPr>
-        <w:t>Separating reserves from growth assets helps manage sequencing risk — the risk of poor returns early in retirement permanently reducing your capital.</w:t>
+        <w:t>The Money on the Move framework accelerates your dollar cost averaging when markets fall, allowing you to take advantage of lower entry prices while maintaining the discipline of a staged investment approach.</w:t>
       </w:r>
     </w:p>
     <w:p>
@@ -8027,20 +7897,20 @@
           <w:b w:val="0"/>
           <w:i w:val="0"/>
         </w:rPr>
-        <w:t>Funds held in the Reserves Portfolio are invested defensively and are expected to earn lower long-term returns than growth assets.</w:t>
-      </w:r>
-    </w:p>
-    <w:p>
-      <w:pPr>
-        <w:pStyle w:val="ListBullet"/>
-        <w:spacing w:after="20"/>
-      </w:pPr>
-      <w:r>
-        <w:rPr>
-          <w:b w:val="0"/>
-          <w:i w:val="0"/>
-        </w:rPr>
-        <w:t>In a prolonged market downturn the reserves may be exhausted, requiring you to draw funds when markets are down.</w:t>
+        <w:t>Accelerating investment into falling markets means more of your capital is exposed if markets continue to decline before recovering.</w:t>
+      </w:r>
+    </w:p>
+    <w:p>
+      <w:pPr>
+        <w:pStyle w:val="ListBullet"/>
+        <w:spacing w:after="20"/>
+      </w:pPr>
+      <w:r>
+        <w:rPr>
+          <w:b w:val="0"/>
+          <w:i w:val="0"/>
+        </w:rPr>
+        <w:t>Market timing adjustments are made at the manager's discretion and outcomes may differ from a fixed dollar-cost-averaging schedule.</w:t>
       </w:r>
     </w:p>
     <w:p>
@@ -8066,7 +7936,7 @@
           <w:b w:val="0"/>
           <w:i w:val="0"/>
         </w:rPr>
-        <w:t>We considered holding your entire portfolio in growth assets without a reserves allocation. This was not recommended as markets falling early in your drawdown phase could force the sale of growth assets at depressed prices, permanently reducing your capital.</w:t>
+        <w:t>We considered a fixed dollar-cost-averaging schedule without the Money on the Move overlay. This was not recommended as it does not take advantage of lower entry prices when markets fall.</w:t>
       </w:r>
     </w:p>
     <w:p>
@@ -8092,7 +7962,7 @@
           <w:b w:val="0"/>
           <w:i w:val="0"/>
         </w:rPr>
-        <w:t>A Reserves Portfolio provides liquidity for your income needs and reduces the need to sell growth assets during market downturns.</w:t>
+        <w:t>Your funds will be invested efficiently, with dollar cost averaging accelerated when markets fall to take advantage of lower entry prices.</w:t>
       </w:r>
     </w:p>
     <w:p>
@@ -8111,7 +7981,7 @@
           <w:color w:val="0C2E3F"/>
           <w:sz w:val="23"/>
         </w:rPr>
-        <w:t>Commence drawdown (draw an income from the investment)</w:t>
+        <w:t>Add a reserves portfolio</w:t>
       </w:r>
     </w:p>
     <w:p>
@@ -8139,7 +8009,7 @@
           <w:color w:val="666666"/>
           <w:sz w:val="18"/>
         </w:rPr>
-        <w:t>Trigger phrases: commence drawdown, draw an income from the investment, drawdown from investment</w:t>
+        <w:t>Trigger phrases: reserves portfolio, add reserves, liquidity reserve</w:t>
       </w:r>
     </w:p>
     <w:p>
@@ -8165,7 +8035,7 @@
           <w:b w:val="0"/>
           <w:i w:val="0"/>
         </w:rPr>
-        <w:t>We recommend you commence a drawdown of $___ from your investment account to help meet your income needs. Drawing an income stream will provide you with the funds required to maintain your lifestyle in line with your financial freedom goals.</w:t>
+        <w:t>We recommend the inclusion of the Reserves Portfolio to provide a source of liquidity to fund pension payments and short-term income needs. This may assist in reducing the need to draw on growth assets during periods of market volatility, thereby helping to manage sequencing risk.</w:t>
       </w:r>
     </w:p>
     <w:p>
@@ -8191,20 +8061,20 @@
           <w:b w:val="0"/>
           <w:i w:val="0"/>
         </w:rPr>
-        <w:t>Drawing an income from your investment account provides the funds required to maintain your lifestyle in line with your financial freedom goals.</w:t>
-      </w:r>
-    </w:p>
-    <w:p>
-      <w:pPr>
-        <w:pStyle w:val="ListBullet"/>
-        <w:spacing w:after="20"/>
-      </w:pPr>
-      <w:r>
-        <w:rPr>
-          <w:b w:val="0"/>
-          <w:i w:val="0"/>
-        </w:rPr>
-        <w:t>Funding your lifestyle in this manner draws down your capital in a structured, tax-aware manner while the balance remains invested.</w:t>
+        <w:t>The Reserves Portfolio provides a dedicated source of liquidity so that pension payments and short-term income needs can be met without selling growth assets at depressed prices.</w:t>
+      </w:r>
+    </w:p>
+    <w:p>
+      <w:pPr>
+        <w:pStyle w:val="ListBullet"/>
+        <w:spacing w:after="20"/>
+      </w:pPr>
+      <w:r>
+        <w:rPr>
+          <w:b w:val="0"/>
+          <w:i w:val="0"/>
+        </w:rPr>
+        <w:t>Separating reserves from growth assets helps manage sequencing risk — the risk of poor returns early in retirement permanently reducing your capital.</w:t>
       </w:r>
     </w:p>
     <w:p>
@@ -8230,20 +8100,20 @@
           <w:b w:val="0"/>
           <w:i w:val="0"/>
         </w:rPr>
-        <w:t>Regular drawdowns reduce your invested capital, and if drawdowns exceed investment returns your balance will decline over time.</w:t>
-      </w:r>
-    </w:p>
-    <w:p>
-      <w:pPr>
-        <w:pStyle w:val="ListBullet"/>
-        <w:spacing w:after="20"/>
-      </w:pPr>
-      <w:r>
-        <w:rPr>
-          <w:b w:val="0"/>
-          <w:i w:val="0"/>
-        </w:rPr>
-        <w:t>Poor market returns early in the drawdown phase (sequencing risk) may reduce how long your funds will last — this may require you to draw funds when markets are down.</w:t>
+        <w:t>Funds held in the Reserves Portfolio are invested defensively and are expected to earn lower long-term returns than growth assets.</w:t>
+      </w:r>
+    </w:p>
+    <w:p>
+      <w:pPr>
+        <w:pStyle w:val="ListBullet"/>
+        <w:spacing w:after="20"/>
+      </w:pPr>
+      <w:r>
+        <w:rPr>
+          <w:b w:val="0"/>
+          <w:i w:val="0"/>
+        </w:rPr>
+        <w:t>In a prolonged market downturn the reserves may be exhausted, requiring you to draw funds when markets are down.</w:t>
       </w:r>
     </w:p>
     <w:p>
@@ -8269,7 +8139,7 @@
           <w:b w:val="0"/>
           <w:i w:val="0"/>
         </w:rPr>
-        <w:t>We considered funding your income needs from cash savings alone. This was not recommended as it would exhaust your liquid reserves and forgo the tax-effective, structured drawdown available from your investment account.</w:t>
+        <w:t>We considered holding your entire portfolio in growth assets without a reserves allocation. This was not recommended as markets falling early in your drawdown phase could force the sale of growth assets at depressed prices, permanently reducing your capital.</w:t>
       </w:r>
     </w:p>
     <w:p>
@@ -8295,7 +8165,7 @@
           <w:b w:val="0"/>
           <w:i w:val="0"/>
         </w:rPr>
-        <w:t>Your investment drawdown will provide the income required to maintain your lifestyle in line with your financial freedom goals.</w:t>
+        <w:t>A Reserves Portfolio provides liquidity for your income needs and reduces the need to sell growth assets during market downturns.</w:t>
       </w:r>
     </w:p>
     <w:p>
@@ -8314,7 +8184,7 @@
           <w:color w:val="0C2E3F"/>
           <w:sz w:val="23"/>
         </w:rPr>
-        <w:t>DCA strategy — % upfront, remainder dollar cost averaged over 12 months</w:t>
+        <w:t>Commence drawdown (draw an income from the investment)</w:t>
       </w:r>
     </w:p>
     <w:p>
@@ -8342,7 +8212,7 @@
           <w:color w:val="666666"/>
           <w:sz w:val="18"/>
         </w:rPr>
-        <w:t>Trigger phrases: dollar cost averaged, dca strategy, % upfront</w:t>
+        <w:t>Trigger phrases: commence drawdown, draw an income from the investment, drawdown from investment</w:t>
       </w:r>
     </w:p>
     <w:p>
@@ -8368,7 +8238,7 @@
           <w:b w:val="0"/>
           <w:i w:val="0"/>
         </w:rPr>
-        <w:t>___% of your funds will be lump sum invested &amp; the remainder will be Dollar Cost Averaged over 12 months.</w:t>
+        <w:t>We recommend you commence a drawdown of $___ from your investment account to help meet your income needs. Drawing an income stream will provide you with the funds required to maintain your lifestyle in line with your financial freedom goals.</w:t>
       </w:r>
     </w:p>
     <w:p>
@@ -8394,7 +8264,20 @@
           <w:b w:val="0"/>
           <w:i w:val="0"/>
         </w:rPr>
-        <w:t>Staging your investment through dollar cost averaging reduces the risk of investing your entire balance immediately before a market fall, while ensuring your funds are progressively invested in line with your risk profile.</w:t>
+        <w:t>Drawing an income from your investment account provides the funds required to maintain your lifestyle in line with your financial freedom goals.</w:t>
+      </w:r>
+    </w:p>
+    <w:p>
+      <w:pPr>
+        <w:pStyle w:val="ListBullet"/>
+        <w:spacing w:after="20"/>
+      </w:pPr>
+      <w:r>
+        <w:rPr>
+          <w:b w:val="0"/>
+          <w:i w:val="0"/>
+        </w:rPr>
+        <w:t>Funding your lifestyle in this manner draws down your capital in a structured, tax-aware manner while the balance remains invested.</w:t>
       </w:r>
     </w:p>
     <w:p>
@@ -8420,20 +8303,20 @@
           <w:b w:val="0"/>
           <w:i w:val="0"/>
         </w:rPr>
-        <w:t>If markets rise during the averaging period, the staged portion of your funds will buy in at higher prices than an immediate lump-sum investment.</w:t>
-      </w:r>
-    </w:p>
-    <w:p>
-      <w:pPr>
-        <w:pStyle w:val="ListBullet"/>
-        <w:spacing w:after="20"/>
-      </w:pPr>
-      <w:r>
-        <w:rPr>
-          <w:b w:val="0"/>
-          <w:i w:val="0"/>
-        </w:rPr>
-        <w:t>Funds awaiting investment earn cash returns only and will not participate in market growth until invested.</w:t>
+        <w:t>Regular drawdowns reduce your invested capital, and if drawdowns exceed investment returns your balance will decline over time.</w:t>
+      </w:r>
+    </w:p>
+    <w:p>
+      <w:pPr>
+        <w:pStyle w:val="ListBullet"/>
+        <w:spacing w:after="20"/>
+      </w:pPr>
+      <w:r>
+        <w:rPr>
+          <w:b w:val="0"/>
+          <w:i w:val="0"/>
+        </w:rPr>
+        <w:t>Poor market returns early in the drawdown phase (sequencing risk) may reduce how long your funds will last — this may require you to draw funds when markets are down.</w:t>
       </w:r>
     </w:p>
     <w:p>
@@ -8459,7 +8342,7 @@
           <w:b w:val="0"/>
           <w:i w:val="0"/>
         </w:rPr>
-        <w:t>We considered investing 100% of your funds immediately. This was not recommended as a significant market fall shortly after investment would have an outsized impact on your capital.</w:t>
+        <w:t>We considered funding your income needs from cash savings alone. This was not recommended as it would exhaust your liquid reserves and forgo the tax-effective, structured drawdown available from your investment account.</w:t>
       </w:r>
     </w:p>
     <w:p>
@@ -8485,7 +8368,7 @@
           <w:b w:val="0"/>
           <w:i w:val="0"/>
         </w:rPr>
-        <w:t>Your funds will be progressively invested over 12 months, reducing the impact of short-term market volatility on your entry prices.</w:t>
+        <w:t>Your investment drawdown will provide the income required to maintain your lifestyle in line with your financial freedom goals.</w:t>
       </w:r>
     </w:p>
     <w:p>
@@ -8504,7 +8387,7 @@
           <w:color w:val="0C2E3F"/>
           <w:sz w:val="23"/>
         </w:rPr>
-        <w:t>100% lump sum invested</w:t>
+        <w:t>DCA strategy — % upfront, remainder dollar cost averaged over 12 months</w:t>
       </w:r>
     </w:p>
     <w:p>
@@ -8532,7 +8415,7 @@
           <w:color w:val="666666"/>
           <w:sz w:val="18"/>
         </w:rPr>
-        <w:t>Trigger phrases: 100% lump sum, lump sum invested upon implementation</w:t>
+        <w:t>Trigger phrases: dollar cost averaged, dca strategy, % upfront</w:t>
       </w:r>
     </w:p>
     <w:p>
@@ -8558,7 +8441,7 @@
           <w:b w:val="0"/>
           <w:i w:val="0"/>
         </w:rPr>
-        <w:t>100% of your funds will be lump sum invested upon implementation.</w:t>
+        <w:t>___% of your funds will be lump sum invested &amp; the remainder will be Dollar Cost Averaged over 12 months.</w:t>
       </w:r>
     </w:p>
     <w:p>
@@ -8584,7 +8467,7 @@
           <w:b w:val="0"/>
           <w:i w:val="0"/>
         </w:rPr>
-        <w:t>Investing the full amount immediately maximises your time in the market, which historically has been more reliable than attempting to time entry points for amounts of this size.</w:t>
+        <w:t>Staging your investment through dollar cost averaging reduces the risk of investing your entire balance immediately before a market fall, while ensuring your funds are progressively invested in line with your risk profile.</w:t>
       </w:r>
     </w:p>
     <w:p>
@@ -8610,20 +8493,20 @@
           <w:b w:val="0"/>
           <w:i w:val="0"/>
         </w:rPr>
-        <w:t>A significant market fall shortly after implementation would affect your full invested balance.</w:t>
-      </w:r>
-    </w:p>
-    <w:p>
-      <w:pPr>
-        <w:pStyle w:val="ListBullet"/>
-        <w:spacing w:after="20"/>
-      </w:pPr>
-      <w:r>
-        <w:rPr>
-          <w:b w:val="0"/>
-          <w:i w:val="0"/>
-        </w:rPr>
-        <w:t>You will experience market volatility from the outset.</w:t>
+        <w:t>If markets rise during the averaging period, the staged portion of your funds will buy in at higher prices than an immediate lump-sum investment.</w:t>
+      </w:r>
+    </w:p>
+    <w:p>
+      <w:pPr>
+        <w:pStyle w:val="ListBullet"/>
+        <w:spacing w:after="20"/>
+      </w:pPr>
+      <w:r>
+        <w:rPr>
+          <w:b w:val="0"/>
+          <w:i w:val="0"/>
+        </w:rPr>
+        <w:t>Funds awaiting investment earn cash returns only and will not participate in market growth until invested.</w:t>
       </w:r>
     </w:p>
     <w:p>
@@ -8649,7 +8532,7 @@
           <w:b w:val="0"/>
           <w:i w:val="0"/>
         </w:rPr>
-        <w:t>We considered dollar cost averaging your funds into the market over 12 months. This was not recommended for your circumstances as staging the investment would leave funds in cash earning lower returns, and time in the market is expected to outweigh timing the market.</w:t>
+        <w:t>We considered investing 100% of your funds immediately. This was not recommended as a significant market fall shortly after investment would have an outsized impact on your capital.</w:t>
       </w:r>
     </w:p>
     <w:p>
@@ -8675,7 +8558,7 @@
           <w:b w:val="0"/>
           <w:i w:val="0"/>
         </w:rPr>
-        <w:t>Your funds will be fully invested from implementation, maximising your time in the market.</w:t>
+        <w:t>Your funds will be progressively invested over 12 months, reducing the impact of short-term market volatility on your entry prices.</w:t>
       </w:r>
     </w:p>
     <w:p>
@@ -8694,7 +8577,7 @@
           <w:color w:val="0C2E3F"/>
           <w:sz w:val="23"/>
         </w:rPr>
-        <w:t>In-specie transfer to minimise buy/sell spread &amp; time out of market risks</w:t>
+        <w:t>100% lump sum invested</w:t>
       </w:r>
     </w:p>
     <w:p>
@@ -8722,7 +8605,7 @@
           <w:color w:val="666666"/>
           <w:sz w:val="18"/>
         </w:rPr>
-        <w:t>Trigger phrases: in-specie transfer, in specie, buy/sell spread, time out of market</w:t>
+        <w:t>Trigger phrases: 100% lump sum, lump sum invested upon implementation</w:t>
       </w:r>
     </w:p>
     <w:p>
@@ -8748,7 +8631,7 @@
           <w:b w:val="0"/>
           <w:i w:val="0"/>
         </w:rPr>
-        <w:t>An in-specie transfer reduces the need to sell down assets, withdraw funds to your bank account, or re-purchase assets. This transfer process saves you on associated transaction costs and buy/sell spreads, and minimises out of market risks, ensuring your portfolios remain invested.</w:t>
+        <w:t>100% of your funds will be lump sum invested upon implementation.</w:t>
       </w:r>
     </w:p>
     <w:p>
@@ -8774,20 +8657,7 @@
           <w:b w:val="0"/>
           <w:i w:val="0"/>
         </w:rPr>
-        <w:t>Transferring your holdings in-specie keeps your portfolio invested throughout the transfer, avoiding time-out-of-market risk.</w:t>
-      </w:r>
-    </w:p>
-    <w:p>
-      <w:pPr>
-        <w:pStyle w:val="ListBullet"/>
-        <w:spacing w:after="20"/>
-      </w:pPr>
-      <w:r>
-        <w:rPr>
-          <w:b w:val="0"/>
-          <w:i w:val="0"/>
-        </w:rPr>
-        <w:t>Avoiding the sell-down and re-purchase saves transaction costs and buy/sell spreads, and avoids unnecessarily crystallising capital gains.</w:t>
+        <w:t>Investing the full amount immediately maximises your time in the market, which historically has been more reliable than attempting to time entry points for amounts of this size.</w:t>
       </w:r>
     </w:p>
     <w:p>
@@ -8813,20 +8683,20 @@
           <w:b w:val="0"/>
           <w:i w:val="0"/>
         </w:rPr>
-        <w:t>Not all holdings may be transferable in-specie — any residual assets may need to be sold and transferred as cash, with associated costs and CGT implications.</w:t>
-      </w:r>
-    </w:p>
-    <w:p>
-      <w:pPr>
-        <w:pStyle w:val="ListBullet"/>
-        <w:spacing w:after="20"/>
-      </w:pPr>
-      <w:r>
-        <w:rPr>
-          <w:b w:val="0"/>
-          <w:i w:val="0"/>
-        </w:rPr>
-        <w:t>The transfer process may take time to complete, during which changes to the portfolio cannot be made.</w:t>
+        <w:t>A significant market fall shortly after implementation would affect your full invested balance.</w:t>
+      </w:r>
+    </w:p>
+    <w:p>
+      <w:pPr>
+        <w:pStyle w:val="ListBullet"/>
+        <w:spacing w:after="20"/>
+      </w:pPr>
+      <w:r>
+        <w:rPr>
+          <w:b w:val="0"/>
+          <w:i w:val="0"/>
+        </w:rPr>
+        <w:t>You will experience market volatility from the outset.</w:t>
       </w:r>
     </w:p>
     <w:p>
@@ -8852,7 +8722,7 @@
           <w:b w:val="0"/>
           <w:i w:val="0"/>
         </w:rPr>
-        <w:t>We considered selling your holdings and transferring the proceeds as cash. This was not recommended as it would incur transaction costs and buy/sell spreads, potentially crystallise capital gains, and leave your funds out of the market during the transfer.</w:t>
+        <w:t>We considered dollar cost averaging your funds into the market over 12 months. This was not recommended for your circumstances as staging the investment would leave funds in cash earning lower returns, and time in the market is expected to outweigh timing the market.</w:t>
       </w:r>
     </w:p>
     <w:p>
@@ -8878,21 +8748,13 @@
           <w:b w:val="0"/>
           <w:i w:val="0"/>
         </w:rPr>
-        <w:t>Your holdings transfer in-specie, saving transaction costs and buy/sell spreads and keeping your portfolio invested throughout.</w:t>
+        <w:t>Your funds will be fully invested from implementation, maximising your time in the market.</w:t>
       </w:r>
     </w:p>
     <w:p>
       <w:pPr>
         <w:spacing w:after="80"/>
       </w:pPr>
-    </w:p>
-    <w:p>
-      <w:pPr>
-        <w:pStyle w:val="Heading1"/>
-      </w:pPr>
-      <w:r>
-        <w:t>5 · Personal Superannuation</w:t>
-      </w:r>
     </w:p>
     <w:p>
       <w:pPr>
@@ -8905,7 +8767,7 @@
           <w:color w:val="0C2E3F"/>
           <w:sz w:val="23"/>
         </w:rPr>
-        <w:t>Establish new fund + full rollover (close &amp; transfer 100%)</w:t>
+        <w:t>In-specie transfer to minimise buy/sell spread &amp; time out of market risks</w:t>
       </w:r>
     </w:p>
     <w:p>
@@ -8919,7 +8781,7 @@
           <w:color w:val="666666"/>
           <w:sz w:val="18"/>
         </w:rPr>
-        <w:t>Builder-linked   ·   Mode: Tailored   ·   Scope gate: Super scoped (full rollover)</w:t>
+        <w:t>Builder-linked   ·   Mode: Tailored   ·   Scope gate: Investment plan scoped</w:t>
       </w:r>
     </w:p>
     <w:p>
@@ -8933,7 +8795,7 @@
           <w:color w:val="666666"/>
           <w:sz w:val="18"/>
         </w:rPr>
-        <w:t>Trigger phrases: rollover full benefits to new fund, close existing super, transfer 100% to new fund, establish new super fund</w:t>
+        <w:t>Trigger phrases: in-specie transfer, in specie, buy/sell spread, time out of market</w:t>
       </w:r>
     </w:p>
     <w:p>
@@ -8959,7 +8821,7 @@
           <w:b w:val="0"/>
           <w:i w:val="0"/>
         </w:rPr>
-        <w:t>[Name], we recommend you close your existing [Fund] and transfer 100% of the balance to a new fund that has been customised for your needs.</w:t>
+        <w:t>An in-specie transfer reduces the need to sell down assets, withdraw funds to your bank account, or re-purchase assets. This transfer process saves you on associated transaction costs and buy/sell spreads, and minimises out of market risks, ensuring your portfolios remain invested.</w:t>
       </w:r>
     </w:p>
     <w:p>
@@ -8985,98 +8847,20 @@
           <w:b w:val="0"/>
           <w:i w:val="0"/>
         </w:rPr>
-        <w:t>Your superannuation will be invested in line with your risk profile and will help you achieve your goal of maximising your superannuation for retirement while being managed on your behalf.</w:t>
-      </w:r>
-    </w:p>
-    <w:p>
-      <w:pPr>
-        <w:pStyle w:val="ListBullet"/>
-        <w:spacing w:after="20"/>
-      </w:pPr>
-      <w:r>
-        <w:rPr>
-          <w:b w:val="0"/>
-          <w:i w:val="0"/>
-        </w:rPr>
-        <w:t>Increased investment choice, which provides your adviser with the ability to tailor your investment portfolio to your long term investment strategy.</w:t>
-      </w:r>
-    </w:p>
-    <w:p>
-      <w:pPr>
-        <w:pStyle w:val="ListBullet"/>
-        <w:spacing w:after="20"/>
-      </w:pPr>
-      <w:r>
-        <w:rPr>
-          <w:b w:val="0"/>
-          <w:i w:val="0"/>
-        </w:rPr>
-        <w:t>Achieve your goal of partially funding adviser fees from superannuation and the ability to maintain ongoing advice.</w:t>
-      </w:r>
-    </w:p>
-    <w:p>
-      <w:pPr>
-        <w:pStyle w:val="ListBullet"/>
-        <w:spacing w:after="20"/>
-      </w:pPr>
-      <w:r>
-        <w:rPr>
-          <w:b w:val="0"/>
-          <w:i w:val="0"/>
-        </w:rPr>
-        <w:t>Seamless transfer from accumulation to pension (not required to sell down your assets to transfer into the pension phase). This can prevent unnecessary Capital Gains Tax consequences and/or sale of assets at a time of unfavourable market conditions.</w:t>
-      </w:r>
-    </w:p>
-    <w:p>
-      <w:pPr>
-        <w:pStyle w:val="ListBullet"/>
-        <w:spacing w:after="20"/>
-      </w:pPr>
-      <w:r>
-        <w:rPr>
-          <w:b w:val="0"/>
-          <w:i w:val="0"/>
-        </w:rPr>
-        <w:t>You can fund your insurance premiums through your superannuation account as desired.</w:t>
-      </w:r>
-    </w:p>
-    <w:p>
-      <w:pPr>
-        <w:pStyle w:val="ListBullet"/>
-        <w:spacing w:after="20"/>
-      </w:pPr>
-      <w:r>
-        <w:rPr>
-          <w:b w:val="0"/>
-          <w:i w:val="0"/>
-        </w:rPr>
-        <w:t>Death benefit payment option — you can nominate dependants under the non-lapsing binding election, or you can select an automatic reversionary pension under the pension plan.</w:t>
-      </w:r>
-    </w:p>
-    <w:p>
-      <w:pPr>
-        <w:pStyle w:val="ListBullet"/>
-        <w:spacing w:after="20"/>
-      </w:pPr>
-      <w:r>
-        <w:rPr>
-          <w:b w:val="0"/>
-          <w:i w:val="0"/>
-        </w:rPr>
-        <w:t>A non-lapsing binding nomination binds the trustee to pay a superannuation death benefit according to the deceased's wishes. However, unlike a lapsing nomination, it does not lapse. A non-lapsing nomination remains in force until it is amended or revoked by the member. Whether a fund can offer this type of nomination depends on the fund's Trust Deed.</w:t>
-      </w:r>
-    </w:p>
-    <w:p>
-      <w:pPr>
-        <w:pStyle w:val="ListBullet"/>
-        <w:spacing w:after="20"/>
-      </w:pPr>
-      <w:r>
-        <w:rPr>
-          <w:b w:val="0"/>
-          <w:i w:val="0"/>
-        </w:rPr>
-        <w:t>Reinvesting distributions will accelerate the growth potential and the benefits from compounding growth.</w:t>
+        <w:t>Transferring your holdings in-specie keeps your portfolio invested throughout the transfer, avoiding time-out-of-market risk.</w:t>
+      </w:r>
+    </w:p>
+    <w:p>
+      <w:pPr>
+        <w:pStyle w:val="ListBullet"/>
+        <w:spacing w:after="20"/>
+      </w:pPr>
+      <w:r>
+        <w:rPr>
+          <w:b w:val="0"/>
+          <w:i w:val="0"/>
+        </w:rPr>
+        <w:t>Avoiding the sell-down and re-purchase saves transaction costs and buy/sell spreads, and avoids unnecessarily crystallising capital gains.</w:t>
       </w:r>
     </w:p>
     <w:p>
@@ -9102,98 +8886,20 @@
           <w:b w:val="0"/>
           <w:i w:val="0"/>
         </w:rPr>
-        <w:t>Generally, any money held within superannuation is not accessible until retirement.</w:t>
-      </w:r>
-    </w:p>
-    <w:p>
-      <w:pPr>
-        <w:pStyle w:val="ListBullet"/>
-        <w:spacing w:after="20"/>
-      </w:pPr>
-      <w:r>
-        <w:rPr>
-          <w:b w:val="0"/>
-          <w:i w:val="0"/>
-        </w:rPr>
-        <w:t>Depending on the components that make up your superannuation benefits, withdrawing money before age 60 may result in lump sum tax being payable.</w:t>
-      </w:r>
-    </w:p>
-    <w:p>
-      <w:pPr>
-        <w:pStyle w:val="ListBullet"/>
-        <w:spacing w:after="20"/>
-      </w:pPr>
-      <w:r>
-        <w:rPr>
-          <w:b w:val="0"/>
-          <w:i w:val="0"/>
-        </w:rPr>
-        <w:t>When you die, the proceeds from your superannuation fund may be subject to lump sum tax if paid to non-dependants.</w:t>
-      </w:r>
-    </w:p>
-    <w:p>
-      <w:pPr>
-        <w:pStyle w:val="ListBullet"/>
-        <w:spacing w:after="20"/>
-      </w:pPr>
-      <w:r>
-        <w:rPr>
-          <w:b w:val="0"/>
-          <w:i w:val="0"/>
-        </w:rPr>
-        <w:t>There may be transaction costs involved in establishing the strategy.</w:t>
-      </w:r>
-    </w:p>
-    <w:p>
-      <w:pPr>
-        <w:pStyle w:val="ListBullet"/>
-        <w:spacing w:after="20"/>
-      </w:pPr>
-      <w:r>
-        <w:rPr>
-          <w:b w:val="0"/>
-          <w:i w:val="0"/>
-        </w:rPr>
-        <w:t>There is a risk that you don't follow or stick with the strategy, particularly at market extremes.</w:t>
-      </w:r>
-    </w:p>
-    <w:p>
-      <w:pPr>
-        <w:pStyle w:val="ListBullet"/>
-        <w:spacing w:after="20"/>
-      </w:pPr>
-      <w:r>
-        <w:rPr>
-          <w:b w:val="0"/>
-          <w:i w:val="0"/>
-        </w:rPr>
-        <w:t>There is also a risk that if you don't communicate changes in your circumstances, goals and objectives to us, your portfolio may no longer be appropriate.</w:t>
-      </w:r>
-    </w:p>
-    <w:p>
-      <w:pPr>
-        <w:pStyle w:val="ListBullet"/>
-        <w:spacing w:after="20"/>
-      </w:pPr>
-      <w:r>
-        <w:rPr>
-          <w:b w:val="0"/>
-          <w:i w:val="0"/>
-        </w:rPr>
-        <w:t>There is also a risk that you change your attitude to risk at the wrong time for the wrong reasons — for example, increasing your risk when markets are up or reducing your risk when markets are down.</w:t>
-      </w:r>
-    </w:p>
-    <w:p>
-      <w:pPr>
-        <w:pStyle w:val="ListBullet"/>
-        <w:spacing w:after="20"/>
-      </w:pPr>
-      <w:r>
-        <w:rPr>
-          <w:b w:val="0"/>
-          <w:i w:val="0"/>
-        </w:rPr>
-        <w:t>There is the normal risk of markets falling and unforeseen circumstances requiring you to draw funds when markets are down.</w:t>
+        <w:t>Not all holdings may be transferable in-specie — any residual assets may need to be sold and transferred as cash, with associated costs and CGT implications.</w:t>
+      </w:r>
+    </w:p>
+    <w:p>
+      <w:pPr>
+        <w:pStyle w:val="ListBullet"/>
+        <w:spacing w:after="20"/>
+      </w:pPr>
+      <w:r>
+        <w:rPr>
+          <w:b w:val="0"/>
+          <w:i w:val="0"/>
+        </w:rPr>
+        <w:t>The transfer process may take time to complete, during which changes to the portfolio cannot be made.</w:t>
       </w:r>
     </w:p>
     <w:p>
@@ -9219,59 +8925,7 @@
           <w:b w:val="0"/>
           <w:i w:val="0"/>
         </w:rPr>
-        <w:t>Retain your existing super accounts. I discounted this strategy as your existing super accounts have limited functionality for your adviser to easily manage your superannuation on your behalf, which was one of your goals.</w:t>
-      </w:r>
-    </w:p>
-    <w:p>
-      <w:pPr>
-        <w:pStyle w:val="ListBullet"/>
-        <w:spacing w:after="20"/>
-      </w:pPr>
-      <w:r>
-        <w:rPr>
-          <w:b w:val="0"/>
-          <w:i w:val="0"/>
-        </w:rPr>
-        <w:t>We considered firstly a traditional diversified portfolio, but this will not provide the separate components to smooth out volatility (at market extremes) and provide for your personalised liquidity requirements.</w:t>
-      </w:r>
-    </w:p>
-    <w:p>
-      <w:pPr>
-        <w:pStyle w:val="ListBullet"/>
-        <w:spacing w:after="20"/>
-      </w:pPr>
-      <w:r>
-        <w:rPr>
-          <w:b w:val="0"/>
-          <w:i w:val="0"/>
-        </w:rPr>
-        <w:t>We also considered a portfolio focused on outperforming and/or market timing, but this will increase the likelihood of you making bad decisions, particularly at extreme market conditions. This could result in significant losses and not achieving your goals and objectives.</w:t>
-      </w:r>
-    </w:p>
-    <w:p>
-      <w:pPr>
-        <w:pStyle w:val="ListBullet"/>
-        <w:spacing w:after="20"/>
-      </w:pPr>
-      <w:r>
-        <w:rPr>
-          <w:b w:val="0"/>
-          <w:i w:val="0"/>
-        </w:rPr>
-        <w:t>We considered using a broker and buying individual parcels of shares or a broader investment fund style of investment structure. We have discounted this strategy as investment funds do not provide the same high level of regular Professional Active Management, and with direct shares you would not be able to achieve the depth of diversification as through the managed account service.</w:t>
-      </w:r>
-    </w:p>
-    <w:p>
-      <w:pPr>
-        <w:pStyle w:val="ListBullet"/>
-        <w:spacing w:after="20"/>
-      </w:pPr>
-      <w:r>
-        <w:rPr>
-          <w:b w:val="0"/>
-          <w:i w:val="0"/>
-        </w:rPr>
-        <w:t>Pay your full advice fee from cashflow instead of superannuation. I have discounted this strategy as you would like to ease the burden of this expense to account for your personal cashflow goals and to ensure all available cashflow is directed to these goals.</w:t>
+        <w:t>We considered selling your holdings and transferring the proceeds as cash. This was not recommended as it would incur transaction costs and buy/sell spreads, potentially crystallise capital gains, and leave your funds out of the market during the transfer.</w:t>
       </w:r>
     </w:p>
     <w:p>
@@ -9297,13 +8951,21 @@
           <w:b w:val="0"/>
           <w:i w:val="0"/>
         </w:rPr>
-        <w:t>Your superannuation strategies will be professionally managed in a way to maximise your superannuation benefits and stay in line with your needs. We estimate your new fund to have a total balance of approximately $XXX in XX years' time.</w:t>
+        <w:t>Your holdings transfer in-specie, saving transaction costs and buy/sell spreads and keeping your portfolio invested throughout.</w:t>
       </w:r>
     </w:p>
     <w:p>
       <w:pPr>
         <w:spacing w:after="80"/>
       </w:pPr>
+    </w:p>
+    <w:p>
+      <w:pPr>
+        <w:pStyle w:val="Heading1"/>
+      </w:pPr>
+      <w:r>
+        <w:t>5 · Personal Superannuation</w:t>
+      </w:r>
     </w:p>
     <w:p>
       <w:pPr>
@@ -9316,7 +8978,7 @@
           <w:color w:val="0C2E3F"/>
           <w:sz w:val="23"/>
         </w:rPr>
-        <w:t>Establish new fund + partial rollover, retain minimum for insurance</w:t>
+        <w:t>Establish new fund + full rollover (close &amp; transfer 100%)</w:t>
       </w:r>
     </w:p>
     <w:p>
@@ -9330,7 +8992,7 @@
           <w:color w:val="666666"/>
           <w:sz w:val="18"/>
         </w:rPr>
-        <w:t>Builder-linked   ·   Mode: Tailored   ·   Scope gate: Super scoped (partial)   ·   Figures: {retainMin}</w:t>
+        <w:t>Builder-linked   ·   Mode: Tailored   ·   Scope gate: Super scoped (full rollover)</w:t>
       </w:r>
     </w:p>
     <w:p>
@@ -9344,7 +9006,7 @@
           <w:color w:val="666666"/>
           <w:sz w:val="18"/>
         </w:rPr>
-        <w:t>Trigger phrases: partial rollover, retain minimum balance, keep insurance active, retain $X to retain insurance</w:t>
+        <w:t>Trigger phrases: rollover full benefits to new fund, close existing super, transfer 100% to new fund, establish new super fund</w:t>
       </w:r>
     </w:p>
     <w:p>
@@ -9370,20 +9032,124 @@
           <w:b w:val="0"/>
           <w:i w:val="0"/>
         </w:rPr>
-        <w:t>[Name], we recommend you retain the minimum required ($XXX) in your existing [Fund] to retain your underwritten [Life &amp; TPD] insurance and transfer the remaining balance to a new fund that has been customised for your needs.</w:t>
-      </w:r>
-    </w:p>
-    <w:p>
-      <w:pPr>
-        <w:pStyle w:val="ListBullet"/>
-        <w:spacing w:after="20"/>
-      </w:pPr>
-      <w:r>
-        <w:rPr>
-          <w:b w:val="0"/>
-          <w:i w:val="0"/>
-        </w:rPr>
-        <w:t>[Name], we recommend that you continue to direct your super guarantee to your existing [Fund] account and we recommend making annual partial rollovers to your new fund.</w:t>
+        <w:t>[Name], we recommend you close your existing [Fund] and transfer 100% of the balance to a new fund that has been customised for your needs.</w:t>
+      </w:r>
+    </w:p>
+    <w:p>
+      <w:pPr>
+        <w:spacing w:after="20"/>
+      </w:pPr>
+      <w:r>
+        <w:rPr>
+          <w:b/>
+          <w:i w:val="0"/>
+          <w:sz w:val="20"/>
+        </w:rPr>
+        <w:t>Why this benefits you</w:t>
+      </w:r>
+    </w:p>
+    <w:p>
+      <w:pPr>
+        <w:pStyle w:val="ListBullet"/>
+        <w:spacing w:after="20"/>
+      </w:pPr>
+      <w:r>
+        <w:rPr>
+          <w:b w:val="0"/>
+          <w:i w:val="0"/>
+        </w:rPr>
+        <w:t>Your superannuation will be invested in line with your risk profile and will help you achieve your goal of maximising your superannuation for retirement while being managed on your behalf.</w:t>
+      </w:r>
+    </w:p>
+    <w:p>
+      <w:pPr>
+        <w:pStyle w:val="ListBullet"/>
+        <w:spacing w:after="20"/>
+      </w:pPr>
+      <w:r>
+        <w:rPr>
+          <w:b w:val="0"/>
+          <w:i w:val="0"/>
+        </w:rPr>
+        <w:t>Increased investment choice, which provides your adviser with the ability to tailor your investment portfolio to your long term investment strategy.</w:t>
+      </w:r>
+    </w:p>
+    <w:p>
+      <w:pPr>
+        <w:pStyle w:val="ListBullet"/>
+        <w:spacing w:after="20"/>
+      </w:pPr>
+      <w:r>
+        <w:rPr>
+          <w:b w:val="0"/>
+          <w:i w:val="0"/>
+        </w:rPr>
+        <w:t>Achieve your goal of partially funding adviser fees from superannuation and the ability to maintain ongoing advice.</w:t>
+      </w:r>
+    </w:p>
+    <w:p>
+      <w:pPr>
+        <w:pStyle w:val="ListBullet"/>
+        <w:spacing w:after="20"/>
+      </w:pPr>
+      <w:r>
+        <w:rPr>
+          <w:b w:val="0"/>
+          <w:i w:val="0"/>
+        </w:rPr>
+        <w:t>Seamless transfer from accumulation to pension (not required to sell down your assets to transfer into the pension phase). This can prevent unnecessary Capital Gains Tax consequences and/or sale of assets at a time of unfavourable market conditions.</w:t>
+      </w:r>
+    </w:p>
+    <w:p>
+      <w:pPr>
+        <w:pStyle w:val="ListBullet"/>
+        <w:spacing w:after="20"/>
+      </w:pPr>
+      <w:r>
+        <w:rPr>
+          <w:b w:val="0"/>
+          <w:i w:val="0"/>
+        </w:rPr>
+        <w:t>You can fund your insurance premiums through your superannuation account as desired.</w:t>
+      </w:r>
+    </w:p>
+    <w:p>
+      <w:pPr>
+        <w:pStyle w:val="ListBullet"/>
+        <w:spacing w:after="20"/>
+      </w:pPr>
+      <w:r>
+        <w:rPr>
+          <w:b w:val="0"/>
+          <w:i w:val="0"/>
+        </w:rPr>
+        <w:t>Death benefit payment option — you can nominate dependants under the non-lapsing binding election, or you can select an automatic reversionary pension under the pension plan.</w:t>
+      </w:r>
+    </w:p>
+    <w:p>
+      <w:pPr>
+        <w:pStyle w:val="ListBullet"/>
+        <w:spacing w:after="20"/>
+      </w:pPr>
+      <w:r>
+        <w:rPr>
+          <w:b w:val="0"/>
+          <w:i w:val="0"/>
+        </w:rPr>
+        <w:t>A non-lapsing binding nomination binds the trustee to pay a superannuation death benefit according to the deceased's wishes. However, unlike a lapsing nomination, it does not lapse. A non-lapsing nomination remains in force until it is amended or revoked by the member. Whether a fund can offer this type of nomination depends on the fund's Trust Deed.</w:t>
+      </w:r>
+    </w:p>
+    <w:p>
+      <w:pPr>
+        <w:pStyle w:val="ListBullet"/>
+        <w:spacing w:after="20"/>
+      </w:pPr>
+      <w:r>
+        <w:rPr>
+          <w:b w:val="0"/>
+          <w:i w:val="0"/>
+        </w:rPr>
+        <w:t>Reinvesting distributions will accelerate the growth potential and the benefits from compounding growth.</w:t>
       </w:r>
     </w:p>
     <w:p>
@@ -9409,46 +9175,98 @@
           <w:b w:val="0"/>
           <w:i w:val="0"/>
         </w:rPr>
-        <w:t>By maintaining two superannuation accounts you will incur a duplication of fees and increased administration effort to maintain your multiple accounts.</w:t>
-      </w:r>
-    </w:p>
-    <w:p>
-      <w:pPr>
-        <w:pStyle w:val="ListBullet"/>
-        <w:spacing w:after="20"/>
-      </w:pPr>
-      <w:r>
-        <w:rPr>
-          <w:b w:val="0"/>
-          <w:i w:val="0"/>
-        </w:rPr>
-        <w:t>You will experience market volatility. There may be transaction costs involved in establishing the strategy.</w:t>
-      </w:r>
-    </w:p>
-    <w:p>
-      <w:pPr>
-        <w:pStyle w:val="ListBullet"/>
-        <w:spacing w:after="20"/>
-      </w:pPr>
-      <w:r>
-        <w:rPr>
-          <w:b w:val="0"/>
-          <w:i w:val="0"/>
-        </w:rPr>
-        <w:t>Withdrawing money from superannuation as a lump sum before you reach age 60 may result in lump sum tax being payable.</w:t>
-      </w:r>
-    </w:p>
-    <w:p>
-      <w:pPr>
-        <w:pStyle w:val="ListBullet"/>
-        <w:spacing w:after="20"/>
-      </w:pPr>
-      <w:r>
-        <w:rPr>
-          <w:b w:val="0"/>
-          <w:i w:val="0"/>
-        </w:rPr>
-        <w:t>Do not cancel the old fund's cover until the new cover is confirmed in place — if the new application is declined or modified, the old cover cannot be reinstated.</w:t>
+        <w:t>Generally, any money held within superannuation is not accessible until retirement.</w:t>
+      </w:r>
+    </w:p>
+    <w:p>
+      <w:pPr>
+        <w:pStyle w:val="ListBullet"/>
+        <w:spacing w:after="20"/>
+      </w:pPr>
+      <w:r>
+        <w:rPr>
+          <w:b w:val="0"/>
+          <w:i w:val="0"/>
+        </w:rPr>
+        <w:t>Depending on the components that make up your superannuation benefits, withdrawing money before age 60 may result in lump sum tax being payable.</w:t>
+      </w:r>
+    </w:p>
+    <w:p>
+      <w:pPr>
+        <w:pStyle w:val="ListBullet"/>
+        <w:spacing w:after="20"/>
+      </w:pPr>
+      <w:r>
+        <w:rPr>
+          <w:b w:val="0"/>
+          <w:i w:val="0"/>
+        </w:rPr>
+        <w:t>When you die, the proceeds from your superannuation fund may be subject to lump sum tax if paid to non-dependants.</w:t>
+      </w:r>
+    </w:p>
+    <w:p>
+      <w:pPr>
+        <w:pStyle w:val="ListBullet"/>
+        <w:spacing w:after="20"/>
+      </w:pPr>
+      <w:r>
+        <w:rPr>
+          <w:b w:val="0"/>
+          <w:i w:val="0"/>
+        </w:rPr>
+        <w:t>There may be transaction costs involved in establishing the strategy.</w:t>
+      </w:r>
+    </w:p>
+    <w:p>
+      <w:pPr>
+        <w:pStyle w:val="ListBullet"/>
+        <w:spacing w:after="20"/>
+      </w:pPr>
+      <w:r>
+        <w:rPr>
+          <w:b w:val="0"/>
+          <w:i w:val="0"/>
+        </w:rPr>
+        <w:t>There is a risk that you don't follow or stick with the strategy, particularly at market extremes.</w:t>
+      </w:r>
+    </w:p>
+    <w:p>
+      <w:pPr>
+        <w:pStyle w:val="ListBullet"/>
+        <w:spacing w:after="20"/>
+      </w:pPr>
+      <w:r>
+        <w:rPr>
+          <w:b w:val="0"/>
+          <w:i w:val="0"/>
+        </w:rPr>
+        <w:t>There is also a risk that if you don't communicate changes in your circumstances, goals and objectives to us, your portfolio may no longer be appropriate.</w:t>
+      </w:r>
+    </w:p>
+    <w:p>
+      <w:pPr>
+        <w:pStyle w:val="ListBullet"/>
+        <w:spacing w:after="20"/>
+      </w:pPr>
+      <w:r>
+        <w:rPr>
+          <w:b w:val="0"/>
+          <w:i w:val="0"/>
+        </w:rPr>
+        <w:t>There is also a risk that you change your attitude to risk at the wrong time for the wrong reasons — for example, increasing your risk when markets are up or reducing your risk when markets are down.</w:t>
+      </w:r>
+    </w:p>
+    <w:p>
+      <w:pPr>
+        <w:pStyle w:val="ListBullet"/>
+        <w:spacing w:after="20"/>
+      </w:pPr>
+      <w:r>
+        <w:rPr>
+          <w:b w:val="0"/>
+          <w:i w:val="0"/>
+        </w:rPr>
+        <w:t>There is the normal risk of markets falling and unforeseen circumstances requiring you to draw funds when markets are down.</w:t>
       </w:r>
     </w:p>
     <w:p>
@@ -9474,7 +9292,59 @@
           <w:b w:val="0"/>
           <w:i w:val="0"/>
         </w:rPr>
-        <w:t>We considered closing your existing super accounts and rolling over 100% of the balance to a new fund, however we discounted this strategy in order to maintain your insurance cover held within your existing super account.</w:t>
+        <w:t>Retain your existing super accounts. I discounted this strategy as your existing super accounts have limited functionality for your adviser to easily manage your superannuation on your behalf, which was one of your goals.</w:t>
+      </w:r>
+    </w:p>
+    <w:p>
+      <w:pPr>
+        <w:pStyle w:val="ListBullet"/>
+        <w:spacing w:after="20"/>
+      </w:pPr>
+      <w:r>
+        <w:rPr>
+          <w:b w:val="0"/>
+          <w:i w:val="0"/>
+        </w:rPr>
+        <w:t>We considered firstly a traditional diversified portfolio, but this will not provide the separate components to smooth out volatility (at market extremes) and provide for your personalised liquidity requirements.</w:t>
+      </w:r>
+    </w:p>
+    <w:p>
+      <w:pPr>
+        <w:pStyle w:val="ListBullet"/>
+        <w:spacing w:after="20"/>
+      </w:pPr>
+      <w:r>
+        <w:rPr>
+          <w:b w:val="0"/>
+          <w:i w:val="0"/>
+        </w:rPr>
+        <w:t>We also considered a portfolio focused on outperforming and/or market timing, but this will increase the likelihood of you making bad decisions, particularly at extreme market conditions. This could result in significant losses and not achieving your goals and objectives.</w:t>
+      </w:r>
+    </w:p>
+    <w:p>
+      <w:pPr>
+        <w:pStyle w:val="ListBullet"/>
+        <w:spacing w:after="20"/>
+      </w:pPr>
+      <w:r>
+        <w:rPr>
+          <w:b w:val="0"/>
+          <w:i w:val="0"/>
+        </w:rPr>
+        <w:t>We considered using a broker and buying individual parcels of shares or a broader investment fund style of investment structure. We have discounted this strategy as investment funds do not provide the same high level of regular Professional Active Management, and with direct shares you would not be able to achieve the depth of diversification as through the managed account service.</w:t>
+      </w:r>
+    </w:p>
+    <w:p>
+      <w:pPr>
+        <w:pStyle w:val="ListBullet"/>
+        <w:spacing w:after="20"/>
+      </w:pPr>
+      <w:r>
+        <w:rPr>
+          <w:b w:val="0"/>
+          <w:i w:val="0"/>
+        </w:rPr>
+        <w:t>Pay your full advice fee from cashflow instead of superannuation. I have discounted this strategy as you would like to ease the burden of this expense to account for your personal cashflow goals and to ensure all available cashflow is directed to these goals.</w:t>
       </w:r>
     </w:p>
     <w:p>
@@ -9500,7 +9370,7 @@
           <w:b w:val="0"/>
           <w:i w:val="0"/>
         </w:rPr>
-        <w:t>Retaining your existing fund allows you to keep your underwritten insurance cover while moving the balance to a professionally managed fund.</w:t>
+        <w:t>Your superannuation strategies will be professionally managed in a way to maximise your superannuation benefits and stay in line with your needs. We estimate your new fund to have a total balance of approximately $XXX in XX years' time.</w:t>
       </w:r>
     </w:p>
     <w:p>
@@ -9519,7 +9389,7 @@
           <w:color w:val="0C2E3F"/>
           <w:sz w:val="23"/>
         </w:rPr>
-        <w:t>Retain existing fund (invest in line with risk profile)</w:t>
+        <w:t>Establish new fund + partial rollover, retain minimum for insurance</w:t>
       </w:r>
     </w:p>
     <w:p>
@@ -9533,7 +9403,7 @@
           <w:color w:val="666666"/>
           <w:sz w:val="18"/>
         </w:rPr>
-        <w:t>Builder-linked   ·   Mode: Tailored   ·   Scope gate: Super scoped (retain)</w:t>
+        <w:t>Builder-linked   ·   Mode: Tailored   ·   Scope gate: Super scoped (partial)   ·   Figures: {retainMin}</w:t>
       </w:r>
     </w:p>
     <w:p>
@@ -9547,7 +9417,7 @@
           <w:color w:val="666666"/>
           <w:sz w:val="18"/>
         </w:rPr>
-        <w:t>Trigger phrases: retain existing super, keep current fund, retain and invest in line with risk profile</w:t>
+        <w:t>Trigger phrases: partial rollover, retain minimum balance, keep insurance active, retain $X to retain insurance</w:t>
       </w:r>
     </w:p>
     <w:p>
@@ -9573,72 +9443,20 @@
           <w:b w:val="0"/>
           <w:i w:val="0"/>
         </w:rPr>
-        <w:t>We recommend you retain your existing [Fund] Superannuation account (in line with your risk profile) that has been customised for your needs. We recommend that you continue to direct your employer contributions to your existing [Fund] account.</w:t>
-      </w:r>
-    </w:p>
-    <w:p>
-      <w:pPr>
-        <w:spacing w:after="20"/>
-      </w:pPr>
-      <w:r>
-        <w:rPr>
-          <w:b/>
-          <w:i w:val="0"/>
-          <w:sz w:val="20"/>
-        </w:rPr>
-        <w:t>Why this benefits you</w:t>
-      </w:r>
-    </w:p>
-    <w:p>
-      <w:pPr>
-        <w:pStyle w:val="ListBullet"/>
-        <w:spacing w:after="20"/>
-      </w:pPr>
-      <w:r>
-        <w:rPr>
-          <w:b w:val="0"/>
-          <w:i w:val="0"/>
-        </w:rPr>
-        <w:t>Increased investment choice, which provides your adviser with the ability to tailor your investment portfolio to your long term investment strategy.</w:t>
-      </w:r>
-    </w:p>
-    <w:p>
-      <w:pPr>
-        <w:pStyle w:val="ListBullet"/>
-        <w:spacing w:after="20"/>
-      </w:pPr>
-      <w:r>
-        <w:rPr>
-          <w:b w:val="0"/>
-          <w:i w:val="0"/>
-        </w:rPr>
-        <w:t>You can fund your insurance premiums through your superannuation account as desired.</w:t>
-      </w:r>
-    </w:p>
-    <w:p>
-      <w:pPr>
-        <w:pStyle w:val="ListBullet"/>
-        <w:spacing w:after="20"/>
-      </w:pPr>
-      <w:r>
-        <w:rPr>
-          <w:b w:val="0"/>
-          <w:i w:val="0"/>
-        </w:rPr>
-        <w:t>Reinvesting distributions will accelerate the growth potential and the benefits from compounding growth.</w:t>
-      </w:r>
-    </w:p>
-    <w:p>
-      <w:pPr>
-        <w:pStyle w:val="ListBullet"/>
-        <w:spacing w:after="20"/>
-      </w:pPr>
-      <w:r>
-        <w:rPr>
-          <w:b w:val="0"/>
-          <w:i w:val="0"/>
-        </w:rPr>
-        <w:t>Retained to minimise crystallising capital gains tax on existing holdings.</w:t>
+        <w:t>[Name], we recommend you retain the minimum required ($XXX) in your existing [Fund] to retain your underwritten [Life &amp; TPD] insurance and transfer the remaining balance to a new fund that has been customised for your needs.</w:t>
+      </w:r>
+    </w:p>
+    <w:p>
+      <w:pPr>
+        <w:pStyle w:val="ListBullet"/>
+        <w:spacing w:after="20"/>
+      </w:pPr>
+      <w:r>
+        <w:rPr>
+          <w:b w:val="0"/>
+          <w:i w:val="0"/>
+        </w:rPr>
+        <w:t>[Name], we recommend that you continue to direct your super guarantee to your existing [Fund] account and we recommend making annual partial rollovers to your new fund.</w:t>
       </w:r>
     </w:p>
     <w:p>
@@ -9664,20 +9482,46 @@
           <w:b w:val="0"/>
           <w:i w:val="0"/>
         </w:rPr>
-        <w:t>Generally, any money held within superannuation is not accessible until retirement.</w:t>
-      </w:r>
-    </w:p>
-    <w:p>
-      <w:pPr>
-        <w:pStyle w:val="ListBullet"/>
-        <w:spacing w:after="20"/>
-      </w:pPr>
-      <w:r>
-        <w:rPr>
-          <w:b w:val="0"/>
-          <w:i w:val="0"/>
-        </w:rPr>
-        <w:t>The underlying investments within super involve investment risk and do not guarantee your returns; values may fall.</w:t>
+        <w:t>By maintaining two superannuation accounts you will incur a duplication of fees and increased administration effort to maintain your multiple accounts.</w:t>
+      </w:r>
+    </w:p>
+    <w:p>
+      <w:pPr>
+        <w:pStyle w:val="ListBullet"/>
+        <w:spacing w:after="20"/>
+      </w:pPr>
+      <w:r>
+        <w:rPr>
+          <w:b w:val="0"/>
+          <w:i w:val="0"/>
+        </w:rPr>
+        <w:t>You will experience market volatility. There may be transaction costs involved in establishing the strategy.</w:t>
+      </w:r>
+    </w:p>
+    <w:p>
+      <w:pPr>
+        <w:pStyle w:val="ListBullet"/>
+        <w:spacing w:after="20"/>
+      </w:pPr>
+      <w:r>
+        <w:rPr>
+          <w:b w:val="0"/>
+          <w:i w:val="0"/>
+        </w:rPr>
+        <w:t>Withdrawing money from superannuation as a lump sum before you reach age 60 may result in lump sum tax being payable.</w:t>
+      </w:r>
+    </w:p>
+    <w:p>
+      <w:pPr>
+        <w:pStyle w:val="ListBullet"/>
+        <w:spacing w:after="20"/>
+      </w:pPr>
+      <w:r>
+        <w:rPr>
+          <w:b w:val="0"/>
+          <w:i w:val="0"/>
+        </w:rPr>
+        <w:t>Do not cancel the old fund's cover until the new cover is confirmed in place — if the new application is declined or modified, the old cover cannot be reinstated.</w:t>
       </w:r>
     </w:p>
     <w:p>
@@ -9703,7 +9547,7 @@
           <w:b w:val="0"/>
           <w:i w:val="0"/>
         </w:rPr>
-        <w:t>An alternative is investing using a passive index fund approach instead of an actively managed approach like CARE. We have discounted this strategy as we believe the actively managed asset mix offered through CARE provides the optimal way to achieve your long term investment goals while minimising volatility over the short term.</w:t>
+        <w:t>We considered closing your existing super accounts and rolling over 100% of the balance to a new fund, however we discounted this strategy in order to maintain your insurance cover held within your existing super account.</w:t>
       </w:r>
     </w:p>
     <w:p>
@@ -9729,7 +9573,7 @@
           <w:b w:val="0"/>
           <w:i w:val="0"/>
         </w:rPr>
-        <w:t>Your superannuation will be invested in line with your risk profile and will help you achieve your goal of maximising your superannuation for retirement.</w:t>
+        <w:t>Retaining your existing fund allows you to keep your underwritten insurance cover while moving the balance to a professionally managed fund.</w:t>
       </w:r>
     </w:p>
     <w:p>
@@ -9748,7 +9592,7 @@
           <w:color w:val="0C2E3F"/>
           <w:sz w:val="23"/>
         </w:rPr>
-        <w:t>Consolidate multiple super accounts</w:t>
+        <w:t>Retain existing fund (invest in line with risk profile)</w:t>
       </w:r>
     </w:p>
     <w:p>
@@ -9762,7 +9606,7 @@
           <w:color w:val="666666"/>
           <w:sz w:val="18"/>
         </w:rPr>
-        <w:t>Builder-linked   ·   Mode: Tailored   ·   Scope gate: Super scoped</w:t>
+        <w:t>Builder-linked   ·   Mode: Tailored   ·   Scope gate: Super scoped (retain)</w:t>
       </w:r>
     </w:p>
     <w:p>
@@ -9776,7 +9620,33 @@
           <w:color w:val="666666"/>
           <w:sz w:val="18"/>
         </w:rPr>
-        <w:t>Trigger phrases: consolidate super, combine super accounts, roll multiple funds together</w:t>
+        <w:t>Trigger phrases: retain existing super, keep current fund, retain and invest in line with risk profile</w:t>
+      </w:r>
+    </w:p>
+    <w:p>
+      <w:pPr>
+        <w:spacing w:after="20"/>
+      </w:pPr>
+      <w:r>
+        <w:rPr>
+          <w:b/>
+          <w:i w:val="0"/>
+          <w:sz w:val="20"/>
+        </w:rPr>
+        <w:t>Recommendation</w:t>
+      </w:r>
+    </w:p>
+    <w:p>
+      <w:pPr>
+        <w:pStyle w:val="ListBullet"/>
+        <w:spacing w:after="20"/>
+      </w:pPr>
+      <w:r>
+        <w:rPr>
+          <w:b w:val="0"/>
+          <w:i w:val="0"/>
+        </w:rPr>
+        <w:t>We recommend you retain your existing [Fund] Superannuation account (in line with your risk profile) that has been customised for your needs. We recommend that you continue to direct your employer contributions to your existing [Fund] account.</w:t>
       </w:r>
     </w:p>
     <w:p>
@@ -9802,7 +9672,46 @@
           <w:b w:val="0"/>
           <w:i w:val="0"/>
         </w:rPr>
-        <w:t>Consolidating your benefits will reduce the risk of becoming a lost member, and you will also reduce the risk of paying for unnecessary insurance since many super funds bundle compulsory insurance policies in with member accounts.</w:t>
+        <w:t>Increased investment choice, which provides your adviser with the ability to tailor your investment portfolio to your long term investment strategy.</w:t>
+      </w:r>
+    </w:p>
+    <w:p>
+      <w:pPr>
+        <w:pStyle w:val="ListBullet"/>
+        <w:spacing w:after="20"/>
+      </w:pPr>
+      <w:r>
+        <w:rPr>
+          <w:b w:val="0"/>
+          <w:i w:val="0"/>
+        </w:rPr>
+        <w:t>You can fund your insurance premiums through your superannuation account as desired.</w:t>
+      </w:r>
+    </w:p>
+    <w:p>
+      <w:pPr>
+        <w:pStyle w:val="ListBullet"/>
+        <w:spacing w:after="20"/>
+      </w:pPr>
+      <w:r>
+        <w:rPr>
+          <w:b w:val="0"/>
+          <w:i w:val="0"/>
+        </w:rPr>
+        <w:t>Reinvesting distributions will accelerate the growth potential and the benefits from compounding growth.</w:t>
+      </w:r>
+    </w:p>
+    <w:p>
+      <w:pPr>
+        <w:pStyle w:val="ListBullet"/>
+        <w:spacing w:after="20"/>
+      </w:pPr>
+      <w:r>
+        <w:rPr>
+          <w:b w:val="0"/>
+          <w:i w:val="0"/>
+        </w:rPr>
+        <w:t>Retained to minimise crystallising capital gains tax on existing holdings.</w:t>
       </w:r>
     </w:p>
     <w:p>
@@ -9828,7 +9737,46 @@
           <w:b w:val="0"/>
           <w:i w:val="0"/>
         </w:rPr>
-        <w:t>You may lose insurance cover or other benefits held in a fund being closed. Therefore you need to confirm your new insurances are in force before fully consolidating and closing your account(s).</w:t>
+        <w:t>Generally, any money held within superannuation is not accessible until retirement.</w:t>
+      </w:r>
+    </w:p>
+    <w:p>
+      <w:pPr>
+        <w:pStyle w:val="ListBullet"/>
+        <w:spacing w:after="20"/>
+      </w:pPr>
+      <w:r>
+        <w:rPr>
+          <w:b w:val="0"/>
+          <w:i w:val="0"/>
+        </w:rPr>
+        <w:t>The underlying investments within super involve investment risk and do not guarantee your returns; values may fall.</w:t>
+      </w:r>
+    </w:p>
+    <w:p>
+      <w:pPr>
+        <w:spacing w:after="20"/>
+      </w:pPr>
+      <w:r>
+        <w:rPr>
+          <w:b/>
+          <w:i w:val="0"/>
+          <w:sz w:val="20"/>
+        </w:rPr>
+        <w:t>Alternatives considered</w:t>
+      </w:r>
+    </w:p>
+    <w:p>
+      <w:pPr>
+        <w:pStyle w:val="ListBullet"/>
+        <w:spacing w:after="20"/>
+      </w:pPr>
+      <w:r>
+        <w:rPr>
+          <w:b w:val="0"/>
+          <w:i w:val="0"/>
+        </w:rPr>
+        <w:t>An alternative is investing using a passive index fund approach instead of an actively managed approach like CARE. We have discounted this strategy as we believe the actively managed asset mix offered through CARE provides the optimal way to achieve your long term investment goals while minimising volatility over the short term.</w:t>
       </w:r>
     </w:p>
     <w:p>
@@ -9854,7 +9802,7 @@
           <w:b w:val="0"/>
           <w:i w:val="0"/>
         </w:rPr>
-        <w:t>Consolidating your super reduces duplicated fees and simplifies the management of your retirement savings.</w:t>
+        <w:t>Your superannuation will be invested in line with your risk profile and will help you achieve your goal of maximising your superannuation for retirement.</w:t>
       </w:r>
     </w:p>
     <w:p>
@@ -9873,7 +9821,7 @@
           <w:color w:val="0C2E3F"/>
           <w:sz w:val="23"/>
         </w:rPr>
-        <w:t>In-specie transfer of super holdings</w:t>
+        <w:t>Consolidate multiple super accounts</w:t>
       </w:r>
     </w:p>
     <w:p>
@@ -9887,7 +9835,7 @@
           <w:color w:val="666666"/>
           <w:sz w:val="18"/>
         </w:rPr>
-        <w:t>Builder-linked   ·   Mode: Tailored   ·   Scope gate: Existing super holdings   ·   Figures: {cgt}</w:t>
+        <w:t>Builder-linked   ·   Mode: Tailored   ·   Scope gate: Super scoped</w:t>
       </w:r>
     </w:p>
     <w:p>
@@ -9901,33 +9849,7 @@
           <w:color w:val="666666"/>
           <w:sz w:val="18"/>
         </w:rPr>
-        <w:t>Trigger phrases: in specie super transfer, transfer super holdings in specie</w:t>
-      </w:r>
-    </w:p>
-    <w:p>
-      <w:pPr>
-        <w:spacing w:after="20"/>
-      </w:pPr>
-      <w:r>
-        <w:rPr>
-          <w:b/>
-          <w:i w:val="0"/>
-          <w:sz w:val="20"/>
-        </w:rPr>
-        <w:t>Recommendation</w:t>
-      </w:r>
-    </w:p>
-    <w:p>
-      <w:pPr>
-        <w:pStyle w:val="ListBullet"/>
-        <w:spacing w:after="20"/>
-      </w:pPr>
-      <w:r>
-        <w:rPr>
-          <w:b w:val="0"/>
-          <w:i w:val="0"/>
-        </w:rPr>
-        <w:t>We recommend completing an in-specie transfer of your [SMSF / existing] assets ([Hub24 Investment and MCMA]) into a personal superannuation fund tailored to your needs.</w:t>
+        <w:t>Trigger phrases: consolidate super, combine super accounts, roll multiple funds together</w:t>
       </w:r>
     </w:p>
     <w:p>
@@ -9953,20 +9875,7 @@
           <w:b w:val="0"/>
           <w:i w:val="0"/>
         </w:rPr>
-        <w:t>An in-specie transfer reduces the need to sell down assets, withdraw funds to your bank account, or re-purchase assets. This saves you on associated transaction costs and buy/sell spreads, and minimises out-of-market risk, ensuring your portfolios remain invested.</w:t>
-      </w:r>
-    </w:p>
-    <w:p>
-      <w:pPr>
-        <w:pStyle w:val="ListBullet"/>
-        <w:spacing w:after="20"/>
-      </w:pPr>
-      <w:r>
-        <w:rPr>
-          <w:b w:val="0"/>
-          <w:i w:val="0"/>
-        </w:rPr>
-        <w:t>The recommended platform (Hub24) offers the option to in-specie transfer eligible investment options, helping you consolidate your investments into a single platform and streamline ongoing management and administration.</w:t>
+        <w:t>Consolidating your benefits will reduce the risk of becoming a lost member, and you will also reduce the risk of paying for unnecessary insurance since many super funds bundle compulsory insurance policies in with member accounts.</w:t>
       </w:r>
     </w:p>
     <w:p>
@@ -9992,7 +9901,7 @@
           <w:b w:val="0"/>
           <w:i w:val="0"/>
         </w:rPr>
-        <w:t>Assets that are not eligible for in-specie transfer (or that cannot be internally netted) may need to be sold down, which may crystallise capital gains tax — consult your accountant.</w:t>
+        <w:t>You may lose insurance cover or other benefits held in a fund being closed. Therefore you need to confirm your new insurances are in force before fully consolidating and closing your account(s).</w:t>
       </w:r>
     </w:p>
     <w:p>
@@ -10018,7 +9927,7 @@
           <w:b w:val="0"/>
           <w:i w:val="0"/>
         </w:rPr>
-        <w:t>An in-specie transfer keeps your portfolio invested while moving it to the recommended fund, saving transaction costs and buy/sell spreads and minimising out-of-market risk.</w:t>
+        <w:t>Consolidating your super reduces duplicated fees and simplifies the management of your retirement savings.</w:t>
       </w:r>
     </w:p>
     <w:p>
@@ -10037,7 +9946,7 @@
           <w:color w:val="0C2E3F"/>
           <w:sz w:val="23"/>
         </w:rPr>
-        <w:t>Retain a defined benefit fund (scope out)</w:t>
+        <w:t>In-specie transfer of super holdings</w:t>
       </w:r>
     </w:p>
     <w:p>
@@ -10051,7 +9960,7 @@
           <w:color w:val="666666"/>
           <w:sz w:val="18"/>
         </w:rPr>
-        <w:t>Builder-linked   ·   Mode: Tailored   ·   Scope gate: Defined benefit present</w:t>
+        <w:t>Builder-linked   ·   Mode: Tailored   ·   Scope gate: Existing super holdings   ·   Figures: {cgt}</w:t>
       </w:r>
     </w:p>
     <w:p>
@@ -10065,7 +9974,98 @@
           <w:color w:val="666666"/>
           <w:sz w:val="18"/>
         </w:rPr>
-        <w:t>Trigger phrases: retain defined benefit, keep DB fund, defined benefit</w:t>
+        <w:t>Trigger phrases: in specie super transfer, transfer super holdings in specie</w:t>
+      </w:r>
+    </w:p>
+    <w:p>
+      <w:pPr>
+        <w:spacing w:after="20"/>
+      </w:pPr>
+      <w:r>
+        <w:rPr>
+          <w:b/>
+          <w:i w:val="0"/>
+          <w:sz w:val="20"/>
+        </w:rPr>
+        <w:t>Recommendation</w:t>
+      </w:r>
+    </w:p>
+    <w:p>
+      <w:pPr>
+        <w:pStyle w:val="ListBullet"/>
+        <w:spacing w:after="20"/>
+      </w:pPr>
+      <w:r>
+        <w:rPr>
+          <w:b w:val="0"/>
+          <w:i w:val="0"/>
+        </w:rPr>
+        <w:t>We recommend completing an in-specie transfer of your [SMSF / existing] assets ([Hub24 Investment and MCMA]) into a personal superannuation fund tailored to your needs.</w:t>
+      </w:r>
+    </w:p>
+    <w:p>
+      <w:pPr>
+        <w:spacing w:after="20"/>
+      </w:pPr>
+      <w:r>
+        <w:rPr>
+          <w:b/>
+          <w:i w:val="0"/>
+          <w:sz w:val="20"/>
+        </w:rPr>
+        <w:t>Why this benefits you</w:t>
+      </w:r>
+    </w:p>
+    <w:p>
+      <w:pPr>
+        <w:pStyle w:val="ListBullet"/>
+        <w:spacing w:after="20"/>
+      </w:pPr>
+      <w:r>
+        <w:rPr>
+          <w:b w:val="0"/>
+          <w:i w:val="0"/>
+        </w:rPr>
+        <w:t>An in-specie transfer reduces the need to sell down assets, withdraw funds to your bank account, or re-purchase assets. This saves you on associated transaction costs and buy/sell spreads, and minimises out-of-market risk, ensuring your portfolios remain invested.</w:t>
+      </w:r>
+    </w:p>
+    <w:p>
+      <w:pPr>
+        <w:pStyle w:val="ListBullet"/>
+        <w:spacing w:after="20"/>
+      </w:pPr>
+      <w:r>
+        <w:rPr>
+          <w:b w:val="0"/>
+          <w:i w:val="0"/>
+        </w:rPr>
+        <w:t>The recommended platform (Hub24) offers the option to in-specie transfer eligible investment options, helping you consolidate your investments into a single platform and streamline ongoing management and administration.</w:t>
+      </w:r>
+    </w:p>
+    <w:p>
+      <w:pPr>
+        <w:spacing w:after="20"/>
+      </w:pPr>
+      <w:r>
+        <w:rPr>
+          <w:b/>
+          <w:i w:val="0"/>
+          <w:sz w:val="20"/>
+        </w:rPr>
+        <w:t>Risks</w:t>
+      </w:r>
+    </w:p>
+    <w:p>
+      <w:pPr>
+        <w:pStyle w:val="ListBullet"/>
+        <w:spacing w:after="20"/>
+      </w:pPr>
+      <w:r>
+        <w:rPr>
+          <w:b w:val="0"/>
+          <w:i w:val="0"/>
+        </w:rPr>
+        <w:t>Assets that are not eligible for in-specie transfer (or that cannot be internally netted) may need to be sold down, which may crystallise capital gains tax — consult your accountant.</w:t>
       </w:r>
     </w:p>
     <w:p>
@@ -10091,7 +10091,7 @@
           <w:b w:val="0"/>
           <w:i w:val="0"/>
         </w:rPr>
-        <w:t>Retaining your defined benefit account preserves your guaranteed scheme benefits and existing insurance.</w:t>
+        <w:t>An in-specie transfer keeps your portfolio invested while moving it to the recommended fund, saving transaction costs and buy/sell spreads and minimising out-of-market risk.</w:t>
       </w:r>
     </w:p>
     <w:p>
@@ -10110,7 +10110,7 @@
           <w:color w:val="0C2E3F"/>
           <w:sz w:val="23"/>
         </w:rPr>
-        <w:t>Retain military super (member &amp; ancillary + employer/DB portion)</w:t>
+        <w:t>Retain a defined benefit fund (scope out)</w:t>
       </w:r>
     </w:p>
     <w:p>
@@ -10124,7 +10124,7 @@
           <w:color w:val="666666"/>
           <w:sz w:val="18"/>
         </w:rPr>
-        <w:t>Builder-linked   ·   Mode: Tailored   ·   Scope gate: Military super present</w:t>
+        <w:t>Builder-linked   ·   Mode: Tailored   ·   Scope gate: Defined benefit present</w:t>
       </w:r>
     </w:p>
     <w:p>
@@ -10138,124 +10138,7 @@
           <w:color w:val="666666"/>
           <w:sz w:val="18"/>
         </w:rPr>
-        <w:t>Trigger phrases: military super, msbs, retain military super</w:t>
-      </w:r>
-    </w:p>
-    <w:p>
-      <w:pPr>
-        <w:spacing w:after="20"/>
-      </w:pPr>
-      <w:r>
-        <w:rPr>
-          <w:b/>
-          <w:i w:val="0"/>
-          <w:sz w:val="20"/>
-        </w:rPr>
-        <w:t>Recommendation</w:t>
-      </w:r>
-    </w:p>
-    <w:p>
-      <w:pPr>
-        <w:pStyle w:val="ListBullet"/>
-        <w:spacing w:after="20"/>
-      </w:pPr>
-      <w:r>
-        <w:rPr>
-          <w:b w:val="0"/>
-          <w:i w:val="0"/>
-        </w:rPr>
-        <w:t>[Name], we recommend you retain your existing Military Super, including the insurance arrangements held within this account, while you remain in service. We have scoped out your Military Super (Defined Benefit portion) from this advice.</w:t>
-      </w:r>
-    </w:p>
-    <w:p>
-      <w:pPr>
-        <w:spacing w:after="20"/>
-      </w:pPr>
-      <w:r>
-        <w:rPr>
-          <w:b/>
-          <w:i w:val="0"/>
-          <w:sz w:val="20"/>
-        </w:rPr>
-        <w:t>Why this benefits you</w:t>
-      </w:r>
-    </w:p>
-    <w:p>
-      <w:pPr>
-        <w:pStyle w:val="ListBullet"/>
-        <w:spacing w:after="20"/>
-      </w:pPr>
-      <w:r>
-        <w:rPr>
-          <w:b w:val="0"/>
-          <w:i w:val="0"/>
-        </w:rPr>
-        <w:t>Preserves the employer/defined-benefit entitlement and any valuable insurance held in the scheme.</w:t>
-      </w:r>
-    </w:p>
-    <w:p>
-      <w:pPr>
-        <w:spacing w:after="20"/>
-      </w:pPr>
-      <w:r>
-        <w:rPr>
-          <w:b/>
-          <w:i w:val="0"/>
-          <w:sz w:val="20"/>
-        </w:rPr>
-        <w:t>Risks</w:t>
-      </w:r>
-    </w:p>
-    <w:p>
-      <w:pPr>
-        <w:pStyle w:val="ListBullet"/>
-        <w:spacing w:after="20"/>
-      </w:pPr>
-      <w:r>
-        <w:rPr>
-          <w:b w:val="0"/>
-          <w:i w:val="0"/>
-        </w:rPr>
-        <w:t>You are required to retain the defined benefit portion in your existing Military Super fund (Employer Benefit portion) as you are unable to access this until age 55 — it is scoped out of this advice.</w:t>
-      </w:r>
-    </w:p>
-    <w:p>
-      <w:pPr>
-        <w:pStyle w:val="ListBullet"/>
-        <w:spacing w:after="20"/>
-      </w:pPr>
-      <w:r>
-        <w:rPr>
-          <w:b w:val="0"/>
-          <w:i w:val="0"/>
-        </w:rPr>
-        <w:t>These funds are not accessible until a condition of release is met, nor can they be rolled over to another fund.</w:t>
-      </w:r>
-    </w:p>
-    <w:p>
-      <w:pPr>
-        <w:spacing w:after="20"/>
-      </w:pPr>
-      <w:r>
-        <w:rPr>
-          <w:b/>
-          <w:i w:val="0"/>
-          <w:sz w:val="20"/>
-        </w:rPr>
-        <w:t>Alternatives considered</w:t>
-      </w:r>
-    </w:p>
-    <w:p>
-      <w:pPr>
-        <w:pStyle w:val="ListBullet"/>
-        <w:spacing w:after="20"/>
-      </w:pPr>
-      <w:r>
-        <w:rPr>
-          <w:b w:val="0"/>
-          <w:i w:val="0"/>
-        </w:rPr>
-        <w:t>Roll the member &amp; ancillary balance to an accumulation fund — the employer/defined-benefit portion must be retained while in service.</w:t>
+        <w:t>Trigger phrases: retain defined benefit, keep DB fund, defined benefit</w:t>
       </w:r>
     </w:p>
     <w:p>
@@ -10281,7 +10164,7 @@
           <w:b w:val="0"/>
           <w:i w:val="0"/>
         </w:rPr>
-        <w:t>Retaining your military super preserves the employer/defined‑benefit entitlement and any insurance, while we manage the balance of your strategy.</w:t>
+        <w:t>Retaining your defined benefit account preserves your guaranteed scheme benefits and existing insurance.</w:t>
       </w:r>
     </w:p>
     <w:p>
@@ -10300,7 +10183,7 @@
           <w:color w:val="0C2E3F"/>
           <w:sz w:val="23"/>
         </w:rPr>
-        <w:t>Redirect / continue employer contributions</w:t>
+        <w:t>Retain military super (member &amp; ancillary + employer/DB portion)</w:t>
       </w:r>
     </w:p>
     <w:p>
@@ -10314,7 +10197,7 @@
           <w:color w:val="666666"/>
           <w:sz w:val="18"/>
         </w:rPr>
-        <w:t>Builder-linked   ·   Mode: Always-on (with rollover)</w:t>
+        <w:t>Builder-linked   ·   Mode: Tailored   ·   Scope gate: Military super present</w:t>
       </w:r>
     </w:p>
     <w:p>
@@ -10328,7 +10211,7 @@
           <w:color w:val="666666"/>
           <w:sz w:val="18"/>
         </w:rPr>
-        <w:t>Trigger phrases: redirect employer contributions, provide employer new fund details, continue contributions to existing</w:t>
+        <w:t>Trigger phrases: military super, msbs, retain military super</w:t>
       </w:r>
     </w:p>
     <w:p>
@@ -10354,7 +10237,7 @@
           <w:b w:val="0"/>
           <w:i w:val="0"/>
         </w:rPr>
-        <w:t>We recommend that you provide your employer with the details of your new superannuation fund to ensure all future contributions are directed to your new account.</w:t>
+        <w:t>[Name], we recommend you retain your existing Military Super, including the insurance arrangements held within this account, while you remain in service. We have scoped out your Military Super (Defined Benefit portion) from this advice.</w:t>
       </w:r>
     </w:p>
     <w:p>
@@ -10380,7 +10263,72 @@
           <w:b w:val="0"/>
           <w:i w:val="0"/>
         </w:rPr>
-        <w:t>Keeps future contributions aligned with the recommended fund structure.</w:t>
+        <w:t>Preserves the employer/defined-benefit entitlement and any valuable insurance held in the scheme.</w:t>
+      </w:r>
+    </w:p>
+    <w:p>
+      <w:pPr>
+        <w:spacing w:after="20"/>
+      </w:pPr>
+      <w:r>
+        <w:rPr>
+          <w:b/>
+          <w:i w:val="0"/>
+          <w:sz w:val="20"/>
+        </w:rPr>
+        <w:t>Risks</w:t>
+      </w:r>
+    </w:p>
+    <w:p>
+      <w:pPr>
+        <w:pStyle w:val="ListBullet"/>
+        <w:spacing w:after="20"/>
+      </w:pPr>
+      <w:r>
+        <w:rPr>
+          <w:b w:val="0"/>
+          <w:i w:val="0"/>
+        </w:rPr>
+        <w:t>You are required to retain the defined benefit portion in your existing Military Super fund (Employer Benefit portion) as you are unable to access this until age 55 — it is scoped out of this advice.</w:t>
+      </w:r>
+    </w:p>
+    <w:p>
+      <w:pPr>
+        <w:pStyle w:val="ListBullet"/>
+        <w:spacing w:after="20"/>
+      </w:pPr>
+      <w:r>
+        <w:rPr>
+          <w:b w:val="0"/>
+          <w:i w:val="0"/>
+        </w:rPr>
+        <w:t>These funds are not accessible until a condition of release is met, nor can they be rolled over to another fund.</w:t>
+      </w:r>
+    </w:p>
+    <w:p>
+      <w:pPr>
+        <w:spacing w:after="20"/>
+      </w:pPr>
+      <w:r>
+        <w:rPr>
+          <w:b/>
+          <w:i w:val="0"/>
+          <w:sz w:val="20"/>
+        </w:rPr>
+        <w:t>Alternatives considered</w:t>
+      </w:r>
+    </w:p>
+    <w:p>
+      <w:pPr>
+        <w:pStyle w:val="ListBullet"/>
+        <w:spacing w:after="20"/>
+      </w:pPr>
+      <w:r>
+        <w:rPr>
+          <w:b w:val="0"/>
+          <w:i w:val="0"/>
+        </w:rPr>
+        <w:t>Roll the member &amp; ancillary balance to an accumulation fund — the employer/defined-benefit portion must be retained while in service.</w:t>
       </w:r>
     </w:p>
     <w:p>
@@ -10406,7 +10354,7 @@
           <w:b w:val="0"/>
           <w:i w:val="0"/>
         </w:rPr>
-        <w:t>Ensures your employer contributions flow to the appropriate fund under the recommended strategy.</w:t>
+        <w:t>Retaining your military super preserves the employer/defined‑benefit entitlement and any insurance, while we manage the balance of your strategy.</w:t>
       </w:r>
     </w:p>
     <w:p>
@@ -10425,7 +10373,7 @@
           <w:color w:val="0C2E3F"/>
           <w:sz w:val="23"/>
         </w:rPr>
-        <w:t>Establish / set up an SMSF (and manage — rebalance + pension transition)</w:t>
+        <w:t>Redirect / continue employer contributions</w:t>
       </w:r>
     </w:p>
     <w:p>
@@ -10439,7 +10387,7 @@
           <w:color w:val="666666"/>
           <w:sz w:val="18"/>
         </w:rPr>
-        <w:t>Builder-linked   ·   Mode: Tailored   ·   Scope gate: SMSF scoped   ·   Figures: {cgt}</w:t>
+        <w:t>Builder-linked   ·   Mode: Always-on (with rollover)</w:t>
       </w:r>
     </w:p>
     <w:p>
@@ -10453,7 +10401,7 @@
           <w:color w:val="666666"/>
           <w:sz w:val="18"/>
         </w:rPr>
-        <w:t>Trigger phrases: smsf, self managed super fund, establish smsf, smsf rebalance</w:t>
+        <w:t>Trigger phrases: redirect employer contributions, provide employer new fund details, continue contributions to existing</w:t>
       </w:r>
     </w:p>
     <w:p>
@@ -10479,20 +10427,7 @@
           <w:b w:val="0"/>
           <w:i w:val="0"/>
         </w:rPr>
-        <w:t>We recommend you establish a new Account Based Pension account and invest in line with your risk profile.</w:t>
-      </w:r>
-    </w:p>
-    <w:p>
-      <w:pPr>
-        <w:pStyle w:val="ListBullet"/>
-        <w:spacing w:after="20"/>
-      </w:pPr>
-      <w:r>
-        <w:rPr>
-          <w:b w:val="0"/>
-          <w:i w:val="0"/>
-        </w:rPr>
-        <w:t>We recommend you commence drawing an income of $XXX p.a. through your Account Based Pension account.</w:t>
+        <w:t>We recommend that you provide your employer with the details of your new superannuation fund to ensure all future contributions are directed to your new account.</w:t>
       </w:r>
     </w:p>
     <w:p>
@@ -10518,124 +10453,7 @@
           <w:b w:val="0"/>
           <w:i w:val="0"/>
         </w:rPr>
-        <w:t>Rolling over the accumulation portion to a pension account will mean all future earnings within this fund will be tax free.</w:t>
-      </w:r>
-    </w:p>
-    <w:p>
-      <w:pPr>
-        <w:pStyle w:val="ListBullet"/>
-        <w:spacing w:after="20"/>
-      </w:pPr>
-      <w:r>
-        <w:rPr>
-          <w:b w:val="0"/>
-          <w:i w:val="0"/>
-        </w:rPr>
-        <w:t>Drawing an income stream will provide you with the funds required to maintain your lifestyle in line with your retirement goals.</w:t>
-      </w:r>
-    </w:p>
-    <w:p>
-      <w:pPr>
-        <w:pStyle w:val="ListBullet"/>
-        <w:spacing w:after="20"/>
-      </w:pPr>
-      <w:r>
-        <w:rPr>
-          <w:b w:val="0"/>
-          <w:i w:val="0"/>
-        </w:rPr>
-        <w:t>Funding your lifestyle in this manner will ensure you're drawing down your retirement capital in the most tax efficient manner.</w:t>
-      </w:r>
-    </w:p>
-    <w:p>
-      <w:pPr>
-        <w:spacing w:after="20"/>
-      </w:pPr>
-      <w:r>
-        <w:rPr>
-          <w:b/>
-          <w:i w:val="0"/>
-          <w:sz w:val="20"/>
-        </w:rPr>
-        <w:t>Risks</w:t>
-      </w:r>
-    </w:p>
-    <w:p>
-      <w:pPr>
-        <w:pStyle w:val="ListBullet"/>
-        <w:spacing w:after="20"/>
-      </w:pPr>
-      <w:r>
-        <w:rPr>
-          <w:b w:val="0"/>
-          <w:i w:val="0"/>
-        </w:rPr>
-        <w:t>Generally, any money held within superannuation is not accessible until retirement.</w:t>
-      </w:r>
-    </w:p>
-    <w:p>
-      <w:pPr>
-        <w:pStyle w:val="ListBullet"/>
-        <w:spacing w:after="20"/>
-      </w:pPr>
-      <w:r>
-        <w:rPr>
-          <w:b w:val="0"/>
-          <w:i w:val="0"/>
-        </w:rPr>
-        <w:t>When you die, the proceeds from your superannuation fund may be subject to tax if they are paid as a lump sum to non-dependants, as defined for tax purposes.</w:t>
-      </w:r>
-    </w:p>
-    <w:p>
-      <w:pPr>
-        <w:pStyle w:val="ListBullet"/>
-        <w:spacing w:after="20"/>
-      </w:pPr>
-      <w:r>
-        <w:rPr>
-          <w:b w:val="0"/>
-          <w:i w:val="0"/>
-        </w:rPr>
-        <w:t>The underlying investments within super involve some investment risk and do not guarantee your returns; values may fall.</w:t>
-      </w:r>
-    </w:p>
-    <w:p>
-      <w:pPr>
-        <w:pStyle w:val="ListBullet"/>
-        <w:spacing w:after="20"/>
-      </w:pPr>
-      <w:r>
-        <w:rPr>
-          <w:b w:val="0"/>
-          <w:i w:val="0"/>
-        </w:rPr>
-        <w:t>Amounts moved to pension phase count toward your transfer balance cap; minimum annual pension payments must be drawn.</w:t>
-      </w:r>
-    </w:p>
-    <w:p>
-      <w:pPr>
-        <w:spacing w:after="20"/>
-      </w:pPr>
-      <w:r>
-        <w:rPr>
-          <w:b/>
-          <w:i w:val="0"/>
-          <w:sz w:val="20"/>
-        </w:rPr>
-        <w:t>Alternatives considered</w:t>
-      </w:r>
-    </w:p>
-    <w:p>
-      <w:pPr>
-        <w:pStyle w:val="ListBullet"/>
-        <w:spacing w:after="20"/>
-      </w:pPr>
-      <w:r>
-        <w:rPr>
-          <w:b w:val="0"/>
-          <w:i w:val="0"/>
-        </w:rPr>
-        <w:t>Remain in accumulation phase / take a partial rollover — if a partial rollover were to take place, this would also mean you end up with more than one super account, which makes keeping track of your super more difficult over time.</w:t>
+        <w:t>Keeps future contributions aligned with the recommended fund structure.</w:t>
       </w:r>
     </w:p>
     <w:p>
@@ -10661,7 +10479,7 @@
           <w:b w:val="0"/>
           <w:i w:val="0"/>
         </w:rPr>
-        <w:t>We estimate your funds will sustain your desired income, making you able to draw approximately $XXX p.a. for approximately XX years.</w:t>
+        <w:t>Ensures your employer contributions flow to the appropriate fund under the recommended strategy.</w:t>
       </w:r>
     </w:p>
     <w:p>
@@ -10680,7 +10498,7 @@
           <w:color w:val="0C2E3F"/>
           <w:sz w:val="23"/>
         </w:rPr>
-        <w:t>Commence a pension / transition to retirement (TTR)</w:t>
+        <w:t>Establish / set up an SMSF (and manage — rebalance + pension transition)</w:t>
       </w:r>
     </w:p>
     <w:p>
@@ -10694,7 +10512,7 @@
           <w:color w:val="666666"/>
           <w:sz w:val="18"/>
         </w:rPr>
-        <w:t>Builder-linked   ·   Mode: Tailored   ·   Scope gate: Retirement / pension scoped   ·   Figures: {pensionBal}</w:t>
+        <w:t>Builder-linked   ·   Mode: Tailored   ·   Scope gate: SMSF scoped   ·   Figures: {cgt}</w:t>
       </w:r>
     </w:p>
     <w:p>
@@ -10708,7 +10526,7 @@
           <w:color w:val="666666"/>
           <w:sz w:val="18"/>
         </w:rPr>
-        <w:t>Trigger phrases: account based pension, commence pension, transition to retirement, ttr, retirement income stream</w:t>
+        <w:t>Trigger phrases: smsf, self managed super fund, establish smsf, smsf rebalance</w:t>
       </w:r>
     </w:p>
     <w:p>
@@ -10734,46 +10552,20 @@
           <w:b w:val="0"/>
           <w:i w:val="0"/>
         </w:rPr>
-        <w:t>We recommend you establish a new Transition to Retirement (TTR) pension account through your existing [Hub24 Super] platform and invest in line with your risk profile using the CARE Philosophy.</w:t>
-      </w:r>
-    </w:p>
-    <w:p>
-      <w:pPr>
-        <w:pStyle w:val="ListBullet"/>
-        <w:spacing w:after="20"/>
-      </w:pPr>
-      <w:r>
-        <w:rPr>
-          <w:b w:val="0"/>
-          <w:i w:val="0"/>
-        </w:rPr>
-        <w:t>We recommend you roll over the full balance from your existing [Fund] (Accumulation) account into your new TTR pension account that has been customised for your needs.</w:t>
-      </w:r>
-    </w:p>
-    <w:p>
-      <w:pPr>
-        <w:pStyle w:val="ListBullet"/>
-        <w:spacing w:after="20"/>
-      </w:pPr>
-      <w:r>
-        <w:rPr>
-          <w:b w:val="0"/>
-          <w:i w:val="0"/>
-        </w:rPr>
-        <w:t>We recommend you withdraw the maximum allowable 10% of your TTR account balance as a lump sum each financial year — approximately $XXX per annum.</w:t>
-      </w:r>
-    </w:p>
-    <w:p>
-      <w:pPr>
-        <w:pStyle w:val="ListBullet"/>
-        <w:spacing w:after="20"/>
-      </w:pPr>
-      <w:r>
-        <w:rPr>
-          <w:b w:val="0"/>
-          <w:i w:val="0"/>
-        </w:rPr>
-        <w:t>Note: A minimum withdrawal of 4% of your account balance is required each year while you remain under age 65. The lump sum amount will vary in line with changes to your respective account balances. We will review and confirm the required amount at the time of withdrawal.</w:t>
+        <w:t>We recommend you establish a new Account Based Pension account and invest in line with your risk profile.</w:t>
+      </w:r>
+    </w:p>
+    <w:p>
+      <w:pPr>
+        <w:pStyle w:val="ListBullet"/>
+        <w:spacing w:after="20"/>
+      </w:pPr>
+      <w:r>
+        <w:rPr>
+          <w:b w:val="0"/>
+          <w:i w:val="0"/>
+        </w:rPr>
+        <w:t>We recommend you commence drawing an income of $XXX p.a. through your Account Based Pension account.</w:t>
       </w:r>
     </w:p>
     <w:p>
@@ -10799,33 +10591,33 @@
           <w:b w:val="0"/>
           <w:i w:val="0"/>
         </w:rPr>
-        <w:t>Your superannuation will be invested in line with your risk profile and will help you achieve your goal of maximising your superannuation for retirement while being managed on your behalf.</w:t>
-      </w:r>
-    </w:p>
-    <w:p>
-      <w:pPr>
-        <w:pStyle w:val="ListBullet"/>
-        <w:spacing w:after="20"/>
-      </w:pPr>
-      <w:r>
-        <w:rPr>
-          <w:b w:val="0"/>
-          <w:i w:val="0"/>
-        </w:rPr>
-        <w:t>Investment earnings within a TTR account are tax-free, and as you are over age 60, all income payments received from the TTR pension will also be tax-free.</w:t>
-      </w:r>
-    </w:p>
-    <w:p>
-      <w:pPr>
-        <w:pStyle w:val="ListBullet"/>
-        <w:spacing w:after="20"/>
-      </w:pPr>
-      <w:r>
-        <w:rPr>
-          <w:b w:val="0"/>
-          <w:i w:val="0"/>
-        </w:rPr>
-        <w:t>Drawing an income stream will provide you with the funds required to support your cashflow requirements.</w:t>
+        <w:t>Rolling over the accumulation portion to a pension account will mean all future earnings within this fund will be tax free.</w:t>
+      </w:r>
+    </w:p>
+    <w:p>
+      <w:pPr>
+        <w:pStyle w:val="ListBullet"/>
+        <w:spacing w:after="20"/>
+      </w:pPr>
+      <w:r>
+        <w:rPr>
+          <w:b w:val="0"/>
+          <w:i w:val="0"/>
+        </w:rPr>
+        <w:t>Drawing an income stream will provide you with the funds required to maintain your lifestyle in line with your retirement goals.</w:t>
+      </w:r>
+    </w:p>
+    <w:p>
+      <w:pPr>
+        <w:pStyle w:val="ListBullet"/>
+        <w:spacing w:after="20"/>
+      </w:pPr>
+      <w:r>
+        <w:rPr>
+          <w:b w:val="0"/>
+          <w:i w:val="0"/>
+        </w:rPr>
+        <w:t>Funding your lifestyle in this manner will ensure you're drawing down your retirement capital in the most tax efficient manner.</w:t>
       </w:r>
     </w:p>
     <w:p>
@@ -10851,46 +10643,46 @@
           <w:b w:val="0"/>
           <w:i w:val="0"/>
         </w:rPr>
-        <w:t>Withdrawing funds from your superannuation for short-term expenses will reduce your retirement savings and future investment growth, which may negatively affect your ability to meet your retirement objectives and maintain your desired lifestyle in retirement.</w:t>
-      </w:r>
-    </w:p>
-    <w:p>
-      <w:pPr>
-        <w:pStyle w:val="ListBullet"/>
-        <w:spacing w:after="20"/>
-      </w:pPr>
-      <w:r>
-        <w:rPr>
-          <w:b w:val="0"/>
-          <w:i w:val="0"/>
-        </w:rPr>
-        <w:t>A TTR strategy is primarily designed to supplement your income while you remain employed. It should be reviewed annually to ensure it continues to meet your income needs, remains aligned with your retirement objectives, and reflects any future legislative changes affecting TTR pension rules.</w:t>
-      </w:r>
-    </w:p>
-    <w:p>
-      <w:pPr>
-        <w:pStyle w:val="ListBullet"/>
-        <w:spacing w:after="20"/>
-      </w:pPr>
-      <w:r>
-        <w:rPr>
-          <w:b w:val="0"/>
-          <w:i w:val="0"/>
-        </w:rPr>
-        <w:t>Withdrawing funds now will reduce the amount available when you convert your TTR pension to a full retirement pension.</w:t>
-      </w:r>
-    </w:p>
-    <w:p>
-      <w:pPr>
-        <w:pStyle w:val="ListBullet"/>
-        <w:spacing w:after="20"/>
-      </w:pPr>
-      <w:r>
-        <w:rPr>
-          <w:b w:val="0"/>
-          <w:i w:val="0"/>
-        </w:rPr>
-        <w:t>There is the normal risk of markets falling and unforeseen circumstances requiring you to draw funds when markets are down.</w:t>
+        <w:t>Generally, any money held within superannuation is not accessible until retirement.</w:t>
+      </w:r>
+    </w:p>
+    <w:p>
+      <w:pPr>
+        <w:pStyle w:val="ListBullet"/>
+        <w:spacing w:after="20"/>
+      </w:pPr>
+      <w:r>
+        <w:rPr>
+          <w:b w:val="0"/>
+          <w:i w:val="0"/>
+        </w:rPr>
+        <w:t>When you die, the proceeds from your superannuation fund may be subject to tax if they are paid as a lump sum to non-dependants, as defined for tax purposes.</w:t>
+      </w:r>
+    </w:p>
+    <w:p>
+      <w:pPr>
+        <w:pStyle w:val="ListBullet"/>
+        <w:spacing w:after="20"/>
+      </w:pPr>
+      <w:r>
+        <w:rPr>
+          <w:b w:val="0"/>
+          <w:i w:val="0"/>
+        </w:rPr>
+        <w:t>The underlying investments within super involve some investment risk and do not guarantee your returns; values may fall.</w:t>
+      </w:r>
+    </w:p>
+    <w:p>
+      <w:pPr>
+        <w:pStyle w:val="ListBullet"/>
+        <w:spacing w:after="20"/>
+      </w:pPr>
+      <w:r>
+        <w:rPr>
+          <w:b w:val="0"/>
+          <w:i w:val="0"/>
+        </w:rPr>
+        <w:t>Amounts moved to pension phase count toward your transfer balance cap; minimum annual pension payments must be drawn.</w:t>
       </w:r>
     </w:p>
     <w:p>
@@ -10916,7 +10708,7 @@
           <w:b w:val="0"/>
           <w:i w:val="0"/>
         </w:rPr>
-        <w:t>We considered rolling over your full [existing] super account and rolling over 100% of the balance to the existing [Hub24] Super fund, however we discounted this strategy in order to maintain your insurance cover held within your existing super account.</w:t>
+        <w:t>Remain in accumulation phase / take a partial rollover — if a partial rollover were to take place, this would also mean you end up with more than one super account, which makes keeping track of your super more difficult over time.</w:t>
       </w:r>
     </w:p>
     <w:p>
@@ -10942,7 +10734,7 @@
           <w:b w:val="0"/>
           <w:i w:val="0"/>
         </w:rPr>
-        <w:t>Investment earnings within a TTR account are tax-free, and as you are over age 60 all income payments from the TTR pension are also tax-free, supplementing your cashflow while you remain employed.</w:t>
+        <w:t>We estimate your funds will sustain your desired income, making you able to draw approximately $XXX p.a. for approximately XX years.</w:t>
       </w:r>
     </w:p>
     <w:p>
@@ -10961,7 +10753,7 @@
           <w:color w:val="0C2E3F"/>
           <w:sz w:val="23"/>
         </w:rPr>
-        <w:t>Recontribution strategy</w:t>
+        <w:t>Commence a pension / transition to retirement (TTR)</w:t>
       </w:r>
     </w:p>
     <w:p>
@@ -10975,7 +10767,7 @@
           <w:color w:val="666666"/>
           <w:sz w:val="18"/>
         </w:rPr>
-        <w:t>Builder-linked   ·   Mode: Tailored   ·   Scope gate: Eligible to withdraw &amp; recontribute   ·   Figures: {amount}</w:t>
+        <w:t>Builder-linked   ·   Mode: Tailored   ·   Scope gate: Retirement / pension scoped   ·   Figures: {pensionBal}</w:t>
       </w:r>
     </w:p>
     <w:p>
@@ -10989,7 +10781,7 @@
           <w:color w:val="666666"/>
           <w:sz w:val="18"/>
         </w:rPr>
-        <w:t>Trigger phrases: recontribution, re-contribution, withdrawal and recontribution</w:t>
+        <w:t>Trigger phrases: account based pension, commence pension, transition to retirement, ttr, retirement income stream</w:t>
       </w:r>
     </w:p>
     <w:p>
@@ -11015,7 +10807,46 @@
           <w:b w:val="0"/>
           <w:i w:val="0"/>
         </w:rPr>
-        <w:t>We recommend you establish two new superannuation accounts and invest in line with your risk profile. We recommend you make a non-concessional contribution of $XXX into [Account 2] to facilitate the implementation of a recontribution strategy.</w:t>
+        <w:t>We recommend you establish a new Transition to Retirement (TTR) pension account through your existing [Hub24 Super] platform and invest in line with your risk profile using the CARE Philosophy.</w:t>
+      </w:r>
+    </w:p>
+    <w:p>
+      <w:pPr>
+        <w:pStyle w:val="ListBullet"/>
+        <w:spacing w:after="20"/>
+      </w:pPr>
+      <w:r>
+        <w:rPr>
+          <w:b w:val="0"/>
+          <w:i w:val="0"/>
+        </w:rPr>
+        <w:t>We recommend you roll over the full balance from your existing [Fund] (Accumulation) account into your new TTR pension account that has been customised for your needs.</w:t>
+      </w:r>
+    </w:p>
+    <w:p>
+      <w:pPr>
+        <w:pStyle w:val="ListBullet"/>
+        <w:spacing w:after="20"/>
+      </w:pPr>
+      <w:r>
+        <w:rPr>
+          <w:b w:val="0"/>
+          <w:i w:val="0"/>
+        </w:rPr>
+        <w:t>We recommend you withdraw the maximum allowable 10% of your TTR account balance as a lump sum each financial year — approximately $XXX per annum.</w:t>
+      </w:r>
+    </w:p>
+    <w:p>
+      <w:pPr>
+        <w:pStyle w:val="ListBullet"/>
+        <w:spacing w:after="20"/>
+      </w:pPr>
+      <w:r>
+        <w:rPr>
+          <w:b w:val="0"/>
+          <w:i w:val="0"/>
+        </w:rPr>
+        <w:t>Note: A minimum withdrawal of 4% of your account balance is required each year while you remain under age 65. The lump sum amount will vary in line with changes to your respective account balances. We will review and confirm the required amount at the time of withdrawal.</w:t>
       </w:r>
     </w:p>
     <w:p>
@@ -11041,20 +10872,33 @@
           <w:b w:val="0"/>
           <w:i w:val="0"/>
         </w:rPr>
-        <w:t>Converts a taxable component to a tax-free component. A super death benefit paid to a dependant is tax free; if paid to a non-dependant, the tax payable depends on the components that make up the benefit — increasing the tax-free proportion reduces potential death benefits tax.</w:t>
-      </w:r>
-    </w:p>
-    <w:p>
-      <w:pPr>
-        <w:pStyle w:val="ListBullet"/>
-        <w:spacing w:after="20"/>
-      </w:pPr>
-      <w:r>
-        <w:rPr>
-          <w:b w:val="0"/>
-          <w:i w:val="0"/>
-        </w:rPr>
-        <w:t>Can be combined with spouse equalisation to make better use of both transfer balance caps.</w:t>
+        <w:t>Your superannuation will be invested in line with your risk profile and will help you achieve your goal of maximising your superannuation for retirement while being managed on your behalf.</w:t>
+      </w:r>
+    </w:p>
+    <w:p>
+      <w:pPr>
+        <w:pStyle w:val="ListBullet"/>
+        <w:spacing w:after="20"/>
+      </w:pPr>
+      <w:r>
+        <w:rPr>
+          <w:b w:val="0"/>
+          <w:i w:val="0"/>
+        </w:rPr>
+        <w:t>Investment earnings within a TTR account are tax-free, and as you are over age 60, all income payments received from the TTR pension will also be tax-free.</w:t>
+      </w:r>
+    </w:p>
+    <w:p>
+      <w:pPr>
+        <w:pStyle w:val="ListBullet"/>
+        <w:spacing w:after="20"/>
+      </w:pPr>
+      <w:r>
+        <w:rPr>
+          <w:b w:val="0"/>
+          <w:i w:val="0"/>
+        </w:rPr>
+        <w:t>Drawing an income stream will provide you with the funds required to support your cashflow requirements.</w:t>
       </w:r>
     </w:p>
     <w:p>
@@ -11080,7 +10924,46 @@
           <w:b w:val="0"/>
           <w:i w:val="0"/>
         </w:rPr>
-        <w:t>You must have met a condition of release to withdraw; the recontribution counts toward your non-concessional cap and is preserved. Obtain advice on the tax components before implementing.</w:t>
+        <w:t>Withdrawing funds from your superannuation for short-term expenses will reduce your retirement savings and future investment growth, which may negatively affect your ability to meet your retirement objectives and maintain your desired lifestyle in retirement.</w:t>
+      </w:r>
+    </w:p>
+    <w:p>
+      <w:pPr>
+        <w:pStyle w:val="ListBullet"/>
+        <w:spacing w:after="20"/>
+      </w:pPr>
+      <w:r>
+        <w:rPr>
+          <w:b w:val="0"/>
+          <w:i w:val="0"/>
+        </w:rPr>
+        <w:t>A TTR strategy is primarily designed to supplement your income while you remain employed. It should be reviewed annually to ensure it continues to meet your income needs, remains aligned with your retirement objectives, and reflects any future legislative changes affecting TTR pension rules.</w:t>
+      </w:r>
+    </w:p>
+    <w:p>
+      <w:pPr>
+        <w:pStyle w:val="ListBullet"/>
+        <w:spacing w:after="20"/>
+      </w:pPr>
+      <w:r>
+        <w:rPr>
+          <w:b w:val="0"/>
+          <w:i w:val="0"/>
+        </w:rPr>
+        <w:t>Withdrawing funds now will reduce the amount available when you convert your TTR pension to a full retirement pension.</w:t>
+      </w:r>
+    </w:p>
+    <w:p>
+      <w:pPr>
+        <w:pStyle w:val="ListBullet"/>
+        <w:spacing w:after="20"/>
+      </w:pPr>
+      <w:r>
+        <w:rPr>
+          <w:b w:val="0"/>
+          <w:i w:val="0"/>
+        </w:rPr>
+        <w:t>There is the normal risk of markets falling and unforeseen circumstances requiring you to draw funds when markets are down.</w:t>
       </w:r>
     </w:p>
     <w:p>
@@ -11106,7 +10989,7 @@
           <w:b w:val="0"/>
           <w:i w:val="0"/>
         </w:rPr>
-        <w:t>Retain the existing components — discounted where improving the tax-free proportion benefits your beneficiaries.</w:t>
+        <w:t>We considered rolling over your full [existing] super account and rolling over 100% of the balance to the existing [Hub24] Super fund, however we discounted this strategy in order to maintain your insurance cover held within your existing super account.</w:t>
       </w:r>
     </w:p>
     <w:p>
@@ -11132,7 +11015,7 @@
           <w:b w:val="0"/>
           <w:i w:val="0"/>
         </w:rPr>
-        <w:t>A recontribution strategy converts a taxable component into a tax-free component, improving the tax treatment of your super death benefit for non-dependant beneficiaries.</w:t>
+        <w:t>Investment earnings within a TTR account are tax-free, and as you are over age 60 all income payments from the TTR pension are also tax-free, supplementing your cashflow while you remain employed.</w:t>
       </w:r>
     </w:p>
     <w:p>
@@ -11151,7 +11034,7 @@
           <w:color w:val="0C2E3F"/>
           <w:sz w:val="23"/>
         </w:rPr>
-        <w:t>SMSF wind-up / split on separation (in-specie to personal super)</w:t>
+        <w:t>Recontribution strategy</w:t>
       </w:r>
     </w:p>
     <w:p>
@@ -11165,7 +11048,7 @@
           <w:color w:val="666666"/>
           <w:sz w:val="18"/>
         </w:rPr>
-        <w:t>Builder-linked   ·   Mode: Tailored   ·   Scope gate: SMSF + separation</w:t>
+        <w:t>Builder-linked   ·   Mode: Tailored   ·   Scope gate: Eligible to withdraw &amp; recontribute   ·   Figures: {amount}</w:t>
       </w:r>
     </w:p>
     <w:p>
@@ -11179,7 +11062,7 @@
           <w:color w:val="666666"/>
           <w:sz w:val="18"/>
         </w:rPr>
-        <w:t>Trigger phrases: separation, relationship breakdown, wind up smsf, split smsf assets</w:t>
+        <w:t>Trigger phrases: recontribution, re-contribution, withdrawal and recontribution</w:t>
       </w:r>
     </w:p>
     <w:p>
@@ -11205,7 +11088,7 @@
           <w:b w:val="0"/>
           <w:i w:val="0"/>
         </w:rPr>
-        <w:t>Following your separation, we recommend completing an in-specie transfer of your allocated SMSF assets into a personal superannuation fund tailored to your needs.</w:t>
+        <w:t>We recommend you establish two new superannuation accounts and invest in line with your risk profile. We recommend you make a non-concessional contribution of $XXX into [Account 2] to facilitate the implementation of a recontribution strategy.</w:t>
       </w:r>
     </w:p>
     <w:p>
@@ -11231,20 +11114,20 @@
           <w:b w:val="0"/>
           <w:i w:val="0"/>
         </w:rPr>
-        <w:t>Keeps your share of the assets invested while transferring them out of the SMSF, avoiding sell-down costs and out-of-market risk.</w:t>
-      </w:r>
-    </w:p>
-    <w:p>
-      <w:pPr>
-        <w:pStyle w:val="ListBullet"/>
-        <w:spacing w:after="20"/>
-      </w:pPr>
-      <w:r>
-        <w:rPr>
-          <w:b w:val="0"/>
-          <w:i w:val="0"/>
-        </w:rPr>
-        <w:t>Removes the ongoing administration, audit and trustee compliance obligations of maintaining the SMSF after separation.</w:t>
+        <w:t>Converts a taxable component to a tax-free component. A super death benefit paid to a dependant is tax free; if paid to a non-dependant, the tax payable depends on the components that make up the benefit — increasing the tax-free proportion reduces potential death benefits tax.</w:t>
+      </w:r>
+    </w:p>
+    <w:p>
+      <w:pPr>
+        <w:pStyle w:val="ListBullet"/>
+        <w:spacing w:after="20"/>
+      </w:pPr>
+      <w:r>
+        <w:rPr>
+          <w:b w:val="0"/>
+          <w:i w:val="0"/>
+        </w:rPr>
+        <w:t>Can be combined with spouse equalisation to make better use of both transfer balance caps.</w:t>
       </w:r>
     </w:p>
     <w:p>
@@ -11270,20 +11153,7 @@
           <w:b w:val="0"/>
           <w:i w:val="0"/>
         </w:rPr>
-        <w:t>Assets not eligible for in-specie transfer may need to be sold down, which may crystallise CGT.</w:t>
-      </w:r>
-    </w:p>
-    <w:p>
-      <w:pPr>
-        <w:pStyle w:val="ListBullet"/>
-        <w:spacing w:after="20"/>
-      </w:pPr>
-      <w:r>
-        <w:rPr>
-          <w:b w:val="0"/>
-          <w:i w:val="0"/>
-        </w:rPr>
-        <w:t>SMSF wind-up has its own administrative and compliance steps; consult your accountant/SMSF administrator.</w:t>
+        <w:t>You must have met a condition of release to withdraw; the recontribution counts toward your non-concessional cap and is preserved. Obtain advice on the tax components before implementing.</w:t>
       </w:r>
     </w:p>
     <w:p>
@@ -11309,7 +11179,7 @@
           <w:b w:val="0"/>
           <w:i w:val="0"/>
         </w:rPr>
-        <w:t>Retain the SMSF — discounted where, following separation, the cost and complexity of the SMSF is no longer appropriate.</w:t>
+        <w:t>Retain the existing components — discounted where improving the tax-free proportion benefits your beneficiaries.</w:t>
       </w:r>
     </w:p>
     <w:p>
@@ -11335,7 +11205,7 @@
           <w:b w:val="0"/>
           <w:i w:val="0"/>
         </w:rPr>
-        <w:t>Moving your allocated SMSF assets in-specie to a personal fund keeps them invested while removing the ongoing trustee obligations of the SMSF following separation.</w:t>
+        <w:t>A recontribution strategy converts a taxable component into a tax-free component, improving the tax treatment of your super death benefit for non-dependant beneficiaries.</w:t>
       </w:r>
     </w:p>
     <w:p>
@@ -11354,7 +11224,7 @@
           <w:color w:val="0C2E3F"/>
           <w:sz w:val="23"/>
         </w:rPr>
-        <w:t>Disability super benefit — staged lump-sum withdrawals (TPD/disability payout, tax-free uplift)</w:t>
+        <w:t>SMSF wind-up / split on separation (in-specie to personal super)</w:t>
       </w:r>
     </w:p>
     <w:p>
@@ -11368,7 +11238,7 @@
           <w:color w:val="666666"/>
           <w:sz w:val="18"/>
         </w:rPr>
-        <w:t>Builder-linked   ·   Mode: Tailored   ·   Scope gate: Client has met a disability/permanent-incapacity condition of release; super boosted by a TPD/disability insurance payout   ·   Figures: Staged one-off withdrawal amounts; tax-free vs taxable %; 22% tax withheld</w:t>
+        <w:t>Builder-linked   ·   Mode: Tailored   ·   Scope gate: SMSF + separation</w:t>
       </w:r>
     </w:p>
     <w:p>
@@ -11382,7 +11252,7 @@
           <w:color w:val="666666"/>
           <w:sz w:val="18"/>
         </w:rPr>
-        <w:t>Trigger phrases: disability super benefit, tpd payout, disability payout, disabled, disability support pension, permanent incapacity</w:t>
+        <w:t>Trigger phrases: separation, relationship breakdown, wind up smsf, split smsf assets</w:t>
       </w:r>
     </w:p>
     <w:p>
@@ -11408,7 +11278,7 @@
           <w:b w:val="0"/>
           <w:i w:val="0"/>
         </w:rPr>
-        <w:t>We recommend you make one-off lump sum withdrawals from your new Accumulation fund as a disability super benefit (e.g. $80,550 in FY25/26, $40,000 in FY26/27, $15,000 in FY27/28) to fund your planned expenses, alongside commencing a pension income to cover your cashflow shortfall.</w:t>
+        <w:t>Following your separation, we recommend completing an in-specie transfer of your allocated SMSF assets into a personal superannuation fund tailored to your needs.</w:t>
       </w:r>
     </w:p>
     <w:p>
@@ -11434,20 +11304,20 @@
           <w:b w:val="0"/>
           <w:i w:val="0"/>
         </w:rPr>
-        <w:t>Because you have met a permanent-incapacity condition of release, you can access your superannuation as a disability super benefit, which receives a tax-free component uplift (the tax-free proportion is increased to reflect your prospective service period to retirement).</w:t>
-      </w:r>
-    </w:p>
-    <w:p>
-      <w:pPr>
-        <w:pStyle w:val="ListBullet"/>
-        <w:spacing w:after="20"/>
-      </w:pPr>
-      <w:r>
-        <w:rPr>
-          <w:b w:val="0"/>
-          <w:i w:val="0"/>
-        </w:rPr>
-        <w:t>Staged lump-sum withdrawals fund known upcoming expenses while keeping the balance invested in line with your risk profile.</w:t>
+        <w:t>Keeps your share of the assets invested while transferring them out of the SMSF, avoiding sell-down costs and out-of-market risk.</w:t>
+      </w:r>
+    </w:p>
+    <w:p>
+      <w:pPr>
+        <w:pStyle w:val="ListBullet"/>
+        <w:spacing w:after="20"/>
+      </w:pPr>
+      <w:r>
+        <w:rPr>
+          <w:b w:val="0"/>
+          <w:i w:val="0"/>
+        </w:rPr>
+        <w:t>Removes the ongoing administration, audit and trustee compliance obligations of maintaining the SMSF after separation.</w:t>
       </w:r>
     </w:p>
     <w:p>
@@ -11473,33 +11343,20 @@
           <w:b w:val="0"/>
           <w:i w:val="0"/>
         </w:rPr>
-        <w:t>The 22% tax will be withheld at the time of each withdrawal. You are likely to receive a refund for the excess tax withheld when you lodge your tax return — consult an accountant before implementing.</w:t>
-      </w:r>
-    </w:p>
-    <w:p>
-      <w:pPr>
-        <w:pStyle w:val="ListBullet"/>
-        <w:spacing w:after="20"/>
-      </w:pPr>
-      <w:r>
-        <w:rPr>
-          <w:b w:val="0"/>
-          <w:i w:val="0"/>
-        </w:rPr>
-        <w:t>As these withdrawals are intended for immediate expenses, no adverse impact on your Disability Support Pension (DSP) is expected under the assets and income test. However, if the withdrawn funds are not spent and remain in your savings account, your DSP payments may temporarily reduce until your balance falls below the relevant threshold.</w:t>
-      </w:r>
-    </w:p>
-    <w:p>
-      <w:pPr>
-        <w:pStyle w:val="ListBullet"/>
-        <w:spacing w:after="20"/>
-      </w:pPr>
-      <w:r>
-        <w:rPr>
-          <w:b w:val="0"/>
-          <w:i w:val="0"/>
-        </w:rPr>
-        <w:t>The projection does not account for additional ad hoc withdrawals or material increases in pension drawdowns; we review annually.</w:t>
+        <w:t>Assets not eligible for in-specie transfer may need to be sold down, which may crystallise CGT.</w:t>
+      </w:r>
+    </w:p>
+    <w:p>
+      <w:pPr>
+        <w:pStyle w:val="ListBullet"/>
+        <w:spacing w:after="20"/>
+      </w:pPr>
+      <w:r>
+        <w:rPr>
+          <w:b w:val="0"/>
+          <w:i w:val="0"/>
+        </w:rPr>
+        <w:t>SMSF wind-up has its own administrative and compliance steps; consult your accountant/SMSF administrator.</w:t>
       </w:r>
     </w:p>
     <w:p>
@@ -11525,7 +11382,7 @@
           <w:b w:val="0"/>
           <w:i w:val="0"/>
         </w:rPr>
-        <w:t>Draw all income via pension only — discounted as it does not provide the lump sums needed for your planned one-off expenses.</w:t>
+        <w:t>Retain the SMSF — discounted where, following separation, the cost and complexity of the SMSF is no longer appropriate.</w:t>
       </w:r>
     </w:p>
     <w:p>
@@ -11551,7 +11408,7 @@
           <w:b w:val="0"/>
           <w:i w:val="0"/>
         </w:rPr>
-        <w:t>At the time of writing, it is estimated that your balance after uplift will comprise approximately 48% tax-free and 52% taxable components.</w:t>
+        <w:t>Moving your allocated SMSF assets in-specie to a personal fund keeps them invested while removing the ongoing trustee obligations of the SMSF following separation.</w:t>
       </w:r>
     </w:p>
     <w:p>
@@ -11570,7 +11427,7 @@
           <w:color w:val="0C2E3F"/>
           <w:sz w:val="23"/>
         </w:rPr>
-        <w:t>Reversionary beneficiary nomination (pension phase)</w:t>
+        <w:t>Disability super benefit — staged lump-sum withdrawals (TPD/disability payout, tax-free uplift)</w:t>
       </w:r>
     </w:p>
     <w:p>
@@ -11584,7 +11441,7 @@
           <w:color w:val="666666"/>
           <w:sz w:val="18"/>
         </w:rPr>
-        <w:t>Builder-linked   ·   Mode: Tailored   ·   Scope gate: Account-based pension recommended; spouse/dependant beneficiary</w:t>
+        <w:t>Builder-linked   ·   Mode: Tailored   ·   Scope gate: Client has met a disability/permanent-incapacity condition of release; super boosted by a TPD/disability insurance payout   ·   Figures: Staged one-off withdrawal amounts; tax-free vs taxable %; 22% tax withheld</w:t>
       </w:r>
     </w:p>
     <w:p>
@@ -11598,7 +11455,7 @@
           <w:color w:val="666666"/>
           <w:sz w:val="18"/>
         </w:rPr>
-        <w:t>Trigger phrases: reversionary beneficiary, reversionary pension, reversionary nomination</w:t>
+        <w:t>Trigger phrases: disability super benefit, tpd payout, disability payout, disabled, disability support pension, permanent incapacity</w:t>
       </w:r>
     </w:p>
     <w:p>
@@ -11624,7 +11481,7 @@
           <w:b w:val="0"/>
           <w:i w:val="0"/>
         </w:rPr>
-        <w:t>We recommend you nominate a reversionary beneficiary within your recommended pension funds. A reversionary nomination allows the nominated dependant to automatically receive the pension payments in the event of your passing.</w:t>
+        <w:t>We recommend you make one-off lump sum withdrawals from your new Accumulation fund as a disability super benefit (e.g. $80,550 in FY25/26, $40,000 in FY26/27, $15,000 in FY27/28) to fund your planned expenses, alongside commencing a pension income to cover your cashflow shortfall.</w:t>
       </w:r>
     </w:p>
     <w:p>
@@ -11650,20 +11507,20 @@
           <w:b w:val="0"/>
           <w:i w:val="0"/>
         </w:rPr>
-        <w:t>The pension automatically continues to your nominated dependant on death, preserving the tax-effective income stream.</w:t>
-      </w:r>
-    </w:p>
-    <w:p>
-      <w:pPr>
-        <w:pStyle w:val="ListBullet"/>
-        <w:spacing w:after="20"/>
-      </w:pPr>
-      <w:r>
-        <w:rPr>
-          <w:b w:val="0"/>
-          <w:i w:val="0"/>
-        </w:rPr>
-        <w:t>Death benefit payment option — you can nominate dependants under the non-lapsing binding election, or you can select an automatic reversionary pension under the pension plan.</w:t>
+        <w:t>Because you have met a permanent-incapacity condition of release, you can access your superannuation as a disability super benefit, which receives a tax-free component uplift (the tax-free proportion is increased to reflect your prospective service period to retirement).</w:t>
+      </w:r>
+    </w:p>
+    <w:p>
+      <w:pPr>
+        <w:pStyle w:val="ListBullet"/>
+        <w:spacing w:after="20"/>
+      </w:pPr>
+      <w:r>
+        <w:rPr>
+          <w:b w:val="0"/>
+          <w:i w:val="0"/>
+        </w:rPr>
+        <w:t>Staged lump-sum withdrawals fund known upcoming expenses while keeping the balance invested in line with your risk profile.</w:t>
       </w:r>
     </w:p>
     <w:p>
@@ -11689,20 +11546,33 @@
           <w:b w:val="0"/>
           <w:i w:val="0"/>
         </w:rPr>
-        <w:t>A reversionary nomination is generally only available to a spouse/de facto; it reduces flexibility if the beneficiary's circumstances change (a new nomination is required).</w:t>
-      </w:r>
-    </w:p>
-    <w:p>
-      <w:pPr>
-        <w:pStyle w:val="ListBullet"/>
-        <w:spacing w:after="20"/>
-      </w:pPr>
-      <w:r>
-        <w:rPr>
-          <w:b w:val="0"/>
-          <w:i w:val="0"/>
-        </w:rPr>
-        <w:t>If the reversionary beneficiary pre-deceases you, the benefit reverts to your estate unless a backup nomination is in place.</w:t>
+        <w:t>The 22% tax will be withheld at the time of each withdrawal. You are likely to receive a refund for the excess tax withheld when you lodge your tax return — consult an accountant before implementing.</w:t>
+      </w:r>
+    </w:p>
+    <w:p>
+      <w:pPr>
+        <w:pStyle w:val="ListBullet"/>
+        <w:spacing w:after="20"/>
+      </w:pPr>
+      <w:r>
+        <w:rPr>
+          <w:b w:val="0"/>
+          <w:i w:val="0"/>
+        </w:rPr>
+        <w:t>As these withdrawals are intended for immediate expenses, no adverse impact on your Disability Support Pension (DSP) is expected under the assets and income test. However, if the withdrawn funds are not spent and remain in your savings account, your DSP payments may temporarily reduce until your balance falls below the relevant threshold.</w:t>
+      </w:r>
+    </w:p>
+    <w:p>
+      <w:pPr>
+        <w:pStyle w:val="ListBullet"/>
+        <w:spacing w:after="20"/>
+      </w:pPr>
+      <w:r>
+        <w:rPr>
+          <w:b w:val="0"/>
+          <w:i w:val="0"/>
+        </w:rPr>
+        <w:t>The projection does not account for additional ad hoc withdrawals or material increases in pension drawdowns; we review annually.</w:t>
       </w:r>
     </w:p>
     <w:p>
@@ -11728,7 +11598,7 @@
           <w:b w:val="0"/>
           <w:i w:val="0"/>
         </w:rPr>
-        <w:t>Non-lapsing binding death benefit nomination only — provides a lump sum rather than a continuing income stream; less seamless for a surviving spouse in pension phase.</w:t>
+        <w:t>Draw all income via pension only — discounted as it does not provide the lump sums needed for your planned one-off expenses.</w:t>
       </w:r>
     </w:p>
     <w:p>
@@ -11754,7 +11624,7 @@
           <w:b w:val="0"/>
           <w:i w:val="0"/>
         </w:rPr>
-        <w:t>Seamless continuation of pension income to your surviving spouse, avoiding a lump-sum death benefit and probate delay.</w:t>
+        <w:t>At the time of writing, it is estimated that your balance after uplift will comprise approximately 48% tax-free and 52% taxable components.</w:t>
       </w:r>
     </w:p>
     <w:p>
@@ -11773,7 +11643,7 @@
           <w:color w:val="0C2E3F"/>
           <w:sz w:val="23"/>
         </w:rPr>
-        <w:t>Seamless accumulation-to-pension transfer (no asset sale; avoid CGT / poor-timing sale)</w:t>
+        <w:t>Reversionary beneficiary nomination (pension phase)</w:t>
       </w:r>
     </w:p>
     <w:p>
@@ -11787,7 +11657,7 @@
           <w:color w:val="666666"/>
           <w:sz w:val="18"/>
         </w:rPr>
-        <w:t>Builder-linked   ·   Mode: Tailored   ·   Scope gate: Commencing an account-based pension from an existing accumulation account on the same platform</w:t>
+        <w:t>Builder-linked   ·   Mode: Tailored   ·   Scope gate: Account-based pension recommended; spouse/dependant beneficiary</w:t>
       </w:r>
     </w:p>
     <w:p>
@@ -11801,7 +11671,7 @@
           <w:color w:val="666666"/>
           <w:sz w:val="18"/>
         </w:rPr>
-        <w:t>Trigger phrases: transition to pension, commence pension, accumulation to pension, in-specie pension transfer</w:t>
+        <w:t>Trigger phrases: reversionary beneficiary, reversionary pension, reversionary nomination</w:t>
       </w:r>
     </w:p>
     <w:p>
@@ -11827,7 +11697,7 @@
           <w:b w:val="0"/>
           <w:i w:val="0"/>
         </w:rPr>
-        <w:t>We recommend a seamless transfer from accumulation to pension — you are not required to sell down your assets to transfer into the pension phase.</w:t>
+        <w:t>We recommend you nominate a reversionary beneficiary within your recommended pension funds. A reversionary nomination allows the nominated dependant to automatically receive the pension payments in the event of your passing.</w:t>
       </w:r>
     </w:p>
     <w:p>
@@ -11853,20 +11723,20 @@
           <w:b w:val="0"/>
           <w:i w:val="0"/>
         </w:rPr>
-        <w:t>This can prevent unnecessary Capital Gains Tax consequences and/or sale of assets at a time of unfavourable market conditions.</w:t>
-      </w:r>
-    </w:p>
-    <w:p>
-      <w:pPr>
-        <w:pStyle w:val="ListBullet"/>
-        <w:spacing w:after="20"/>
-      </w:pPr>
-      <w:r>
-        <w:rPr>
-          <w:b w:val="0"/>
-          <w:i w:val="0"/>
-        </w:rPr>
-        <w:t>It maintains your existing investment holdings and their long-term timing.</w:t>
+        <w:t>The pension automatically continues to your nominated dependant on death, preserving the tax-effective income stream.</w:t>
+      </w:r>
+    </w:p>
+    <w:p>
+      <w:pPr>
+        <w:pStyle w:val="ListBullet"/>
+        <w:spacing w:after="20"/>
+      </w:pPr>
+      <w:r>
+        <w:rPr>
+          <w:b w:val="0"/>
+          <w:i w:val="0"/>
+        </w:rPr>
+        <w:t>Death benefit payment option — you can nominate dependants under the non-lapsing binding election, or you can select an automatic reversionary pension under the pension plan.</w:t>
       </w:r>
     </w:p>
     <w:p>
@@ -11892,7 +11762,20 @@
           <w:b w:val="0"/>
           <w:i w:val="0"/>
         </w:rPr>
-        <w:t>Some platforms charge for in-specie transfers; holdings remain subject to market movements in the pension phase.</w:t>
+        <w:t>A reversionary nomination is generally only available to a spouse/de facto; it reduces flexibility if the beneficiary's circumstances change (a new nomination is required).</w:t>
+      </w:r>
+    </w:p>
+    <w:p>
+      <w:pPr>
+        <w:pStyle w:val="ListBullet"/>
+        <w:spacing w:after="20"/>
+      </w:pPr>
+      <w:r>
+        <w:rPr>
+          <w:b w:val="0"/>
+          <w:i w:val="0"/>
+        </w:rPr>
+        <w:t>If the reversionary beneficiary pre-deceases you, the benefit reverts to your estate unless a backup nomination is in place.</w:t>
       </w:r>
     </w:p>
     <w:p>
@@ -11918,7 +11801,7 @@
           <w:b w:val="0"/>
           <w:i w:val="0"/>
         </w:rPr>
-        <w:t>Sell down in accumulation and re-buy in pension — discounted as it can crystallise CGT and forces a sale that may occur at an unfavourable time.</w:t>
+        <w:t>Non-lapsing binding death benefit nomination only — provides a lump sum rather than a continuing income stream; less seamless for a surviving spouse in pension phase.</w:t>
       </w:r>
     </w:p>
     <w:p>
@@ -11944,7 +11827,7 @@
           <w:b w:val="0"/>
           <w:i w:val="0"/>
         </w:rPr>
-        <w:t>Your assets move into the tax-free pension environment without being sold, preserving your position.</w:t>
+        <w:t>Seamless continuation of pension income to your surviving spouse, avoiding a lump-sum death benefit and probate delay.</w:t>
       </w:r>
     </w:p>
     <w:p>
@@ -11963,7 +11846,7 @@
           <w:color w:val="0C2E3F"/>
           <w:sz w:val="23"/>
         </w:rPr>
-        <w:t>In-specie transfer of super on separation (SMSF asset split to personal super)</w:t>
+        <w:t>Seamless accumulation-to-pension transfer (no asset sale; avoid CGT / poor-timing sale)</w:t>
       </w:r>
     </w:p>
     <w:p>
@@ -11977,7 +11860,7 @@
           <w:color w:val="666666"/>
           <w:sz w:val="18"/>
         </w:rPr>
-        <w:t>Builder-linked   ·   Mode: Tailored   ·   Scope gate: Separation with an SMSF or jointly-held super to be split</w:t>
+        <w:t>Builder-linked   ·   Mode: Tailored   ·   Scope gate: Commencing an account-based pension from an existing accumulation account on the same platform</w:t>
       </w:r>
     </w:p>
     <w:p>
@@ -11991,7 +11874,7 @@
           <w:color w:val="666666"/>
           <w:sz w:val="18"/>
         </w:rPr>
-        <w:t>Trigger phrases: separation, divorce, smsf split, relationship breakdown, asset split</w:t>
+        <w:t>Trigger phrases: transition to pension, commence pension, accumulation to pension, in-specie pension transfer</w:t>
       </w:r>
     </w:p>
     <w:p>
@@ -12017,7 +11900,7 @@
           <w:b w:val="0"/>
           <w:i w:val="0"/>
         </w:rPr>
-        <w:t>Following your recent separation, we recommend completing an in-specie transfer of your allocated SMSF assets (e.g. the platform investment and cash account) into a personal superannuation fund tailored to your needs.</w:t>
+        <w:t>We recommend a seamless transfer from accumulation to pension — you are not required to sell down your assets to transfer into the pension phase.</w:t>
       </w:r>
     </w:p>
     <w:p>
@@ -12043,7 +11926,20 @@
           <w:b w:val="0"/>
           <w:i w:val="0"/>
         </w:rPr>
-        <w:t>An in-specie transfer preserves your portfolio and avoids crystallising capital gains, buy/sell spreads and market-timing risk that a sell-down would create.</w:t>
+        <w:t>This can prevent unnecessary Capital Gains Tax consequences and/or sale of assets at a time of unfavourable market conditions.</w:t>
+      </w:r>
+    </w:p>
+    <w:p>
+      <w:pPr>
+        <w:pStyle w:val="ListBullet"/>
+        <w:spacing w:after="20"/>
+      </w:pPr>
+      <w:r>
+        <w:rPr>
+          <w:b w:val="0"/>
+          <w:i w:val="0"/>
+        </w:rPr>
+        <w:t>It maintains your existing investment holdings and their long-term timing.</w:t>
       </w:r>
     </w:p>
     <w:p>
@@ -12069,20 +11965,7 @@
           <w:b w:val="0"/>
           <w:i w:val="0"/>
         </w:rPr>
-        <w:t>There may be transaction costs involved in establishing the strategy.</w:t>
-      </w:r>
-    </w:p>
-    <w:p>
-      <w:pPr>
-        <w:pStyle w:val="ListBullet"/>
-        <w:spacing w:after="20"/>
-      </w:pPr>
-      <w:r>
-        <w:rPr>
-          <w:b w:val="0"/>
-          <w:i w:val="0"/>
-        </w:rPr>
-        <w:t>In-specie transfer may not be available for all asset types; the asset split documentation must be finalised before execution.</w:t>
+        <w:t>Some platforms charge for in-specie transfers; holdings remain subject to market movements in the pension phase.</w:t>
       </w:r>
     </w:p>
     <w:p>
@@ -12108,7 +11991,7 @@
           <w:b w:val="0"/>
           <w:i w:val="0"/>
         </w:rPr>
-        <w:t>Sell the SMSF assets and roll cash to personal super — discounted as it crystallises CGT and transaction costs.</w:t>
+        <w:t>Sell down in accumulation and re-buy in pension — discounted as it can crystallise CGT and forces a sale that may occur at an unfavourable time.</w:t>
       </w:r>
     </w:p>
     <w:p>
@@ -12134,7 +12017,7 @@
           <w:b w:val="0"/>
           <w:i w:val="0"/>
         </w:rPr>
-        <w:t>Your share of the fund moves to a personal super account without selling the underlying assets.</w:t>
+        <w:t>Your assets move into the tax-free pension environment without being sold, preserving your position.</w:t>
       </w:r>
     </w:p>
     <w:p>
@@ -12153,7 +12036,7 @@
           <w:color w:val="0C2E3F"/>
           <w:sz w:val="23"/>
         </w:rPr>
-        <w:t>Commence pension before rebalancing to minimise CGT (defer rebalance to pension phase)</w:t>
+        <w:t>In-specie transfer of super on separation (SMSF asset split to personal super)</w:t>
       </w:r>
     </w:p>
     <w:p>
@@ -12167,7 +12050,7 @@
           <w:color w:val="666666"/>
           <w:sz w:val="18"/>
         </w:rPr>
-        <w:t>Builder-linked   ·   Mode: Tailored   ·   Scope gate: SMSF/super moving to pension phase with a portfolio rebalance required</w:t>
+        <w:t>Builder-linked   ·   Mode: Tailored   ·   Scope gate: Separation with an SMSF or jointly-held super to be split</w:t>
       </w:r>
     </w:p>
     <w:p>
@@ -12181,7 +12064,7 @@
           <w:color w:val="666666"/>
           <w:sz w:val="18"/>
         </w:rPr>
-        <w:t>Trigger phrases: commence pension before rebalance, defer rebalance, pension phase cgt, rebalance in pension</w:t>
+        <w:t>Trigger phrases: separation, divorce, smsf split, relationship breakdown, asset split</w:t>
       </w:r>
     </w:p>
     <w:p>
@@ -12207,7 +12090,7 @@
           <w:b w:val="0"/>
           <w:i w:val="0"/>
         </w:rPr>
-        <w:t>We recommend commencing pension phase prior to the rebalance, and deferring the rebalance of the portfolio until pension phase commences, to reduce the CGT impact on the portion of the balance transferred to retirement phase. Please consult your accountant to confirm the tax implications.</w:t>
+        <w:t>Following your recent separation, we recommend completing an in-specie transfer of your allocated SMSF assets (e.g. the platform investment and cash account) into a personal superannuation fund tailored to your needs.</w:t>
       </w:r>
     </w:p>
     <w:p>
@@ -12233,46 +12116,7 @@
           <w:b w:val="0"/>
           <w:i w:val="0"/>
         </w:rPr>
-        <w:t>Selling to rebalance in accumulation phase can trigger CGT at 10–15%; deferring the rebalance until the assets support a retirement-phase income stream reduces or removes that tax.</w:t>
-      </w:r>
-    </w:p>
-    <w:p>
-      <w:pPr>
-        <w:pStyle w:val="ListBullet"/>
-        <w:spacing w:after="20"/>
-      </w:pPr>
-      <w:r>
-        <w:rPr>
-          <w:b w:val="0"/>
-          <w:i w:val="0"/>
-        </w:rPr>
-        <w:t>Where the rebalance is done within the Account-Based Pension accounts, we do not anticipate it will crystallise a capital gain, so you should not incur CGT as a result of the rebalance.</w:t>
-      </w:r>
-    </w:p>
-    <w:p>
-      <w:pPr>
-        <w:pStyle w:val="ListBullet"/>
-        <w:spacing w:after="20"/>
-      </w:pPr>
-      <w:r>
-        <w:rPr>
-          <w:b w:val="0"/>
-          <w:i w:val="0"/>
-        </w:rPr>
-        <w:t>On platforms that match buy and sell orders internally, the rebalance offsets purchases and sales and keeps your portfolio fully invested, avoiding time-out-of-market risk.</w:t>
-      </w:r>
-    </w:p>
-    <w:p>
-      <w:pPr>
-        <w:pStyle w:val="ListBullet"/>
-        <w:spacing w:after="20"/>
-      </w:pPr>
-      <w:r>
-        <w:rPr>
-          <w:b w:val="0"/>
-          <w:i w:val="0"/>
-        </w:rPr>
-        <w:t>Where an SMSF asset (e.g. an investment property) is to be sold, commencing the Account-Based Pension before the sale means the fund is in retirement phase, so the sale is not expected to be subject to capital gains tax. Please consult your accountant to confirm prior to implementing.</w:t>
+        <w:t>An in-specie transfer preserves your portfolio and avoids crystallising capital gains, buy/sell spreads and market-timing risk that a sell-down would create.</w:t>
       </w:r>
     </w:p>
     <w:p>
@@ -12298,7 +12142,20 @@
           <w:b w:val="0"/>
           <w:i w:val="0"/>
         </w:rPr>
-        <w:t>Markets may move while the rebalance is deferred; timing should be confirmed with your accountant.</w:t>
+        <w:t>There may be transaction costs involved in establishing the strategy.</w:t>
+      </w:r>
+    </w:p>
+    <w:p>
+      <w:pPr>
+        <w:pStyle w:val="ListBullet"/>
+        <w:spacing w:after="20"/>
+      </w:pPr>
+      <w:r>
+        <w:rPr>
+          <w:b w:val="0"/>
+          <w:i w:val="0"/>
+        </w:rPr>
+        <w:t>In-specie transfer may not be available for all asset types; the asset split documentation must be finalised before execution.</w:t>
       </w:r>
     </w:p>
     <w:p>
@@ -12324,7 +12181,7 @@
           <w:b w:val="0"/>
           <w:i w:val="0"/>
         </w:rPr>
-        <w:t>Rebalance immediately in accumulation phase — discounted as it crystallises avoidable CGT.</w:t>
+        <w:t>Sell the SMSF assets and roll cash to personal super — discounted as it crystallises CGT and transaction costs.</w:t>
       </w:r>
     </w:p>
     <w:p>
@@ -12350,7 +12207,7 @@
           <w:b w:val="0"/>
           <w:i w:val="0"/>
         </w:rPr>
-        <w:t>Assets are rebalanced once in the tax-free pension environment, reducing the capital gains tax on the changeover.</w:t>
+        <w:t>Your share of the fund moves to a personal super account without selling the underlying assets.</w:t>
       </w:r>
     </w:p>
     <w:p>
@@ -12369,7 +12226,7 @@
           <w:color w:val="0C2E3F"/>
           <w:sz w:val="23"/>
         </w:rPr>
-        <w:t>Retain an existing SMSF (operate, add account, redirect contributions, reinvest)</w:t>
+        <w:t>Commence pension before rebalancing to minimise CGT (defer rebalance to pension phase)</w:t>
       </w:r>
     </w:p>
     <w:p>
@@ -12383,7 +12240,7 @@
           <w:color w:val="666666"/>
           <w:sz w:val="18"/>
         </w:rPr>
-        <w:t>Builder-linked   ·   Mode: Tailored   ·   Scope gate: Existing SMSF that is to be kept (not wound up)</w:t>
+        <w:t>Builder-linked   ·   Mode: Tailored   ·   Scope gate: SMSF/super moving to pension phase with a portfolio rebalance required</w:t>
       </w:r>
     </w:p>
     <w:p>
@@ -12397,7 +12254,7 @@
           <w:color w:val="666666"/>
           <w:sz w:val="18"/>
         </w:rPr>
-        <w:t>Trigger phrases: retain smsf, retain your smsf, existing smsf, keep smsf</w:t>
+        <w:t>Trigger phrases: commence pension before rebalance, defer rebalance, pension phase cgt, rebalance in pension</w:t>
       </w:r>
     </w:p>
     <w:p>
@@ -12423,7 +12280,7 @@
           <w:b w:val="0"/>
           <w:i w:val="0"/>
         </w:rPr>
-        <w:t>We recommend you retain your existing SMSF. We recommend you establish a new investment account held by the SMSF (invested in line with your risk profile), retain your existing SMSF cash account, provide your employer with the fund details so future contributions are directed to the SMSF, and reinvest distributions from the SMSF investment portfolio.</w:t>
+        <w:t>We recommend commencing pension phase prior to the rebalance, and deferring the rebalance of the portfolio until pension phase commences, to reduce the CGT impact on the portion of the balance transferred to retirement phase. Please consult your accountant to confirm the tax implications.</w:t>
       </w:r>
     </w:p>
     <w:p>
@@ -12449,33 +12306,46 @@
           <w:b w:val="0"/>
           <w:i w:val="0"/>
         </w:rPr>
-        <w:t>Retaining the SMSF cash account consolidates all super transactions into one central account, easing monitoring and providing liquidity for ongoing costs and administrative fees of being an SMSF trustee.</w:t>
-      </w:r>
-    </w:p>
-    <w:p>
-      <w:pPr>
-        <w:pStyle w:val="ListBullet"/>
-        <w:spacing w:after="20"/>
-      </w:pPr>
-      <w:r>
-        <w:rPr>
-          <w:b w:val="0"/>
-          <w:i w:val="0"/>
-        </w:rPr>
-        <w:t>Directing all future employer (and personal) contributions to the SMSF consolidates your super into one fund for easier management.</w:t>
-      </w:r>
-    </w:p>
-    <w:p>
-      <w:pPr>
-        <w:pStyle w:val="ListBullet"/>
-        <w:spacing w:after="20"/>
-      </w:pPr>
-      <w:r>
-        <w:rPr>
-          <w:b w:val="0"/>
-          <w:i w:val="0"/>
-        </w:rPr>
-        <w:t>Reinvesting distributions accelerates growth potential through compounding.</w:t>
+        <w:t>Selling to rebalance in accumulation phase can trigger CGT at 10–15%; deferring the rebalance until the assets support a retirement-phase income stream reduces or removes that tax.</w:t>
+      </w:r>
+    </w:p>
+    <w:p>
+      <w:pPr>
+        <w:pStyle w:val="ListBullet"/>
+        <w:spacing w:after="20"/>
+      </w:pPr>
+      <w:r>
+        <w:rPr>
+          <w:b w:val="0"/>
+          <w:i w:val="0"/>
+        </w:rPr>
+        <w:t>Where the rebalance is done within the Account-Based Pension accounts, we do not anticipate it will crystallise a capital gain, so you should not incur CGT as a result of the rebalance.</w:t>
+      </w:r>
+    </w:p>
+    <w:p>
+      <w:pPr>
+        <w:pStyle w:val="ListBullet"/>
+        <w:spacing w:after="20"/>
+      </w:pPr>
+      <w:r>
+        <w:rPr>
+          <w:b w:val="0"/>
+          <w:i w:val="0"/>
+        </w:rPr>
+        <w:t>On platforms that match buy and sell orders internally, the rebalance offsets purchases and sales and keeps your portfolio fully invested, avoiding time-out-of-market risk.</w:t>
+      </w:r>
+    </w:p>
+    <w:p>
+      <w:pPr>
+        <w:pStyle w:val="ListBullet"/>
+        <w:spacing w:after="20"/>
+      </w:pPr>
+      <w:r>
+        <w:rPr>
+          <w:b w:val="0"/>
+          <w:i w:val="0"/>
+        </w:rPr>
+        <w:t>Where an SMSF asset (e.g. an investment property) is to be sold, commencing the Account-Based Pension before the sale means the fund is in retirement phase, so the sale is not expected to be subject to capital gains tax. Please consult your accountant to confirm prior to implementing.</w:t>
       </w:r>
     </w:p>
     <w:p>
@@ -12501,20 +12371,7 @@
           <w:b w:val="0"/>
           <w:i w:val="0"/>
         </w:rPr>
-        <w:t>As trustee you remain responsible for the fund's compliance, administration and costs.</w:t>
-      </w:r>
-    </w:p>
-    <w:p>
-      <w:pPr>
-        <w:pStyle w:val="ListBullet"/>
-        <w:spacing w:after="20"/>
-      </w:pPr>
-      <w:r>
-        <w:rPr>
-          <w:b w:val="0"/>
-          <w:i w:val="0"/>
-        </w:rPr>
-        <w:t>Reinvesting distributions means no access to that income until a condition of release is met.</w:t>
+        <w:t>Markets may move while the rebalance is deferred; timing should be confirmed with your accountant.</w:t>
       </w:r>
     </w:p>
     <w:p>
@@ -12540,7 +12397,7 @@
           <w:b w:val="0"/>
           <w:i w:val="0"/>
         </w:rPr>
-        <w:t>Wind up the SMSF and roll to a retail/platform fund — discounted where the SMSF holds assets (e.g. an investment property) central to your long-term strategy.</w:t>
+        <w:t>Rebalance immediately in accumulation phase — discounted as it crystallises avoidable CGT.</w:t>
       </w:r>
     </w:p>
     <w:p>
@@ -12566,7 +12423,7 @@
           <w:b w:val="0"/>
           <w:i w:val="0"/>
         </w:rPr>
-        <w:t>Your SMSF continues as your super vehicle, with a customised investment account, a central cash account for transactions and compliance costs, all contributions consolidated to the fund, and distributions reinvested to compound.</w:t>
+        <w:t>Assets are rebalanced once in the tax-free pension environment, reducing the capital gains tax on the changeover.</w:t>
       </w:r>
     </w:p>
     <w:p>
@@ -12585,7 +12442,7 @@
           <w:color w:val="0C2E3F"/>
           <w:sz w:val="23"/>
         </w:rPr>
-        <w:t>SMSF with corporate trustee holding a geared investment property (LRBA cashflow)</w:t>
+        <w:t>Retain an existing SMSF (operate, add account, redirect contributions, reinvest)</w:t>
       </w:r>
     </w:p>
     <w:p>
@@ -12599,7 +12456,7 @@
           <w:color w:val="666666"/>
           <w:sz w:val="18"/>
         </w:rPr>
-        <w:t>Builder-linked   ·   Mode: Tailored   ·   Scope gate: SMSF holding (or acquiring) real property, typically with secured debt</w:t>
+        <w:t>Builder-linked   ·   Mode: Tailored   ·   Scope gate: Existing SMSF that is to be kept (not wound up)</w:t>
       </w:r>
     </w:p>
     <w:p>
@@ -12613,7 +12470,7 @@
           <w:color w:val="666666"/>
           <w:sz w:val="18"/>
         </w:rPr>
-        <w:t>Trigger phrases: smsf property, corporate trustee, limited recourse, lrba, smsf investment property</w:t>
+        <w:t>Trigger phrases: retain smsf, retain your smsf, existing smsf, keep smsf</w:t>
       </w:r>
     </w:p>
     <w:p>
@@ -12639,7 +12496,7 @@
           <w:b w:val="0"/>
           <w:i w:val="0"/>
         </w:rPr>
-        <w:t>Your SMSF (corporate trustee — Pty Ltd ATF the fund) holds an investment property with secured debt. We recommend consolidating both members' existing super into the SMSF via full rollover, maintaining a dedicated cash reserve for SMSF administration and property-related costs, and deploying the property's net rental income to fund your ongoing regular SMSF contributions.</w:t>
+        <w:t>We recommend you retain your existing SMSF. We recommend you establish a new investment account held by the SMSF (invested in line with your risk profile), retain your existing SMSF cash account, provide your employer with the fund details so future contributions are directed to the SMSF, and reinvest distributions from the SMSF investment portfolio.</w:t>
       </w:r>
     </w:p>
     <w:p>
@@ -12665,20 +12522,33 @@
           <w:b w:val="0"/>
           <w:i w:val="0"/>
         </w:rPr>
-        <w:t>A corporate trustee structure (Pty Ltd as trustee for the fund) simplifies succession and limits trustee liability compared with individual trustees.</w:t>
-      </w:r>
-    </w:p>
-    <w:p>
-      <w:pPr>
-        <w:pStyle w:val="ListBullet"/>
-        <w:spacing w:after="20"/>
-      </w:pPr>
-      <w:r>
-        <w:rPr>
-          <w:b w:val="0"/>
-          <w:i w:val="0"/>
-        </w:rPr>
-        <w:t>Consolidating both members' balances and the rental surplus into the fund concentrates capital behind the long-term property strategy.</w:t>
+        <w:t>Retaining the SMSF cash account consolidates all super transactions into one central account, easing monitoring and providing liquidity for ongoing costs and administrative fees of being an SMSF trustee.</w:t>
+      </w:r>
+    </w:p>
+    <w:p>
+      <w:pPr>
+        <w:pStyle w:val="ListBullet"/>
+        <w:spacing w:after="20"/>
+      </w:pPr>
+      <w:r>
+        <w:rPr>
+          <w:b w:val="0"/>
+          <w:i w:val="0"/>
+        </w:rPr>
+        <w:t>Directing all future employer (and personal) contributions to the SMSF consolidates your super into one fund for easier management.</w:t>
+      </w:r>
+    </w:p>
+    <w:p>
+      <w:pPr>
+        <w:pStyle w:val="ListBullet"/>
+        <w:spacing w:after="20"/>
+      </w:pPr>
+      <w:r>
+        <w:rPr>
+          <w:b w:val="0"/>
+          <w:i w:val="0"/>
+        </w:rPr>
+        <w:t>Reinvesting distributions accelerates growth potential through compounding.</w:t>
       </w:r>
     </w:p>
     <w:p>
@@ -12704,20 +12574,20 @@
           <w:b w:val="0"/>
           <w:i w:val="0"/>
         </w:rPr>
-        <w:t>SMSF borrowing and property holding add audit, compliance and liquidity complexity; the fund must hold enough cash to meet loan repayments and costs.</w:t>
-      </w:r>
-    </w:p>
-    <w:p>
-      <w:pPr>
-        <w:pStyle w:val="ListBullet"/>
-        <w:spacing w:after="20"/>
-      </w:pPr>
-      <w:r>
-        <w:rPr>
-          <w:b w:val="0"/>
-          <w:i w:val="0"/>
-        </w:rPr>
-        <w:t>Property is illiquid and concentrated; a fall in value or rental income affects the fund's ability to meet obligations.</w:t>
+        <w:t>As trustee you remain responsible for the fund's compliance, administration and costs.</w:t>
+      </w:r>
+    </w:p>
+    <w:p>
+      <w:pPr>
+        <w:pStyle w:val="ListBullet"/>
+        <w:spacing w:after="20"/>
+      </w:pPr>
+      <w:r>
+        <w:rPr>
+          <w:b w:val="0"/>
+          <w:i w:val="0"/>
+        </w:rPr>
+        <w:t>Reinvesting distributions means no access to that income until a condition of release is met.</w:t>
       </w:r>
     </w:p>
     <w:p>
@@ -12743,7 +12613,7 @@
           <w:b w:val="0"/>
           <w:i w:val="0"/>
         </w:rPr>
-        <w:t>Wind up the SMSF — discounted as the fund was established to hold the investment property as part of your long-term superannuation strategy.</w:t>
+        <w:t>Wind up the SMSF and roll to a retail/platform fund — discounted where the SMSF holds assets (e.g. an investment property) central to your long-term strategy.</w:t>
       </w:r>
     </w:p>
     <w:p>
@@ -12769,7 +12639,7 @@
           <w:b w:val="0"/>
           <w:i w:val="0"/>
         </w:rPr>
-        <w:t>Both members' super is pooled in the SMSF behind the property, with a cash buffer for costs and rental surplus recycled into ongoing contributions.</w:t>
+        <w:t>Your SMSF continues as your super vehicle, with a customised investment account, a central cash account for transactions and compliance costs, all contributions consolidated to the fund, and distributions reinvested to compound.</w:t>
       </w:r>
     </w:p>
     <w:p>
@@ -12788,7 +12658,7 @@
           <w:color w:val="0C2E3F"/>
           <w:sz w:val="23"/>
         </w:rPr>
-        <w:t>SMSF wind-up / consolidation to a retail fund (non-separation, cost/suitability driven)</w:t>
+        <w:t>SMSF with corporate trustee holding a geared investment property (LRBA cashflow)</w:t>
       </w:r>
     </w:p>
     <w:p>
@@ -12802,7 +12672,7 @@
           <w:color w:val="666666"/>
           <w:sz w:val="18"/>
         </w:rPr>
-        <w:t>Builder-linked   ·   Mode: Tailored   ·   Scope gate: Existing SMSF whose original purpose no longer applies / costs outweigh benefit   ·   Figures: Estimated reduction in ongoing admin fees p.a.</w:t>
+        <w:t>Builder-linked   ·   Mode: Tailored   ·   Scope gate: SMSF holding (or acquiring) real property, typically with secured debt</w:t>
       </w:r>
     </w:p>
     <w:p>
@@ -12816,7 +12686,7 @@
           <w:color w:val="666666"/>
           <w:sz w:val="18"/>
         </w:rPr>
-        <w:t>Trigger phrases: close your smsf, wind up smsf, wind-up smsf, smsf not the right vehicle, consolidate smsf to retail, review suitability of smsf</w:t>
+        <w:t>Trigger phrases: smsf property, corporate trustee, limited recourse, lrba, smsf investment property</w:t>
       </w:r>
     </w:p>
     <w:p>
@@ -12842,7 +12712,7 @@
           <w:b w:val="0"/>
           <w:i w:val="0"/>
         </w:rPr>
-        <w:t>You have asked us to review the long-term suitability of retaining your SMSF. The initial purpose of establishing the SMSF was to purchase a property; as that is no longer being pursued, we recommend you close your SMSF and rollover the full benefits to a new retail/platform fund customised for your needs.</w:t>
+        <w:t>Your SMSF (corporate trustee — Pty Ltd ATF the fund) holds an investment property with secured debt. We recommend consolidating both members' existing super into the SMSF via full rollover, maintaining a dedicated cash reserve for SMSF administration and property-related costs, and deploying the property's net rental income to fund your ongoing regular SMSF contributions.</w:t>
       </w:r>
     </w:p>
     <w:p>
@@ -12868,59 +12738,20 @@
           <w:b w:val="0"/>
           <w:i w:val="0"/>
         </w:rPr>
-        <w:t>We believe an SMSF is not the right vehicle for your super, considering your current SMSF position.</w:t>
-      </w:r>
-    </w:p>
-    <w:p>
-      <w:pPr>
-        <w:pStyle w:val="ListBullet"/>
-        <w:spacing w:after="20"/>
-      </w:pPr>
-      <w:r>
-        <w:rPr>
-          <w:b w:val="0"/>
-          <w:i w:val="0"/>
-        </w:rPr>
-        <w:t>By simplifying your superannuation you will not be burdened by the responsibilities of operating an SMSF.</w:t>
-      </w:r>
-    </w:p>
-    <w:p>
-      <w:pPr>
-        <w:pStyle w:val="ListBullet"/>
-        <w:spacing w:after="20"/>
-      </w:pPr>
-      <w:r>
-        <w:rPr>
-          <w:b w:val="0"/>
-          <w:i w:val="0"/>
-        </w:rPr>
-        <w:t>Since you are not actively considering purchasing property through your superannuation as initially planned, closing the SMSF aligns better with your current goals and objectives.</w:t>
-      </w:r>
-    </w:p>
-    <w:p>
-      <w:pPr>
-        <w:pStyle w:val="ListBullet"/>
-        <w:spacing w:after="20"/>
-      </w:pPr>
-      <w:r>
-        <w:rPr>
-          <w:b w:val="0"/>
-          <w:i w:val="0"/>
-        </w:rPr>
-        <w:t>Transferring from an SMSF to a retail superannuation fund reduces your ongoing administrative fees and eliminates your legal and administrative responsibilities as an SMSF trustee.</w:t>
-      </w:r>
-    </w:p>
-    <w:p>
-      <w:pPr>
-        <w:pStyle w:val="ListBullet"/>
-        <w:spacing w:after="20"/>
-      </w:pPr>
-      <w:r>
-        <w:rPr>
-          <w:b w:val="0"/>
-          <w:i w:val="0"/>
-        </w:rPr>
-        <w:t>We have discussed the short and long-term implications, including the costs that would occur if you ever wished to re-establish the SMSF in the future after winding it up now.</w:t>
+        <w:t>A corporate trustee structure (Pty Ltd as trustee for the fund) simplifies succession and limits trustee liability compared with individual trustees.</w:t>
+      </w:r>
+    </w:p>
+    <w:p>
+      <w:pPr>
+        <w:pStyle w:val="ListBullet"/>
+        <w:spacing w:after="20"/>
+      </w:pPr>
+      <w:r>
+        <w:rPr>
+          <w:b w:val="0"/>
+          <w:i w:val="0"/>
+        </w:rPr>
+        <w:t>Consolidating both members' balances and the rental surplus into the fund concentrates capital behind the long-term property strategy.</w:t>
       </w:r>
     </w:p>
     <w:p>
@@ -12946,20 +12777,20 @@
           <w:b w:val="0"/>
           <w:i w:val="0"/>
         </w:rPr>
-        <w:t>The SMSF wind-up will require the sale of the existing share portfolio within the fund, which may have capital gains implications and transaction costs.</w:t>
-      </w:r>
-    </w:p>
-    <w:p>
-      <w:pPr>
-        <w:pStyle w:val="ListBullet"/>
-        <w:spacing w:after="20"/>
-      </w:pPr>
-      <w:r>
-        <w:rPr>
-          <w:b w:val="0"/>
-          <w:i w:val="0"/>
-        </w:rPr>
-        <w:t>Wind-up costs include completion of the current and previous SMSF financial statements, tax returns and any audit/compliance costs.</w:t>
+        <w:t>SMSF borrowing and property holding add audit, compliance and liquidity complexity; the fund must hold enough cash to meet loan repayments and costs.</w:t>
+      </w:r>
+    </w:p>
+    <w:p>
+      <w:pPr>
+        <w:pStyle w:val="ListBullet"/>
+        <w:spacing w:after="20"/>
+      </w:pPr>
+      <w:r>
+        <w:rPr>
+          <w:b w:val="0"/>
+          <w:i w:val="0"/>
+        </w:rPr>
+        <w:t>Property is illiquid and concentrated; a fall in value or rental income affects the fund's ability to meet obligations.</w:t>
       </w:r>
     </w:p>
     <w:p>
@@ -12985,7 +12816,7 @@
           <w:b w:val="0"/>
           <w:i w:val="0"/>
         </w:rPr>
-        <w:t>Retain your existing SMSF — discounted as an SMSF has high costs and ongoing legal/administrative trustee requirements that are not needed to meet your retirement goals where the original purpose is no longer being pursued.</w:t>
+        <w:t>Wind up the SMSF — discounted as the fund was established to hold the investment property as part of your long-term superannuation strategy.</w:t>
       </w:r>
     </w:p>
     <w:p>
@@ -13011,7 +12842,7 @@
           <w:b w:val="0"/>
           <w:i w:val="0"/>
         </w:rPr>
-        <w:t>Your super is simplified into a retail/platform fund, removing the cost and trustee responsibilities of the SMSF while keeping access to the recommended investment portfolio.</w:t>
+        <w:t>Both members' super is pooled in the SMSF behind the property, with a cash buffer for costs and rental surplus recycled into ongoing contributions.</w:t>
       </w:r>
     </w:p>
     <w:p>
@@ -13030,7 +12861,7 @@
           <w:color w:val="0C2E3F"/>
           <w:sz w:val="23"/>
         </w:rPr>
-        <w:t>Establish new fund + partial rollover, retain minimum for higher SG contributions</w:t>
+        <w:t>SMSF wind-up / consolidation to a retail fund (non-separation, cost/suitability driven)</w:t>
       </w:r>
     </w:p>
     <w:p>
@@ -13044,7 +12875,7 @@
           <w:color w:val="666666"/>
           <w:sz w:val="18"/>
         </w:rPr>
-        <w:t>Builder-linked   ·   Mode: Tailored</w:t>
+        <w:t>Builder-linked   ·   Mode: Tailored   ·   Scope gate: Existing SMSF whose original purpose no longer applies / costs outweigh benefit   ·   Figures: Estimated reduction in ongoing admin fees p.a.</w:t>
       </w:r>
     </w:p>
     <w:p>
@@ -13058,7 +12889,7 @@
           <w:color w:val="666666"/>
           <w:sz w:val="18"/>
         </w:rPr>
-        <w:t>Trigger phrases: retain minimum for sg, partial rollover for sg, retain minimum for higher sg</w:t>
+        <w:t>Trigger phrases: close your smsf, wind up smsf, wind-up smsf, smsf not the right vehicle, consolidate smsf to retail, review suitability of smsf</w:t>
       </w:r>
     </w:p>
     <w:p>
@@ -13084,7 +12915,7 @@
           <w:b w:val="0"/>
           <w:i w:val="0"/>
         </w:rPr>
-        <w:t>We recommend you retain the minimum balance in your existing fund to keep receiving your higher employer SG contributions, and roll the remainder to the new recommended fund.</w:t>
+        <w:t>You have asked us to review the long-term suitability of retaining your SMSF. The initial purpose of establishing the SMSF was to purchase a property; as that is no longer being pursued, we recommend you close your SMSF and rollover the full benefits to a new retail/platform fund customised for your needs.</w:t>
       </w:r>
     </w:p>
     <w:p>
@@ -13110,7 +12941,59 @@
           <w:b w:val="0"/>
           <w:i w:val="0"/>
         </w:rPr>
-        <w:t>Some employers pay a higher SG into the existing fund; retaining a minimum balance preserves that benefit while still consolidating the bulk of your super.</w:t>
+        <w:t>We believe an SMSF is not the right vehicle for your super, considering your current SMSF position.</w:t>
+      </w:r>
+    </w:p>
+    <w:p>
+      <w:pPr>
+        <w:pStyle w:val="ListBullet"/>
+        <w:spacing w:after="20"/>
+      </w:pPr>
+      <w:r>
+        <w:rPr>
+          <w:b w:val="0"/>
+          <w:i w:val="0"/>
+        </w:rPr>
+        <w:t>By simplifying your superannuation you will not be burdened by the responsibilities of operating an SMSF.</w:t>
+      </w:r>
+    </w:p>
+    <w:p>
+      <w:pPr>
+        <w:pStyle w:val="ListBullet"/>
+        <w:spacing w:after="20"/>
+      </w:pPr>
+      <w:r>
+        <w:rPr>
+          <w:b w:val="0"/>
+          <w:i w:val="0"/>
+        </w:rPr>
+        <w:t>Since you are not actively considering purchasing property through your superannuation as initially planned, closing the SMSF aligns better with your current goals and objectives.</w:t>
+      </w:r>
+    </w:p>
+    <w:p>
+      <w:pPr>
+        <w:pStyle w:val="ListBullet"/>
+        <w:spacing w:after="20"/>
+      </w:pPr>
+      <w:r>
+        <w:rPr>
+          <w:b w:val="0"/>
+          <w:i w:val="0"/>
+        </w:rPr>
+        <w:t>Transferring from an SMSF to a retail superannuation fund reduces your ongoing administrative fees and eliminates your legal and administrative responsibilities as an SMSF trustee.</w:t>
+      </w:r>
+    </w:p>
+    <w:p>
+      <w:pPr>
+        <w:pStyle w:val="ListBullet"/>
+        <w:spacing w:after="20"/>
+      </w:pPr>
+      <w:r>
+        <w:rPr>
+          <w:b w:val="0"/>
+          <w:i w:val="0"/>
+        </w:rPr>
+        <w:t>We have discussed the short and long-term implications, including the costs that would occur if you ever wished to re-establish the SMSF in the future after winding it up now.</w:t>
       </w:r>
     </w:p>
     <w:p>
@@ -13136,7 +13019,72 @@
           <w:b w:val="0"/>
           <w:i w:val="0"/>
         </w:rPr>
-        <w:t>Two accounts mean two sets of fees until the arrangement ends.</w:t>
+        <w:t>The SMSF wind-up will require the sale of the existing share portfolio within the fund, which may have capital gains implications and transaction costs.</w:t>
+      </w:r>
+    </w:p>
+    <w:p>
+      <w:pPr>
+        <w:pStyle w:val="ListBullet"/>
+        <w:spacing w:after="20"/>
+      </w:pPr>
+      <w:r>
+        <w:rPr>
+          <w:b w:val="0"/>
+          <w:i w:val="0"/>
+        </w:rPr>
+        <w:t>Wind-up costs include completion of the current and previous SMSF financial statements, tax returns and any audit/compliance costs.</w:t>
+      </w:r>
+    </w:p>
+    <w:p>
+      <w:pPr>
+        <w:spacing w:after="20"/>
+      </w:pPr>
+      <w:r>
+        <w:rPr>
+          <w:b/>
+          <w:i w:val="0"/>
+          <w:sz w:val="20"/>
+        </w:rPr>
+        <w:t>Alternatives considered</w:t>
+      </w:r>
+    </w:p>
+    <w:p>
+      <w:pPr>
+        <w:pStyle w:val="ListBullet"/>
+        <w:spacing w:after="20"/>
+      </w:pPr>
+      <w:r>
+        <w:rPr>
+          <w:b w:val="0"/>
+          <w:i w:val="0"/>
+        </w:rPr>
+        <w:t>Retain your existing SMSF — discounted as an SMSF has high costs and ongoing legal/administrative trustee requirements that are not needed to meet your retirement goals where the original purpose is no longer being pursued.</w:t>
+      </w:r>
+    </w:p>
+    <w:p>
+      <w:pPr>
+        <w:spacing w:after="20"/>
+      </w:pPr>
+      <w:r>
+        <w:rPr>
+          <w:b/>
+          <w:i w:val="0"/>
+          <w:sz w:val="20"/>
+        </w:rPr>
+        <w:t>Outcome</w:t>
+      </w:r>
+    </w:p>
+    <w:p>
+      <w:pPr>
+        <w:pStyle w:val="ListBullet"/>
+        <w:spacing w:after="20"/>
+      </w:pPr>
+      <w:r>
+        <w:rPr>
+          <w:b w:val="0"/>
+          <w:i w:val="0"/>
+        </w:rPr>
+        <w:t>Your super is simplified into a retail/platform fund, removing the cost and trustee responsibilities of the SMSF while keeping access to the recommended investment portfolio.</w:t>
       </w:r>
     </w:p>
     <w:p>
@@ -13155,7 +13103,7 @@
           <w:color w:val="0C2E3F"/>
           <w:sz w:val="23"/>
         </w:rPr>
-        <w:t>Commence an Account-Based Pension and draw an income (minimum % or set amount)</w:t>
+        <w:t>Establish new fund + partial rollover, retain minimum for higher SG contributions</w:t>
       </w:r>
     </w:p>
     <w:p>
@@ -13169,7 +13117,7 @@
           <w:color w:val="666666"/>
           <w:sz w:val="18"/>
         </w:rPr>
-        <w:t>Builder-linked   ·   Mode: Tailored   ·   Figures: minimum % or $___ pa</w:t>
+        <w:t>Builder-linked   ·   Mode: Tailored</w:t>
       </w:r>
     </w:p>
     <w:p>
@@ -13183,6 +13131,131 @@
           <w:color w:val="666666"/>
           <w:sz w:val="18"/>
         </w:rPr>
+        <w:t>Trigger phrases: retain minimum for sg, partial rollover for sg, retain minimum for higher sg</w:t>
+      </w:r>
+    </w:p>
+    <w:p>
+      <w:pPr>
+        <w:spacing w:after="20"/>
+      </w:pPr>
+      <w:r>
+        <w:rPr>
+          <w:b/>
+          <w:i w:val="0"/>
+          <w:sz w:val="20"/>
+        </w:rPr>
+        <w:t>Recommendation</w:t>
+      </w:r>
+    </w:p>
+    <w:p>
+      <w:pPr>
+        <w:pStyle w:val="ListBullet"/>
+        <w:spacing w:after="20"/>
+      </w:pPr>
+      <w:r>
+        <w:rPr>
+          <w:b w:val="0"/>
+          <w:i w:val="0"/>
+        </w:rPr>
+        <w:t>We recommend you retain the minimum balance in your existing fund to keep receiving your higher employer SG contributions, and roll the remainder to the new recommended fund.</w:t>
+      </w:r>
+    </w:p>
+    <w:p>
+      <w:pPr>
+        <w:spacing w:after="20"/>
+      </w:pPr>
+      <w:r>
+        <w:rPr>
+          <w:b/>
+          <w:i w:val="0"/>
+          <w:sz w:val="20"/>
+        </w:rPr>
+        <w:t>Why this benefits you</w:t>
+      </w:r>
+    </w:p>
+    <w:p>
+      <w:pPr>
+        <w:pStyle w:val="ListBullet"/>
+        <w:spacing w:after="20"/>
+      </w:pPr>
+      <w:r>
+        <w:rPr>
+          <w:b w:val="0"/>
+          <w:i w:val="0"/>
+        </w:rPr>
+        <w:t>Some employers pay a higher SG into the existing fund; retaining a minimum balance preserves that benefit while still consolidating the bulk of your super.</w:t>
+      </w:r>
+    </w:p>
+    <w:p>
+      <w:pPr>
+        <w:spacing w:after="20"/>
+      </w:pPr>
+      <w:r>
+        <w:rPr>
+          <w:b/>
+          <w:i w:val="0"/>
+          <w:sz w:val="20"/>
+        </w:rPr>
+        <w:t>Risks</w:t>
+      </w:r>
+    </w:p>
+    <w:p>
+      <w:pPr>
+        <w:pStyle w:val="ListBullet"/>
+        <w:spacing w:after="20"/>
+      </w:pPr>
+      <w:r>
+        <w:rPr>
+          <w:b w:val="0"/>
+          <w:i w:val="0"/>
+        </w:rPr>
+        <w:t>Two accounts mean two sets of fees until the arrangement ends.</w:t>
+      </w:r>
+    </w:p>
+    <w:p>
+      <w:pPr>
+        <w:spacing w:after="80"/>
+      </w:pPr>
+    </w:p>
+    <w:p>
+      <w:pPr>
+        <w:spacing w:after="20"/>
+      </w:pPr>
+      <w:r>
+        <w:rPr>
+          <w:b/>
+          <w:i w:val="0"/>
+          <w:color w:val="0C2E3F"/>
+          <w:sz w:val="23"/>
+        </w:rPr>
+        <w:t>Commence an Account-Based Pension and draw an income (minimum % or set amount)</w:t>
+      </w:r>
+    </w:p>
+    <w:p>
+      <w:pPr>
+        <w:spacing w:after="20"/>
+      </w:pPr>
+      <w:r>
+        <w:rPr>
+          <w:b w:val="0"/>
+          <w:i/>
+          <w:color w:val="666666"/>
+          <w:sz w:val="18"/>
+        </w:rPr>
+        <w:t>Builder-linked   ·   Mode: Tailored   ·   Figures: minimum % or $___ pa</w:t>
+      </w:r>
+    </w:p>
+    <w:p>
+      <w:pPr>
+        <w:spacing w:after="40"/>
+      </w:pPr>
+      <w:r>
+        <w:rPr>
+          <w:b w:val="0"/>
+          <w:i/>
+          <w:color w:val="666666"/>
+          <w:sz w:val="18"/>
+        </w:rPr>
         <w:t>Trigger phrases: account based pension, commence abp, draw pension income, minimum pension</w:t>
       </w:r>
     </w:p>
@@ -13352,7 +13425,7 @@
           <w:b w:val="0"/>
           <w:i w:val="0"/>
         </w:rPr>
-        <w:t>Based on our projections, your capital is expected to sustain a pension income of $___ p.a. ($___ p.m.), drawn tax-free in perpetuity, with your capital projected to remain well beyond your life expectancy. Please refer to the How Long Projector in the Annexures.</w:t>
+        <w:t>Based on our projections, your capital is expected to sustain a pension income of  p.a. ( p.m.), drawn tax-free in perpetuity, with your capital projected to remain well beyond your life expectancy. Please refer to the How Long Projector in the Annexures.</w:t>
       </w:r>
     </w:p>
     <w:p>

--- a/soa-toolchain/SOA_Words_MasterList.docx
+++ b/soa-toolchain/SOA_Words_MasterList.docx
@@ -55,7 +55,7 @@
           <w:color w:val="666666"/>
           <w:sz w:val="19"/>
         </w:rPr>
-        <w:t>Latest change: 2026-07-08 MERGE: combined the other-chat edits (area-0 TTR review-meeting goal, builder v200 TTR/ABP auto-scope + tolerant super-area resolver) with the Account-Based Pension 'draw an income' enrichment (how-long/in-perpetuity outcome + why/risks). 164 modules.</w:t>
+        <w:t>Latest change: 2026-07-08 triggers: de-collided the TTR and Account-Based Pension trigger phrases (removed the shared 'account based pension'/'commence pension' from TTR) so free-text narrative matches the right module. Wording unchanged.</w:t>
       </w:r>
     </w:p>
     <w:p>
@@ -10781,7 +10781,7 @@
           <w:color w:val="666666"/>
           <w:sz w:val="18"/>
         </w:rPr>
-        <w:t>Trigger phrases: account based pension, commence pension, transition to retirement, ttr, retirement income stream</w:t>
+        <w:t>Trigger phrases: transition to retirement, ttr, commence a ttr, retirement income stream</w:t>
       </w:r>
     </w:p>
     <w:p>
@@ -13256,7 +13256,7 @@
           <w:color w:val="666666"/>
           <w:sz w:val="18"/>
         </w:rPr>
-        <w:t>Trigger phrases: account based pension, commence abp, draw pension income, minimum pension</w:t>
+        <w:t>Trigger phrases: account based pension, account-based pension, commence abp, commence an account based pension, draw pension income, minimum pension</w:t>
       </w:r>
     </w:p>
     <w:p>

--- a/soa-toolchain/SOA_Words_MasterList.docx
+++ b/soa-toolchain/SOA_Words_MasterList.docx
@@ -41,7 +41,7 @@
           <w:color w:val="666666"/>
           <w:sz w:val="19"/>
         </w:rPr>
-        <w:t>164 modules · 148 linked to Advice Request Builder ticks · 16 standing rules · last synced 2026-07-07</w:t>
+        <w:t>165 modules · 149 linked to Advice Request Builder ticks · 16 standing rules · last synced 2026-07-08</w:t>
       </w:r>
     </w:p>
     <w:p>
@@ -24828,6 +24828,131 @@
           <w:i w:val="0"/>
         </w:rPr>
         <w:t>We recommend you set aside $___ to cover your ongoing insurance costs.</w:t>
+      </w:r>
+    </w:p>
+    <w:p>
+      <w:pPr>
+        <w:spacing w:after="80"/>
+      </w:pPr>
+    </w:p>
+    <w:p>
+      <w:pPr>
+        <w:spacing w:after="20"/>
+      </w:pPr>
+      <w:r>
+        <w:rPr>
+          <w:b/>
+          <w:i w:val="0"/>
+          <w:color w:val="0C2E3F"/>
+          <w:sz w:val="23"/>
+        </w:rPr>
+        <w:t>Set aside for ongoing costs paid outside the MCMA (e.g. existing property)</w:t>
+      </w:r>
+    </w:p>
+    <w:p>
+      <w:pPr>
+        <w:spacing w:after="20"/>
+      </w:pPr>
+      <w:r>
+        <w:rPr>
+          <w:b w:val="0"/>
+          <w:i/>
+          <w:color w:val="666666"/>
+          <w:sz w:val="18"/>
+        </w:rPr>
+        <w:t>Builder-linked   ·   Mode: Tailored   ·   Figures: $___ pw</w:t>
+      </w:r>
+    </w:p>
+    <w:p>
+      <w:pPr>
+        <w:spacing w:after="40"/>
+      </w:pPr>
+      <w:r>
+        <w:rPr>
+          <w:b w:val="0"/>
+          <w:i/>
+          <w:color w:val="666666"/>
+          <w:sz w:val="18"/>
+        </w:rPr>
+        <w:t>Trigger phrases: set aside for ongoing costs paid outside the MCMA, set aside to cover your ongoing existing property costs, ongoing existing property costs paid outside the MCMA, costs paid outside the MCMA</w:t>
+      </w:r>
+    </w:p>
+    <w:p>
+      <w:pPr>
+        <w:spacing w:after="20"/>
+      </w:pPr>
+      <w:r>
+        <w:rPr>
+          <w:b/>
+          <w:i w:val="0"/>
+          <w:sz w:val="20"/>
+        </w:rPr>
+        <w:t>Recommendation</w:t>
+      </w:r>
+    </w:p>
+    <w:p>
+      <w:pPr>
+        <w:pStyle w:val="ListBullet"/>
+        <w:spacing w:after="20"/>
+      </w:pPr>
+      <w:r>
+        <w:rPr>
+          <w:b w:val="0"/>
+          <w:i w:val="0"/>
+        </w:rPr>
+        <w:t>We recommend you set aside $___ per week to cover your ongoing existing property costs.</w:t>
+      </w:r>
+    </w:p>
+    <w:p>
+      <w:pPr>
+        <w:spacing w:after="20"/>
+      </w:pPr>
+      <w:r>
+        <w:rPr>
+          <w:b/>
+          <w:i w:val="0"/>
+          <w:sz w:val="20"/>
+        </w:rPr>
+        <w:t>Why this benefits you</w:t>
+      </w:r>
+    </w:p>
+    <w:p>
+      <w:pPr>
+        <w:pStyle w:val="ListBullet"/>
+        <w:spacing w:after="20"/>
+      </w:pPr>
+      <w:r>
+        <w:rPr>
+          <w:b w:val="0"/>
+          <w:i w:val="0"/>
+        </w:rPr>
+        <w:t>Existing investment property (and other) costs that you are retaining are met directly from your own cashflow rather than routed through the plan's Macquarie Cash Management Account (MCMA), so they are budgeted for as an ongoing cost without forming part of your ongoing plan costs.</w:t>
+      </w:r>
+    </w:p>
+    <w:p>
+      <w:pPr>
+        <w:spacing w:after="20"/>
+      </w:pPr>
+      <w:r>
+        <w:rPr>
+          <w:b/>
+          <w:i w:val="0"/>
+          <w:sz w:val="20"/>
+        </w:rPr>
+        <w:t>Risks</w:t>
+      </w:r>
+    </w:p>
+    <w:p>
+      <w:pPr>
+        <w:pStyle w:val="ListBullet"/>
+        <w:spacing w:after="20"/>
+      </w:pPr>
+      <w:r>
+        <w:rPr>
+          <w:b w:val="0"/>
+          <w:i w:val="0"/>
+        </w:rPr>
+        <w:t>These costs are not automated through the MCMA, so you remain responsible for ensuring the set-aside amount is available each period to meet them.</w:t>
       </w:r>
     </w:p>
     <w:p>

--- a/soa-toolchain/SOA_Words_MasterList.docx
+++ b/soa-toolchain/SOA_Words_MasterList.docx
@@ -24860,7 +24860,7 @@
           <w:color w:val="666666"/>
           <w:sz w:val="18"/>
         </w:rPr>
-        <w:t>Builder-linked   ·   Mode: Tailored   ·   Figures: $___ pw</w:t>
+        <w:t>Builder-linked   ·   Mode: Tailored   ·   Figures: $___ pw (per cost; itemised when multiple)</w:t>
       </w:r>
     </w:p>
     <w:p>
@@ -24900,7 +24900,7 @@
           <w:b w:val="0"/>
           <w:i w:val="0"/>
         </w:rPr>
-        <w:t>We recommend you set aside $___ per week to cover your ongoing existing property costs.</w:t>
+        <w:t>We recommend you set aside $___ per week to cover your ongoing existing property costs. (Where several costs are paid outside the MCMA the amounts are itemised into one line, e.g. “We recommend you set aside $190 per week to cover your ongoing costs paid outside the MCMA — comprising existing investment property $120, personal loan $40 and insurance $30.”)</w:t>
       </w:r>
     </w:p>
     <w:p>
@@ -24926,7 +24926,20 @@
           <w:b w:val="0"/>
           <w:i w:val="0"/>
         </w:rPr>
-        <w:t>Existing investment property (and other) costs that you are retaining are met directly from your own cashflow rather than routed through the plan's Macquarie Cash Management Account (MCMA), so they are budgeted for as an ongoing cost without forming part of your ongoing plan costs.</w:t>
+        <w:t>Existing costs you are retaining — such as an existing investment property, a personal loan or insurance paid directly — are met from your own cashflow rather than routed through the plan's Macquarie Cash Management Account (MCMA), so they are budgeted for as an ongoing cost without forming part of your ongoing plan costs.</w:t>
+      </w:r>
+    </w:p>
+    <w:p>
+      <w:pPr>
+        <w:pStyle w:val="ListBullet"/>
+        <w:spacing w:after="20"/>
+      </w:pPr>
+      <w:r>
+        <w:rPr>
+          <w:b w:val="0"/>
+          <w:i w:val="0"/>
+        </w:rPr>
+        <w:t>Each outside-MCMA cost is captured separately in the advice request (description + weekly amount) and combined into a single set-aside figure, so the recommendation reflects the full amount you need to set aside each week.</w:t>
       </w:r>
     </w:p>
     <w:p>
